--- a/submission/周兴富-双镜D²Guard-部署说明文档.docx
+++ b/submission/周兴富-双镜D²Guard-部署说明文档.docx
@@ -578,6 +578,7 @@
           <w:lang w:val="en-US" w:eastAsia="zh-CN"/>
         </w:rPr>
         <w:sectPr>
+          <w:footerReference w:type="default" r:id="rId6"/>
           <w:pgSz w:w="11906" w:h="16838"/>
           <w:pgMar w:top="1440" w:right="1466" w:bottom="1440" w:left="1620" w:header="0" w:footer="0" w:gutter="0"/>
           <w:pgBorders>
@@ -839,7 +840,7 @@
           <w:sz w:val="28"/>
         </w:rPr>
         <w:tab/>
-        <w:t>6</w:t>
+        <w:t>5</w:t>
       </w:r>
     </w:p>
     <w:p>
@@ -866,7 +867,7 @@
           <w:sz w:val="28"/>
         </w:rPr>
         <w:tab/>
-        <w:t>8</w:t>
+        <w:t>6</w:t>
       </w:r>
     </w:p>
     <w:p>
@@ -893,7 +894,7 @@
           <w:sz w:val="24"/>
         </w:rPr>
         <w:tab/>
-        <w:t>8</w:t>
+        <w:t>6</w:t>
       </w:r>
     </w:p>
     <w:p>
@@ -920,7 +921,7 @@
           <w:sz w:val="24"/>
         </w:rPr>
         <w:tab/>
-        <w:t>8</w:t>
+        <w:t>6</w:t>
       </w:r>
     </w:p>
     <w:p>
@@ -947,7 +948,7 @@
           <w:sz w:val="24"/>
         </w:rPr>
         <w:tab/>
-        <w:t>9</w:t>
+        <w:t>6</w:t>
       </w:r>
     </w:p>
     <w:p>
@@ -974,7 +975,7 @@
           <w:sz w:val="24"/>
         </w:rPr>
         <w:tab/>
-        <w:t>9</w:t>
+        <w:t>7</w:t>
       </w:r>
     </w:p>
     <w:p>
@@ -1001,7 +1002,7 @@
           <w:sz w:val="24"/>
         </w:rPr>
         <w:tab/>
-        <w:t>10</w:t>
+        <w:t>7</w:t>
       </w:r>
     </w:p>
     <w:p>
@@ -1028,7 +1029,7 @@
           <w:sz w:val="24"/>
         </w:rPr>
         <w:tab/>
-        <w:t>10</w:t>
+        <w:t>8</w:t>
       </w:r>
     </w:p>
     <w:p>
@@ -1055,7 +1056,7 @@
           <w:sz w:val="28"/>
         </w:rPr>
         <w:tab/>
-        <w:t>11</w:t>
+        <w:t>9</w:t>
       </w:r>
     </w:p>
     <w:p>
@@ -1082,7 +1083,7 @@
           <w:sz w:val="24"/>
         </w:rPr>
         <w:tab/>
-        <w:t>11</w:t>
+        <w:t>9</w:t>
       </w:r>
     </w:p>
     <w:p>
@@ -1109,7 +1110,7 @@
           <w:sz w:val="24"/>
         </w:rPr>
         <w:tab/>
-        <w:t>11</w:t>
+        <w:t>9</w:t>
       </w:r>
     </w:p>
     <w:p>
@@ -1136,7 +1137,7 @@
           <w:sz w:val="24"/>
         </w:rPr>
         <w:tab/>
-        <w:t>12</w:t>
+        <w:t>10</w:t>
       </w:r>
     </w:p>
     <w:p>
@@ -1163,7 +1164,7 @@
           <w:sz w:val="24"/>
         </w:rPr>
         <w:tab/>
-        <w:t>12</w:t>
+        <w:t>10</w:t>
       </w:r>
     </w:p>
     <w:p>
@@ -1190,10 +1191,32 @@
           <w:sz w:val="24"/>
         </w:rPr>
         <w:tab/>
+        <w:t>10</w:t>
+      </w:r>
+      <w:r>
+        <w:fldChar w:fldCharType="end"/>
+      </w:r>
+    </w:p>
+    <w:p>
+      <w:pPr>
+        <w:pStyle w:val="8"/>
+        <w:tabs>
+          <w:tab w:pos="8820" w:val="right" w:leader="dot"/>
+        </w:tabs>
+        <w:snapToGrid w:val="0"/>
+        <w:spacing w:before="0" w:after="0" w:line="360" w:lineRule="auto"/>
+        <w:ind w:left="480"/>
+        <w:jc w:val="left"/>
+      </w:pPr>
+      <w:r>
+        <w:rPr>
+          <w:rFonts w:ascii="Arial" w:hAnsi="Arial" w:eastAsia="黑体" w:cs="Arial"/>
+          <w:b w:val="0"/>
+          <w:sz w:val="24"/>
+        </w:rPr>
+        <w:t>5.6 公网测试入口</w:t>
+        <w:tab/>
         <w:t>12</w:t>
-      </w:r>
-      <w:r>
-        <w:fldChar w:fldCharType="end"/>
       </w:r>
     </w:p>
     <w:p>
@@ -1268,23 +1291,7 @@
           <w:b w:val="0"/>
           <w:sz w:val="24"/>
         </w:rPr>
-        <w:t>双镜 D²Guard 以“宿主插件与本地防护服务”的方式接入 Pi 编码智能体。</w:t>
-      </w:r>
-      <w:r>
-        <w:rPr>
-          <w:rFonts w:ascii="Times New Roman" w:hAnsi="Times New Roman" w:eastAsia="宋体" w:cs="Times New Roman"/>
-          <w:b/>
-          <w:sz w:val="24"/>
-        </w:rPr>
-        <w:t>系统不修改 Pi 的源码，钩子插件、API 侧网关与 MCP 中间代理三个接入组件共用同一份安全状态，在 Windows 与 Linux 上均可原生部署。</w:t>
-      </w:r>
-      <w:r>
-        <w:rPr>
-          <w:rFonts w:ascii="Times New Roman" w:hAnsi="Times New Roman" w:eastAsia="宋体" w:cs="Times New Roman"/>
-          <w:b w:val="0"/>
-          <w:sz w:val="24"/>
-        </w:rPr>
-        <w:t>防护主机上运行 Pi、钩子插件、网关、MCP 代理、防护内核与安全控制台；快镜 D²Guard-Laya 在防护内核进程中加载，防护主机具备 NVIDIA GPU 时使用 CUDA 推理，否则使用 CPU 推理；慢镜调用外部大模型接口，异步生成研判报告，不参与同步裁决。部署结构如图 1-1 所示。</w:t>
+        <w:t>双镜 D²Guard 以“宿主插件与本地防护服务”的方式接入 Pi 编码智能体。系统不修改 Pi 的源码，钩子插件、API 侧网关与 MCP 中间代理三个接入组件共用同一份安全状态，在 Windows 与 Linux 上均可原生部署。防护主机上运行 Pi、钩子插件、网关、MCP 代理、防护内核与安全控制台；快镜 D²Guard-Laya 在常驻推理进程中一次加载，各会话防护内核通过本机认证接口调用，防护主机具备 NVIDIA GPU 时使用 CUDA 推理，否则使用 CPU 推理；慢镜调用外部大模型接口，异步生成研判报告，不参与同步裁决。部署结构如图 1-1 所示。</w:t>
       </w:r>
     </w:p>
     <w:p>
@@ -3879,7 +3886,7 @@
           <w:p>
             <w:pPr>
               <w:snapToGrid w:val="0"/>
-              <w:spacing w:before="0" w:after="0" w:line="360" w:lineRule="auto"/>
+              <w:spacing w:before="0" w:after="40" w:line="276" w:lineRule="auto"/>
               <w:jc w:val="center"/>
             </w:pPr>
             <w:r>
@@ -3907,7 +3914,7 @@
           <w:p>
             <w:pPr>
               <w:snapToGrid w:val="0"/>
-              <w:spacing w:before="0" w:after="0" w:line="360" w:lineRule="auto"/>
+              <w:spacing w:before="0" w:after="40" w:line="276" w:lineRule="auto"/>
               <w:jc w:val="center"/>
             </w:pPr>
             <w:r>
@@ -3939,7 +3946,7 @@
           <w:p>
             <w:pPr>
               <w:snapToGrid w:val="0"/>
-              <w:spacing w:before="0" w:after="0" w:line="360" w:lineRule="auto"/>
+              <w:spacing w:before="0" w:after="40" w:line="276" w:lineRule="auto"/>
               <w:jc w:val="center"/>
             </w:pPr>
             <w:r>
@@ -3966,7 +3973,7 @@
           <w:p>
             <w:pPr>
               <w:snapToGrid w:val="0"/>
-              <w:spacing w:before="0" w:after="0" w:line="360" w:lineRule="auto"/>
+              <w:spacing w:before="0" w:after="40" w:line="276" w:lineRule="auto"/>
               <w:jc w:val="left"/>
             </w:pPr>
             <w:r>
@@ -3998,7 +4005,7 @@
           <w:p>
             <w:pPr>
               <w:snapToGrid w:val="0"/>
-              <w:spacing w:before="0" w:after="0" w:line="360" w:lineRule="auto"/>
+              <w:spacing w:before="0" w:after="40" w:line="276" w:lineRule="auto"/>
               <w:jc w:val="left"/>
             </w:pPr>
             <w:r>
@@ -4025,7 +4032,7 @@
           <w:p>
             <w:pPr>
               <w:snapToGrid w:val="0"/>
-              <w:spacing w:before="0" w:after="0" w:line="360" w:lineRule="auto"/>
+              <w:spacing w:before="0" w:after="40" w:line="276" w:lineRule="auto"/>
               <w:jc w:val="left"/>
             </w:pPr>
             <w:r>
@@ -4057,7 +4064,7 @@
           <w:p>
             <w:pPr>
               <w:snapToGrid w:val="0"/>
-              <w:spacing w:before="0" w:after="0" w:line="360" w:lineRule="auto"/>
+              <w:spacing w:before="0" w:after="40" w:line="276" w:lineRule="auto"/>
               <w:jc w:val="left"/>
             </w:pPr>
             <w:r>
@@ -4084,7 +4091,7 @@
           <w:p>
             <w:pPr>
               <w:snapToGrid w:val="0"/>
-              <w:spacing w:before="0" w:after="0" w:line="360" w:lineRule="auto"/>
+              <w:spacing w:before="0" w:after="40" w:line="276" w:lineRule="auto"/>
               <w:jc w:val="left"/>
             </w:pPr>
             <w:r>
@@ -4116,7 +4123,7 @@
           <w:p>
             <w:pPr>
               <w:snapToGrid w:val="0"/>
-              <w:spacing w:before="0" w:after="0" w:line="360" w:lineRule="auto"/>
+              <w:spacing w:before="0" w:after="40" w:line="276" w:lineRule="auto"/>
               <w:jc w:val="left"/>
             </w:pPr>
             <w:r>
@@ -4143,7 +4150,7 @@
           <w:p>
             <w:pPr>
               <w:snapToGrid w:val="0"/>
-              <w:spacing w:before="0" w:after="0" w:line="360" w:lineRule="auto"/>
+              <w:spacing w:before="0" w:after="40" w:line="276" w:lineRule="auto"/>
               <w:jc w:val="left"/>
             </w:pPr>
             <w:r>
@@ -4175,7 +4182,7 @@
           <w:p>
             <w:pPr>
               <w:snapToGrid w:val="0"/>
-              <w:spacing w:before="0" w:after="0" w:line="360" w:lineRule="auto"/>
+              <w:spacing w:before="0" w:after="40" w:line="276" w:lineRule="auto"/>
               <w:jc w:val="left"/>
             </w:pPr>
             <w:r>
@@ -4202,7 +4209,7 @@
           <w:p>
             <w:pPr>
               <w:snapToGrid w:val="0"/>
-              <w:spacing w:before="0" w:after="0" w:line="360" w:lineRule="auto"/>
+              <w:spacing w:before="0" w:after="40" w:line="276" w:lineRule="auto"/>
               <w:jc w:val="left"/>
             </w:pPr>
             <w:r>
@@ -4242,7 +4249,7 @@
           <w:p>
             <w:pPr>
               <w:snapToGrid w:val="0"/>
-              <w:spacing w:before="0" w:after="0" w:line="360" w:lineRule="auto"/>
+              <w:spacing w:before="0" w:after="40" w:line="276" w:lineRule="auto"/>
               <w:jc w:val="left"/>
             </w:pPr>
             <w:r>
@@ -4269,7 +4276,7 @@
           <w:p>
             <w:pPr>
               <w:snapToGrid w:val="0"/>
-              <w:spacing w:before="0" w:after="0" w:line="360" w:lineRule="auto"/>
+              <w:spacing w:before="0" w:after="40" w:line="276" w:lineRule="auto"/>
               <w:jc w:val="left"/>
             </w:pPr>
             <w:r>
@@ -4301,7 +4308,7 @@
           <w:p>
             <w:pPr>
               <w:snapToGrid w:val="0"/>
-              <w:spacing w:before="0" w:after="0" w:line="360" w:lineRule="auto"/>
+              <w:spacing w:before="0" w:after="40" w:line="276" w:lineRule="auto"/>
               <w:jc w:val="left"/>
             </w:pPr>
             <w:r>
@@ -4344,7 +4351,7 @@
           <w:p>
             <w:pPr>
               <w:snapToGrid w:val="0"/>
-              <w:spacing w:before="0" w:after="0" w:line="360" w:lineRule="auto"/>
+              <w:spacing w:before="0" w:after="40" w:line="276" w:lineRule="auto"/>
               <w:jc w:val="left"/>
             </w:pPr>
             <w:r>
@@ -4376,7 +4383,7 @@
           <w:p>
             <w:pPr>
               <w:snapToGrid w:val="0"/>
-              <w:spacing w:before="0" w:after="0" w:line="360" w:lineRule="auto"/>
+              <w:spacing w:before="0" w:after="40" w:line="276" w:lineRule="auto"/>
               <w:jc w:val="left"/>
             </w:pPr>
             <w:r>
@@ -4403,7 +4410,7 @@
           <w:p>
             <w:pPr>
               <w:snapToGrid w:val="0"/>
-              <w:spacing w:before="0" w:after="0" w:line="360" w:lineRule="auto"/>
+              <w:spacing w:before="0" w:after="40" w:line="276" w:lineRule="auto"/>
               <w:jc w:val="left"/>
             </w:pPr>
             <w:r>
@@ -4435,7 +4442,7 @@
           <w:p>
             <w:pPr>
               <w:snapToGrid w:val="0"/>
-              <w:spacing w:before="0" w:after="0" w:line="360" w:lineRule="auto"/>
+              <w:spacing w:before="0" w:after="40" w:line="276" w:lineRule="auto"/>
               <w:jc w:val="left"/>
             </w:pPr>
             <w:r>
@@ -4462,7 +4469,7 @@
           <w:p>
             <w:pPr>
               <w:snapToGrid w:val="0"/>
-              <w:spacing w:before="0" w:after="0" w:line="360" w:lineRule="auto"/>
+              <w:spacing w:before="0" w:after="40" w:line="276" w:lineRule="auto"/>
               <w:jc w:val="left"/>
             </w:pPr>
             <w:r>
@@ -4494,7 +4501,7 @@
           <w:p>
             <w:pPr>
               <w:snapToGrid w:val="0"/>
-              <w:spacing w:before="0" w:after="0" w:line="360" w:lineRule="auto"/>
+              <w:spacing w:before="0" w:after="40" w:line="276" w:lineRule="auto"/>
               <w:jc w:val="left"/>
             </w:pPr>
             <w:r>
@@ -4553,7 +4560,7 @@
           <w:p>
             <w:pPr>
               <w:snapToGrid w:val="0"/>
-              <w:spacing w:before="0" w:after="0" w:line="360" w:lineRule="auto"/>
+              <w:spacing w:before="0" w:after="40" w:line="276" w:lineRule="auto"/>
               <w:jc w:val="left"/>
             </w:pPr>
             <w:r>
@@ -4585,7 +4592,7 @@
           <w:p>
             <w:pPr>
               <w:snapToGrid w:val="0"/>
-              <w:spacing w:before="0" w:after="0" w:line="360" w:lineRule="auto"/>
+              <w:spacing w:before="0" w:after="40" w:line="276" w:lineRule="auto"/>
               <w:jc w:val="left"/>
             </w:pPr>
             <w:r>
@@ -4628,7 +4635,7 @@
           <w:p>
             <w:pPr>
               <w:snapToGrid w:val="0"/>
-              <w:spacing w:before="0" w:after="0" w:line="360" w:lineRule="auto"/>
+              <w:spacing w:before="0" w:after="40" w:line="276" w:lineRule="auto"/>
               <w:jc w:val="left"/>
             </w:pPr>
             <w:r>
@@ -4660,7 +4667,7 @@
           <w:p>
             <w:pPr>
               <w:snapToGrid w:val="0"/>
-              <w:spacing w:before="0" w:after="0" w:line="360" w:lineRule="auto"/>
+              <w:spacing w:before="0" w:after="40" w:line="276" w:lineRule="auto"/>
               <w:jc w:val="left"/>
             </w:pPr>
             <w:r>
@@ -4703,7 +4710,7 @@
           <w:p>
             <w:pPr>
               <w:snapToGrid w:val="0"/>
-              <w:spacing w:before="0" w:after="0" w:line="360" w:lineRule="auto"/>
+              <w:spacing w:before="0" w:after="40" w:line="276" w:lineRule="auto"/>
               <w:jc w:val="left"/>
             </w:pPr>
             <w:r>
@@ -4735,7 +4742,7 @@
           <w:p>
             <w:pPr>
               <w:snapToGrid w:val="0"/>
-              <w:spacing w:before="0" w:after="0" w:line="360" w:lineRule="auto"/>
+              <w:spacing w:before="0" w:after="40" w:line="276" w:lineRule="auto"/>
               <w:jc w:val="left"/>
             </w:pPr>
             <w:r>
@@ -4762,7 +4769,7 @@
           <w:p>
             <w:pPr>
               <w:snapToGrid w:val="0"/>
-              <w:spacing w:before="0" w:after="0" w:line="360" w:lineRule="auto"/>
+              <w:spacing w:before="0" w:after="40" w:line="276" w:lineRule="auto"/>
               <w:jc w:val="left"/>
             </w:pPr>
             <w:r>
@@ -4794,7 +4801,7 @@
           <w:p>
             <w:pPr>
               <w:snapToGrid w:val="0"/>
-              <w:spacing w:before="0" w:after="0" w:line="360" w:lineRule="auto"/>
+              <w:spacing w:before="0" w:after="40" w:line="276" w:lineRule="auto"/>
               <w:jc w:val="left"/>
             </w:pPr>
             <w:r>
@@ -4821,7 +4828,7 @@
           <w:p>
             <w:pPr>
               <w:snapToGrid w:val="0"/>
-              <w:spacing w:before="0" w:after="0" w:line="360" w:lineRule="auto"/>
+              <w:spacing w:before="0" w:after="40" w:line="276" w:lineRule="auto"/>
               <w:jc w:val="left"/>
             </w:pPr>
             <w:r>
@@ -6227,39 +6234,7 @@
           <w:b w:val="0"/>
           <w:sz w:val="24"/>
         </w:rPr>
-        <w:t>（3）</w:t>
-      </w:r>
-      <w:r>
-        <w:rPr>
-          <w:rFonts w:ascii="Times New Roman" w:hAnsi="Times New Roman" w:eastAsia="宋体" w:cs="Times New Roman"/>
-          <w:b/>
-          <w:sz w:val="24"/>
-        </w:rPr>
-        <w:t>端到端运行。</w:t>
-      </w:r>
-      <w:r>
-        <w:rPr>
-          <w:rFonts w:ascii="Times New Roman" w:hAnsi="Times New Roman" w:eastAsia="宋体" w:cs="Times New Roman"/>
-          <w:b w:val="0"/>
-          <w:sz w:val="24"/>
-        </w:rPr>
-        <w:t xml:space="preserve">在“攻防竞技场”中选择一个间接注入场景，例如 </w:t>
-      </w:r>
-      <w:r>
-        <w:rPr>
-          <w:rFonts w:ascii="Times New Roman" w:hAnsi="Times New Roman" w:eastAsia="宋体" w:cs="Times New Roman"/>
-          <w:b w:val="0"/>
-          <w:sz w:val="24"/>
-        </w:rPr>
-        <w:t>c-indirect-readme</w:t>
-      </w:r>
-      <w:r>
-        <w:rPr>
-          <w:rFonts w:ascii="Times New Roman" w:hAnsi="Times New Roman" w:eastAsia="宋体" w:cs="Times New Roman"/>
-          <w:b w:val="0"/>
-          <w:sz w:val="24"/>
-        </w:rPr>
-        <w:t>，同时发起防护关闭与防护开启两路真实运行。防护关闭时攻击应可到达接收端，防护开启时攻击动作应在执行前被挂起或阻断，“溯源分析”页可查看对应的来源、裁决与溯源图。</w:t>
+        <w:t>（3）端到端运行。在“攻防竞技场”中选择一个间接注入场景，例如 c-indirect-readme，同时发起防护关闭与防护开启两路真实运行。检查防护关闭时是否产生实际攻击尝试，以及防护开启时对应风险动作是否在执行前挂起或阻断；模型也可能自行拒绝攻击，应按实际轨迹记录，“溯源分析”页可查看对应的来源、裁决与溯源图。</w:t>
       </w:r>
     </w:p>
     <w:p>
@@ -7183,6 +7158,38 @@
     </w:p>
     <w:p>
       <w:pPr>
+        <w:snapToGrid w:val="0"/>
+        <w:spacing w:before="0" w:after="0" w:line="360" w:lineRule="auto"/>
+        <w:ind w:firstLine="480"/>
+        <w:jc w:val="both"/>
+      </w:pPr>
+      <w:r>
+        <w:rPr>
+          <w:rFonts w:ascii="Times New Roman" w:hAnsi="Times New Roman" w:eastAsia="宋体" w:cs="Times New Roman"/>
+          <w:b w:val="0"/>
+          <w:sz w:val="24"/>
+        </w:rPr>
+        <w:t>对支持显式思考控制的 Responses 模型，可在“模型设置”中勾选相应选项（provider.json 中对应 reasoning_capable: true）。Pi 当前以关闭思考模式启动，此选项使其向上游明确发送 reasoning.effort=none，避免服务端默认开启长时间思考。仅在接口支持时启用。运行清单记录该配置；</w:t>
+      </w:r>
+      <w:r>
+        <w:rPr>
+          <w:rFonts w:ascii="Times New Roman" w:hAnsi="Times New Roman" w:eastAsia="宋体" w:cs="Times New Roman"/>
+          <w:b/>
+          <w:sz w:val="24"/>
+        </w:rPr>
+        <w:t>思考模式不同的实验结果应分开统计</w:t>
+      </w:r>
+      <w:r>
+        <w:rPr>
+          <w:rFonts w:ascii="Times New Roman" w:hAnsi="Times New Roman" w:eastAsia="宋体" w:cs="Times New Roman"/>
+          <w:b w:val="0"/>
+          <w:sz w:val="24"/>
+        </w:rPr>
+        <w:t>。</w:t>
+      </w:r>
+    </w:p>
+    <w:p>
+      <w:pPr>
         <w:keepNext/>
         <w:snapToGrid w:val="0"/>
         <w:spacing w:before="200" w:after="120" w:line="360" w:lineRule="auto"/>
@@ -7235,87 +7242,7 @@
           <w:b w:val="0"/>
           <w:sz w:val="24"/>
         </w:rPr>
-        <w:t xml:space="preserve">每轮运行记录源码、场景与 Pi 程序的 SHA-256，便于复现与审计。运行证据保存在 </w:t>
-      </w:r>
-      <w:r>
-        <w:rPr>
-          <w:rFonts w:ascii="Times New Roman" w:hAnsi="Times New Roman" w:eastAsia="宋体" w:cs="Times New Roman"/>
-          <w:b w:val="0"/>
-          <w:sz w:val="24"/>
-        </w:rPr>
-        <w:t>runs/</w:t>
-      </w:r>
-      <w:r>
-        <w:rPr>
-          <w:rFonts w:ascii="Times New Roman" w:hAnsi="Times New Roman" w:eastAsia="宋体" w:cs="Times New Roman"/>
-          <w:b w:val="0"/>
-          <w:sz w:val="24"/>
-        </w:rPr>
-        <w:t xml:space="preserve"> 下，可按需归档或删除。执行 </w:t>
-      </w:r>
-      <w:r>
-        <w:rPr>
-          <w:rFonts w:ascii="Times New Roman" w:hAnsi="Times New Roman" w:eastAsia="宋体" w:cs="Times New Roman"/>
-          <w:b w:val="0"/>
-          <w:sz w:val="24"/>
-        </w:rPr>
-        <w:t>build-submission.bat</w:t>
-      </w:r>
-      <w:r>
-        <w:rPr>
-          <w:rFonts w:ascii="Times New Roman" w:hAnsi="Times New Roman" w:eastAsia="宋体" w:cs="Times New Roman"/>
-          <w:b w:val="0"/>
-          <w:sz w:val="24"/>
-        </w:rPr>
-        <w:t xml:space="preserve">（Windows）或 </w:t>
-      </w:r>
-      <w:r>
-        <w:rPr>
-          <w:rFonts w:ascii="Times New Roman" w:hAnsi="Times New Roman" w:eastAsia="宋体" w:cs="Times New Roman"/>
-          <w:b w:val="0"/>
-          <w:sz w:val="24"/>
-        </w:rPr>
-        <w:t>sh build-submission.sh</w:t>
-      </w:r>
-      <w:r>
-        <w:rPr>
-          <w:rFonts w:ascii="Times New Roman" w:hAnsi="Times New Roman" w:eastAsia="宋体" w:cs="Times New Roman"/>
-          <w:b w:val="0"/>
-          <w:sz w:val="24"/>
-        </w:rPr>
-        <w:t xml:space="preserve">（Linux）可重新生成程序包，打包内容为源码、快镜权重与 </w:t>
-      </w:r>
-      <w:r>
-        <w:rPr>
-          <w:rFonts w:ascii="Times New Roman" w:hAnsi="Times New Roman" w:eastAsia="宋体" w:cs="Times New Roman"/>
-          <w:b w:val="0"/>
-          <w:sz w:val="24"/>
-        </w:rPr>
-        <w:t>demo-runs.json</w:t>
-      </w:r>
-      <w:r>
-        <w:rPr>
-          <w:rFonts w:ascii="Times New Roman" w:hAnsi="Times New Roman" w:eastAsia="宋体" w:cs="Times New Roman"/>
-          <w:b w:val="0"/>
-          <w:sz w:val="24"/>
-        </w:rPr>
-        <w:t xml:space="preserve"> 所列的运行证据，不包含 </w:t>
-      </w:r>
-      <w:r>
-        <w:rPr>
-          <w:rFonts w:ascii="Times New Roman" w:hAnsi="Times New Roman" w:eastAsia="宋体" w:cs="Times New Roman"/>
-          <w:b w:val="0"/>
-          <w:sz w:val="24"/>
-        </w:rPr>
-        <w:t>.local/</w:t>
-      </w:r>
-      <w:r>
-        <w:rPr>
-          <w:rFonts w:ascii="Times New Roman" w:hAnsi="Times New Roman" w:eastAsia="宋体" w:cs="Times New Roman"/>
-          <w:b w:val="0"/>
-          <w:sz w:val="24"/>
-        </w:rPr>
-        <w:t>、虚拟环境与缓存。</w:t>
+        <w:t>每轮运行记录源码、场景与 Pi 程序的 SHA-256，便于复现与审计。运行证据保存在 runs/ 下，可按需归档或删除。执行 build-submission.bat（Windows）或 sh build-submission.sh（Linux）可重新生成程序包，打包内容为源码、快镜权重、demo-runs.json 所列的演示证据，以及 supplemental-runs.json 所列的本轮配对补测证据，不包含 .local/、虚拟环境与缓存。</w:t>
       </w:r>
     </w:p>
     <w:p>
@@ -8010,6 +7937,216 @@
         </w:tc>
       </w:tr>
     </w:tbl>
+    <w:p>
+      <w:pPr>
+        <w:keepNext/>
+        <w:pageBreakBefore/>
+        <w:snapToGrid w:val="0"/>
+        <w:spacing w:before="200" w:after="120" w:line="360" w:lineRule="auto"/>
+        <w:jc w:val="left"/>
+        <w:outlineLvl w:val="1"/>
+      </w:pPr>
+      <w:r>
+        <w:rPr>
+          <w:rFonts w:ascii="Arial" w:hAnsi="Arial" w:eastAsia="黑体" w:cs="Arial"/>
+          <w:b w:val="0"/>
+          <w:sz w:val="28"/>
+        </w:rPr>
+        <w:t>5.6 公网测试入口</w:t>
+      </w:r>
+    </w:p>
+    <w:p>
+      <w:pPr>
+        <w:snapToGrid w:val="0"/>
+        <w:spacing w:before="0" w:after="0" w:line="360" w:lineRule="auto"/>
+        <w:ind w:firstLine="480"/>
+        <w:jc w:val="both"/>
+      </w:pPr>
+      <w:r>
+        <w:rPr>
+          <w:rFonts w:ascii="Times New Roman" w:hAnsi="Times New Roman" w:eastAsia="宋体" w:cs="Times New Roman"/>
+          <w:b w:val="0"/>
+          <w:sz w:val="24"/>
+        </w:rPr>
+        <w:t>在线测试地址为 https://agent.li33.art/safe/preview/。浏览器通过 HTTPS 反向代理连接算力机上的控制台，</w:t>
+      </w:r>
+      <w:r>
+        <w:rPr>
+          <w:rFonts w:ascii="Times New Roman" w:hAnsi="Times New Roman" w:eastAsia="宋体" w:cs="Times New Roman"/>
+          <w:b/>
+          <w:sz w:val="24"/>
+        </w:rPr>
+        <w:t>Pi、快镜和工具调用均在算力机执行</w:t>
+      </w:r>
+      <w:r>
+        <w:rPr>
+          <w:rFonts w:ascii="Times New Roman" w:hAnsi="Times New Roman" w:eastAsia="宋体" w:cs="Times New Roman"/>
+          <w:b w:val="0"/>
+          <w:sz w:val="24"/>
+        </w:rPr>
+        <w:t>；访问者无需在本机安装模型或运行环境。</w:t>
+      </w:r>
+    </w:p>
+    <w:p>
+      <w:pPr>
+        <w:snapToGrid w:val="0"/>
+        <w:spacing w:before="0" w:after="0" w:line="360" w:lineRule="auto"/>
+        <w:ind w:firstLine="480"/>
+        <w:jc w:val="both"/>
+      </w:pPr>
+      <w:r>
+        <w:rPr>
+          <w:rFonts w:ascii="Times New Roman" w:hAnsi="Times New Roman" w:eastAsia="宋体" w:cs="Times New Roman"/>
+          <w:b w:val="0"/>
+          <w:sz w:val="24"/>
+        </w:rPr>
+        <w:t>自由输入入口为 https://agent.li33.art/safe/preview/#/chat；本机地址为 http://127.0.0.1:8768/#/chat。在“自由对话”中输入任务，可附带文本资料；收到回复后继续输入追问，</w:t>
+      </w:r>
+      <w:r>
+        <w:rPr>
+          <w:rFonts w:ascii="Times New Roman" w:hAnsi="Times New Roman" w:eastAsia="宋体" w:cs="Times New Roman"/>
+          <w:b/>
+          <w:sz w:val="24"/>
+        </w:rPr>
+        <w:t>同一 Pi 会话保留上下文</w:t>
+      </w:r>
+      <w:r>
+        <w:rPr>
+          <w:rFonts w:ascii="Times New Roman" w:hAnsi="Times New Roman" w:eastAsia="宋体" w:cs="Times New Roman"/>
+          <w:b w:val="0"/>
+          <w:sz w:val="24"/>
+        </w:rPr>
+        <w:t>。默认开启防护，对照测试可在新会话开始前关闭。停止生成会取消当前操作，结束会话会关闭 Pi 并归档证据。网页刷新后可恢复当前会话，闲置 30 分钟后自动关闭；服务重启不自动恢复已关闭会话。</w:t>
+      </w:r>
+    </w:p>
+    <w:p>
+      <w:pPr>
+        <w:snapToGrid w:val="0"/>
+        <w:spacing w:before="0" w:after="0" w:line="360" w:lineRule="auto"/>
+        <w:ind w:firstLine="480"/>
+        <w:jc w:val="both"/>
+      </w:pPr>
+      <w:r>
+        <w:rPr>
+          <w:rFonts w:ascii="Times New Roman" w:hAnsi="Times New Roman" w:eastAsia="宋体" w:cs="Times New Roman"/>
+          <w:b w:val="0"/>
+          <w:sz w:val="24"/>
+        </w:rPr>
+        <w:t>进入“攻防竞技场”，选择场景与环境后点击“开始双路对决”，即可对同一任务同时运行防护关闭和开启两路。新增直接输入样例以 di- 开头，其中 di-context、di-role、di-privilege 分别对应上下文劫持、角色伪装和越权声明；di-benign 为相近正常输入。</w:t>
+      </w:r>
+      <w:r>
+        <w:rPr>
+          <w:rFonts w:ascii="Times New Roman" w:hAnsi="Times New Roman" w:eastAsia="宋体" w:cs="Times New Roman"/>
+          <w:b/>
+          <w:sz w:val="24"/>
+        </w:rPr>
+        <w:t>每次发起均调用真实模型</w:t>
+      </w:r>
+      <w:r>
+        <w:rPr>
+          <w:rFonts w:ascii="Times New Roman" w:hAnsi="Times New Roman" w:eastAsia="宋体" w:cs="Times New Roman"/>
+          <w:b w:val="0"/>
+          <w:sz w:val="24"/>
+        </w:rPr>
+        <w:t>，页面显示本轮运行编号、工具调用、裁决与接收端结果。</w:t>
+      </w:r>
+    </w:p>
+    <w:p>
+      <w:pPr>
+        <w:snapToGrid w:val="0"/>
+        <w:spacing w:before="0" w:after="0" w:line="360" w:lineRule="auto"/>
+        <w:ind w:firstLine="480"/>
+        <w:jc w:val="both"/>
+      </w:pPr>
+      <w:r>
+        <w:rPr>
+          <w:rFonts w:ascii="Times New Roman" w:hAnsi="Times New Roman" w:eastAsia="宋体" w:cs="Times New Roman"/>
+          <w:b w:val="0"/>
+          <w:sz w:val="24"/>
+        </w:rPr>
+        <w:t>遇到 ASK 时，按任务授权选择“批准本次并继续”或“拒绝本次并继续”，</w:t>
+      </w:r>
+      <w:r>
+        <w:rPr>
+          <w:rFonts w:ascii="Times New Roman" w:hAnsi="Times New Roman" w:eastAsia="宋体" w:cs="Times New Roman"/>
+          <w:b/>
+          <w:sz w:val="24"/>
+        </w:rPr>
+        <w:t>原会话随后继续</w:t>
+      </w:r>
+      <w:r>
+        <w:rPr>
+          <w:rFonts w:ascii="Times New Roman" w:hAnsi="Times New Roman" w:eastAsia="宋体" w:cs="Times New Roman"/>
+          <w:b w:val="0"/>
+          <w:sz w:val="24"/>
+        </w:rPr>
+        <w:t>；审批超时也会结束该次等待。测试直接注入时应拒绝与原任务无关的敏感操作，再观察会话后续行为。运行结束后，从“溯源分析”与“运行记录”查看证据。共享控制台同时接收一个测试任务，忙碌时需等待当前任务结束后再发起；对照任务内部的两路可并行执行。</w:t>
+      </w:r>
+    </w:p>
+    <w:p>
+      <w:pPr>
+        <w:snapToGrid w:val="0"/>
+        <w:spacing w:before="0" w:after="0" w:line="360" w:lineRule="auto"/>
+        <w:ind w:firstLine="480"/>
+        <w:jc w:val="both"/>
+      </w:pPr>
+      <w:r>
+        <w:rPr>
+          <w:rFonts w:ascii="Times New Roman" w:hAnsi="Times New Roman" w:eastAsia="宋体" w:cs="Times New Roman"/>
+          <w:b w:val="0"/>
+          <w:sz w:val="24"/>
+        </w:rPr>
+        <w:t>公网实例使用部署端配置的模型连接，页面可查看已掩码的配置，修改连接配置由部署端维护。自由对话与场景测试使用相同工具边界，均受第 5.4 节所述应用层约束。浏览器断开不代表任务已结束，再次打开页面可恢复当前任务与待审批状态。</w:t>
+      </w:r>
+    </w:p>
+    <w:p>
+      <w:pPr>
+        <w:snapToGrid w:val="0"/>
+        <w:spacing w:before="0" w:after="0" w:line="360" w:lineRule="auto"/>
+        <w:ind w:firstLine="480"/>
+        <w:jc w:val="both"/>
+      </w:pPr>
+      <w:r>
+        <w:rPr>
+          <w:rFonts w:ascii="Times New Roman" w:hAnsi="Times New Roman" w:eastAsia="宋体" w:cs="Times New Roman"/>
+          <w:b w:val="0"/>
+          <w:sz w:val="24"/>
+        </w:rPr>
+        <w:t>控制台首次启动时加载并预热快镜，页面显示就绪后，</w:t>
+      </w:r>
+      <w:r>
+        <w:rPr>
+          <w:rFonts w:ascii="Times New Roman" w:hAnsi="Times New Roman" w:eastAsia="宋体" w:cs="Times New Roman"/>
+          <w:b/>
+          <w:sz w:val="24"/>
+        </w:rPr>
+        <w:t>新任务复用模型</w:t>
+      </w:r>
+      <w:r>
+        <w:rPr>
+          <w:rFonts w:ascii="Times New Roman" w:hAnsi="Times New Roman" w:eastAsia="宋体" w:cs="Times New Roman"/>
+          <w:b w:val="0"/>
+          <w:sz w:val="24"/>
+        </w:rPr>
+        <w:t>。会话的安全状态、工作区和审批仍独立创建；修改快镜配置或推理源码后须重启控制台。Windows 初次运行在 .local 中生成约 1.29 GB 的只读 FP32 派生文件，加载时与原权重的逐块转换结果核对，</w:t>
+      </w:r>
+      <w:r>
+        <w:rPr>
+          <w:rFonts w:ascii="Times New Roman" w:hAnsi="Times New Roman" w:eastAsia="宋体" w:cs="Times New Roman"/>
+          <w:b/>
+          <w:sz w:val="24"/>
+        </w:rPr>
+        <w:t>不改变权重数值和阈值</w:t>
+      </w:r>
+      <w:r>
+        <w:rPr>
+          <w:rFonts w:ascii="Times New Roman" w:hAnsi="Times New Roman" w:eastAsia="宋体" w:cs="Times New Roman"/>
+          <w:b w:val="0"/>
+          <w:sz w:val="24"/>
+        </w:rPr>
+        <w:t>。该缓存不进入提交包。结束会话后，慢镜异步研判及证据归档在后台继续，页面显示归档状态，同时允许开始新会话。</w:t>
+      </w:r>
+    </w:p>
     <w:p>
       <w:pPr>
         <w:snapToGrid w:val="0"/>
@@ -8118,7 +8255,7 @@
         <w:rFonts w:ascii="Times New Roman" w:hAnsi="Times New Roman" w:eastAsia="宋体" w:cs="Times New Roman"/>
         <w:sz w:val="21"/>
       </w:rPr>
-      <w:t>13</w:t>
+      <w:t>12</w:t>
     </w:r>
     <w:r>
       <w:rPr>
@@ -8143,6 +8280,16 @@
   <w:p>
     <w:pPr>
       <w:pStyle w:val="5"/>
+    </w:pPr>
+  </w:p>
+</w:ftr>
+</file>
+
+<file path=word/footer3.xml><?xml version="1.0" encoding="utf-8"?>
+<w:ftr xmlns:m="http://schemas.openxmlformats.org/officeDocument/2006/math" xmlns:mc="http://schemas.openxmlformats.org/markup-compatibility/2006" xmlns:mo="http://schemas.microsoft.com/office/mac/office/2008/main" xmlns:mv="urn:schemas-microsoft-com:mac:vml" xmlns:o="urn:schemas-microsoft-com:office:office" xmlns:r="http://schemas.openxmlformats.org/officeDocument/2006/relationships" xmlns:v="urn:schemas-microsoft-com:vml" xmlns:w10="urn:schemas-microsoft-com:office:word" xmlns:w14="http://schemas.microsoft.com/office/word/2010/wordml" xmlns:w="http://schemas.openxmlformats.org/wordprocessingml/2006/main" xmlns:wne="http://schemas.microsoft.com/office/word/2006/wordml" xmlns:wp14="http://schemas.microsoft.com/office/word/2010/wordprocessingDrawing" xmlns:wp="http://schemas.openxmlformats.org/drawingml/2006/wordprocessingDrawing" xmlns:wpc="http://schemas.microsoft.com/office/word/2010/wordprocessingCanvas" xmlns:wpg="http://schemas.microsoft.com/office/word/2010/wordprocessingGroup" xmlns:wpi="http://schemas.microsoft.com/office/word/2010/wordprocessingInk" xmlns:wps="http://schemas.microsoft.com/office/word/2010/wordprocessingShape" mc:Ignorable="w14 wp14">
+  <w:p>
+    <w:pPr>
+      <w:pStyle w:val="Footer"/>
     </w:pPr>
   </w:p>
 </w:ftr>

--- a/submission/周兴富-双镜D²Guard-部署说明文档.docx
+++ b/submission/周兴富-双镜D²Guard-部署说明文档.docx
@@ -421,7 +421,7 @@
                 <w:u w:val="none" w:color="auto"/>
                 <w:lang w:val="en-US" w:eastAsia="zh-CN"/>
               </w:rPr>
-              <w:t>增量安全状态的大模型智能体防御系统</w:t>
+              <w:t>增量安全状态的大模型智能体运行时防御系统</w:t>
             </w:r>
           </w:p>
         </w:tc>
@@ -1056,7 +1056,7 @@
           <w:sz w:val="28"/>
         </w:rPr>
         <w:tab/>
-        <w:t>9</w:t>
+        <w:t>10</w:t>
       </w:r>
     </w:p>
     <w:p>
@@ -1083,7 +1083,7 @@
           <w:sz w:val="24"/>
         </w:rPr>
         <w:tab/>
-        <w:t>9</w:t>
+        <w:t>10</w:t>
       </w:r>
     </w:p>
     <w:p>
@@ -1110,7 +1110,7 @@
           <w:sz w:val="24"/>
         </w:rPr>
         <w:tab/>
-        <w:t>9</w:t>
+        <w:t>10</w:t>
       </w:r>
     </w:p>
     <w:p>
@@ -1137,7 +1137,7 @@
           <w:sz w:val="24"/>
         </w:rPr>
         <w:tab/>
-        <w:t>10</w:t>
+        <w:t>11</w:t>
       </w:r>
     </w:p>
     <w:p>
@@ -1164,7 +1164,7 @@
           <w:sz w:val="24"/>
         </w:rPr>
         <w:tab/>
-        <w:t>10</w:t>
+        <w:t>11</w:t>
       </w:r>
     </w:p>
     <w:p>
@@ -1191,7 +1191,7 @@
           <w:sz w:val="24"/>
         </w:rPr>
         <w:tab/>
-        <w:t>10</w:t>
+        <w:t>11</w:t>
       </w:r>
       <w:r>
         <w:fldChar w:fldCharType="end"/>
@@ -1214,7 +1214,7 @@
           <w:b w:val="0"/>
           <w:sz w:val="24"/>
         </w:rPr>
-        <w:t>5.6 公网测试入口</w:t>
+        <w:t>5.6 自由对话与双路对决</w:t>
         <w:tab/>
         <w:t>12</w:t>
       </w:r>
@@ -1975,7 +1975,7 @@
                 <w:b w:val="0"/>
                 <w:sz w:val="24"/>
               </w:rPr>
-              <w:t>防护内核进程内</w:t>
+              <w:t>常驻推理进程（本机）</w:t>
             </w:r>
           </w:p>
         </w:tc>
@@ -3744,10 +3744,9 @@
       <w:r>
         <w:rPr>
           <w:rFonts w:ascii="Times New Roman" w:hAnsi="Times New Roman" w:eastAsia="宋体" w:cs="Times New Roman"/>
-          <w:b w:val="0"/>
-          <w:sz w:val="24"/>
-        </w:rPr>
-        <w:t>需要说明的是，程序包附带的快镜权重是防护模型，不能替代 Pi 所使用的上游大模型；完整运行模式必须另行提供一个可用的上游大模型接口。</w:t>
+          <w:sz w:val="24"/>
+        </w:rPr>
+        <w:t xml:space="preserve">程序包附带的快镜权重是防护模型，不能替代 Pi 所使用的上游大模型；完整运行模式必须另行提供一个可用的上游大模型接口。</w:t>
       </w:r>
     </w:p>
     <w:p>
@@ -5329,138 +5328,9 @@
       <w:r>
         <w:rPr>
           <w:rFonts w:ascii="Times New Roman" w:hAnsi="Times New Roman" w:eastAsia="宋体" w:cs="Times New Roman"/>
-          <w:b w:val="0"/>
-          <w:sz w:val="24"/>
-        </w:rPr>
-        <w:t xml:space="preserve">配置工具 </w:t>
-      </w:r>
-      <w:r>
-        <w:rPr>
-          <w:rFonts w:ascii="Times New Roman" w:hAnsi="Times New Roman" w:eastAsia="宋体" w:cs="Times New Roman"/>
-          <w:b w:val="0"/>
-          <w:sz w:val="24"/>
-        </w:rPr>
-        <w:t>tools/configure_delivery.py</w:t>
-      </w:r>
-      <w:r>
-        <w:rPr>
-          <w:rFonts w:ascii="Times New Roman" w:hAnsi="Times New Roman" w:eastAsia="宋体" w:cs="Times New Roman"/>
-          <w:b w:val="0"/>
-          <w:sz w:val="24"/>
-        </w:rPr>
-        <w:t xml:space="preserve"> 生成 </w:t>
-      </w:r>
-      <w:r>
-        <w:rPr>
-          <w:rFonts w:ascii="Times New Roman" w:hAnsi="Times New Roman" w:eastAsia="宋体" w:cs="Times New Roman"/>
-          <w:b w:val="0"/>
-          <w:sz w:val="24"/>
-        </w:rPr>
-        <w:t>.local/provider.json</w:t>
-      </w:r>
-      <w:r>
-        <w:rPr>
-          <w:rFonts w:ascii="Times New Roman" w:hAnsi="Times New Roman" w:eastAsia="宋体" w:cs="Times New Roman"/>
-          <w:b w:val="0"/>
-          <w:sz w:val="24"/>
-        </w:rPr>
-        <w:t>（上游接口）、</w:t>
-      </w:r>
-      <w:r>
-        <w:rPr>
-          <w:rFonts w:ascii="Times New Roman" w:hAnsi="Times New Roman" w:eastAsia="宋体" w:cs="Times New Roman"/>
-          <w:b w:val="0"/>
-          <w:sz w:val="24"/>
-        </w:rPr>
-        <w:t>.local/laya.json</w:t>
-      </w:r>
-      <w:r>
-        <w:rPr>
-          <w:rFonts w:ascii="Times New Roman" w:hAnsi="Times New Roman" w:eastAsia="宋体" w:cs="Times New Roman"/>
-          <w:b w:val="0"/>
-          <w:sz w:val="24"/>
-        </w:rPr>
-        <w:t xml:space="preserve">（原版 Laya 基线）与 </w:t>
-      </w:r>
-      <w:r>
-        <w:rPr>
-          <w:rFonts w:ascii="Times New Roman" w:hAnsi="Times New Roman" w:eastAsia="宋体" w:cs="Times New Roman"/>
-          <w:b w:val="0"/>
-          <w:sz w:val="24"/>
-        </w:rPr>
-        <w:t>.local/s1.json</w:t>
-      </w:r>
-      <w:r>
-        <w:rPr>
-          <w:rFonts w:ascii="Times New Roman" w:hAnsi="Times New Roman" w:eastAsia="宋体" w:cs="Times New Roman"/>
-          <w:b w:val="0"/>
-          <w:sz w:val="24"/>
-        </w:rPr>
-        <w:t xml:space="preserve">（快镜，S1 即 System One 决策模型）三个本地配置文件。上游接口也可以通过环境变量 </w:t>
-      </w:r>
-      <w:r>
-        <w:rPr>
-          <w:rFonts w:ascii="Times New Roman" w:hAnsi="Times New Roman" w:eastAsia="宋体" w:cs="Times New Roman"/>
-          <w:b w:val="0"/>
-          <w:sz w:val="24"/>
-        </w:rPr>
-        <w:t>D2_PROVIDER_BASE_URL</w:t>
-      </w:r>
-      <w:r>
-        <w:rPr>
-          <w:rFonts w:ascii="Times New Roman" w:hAnsi="Times New Roman" w:eastAsia="宋体" w:cs="Times New Roman"/>
-          <w:b w:val="0"/>
-          <w:sz w:val="24"/>
-        </w:rPr>
-        <w:t>、</w:t>
-      </w:r>
-      <w:r>
-        <w:rPr>
-          <w:rFonts w:ascii="Times New Roman" w:hAnsi="Times New Roman" w:eastAsia="宋体" w:cs="Times New Roman"/>
-          <w:b w:val="0"/>
-          <w:sz w:val="24"/>
-        </w:rPr>
-        <w:t>D2_PROVIDER_API_KEY</w:t>
-      </w:r>
-      <w:r>
-        <w:rPr>
-          <w:rFonts w:ascii="Times New Roman" w:hAnsi="Times New Roman" w:eastAsia="宋体" w:cs="Times New Roman"/>
-          <w:b w:val="0"/>
-          <w:sz w:val="24"/>
-        </w:rPr>
-        <w:t>、</w:t>
-      </w:r>
-      <w:r>
-        <w:rPr>
-          <w:rFonts w:ascii="Times New Roman" w:hAnsi="Times New Roman" w:eastAsia="宋体" w:cs="Times New Roman"/>
-          <w:b w:val="0"/>
-          <w:sz w:val="24"/>
-        </w:rPr>
-        <w:t>D2_PROVIDER_MODEL</w:t>
-      </w:r>
-      <w:r>
-        <w:rPr>
-          <w:rFonts w:ascii="Times New Roman" w:hAnsi="Times New Roman" w:eastAsia="宋体" w:cs="Times New Roman"/>
-          <w:b w:val="0"/>
-          <w:sz w:val="24"/>
-        </w:rPr>
-        <w:t xml:space="preserve"> 与可选的 </w:t>
-      </w:r>
-      <w:r>
-        <w:rPr>
-          <w:rFonts w:ascii="Times New Roman" w:hAnsi="Times New Roman" w:eastAsia="宋体" w:cs="Times New Roman"/>
-          <w:b w:val="0"/>
-          <w:sz w:val="24"/>
-        </w:rPr>
-        <w:t>D2_PROVIDER_API_STYLE</w:t>
-      </w:r>
-      <w:r>
-        <w:rPr>
-          <w:rFonts w:ascii="Times New Roman" w:hAnsi="Times New Roman" w:eastAsia="宋体" w:cs="Times New Roman"/>
-          <w:b w:val="0"/>
-          <w:sz w:val="24"/>
-        </w:rPr>
-        <w:t xml:space="preserve"> 提供。</w:t>
+          <w:sz w:val="24"/>
+        </w:rPr>
+        <w:t xml:space="preserve">配置工具 tools/configure_delivery.py 生成 .local/provider.json（上游接口）、.local/laya.json（原版 Laya 基线）与 .local/s1.json（快镜配置）三个本地配置文件。上游接口也可以通过环境变量 D2_PROVIDER_BASE_URL、D2_PROVIDER_API_KEY、D2_PROVIDER_MODEL 与可选的 D2_PROVIDER_API_STYLE 提供。</w:t>
       </w:r>
     </w:p>
     <w:p>
@@ -5530,74 +5400,9 @@
       <w:r>
         <w:rPr>
           <w:rFonts w:ascii="Times New Roman" w:hAnsi="Times New Roman" w:eastAsia="宋体" w:cs="Times New Roman"/>
-          <w:b w:val="0"/>
-          <w:sz w:val="24"/>
-        </w:rPr>
-        <w:t xml:space="preserve">快镜权重随程序包交付，位于 </w:t>
-      </w:r>
-      <w:r>
-        <w:rPr>
-          <w:rFonts w:ascii="Times New Roman" w:hAnsi="Times New Roman" w:eastAsia="宋体" w:cs="Times New Roman"/>
-          <w:b w:val="0"/>
-          <w:sz w:val="24"/>
-        </w:rPr>
-        <w:t>weights/D2Guard-multilingual/</w:t>
-      </w:r>
-      <w:r>
-        <w:rPr>
-          <w:rFonts w:ascii="Times New Roman" w:hAnsi="Times New Roman" w:eastAsia="宋体" w:cs="Times New Roman"/>
-          <w:b w:val="0"/>
-          <w:sz w:val="24"/>
-        </w:rPr>
-        <w:t xml:space="preserve">，主要参数如表 4-1 所示。配置工具依据本机 CUDA 可用性自动选择 </w:t>
-      </w:r>
-      <w:r>
-        <w:rPr>
-          <w:rFonts w:ascii="Times New Roman" w:hAnsi="Times New Roman" w:eastAsia="宋体" w:cs="Times New Roman"/>
-          <w:b w:val="0"/>
-          <w:sz w:val="24"/>
-        </w:rPr>
-        <w:t>cuda:0</w:t>
-      </w:r>
-      <w:r>
-        <w:rPr>
-          <w:rFonts w:ascii="Times New Roman" w:hAnsi="Times New Roman" w:eastAsia="宋体" w:cs="Times New Roman"/>
-          <w:b w:val="0"/>
-          <w:sz w:val="24"/>
-        </w:rPr>
-        <w:t xml:space="preserve"> 或 </w:t>
-      </w:r>
-      <w:r>
-        <w:rPr>
-          <w:rFonts w:ascii="Times New Roman" w:hAnsi="Times New Roman" w:eastAsia="宋体" w:cs="Times New Roman"/>
-          <w:b w:val="0"/>
-          <w:sz w:val="24"/>
-        </w:rPr>
-        <w:t>cpu</w:t>
-      </w:r>
-      <w:r>
-        <w:rPr>
-          <w:rFonts w:ascii="Times New Roman" w:hAnsi="Times New Roman" w:eastAsia="宋体" w:cs="Times New Roman"/>
-          <w:b w:val="0"/>
-          <w:sz w:val="24"/>
-        </w:rPr>
-        <w:t xml:space="preserve">，也可通过 </w:t>
-      </w:r>
-      <w:r>
-        <w:rPr>
-          <w:rFonts w:ascii="Times New Roman" w:hAnsi="Times New Roman" w:eastAsia="宋体" w:cs="Times New Roman"/>
-          <w:b w:val="0"/>
-          <w:sz w:val="24"/>
-        </w:rPr>
-        <w:t>--device cpu</w:t>
-      </w:r>
-      <w:r>
-        <w:rPr>
-          <w:rFonts w:ascii="Times New Roman" w:hAnsi="Times New Roman" w:eastAsia="宋体" w:cs="Times New Roman"/>
-          <w:b w:val="0"/>
-          <w:sz w:val="24"/>
-        </w:rPr>
-        <w:t xml:space="preserve"> 显式指定。</w:t>
+          <w:sz w:val="24"/>
+        </w:rPr>
+        <w:t xml:space="preserve">快镜权重随程序包交付，位于 weights/D2Guard-multilingual/，主要参数如表 4-1 所示。配置工具依据本机 CUDA 可用性自动选择 cuda:0 或 cpu，也可通过 --device cpu 显式指定。</w:t>
       </w:r>
       <w:r>
         <w:rPr>
@@ -5605,31 +5410,14 @@
           <w:b/>
           <w:sz w:val="24"/>
         </w:rPr>
-        <w:t>加载时逐文件校验 SHA-256，校验失败则拒绝启用快镜；配置了 CUDA 但不可用时直接报错，不会静默退回 CPU。</w:t>
-      </w:r>
-      <w:r>
-        <w:rPr>
-          <w:rFonts w:ascii="Times New Roman" w:hAnsi="Times New Roman" w:eastAsia="宋体" w:cs="Times New Roman"/>
-          <w:b w:val="0"/>
-          <w:sz w:val="24"/>
-        </w:rPr>
-        <w:t xml:space="preserve">设置环境变量 </w:t>
-      </w:r>
-      <w:r>
-        <w:rPr>
-          <w:rFonts w:ascii="Times New Roman" w:hAnsi="Times New Roman" w:eastAsia="宋体" w:cs="Times New Roman"/>
-          <w:b w:val="0"/>
-          <w:sz w:val="24"/>
-        </w:rPr>
-        <w:t>D2_S1_DISABLE=1</w:t>
-      </w:r>
-      <w:r>
-        <w:rPr>
-          <w:rFonts w:ascii="Times New Roman" w:hAnsi="Times New Roman" w:eastAsia="宋体" w:cs="Times New Roman"/>
-          <w:b w:val="0"/>
-          <w:sz w:val="24"/>
-        </w:rPr>
-        <w:t xml:space="preserve"> 可关闭快镜、仅使用规则，用于消融对照。</w:t>
+        <w:t xml:space="preserve">加载时逐文件校验 SHA-256，校验失败则拒绝启用快镜；配置了 CUDA 但不可用时直接报错，不会静默退回 CPU。</w:t>
+      </w:r>
+      <w:r>
+        <w:rPr>
+          <w:rFonts w:ascii="Times New Roman" w:hAnsi="Times New Roman" w:eastAsia="宋体" w:cs="Times New Roman"/>
+          <w:sz w:val="24"/>
+        </w:rPr>
+        <w:t xml:space="preserve">设置环境变量 D2_S1_DISABLE=1 可关闭快镜、仅使用规则，用于消融对照。Windows 上首次运行时，系统在 .local/ 中生成约 1.29 GB 的只读 FP32 派生权重文件，加载时与原权重逐块转换的结果进行核对，不改变权重数值与阈值；该文件不进入程序包。</w:t>
       </w:r>
     </w:p>
     <w:p>
@@ -6231,10 +6019,24 @@
       <w:r>
         <w:rPr>
           <w:rFonts w:ascii="Times New Roman" w:hAnsi="Times New Roman" w:eastAsia="宋体" w:cs="Times New Roman"/>
-          <w:b w:val="0"/>
-          <w:sz w:val="24"/>
-        </w:rPr>
-        <w:t>（3）端到端运行。在“攻防竞技场”中选择一个间接注入场景，例如 c-indirect-readme，同时发起防护关闭与防护开启两路真实运行。检查防护关闭时是否产生实际攻击尝试，以及防护开启时对应风险动作是否在执行前挂起或阻断；模型也可能自行拒绝攻击，应按实际轨迹记录，“溯源分析”页可查看对应的来源、裁决与溯源图。</w:t>
+          <w:sz w:val="24"/>
+        </w:rPr>
+        <w:t xml:space="preserve">（3）</w:t>
+      </w:r>
+      <w:r>
+        <w:rPr>
+          <w:rFonts w:ascii="Times New Roman" w:hAnsi="Times New Roman" w:eastAsia="宋体" w:cs="Times New Roman"/>
+          <w:b/>
+          <w:sz w:val="24"/>
+        </w:rPr>
+        <w:t xml:space="preserve">端到端运行。</w:t>
+      </w:r>
+      <w:r>
+        <w:rPr>
+          <w:rFonts w:ascii="Times New Roman" w:hAnsi="Times New Roman" w:eastAsia="宋体" w:cs="Times New Roman"/>
+          <w:sz w:val="24"/>
+        </w:rPr>
+        <w:t xml:space="preserve">在“攻防竞技场”中选择一个间接注入场景，例如 c-indirect-readme，同时发起防护关闭与防护开启两路真实运行。检查防护关闭时是否产生实际攻击尝试，以及防护开启时对应风险动作是否在执行前挂起或阻断；模型也可能自行拒绝攻击，应按实际轨迹记录，“溯源分析”页可查看对应的来源、裁决与溯源图。</w:t>
       </w:r>
     </w:p>
     <w:p>
@@ -7029,10 +6831,9 @@
       <w:r>
         <w:rPr>
           <w:rFonts w:ascii="Times New Roman" w:hAnsi="Times New Roman" w:eastAsia="宋体" w:cs="Times New Roman"/>
-          <w:b w:val="0"/>
-          <w:sz w:val="24"/>
-        </w:rPr>
-        <w:t>裁决分为 ALLOW（放行）、ASK（挂起，等待人工审批）与 BLOCK（阻断）三类。某一步被挂起时，攻防竞技场与护航模式在该步骤旁显示批准与拒绝按钮，其他页面以审批卡片提示。</w:t>
+          <w:sz w:val="24"/>
+        </w:rPr>
+        <w:t xml:space="preserve">裁决分为 ALLOW（放行）、ASK（挂起，等待人工审批）与 BLOCK（阻断）三类。某一步被挂起时，攻防竞技场与护航模式在该步骤旁显示批准与拒绝按钮，其他页面以审批卡片提示。</w:t>
       </w:r>
       <w:r>
         <w:rPr>
@@ -7040,15 +6841,14 @@
           <w:b/>
           <w:sz w:val="24"/>
         </w:rPr>
-        <w:t>批准仅对本次调用及其参数有效，原会话执行该调用后继续；拒绝或超时则跳过该调用，智能体继续原任务；硬策略产生的 BLOCK 不能通过审批放行。</w:t>
-      </w:r>
-      <w:r>
-        <w:rPr>
-          <w:rFonts w:ascii="Times New Roman" w:hAnsi="Times New Roman" w:eastAsia="宋体" w:cs="Times New Roman"/>
-          <w:b w:val="0"/>
-          <w:sz w:val="24"/>
-        </w:rPr>
-        <w:t>审批有效期为 5 分钟，刷新页面可恢复待审批的任务。</w:t>
+        <w:t xml:space="preserve">批准仅对本次调用及其参数有效，原会话执行该调用后继续；拒绝或超时则跳过该调用，智能体继续原任务；选择“拒绝并结束任务”时，该调用不执行且本次任务随即结束；硬策略产生的 BLOCK 不能通过审批放行。</w:t>
+      </w:r>
+      <w:r>
+        <w:rPr>
+          <w:rFonts w:ascii="Times New Roman" w:hAnsi="Times New Roman" w:eastAsia="宋体" w:cs="Times New Roman"/>
+          <w:sz w:val="24"/>
+        </w:rPr>
+        <w:t xml:space="preserve">审批有效期为 5 分钟，刷新页面可恢复待审批的任务。智能体结束后页面即显示本轮结果，慢镜研判报告在后台生成，完成后在“溯源分析”中可见。</w:t>
       </w:r>
     </w:p>
     <w:p>
@@ -7166,10 +6966,9 @@
       <w:r>
         <w:rPr>
           <w:rFonts w:ascii="Times New Roman" w:hAnsi="Times New Roman" w:eastAsia="宋体" w:cs="Times New Roman"/>
-          <w:b w:val="0"/>
-          <w:sz w:val="24"/>
-        </w:rPr>
-        <w:t>对支持显式思考控制的 Responses 模型，可在“模型设置”中勾选相应选项（provider.json 中对应 reasoning_capable: true）。Pi 当前以关闭思考模式启动，此选项使其向上游明确发送 reasoning.effort=none，避免服务端默认开启长时间思考。仅在接口支持时启用。运行清单记录该配置；</w:t>
+          <w:sz w:val="24"/>
+        </w:rPr>
+        <w:t xml:space="preserve">若上游模型采用 Responses 接口且支持显式思考控制，可在“模型设置”中勾选相应选项（对应 provider.json 中的 reasoning_capable: true）。Pi 以关闭思考的模式启动，勾选该选项后，Pi 会向上游显式发送 reasoning.effort=none，避免服务端沿用默认的思考设置而产生较长的推理时间；接口不支持该参数时不应勾选。运行清单记录该配置，</w:t>
       </w:r>
       <w:r>
         <w:rPr>
@@ -7177,15 +6976,14 @@
           <w:b/>
           <w:sz w:val="24"/>
         </w:rPr>
-        <w:t>思考模式不同的实验结果应分开统计</w:t>
-      </w:r>
-      <w:r>
-        <w:rPr>
-          <w:rFonts w:ascii="Times New Roman" w:hAnsi="Times New Roman" w:eastAsia="宋体" w:cs="Times New Roman"/>
-          <w:b w:val="0"/>
-          <w:sz w:val="24"/>
-        </w:rPr>
-        <w:t>。</w:t>
+        <w:t xml:space="preserve">思考配置不同的实验结果应分别统计</w:t>
+      </w:r>
+      <w:r>
+        <w:rPr>
+          <w:rFonts w:ascii="Times New Roman" w:hAnsi="Times New Roman" w:eastAsia="宋体" w:cs="Times New Roman"/>
+          <w:sz w:val="24"/>
+        </w:rPr>
+        <w:t xml:space="preserve">。</w:t>
       </w:r>
     </w:p>
     <w:p>
@@ -7239,10 +7037,9 @@
       <w:r>
         <w:rPr>
           <w:rFonts w:ascii="Times New Roman" w:hAnsi="Times New Roman" w:eastAsia="宋体" w:cs="Times New Roman"/>
-          <w:b w:val="0"/>
-          <w:sz w:val="24"/>
-        </w:rPr>
-        <w:t>每轮运行记录源码、场景与 Pi 程序的 SHA-256，便于复现与审计。运行证据保存在 runs/ 下，可按需归档或删除。执行 build-submission.bat（Windows）或 sh build-submission.sh（Linux）可重新生成程序包，打包内容为源码、快镜权重、demo-runs.json 所列的演示证据，以及 supplemental-runs.json 所列的本轮配对补测证据，不包含 .local/、虚拟环境与缓存。</w:t>
+          <w:sz w:val="24"/>
+        </w:rPr>
+        <w:t xml:space="preserve">每轮运行记录源码、场景与 Pi 程序的 SHA-256，便于复现与审计。运行证据保存在 runs/ 下，可按需归档或删除。执行 build-submission.bat（Windows）或 sh build-submission.sh（Linux）可重新生成程序包，打包内容为源码、快镜权重、demo-runs.json 所列的演示证据，以及 supplemental-runs.json 所列的补充实验证据，不包含 .local/、虚拟环境与缓存。</w:t>
       </w:r>
     </w:p>
     <w:p>
@@ -7952,7 +7749,7 @@
           <w:b w:val="0"/>
           <w:sz w:val="28"/>
         </w:rPr>
-        <w:t>5.6 公网测试入口</w:t>
+        <w:t>5.6 自由对话与双路对决</w:t>
       </w:r>
     </w:p>
     <w:p>
@@ -7965,10 +7762,9 @@
       <w:r>
         <w:rPr>
           <w:rFonts w:ascii="Times New Roman" w:hAnsi="Times New Roman" w:eastAsia="宋体" w:cs="Times New Roman"/>
-          <w:b w:val="0"/>
-          <w:sz w:val="24"/>
-        </w:rPr>
-        <w:t>在线测试地址为 https://agent.li33.art/safe/preview/。浏览器通过 HTTPS 反向代理连接算力机上的控制台，</w:t>
+          <w:sz w:val="24"/>
+        </w:rPr>
+        <w:t xml:space="preserve">自由对话页面的地址为 http://127.0.0.1:8768/#/chat。在“自由对话”中输入任务，可附带文本资料；收到回复后继续输入追问，</w:t>
       </w:r>
       <w:r>
         <w:rPr>
@@ -7976,15 +7772,14 @@
           <w:b/>
           <w:sz w:val="24"/>
         </w:rPr>
-        <w:t>Pi、快镜和工具调用均在算力机执行</w:t>
-      </w:r>
-      <w:r>
-        <w:rPr>
-          <w:rFonts w:ascii="Times New Roman" w:hAnsi="Times New Roman" w:eastAsia="宋体" w:cs="Times New Roman"/>
-          <w:b w:val="0"/>
-          <w:sz w:val="24"/>
-        </w:rPr>
-        <w:t>；访问者无需在本机安装模型或运行环境。</w:t>
+        <w:t xml:space="preserve">同一 Pi 会话保留上下文</w:t>
+      </w:r>
+      <w:r>
+        <w:rPr>
+          <w:rFonts w:ascii="Times New Roman" w:hAnsi="Times New Roman" w:eastAsia="宋体" w:cs="Times New Roman"/>
+          <w:sz w:val="24"/>
+        </w:rPr>
+        <w:t xml:space="preserve">。默认开启防护，对照测试可在新会话开始前关闭。停止生成会取消当前操作，结束会话会关闭 Pi 并归档证据。网页刷新后可恢复当前会话，闲置 30 分钟后自动关闭；服务重启不自动恢复已关闭会话。</w:t>
       </w:r>
     </w:p>
     <w:p>
@@ -8000,7 +7795,7 @@
           <w:b w:val="0"/>
           <w:sz w:val="24"/>
         </w:rPr>
-        <w:t>自由输入入口为 https://agent.li33.art/safe/preview/#/chat；本机地址为 http://127.0.0.1:8768/#/chat。在“自由对话”中输入任务，可附带文本资料；收到回复后继续输入追问，</w:t>
+        <w:t>进入“攻防竞技场”，选择场景与环境后点击“开始双路对决”，即可对同一任务同时运行防护关闭和开启两路。新增直接输入样例以 di- 开头，其中 di-context、di-role、di-privilege 分别对应上下文劫持、角色伪装和越权声明；di-benign 为相近正常输入。</w:t>
       </w:r>
       <w:r>
         <w:rPr>
@@ -8008,15 +7803,15 @@
           <w:b/>
           <w:sz w:val="24"/>
         </w:rPr>
-        <w:t>同一 Pi 会话保留上下文</w:t>
-      </w:r>
-      <w:r>
-        <w:rPr>
-          <w:rFonts w:ascii="Times New Roman" w:hAnsi="Times New Roman" w:eastAsia="宋体" w:cs="Times New Roman"/>
-          <w:b w:val="0"/>
-          <w:sz w:val="24"/>
-        </w:rPr>
-        <w:t>。默认开启防护，对照测试可在新会话开始前关闭。停止生成会取消当前操作，结束会话会关闭 Pi 并归档证据。网页刷新后可恢复当前会话，闲置 30 分钟后自动关闭；服务重启不自动恢复已关闭会话。</w:t>
+        <w:t>每次发起均调用真实模型</w:t>
+      </w:r>
+      <w:r>
+        <w:rPr>
+          <w:rFonts w:ascii="Times New Roman" w:hAnsi="Times New Roman" w:eastAsia="宋体" w:cs="Times New Roman"/>
+          <w:b w:val="0"/>
+          <w:sz w:val="24"/>
+        </w:rPr>
+        <w:t>，页面显示本轮运行编号、工具调用、裁决与接收端结果。</w:t>
       </w:r>
     </w:p>
     <w:p>
@@ -8029,10 +7824,9 @@
       <w:r>
         <w:rPr>
           <w:rFonts w:ascii="Times New Roman" w:hAnsi="Times New Roman" w:eastAsia="宋体" w:cs="Times New Roman"/>
-          <w:b w:val="0"/>
-          <w:sz w:val="24"/>
-        </w:rPr>
-        <w:t>进入“攻防竞技场”，选择场景与环境后点击“开始双路对决”，即可对同一任务同时运行防护关闭和开启两路。新增直接输入样例以 di- 开头，其中 di-context、di-role、di-privilege 分别对应上下文劫持、角色伪装和越权声明；di-benign 为相近正常输入。</w:t>
+          <w:sz w:val="24"/>
+        </w:rPr>
+        <w:t xml:space="preserve">遇到 ASK 时，按任务授权选择“批准本次并继续”或“拒绝本次并继续”，</w:t>
       </w:r>
       <w:r>
         <w:rPr>
@@ -8040,15 +7834,14 @@
           <w:b/>
           <w:sz w:val="24"/>
         </w:rPr>
-        <w:t>每次发起均调用真实模型</w:t>
-      </w:r>
-      <w:r>
-        <w:rPr>
-          <w:rFonts w:ascii="Times New Roman" w:hAnsi="Times New Roman" w:eastAsia="宋体" w:cs="Times New Roman"/>
-          <w:b w:val="0"/>
-          <w:sz w:val="24"/>
-        </w:rPr>
-        <w:t>，页面显示本轮运行编号、工具调用、裁决与接收端结果。</w:t>
+        <w:t xml:space="preserve">原会话随后继续</w:t>
+      </w:r>
+      <w:r>
+        <w:rPr>
+          <w:rFonts w:ascii="Times New Roman" w:hAnsi="Times New Roman" w:eastAsia="宋体" w:cs="Times New Roman"/>
+          <w:sz w:val="24"/>
+        </w:rPr>
+        <w:t xml:space="preserve">；也可选择“拒绝并结束任务”直接结束本次任务；审批超时也会结束该次等待。测试直接注入时应拒绝与原任务无关的敏感操作，再观察会话后续行为。运行结束后，从“溯源分析”与“运行记录”查看证据。共享控制台同时接收一个测试任务，忙碌时需等待当前任务结束后再发起；对照任务内部的两路可并行执行。</w:t>
       </w:r>
     </w:p>
     <w:p>
@@ -8061,26 +7854,9 @@
       <w:r>
         <w:rPr>
           <w:rFonts w:ascii="Times New Roman" w:hAnsi="Times New Roman" w:eastAsia="宋体" w:cs="Times New Roman"/>
-          <w:b w:val="0"/>
-          <w:sz w:val="24"/>
-        </w:rPr>
-        <w:t>遇到 ASK 时，按任务授权选择“批准本次并继续”或“拒绝本次并继续”，</w:t>
-      </w:r>
-      <w:r>
-        <w:rPr>
-          <w:rFonts w:ascii="Times New Roman" w:hAnsi="Times New Roman" w:eastAsia="宋体" w:cs="Times New Roman"/>
-          <w:b/>
-          <w:sz w:val="24"/>
-        </w:rPr>
-        <w:t>原会话随后继续</w:t>
-      </w:r>
-      <w:r>
-        <w:rPr>
-          <w:rFonts w:ascii="Times New Roman" w:hAnsi="Times New Roman" w:eastAsia="宋体" w:cs="Times New Roman"/>
-          <w:b w:val="0"/>
-          <w:sz w:val="24"/>
-        </w:rPr>
-        <w:t>；审批超时也会结束该次等待。测试直接注入时应拒绝与原任务无关的敏感操作，再观察会话后续行为。运行结束后，从“溯源分析”与“运行记录”查看证据。共享控制台同时接收一个测试任务，忙碌时需等待当前任务结束后再发起；对照任务内部的两路可并行执行。</w:t>
+          <w:sz w:val="24"/>
+        </w:rPr>
+        <w:t xml:space="preserve">自由对话与场景测试使用相同的工具边界，均受第 5.4 节所述应用层约束。浏览器断开不代表任务已结束，再次打开页面可恢复当前任务与待审批状态。</w:t>
       </w:r>
     </w:p>
     <w:p>
@@ -8093,58 +7869,9 @@
       <w:r>
         <w:rPr>
           <w:rFonts w:ascii="Times New Roman" w:hAnsi="Times New Roman" w:eastAsia="宋体" w:cs="Times New Roman"/>
-          <w:b w:val="0"/>
-          <w:sz w:val="24"/>
-        </w:rPr>
-        <w:t>公网实例使用部署端配置的模型连接，页面可查看已掩码的配置，修改连接配置由部署端维护。自由对话与场景测试使用相同工具边界，均受第 5.4 节所述应用层约束。浏览器断开不代表任务已结束，再次打开页面可恢复当前任务与待审批状态。</w:t>
-      </w:r>
-    </w:p>
-    <w:p>
-      <w:pPr>
-        <w:snapToGrid w:val="0"/>
-        <w:spacing w:before="0" w:after="0" w:line="360" w:lineRule="auto"/>
-        <w:ind w:firstLine="480"/>
-        <w:jc w:val="both"/>
-      </w:pPr>
-      <w:r>
-        <w:rPr>
-          <w:rFonts w:ascii="Times New Roman" w:hAnsi="Times New Roman" w:eastAsia="宋体" w:cs="Times New Roman"/>
-          <w:b w:val="0"/>
-          <w:sz w:val="24"/>
-        </w:rPr>
-        <w:t>控制台首次启动时加载并预热快镜，页面显示就绪后，</w:t>
-      </w:r>
-      <w:r>
-        <w:rPr>
-          <w:rFonts w:ascii="Times New Roman" w:hAnsi="Times New Roman" w:eastAsia="宋体" w:cs="Times New Roman"/>
-          <w:b/>
-          <w:sz w:val="24"/>
-        </w:rPr>
-        <w:t>新任务复用模型</w:t>
-      </w:r>
-      <w:r>
-        <w:rPr>
-          <w:rFonts w:ascii="Times New Roman" w:hAnsi="Times New Roman" w:eastAsia="宋体" w:cs="Times New Roman"/>
-          <w:b w:val="0"/>
-          <w:sz w:val="24"/>
-        </w:rPr>
-        <w:t>。会话的安全状态、工作区和审批仍独立创建；修改快镜配置或推理源码后须重启控制台。Windows 初次运行在 .local 中生成约 1.29 GB 的只读 FP32 派生文件，加载时与原权重的逐块转换结果核对，</w:t>
-      </w:r>
-      <w:r>
-        <w:rPr>
-          <w:rFonts w:ascii="Times New Roman" w:hAnsi="Times New Roman" w:eastAsia="宋体" w:cs="Times New Roman"/>
-          <w:b/>
-          <w:sz w:val="24"/>
-        </w:rPr>
-        <w:t>不改变权重数值和阈值</w:t>
-      </w:r>
-      <w:r>
-        <w:rPr>
-          <w:rFonts w:ascii="Times New Roman" w:hAnsi="Times New Roman" w:eastAsia="宋体" w:cs="Times New Roman"/>
-          <w:b w:val="0"/>
-          <w:sz w:val="24"/>
-        </w:rPr>
-        <w:t>。该缓存不进入提交包。结束会话后，慢镜异步研判及证据归档在后台继续，页面显示归档状态，同时允许开始新会话。</w:t>
+          <w:sz w:val="24"/>
+        </w:rPr>
+        <w:t xml:space="preserve">控制台首次启动时加载并预热快镜，页面显示就绪后，新任务复用已加载的模型，各会话的安全状态、工作区与审批仍独立创建；修改快镜配置或推理源码后须重启控制台。结束会话后，慢镜研判与证据归档在后台继续，页面显示归档状态，并允许开始新会话。</w:t>
       </w:r>
     </w:p>
     <w:p>

--- a/submission/周兴富-双镜D²Guard-部署说明文档.docx
+++ b/submission/周兴富-双镜D²Guard-部署说明文档.docx
@@ -1034,6 +1034,28 @@
     </w:p>
     <w:p>
       <w:pPr>
+        <w:pStyle w:val="8"/>
+        <w:tabs>
+          <w:tab w:pos="8820" w:val="right" w:leader="dot"/>
+        </w:tabs>
+        <w:snapToGrid w:val="0"/>
+        <w:spacing w:before="0" w:after="0" w:line="360" w:lineRule="auto"/>
+        <w:ind w:left="480"/>
+        <w:jc w:val="left"/>
+      </w:pPr>
+      <w:r>
+        <w:rPr>
+          <w:rFonts w:ascii="Arial" w:hAnsi="Arial" w:eastAsia="黑体" w:cs="Arial"/>
+          <w:b w:val="0"/>
+          <w:sz w:val="24"/>
+        </w:rPr>
+        <w:t>4.7 多 MCP 服务器配置</w:t>
+        <w:tab/>
+        <w:t>8</w:t>
+      </w:r>
+    </w:p>
+    <w:p>
+      <w:pPr>
         <w:pStyle w:val="6"/>
         <w:tabs>
           <w:tab w:pos="8674" w:val="clear"/>
@@ -1191,7 +1213,7 @@
           <w:sz w:val="24"/>
         </w:rPr>
         <w:tab/>
-        <w:t>11</w:t>
+        <w:t>12</w:t>
       </w:r>
       <w:r>
         <w:fldChar w:fldCharType="end"/>
@@ -1216,7 +1238,7 @@
         </w:rPr>
         <w:t>5.6 自由对话与双路对决</w:t>
         <w:tab/>
-        <w:t>12</w:t>
+        <w:t>13</w:t>
       </w:r>
     </w:p>
     <w:p>
@@ -3114,7 +3136,7 @@
                 <w:b w:val="0"/>
                 <w:sz w:val="24"/>
               </w:rPr>
-              <w:t>Windows 10／11 或 Linux（正式评测在 Linux 上完成，Windows 上完成了功能验证）</w:t>
+              <w:t>Windows 10／11 或 Linux（83 场景矩阵评测在 Linux 上完成，Windows 上完成了功能验证）</w:t>
             </w:r>
           </w:p>
         </w:tc>
@@ -4158,7 +4180,7 @@
                 <w:b w:val="0"/>
                 <w:sz w:val="24"/>
               </w:rPr>
-              <w:t>83 个正式评测场景及演示场景</w:t>
+              <w:t>83 个83 场景矩阵评测场景及演示场景</w:t>
             </w:r>
           </w:p>
         </w:tc>
@@ -5400,9 +5422,10 @@
       <w:r>
         <w:rPr>
           <w:rFonts w:ascii="Times New Roman" w:hAnsi="Times New Roman" w:eastAsia="宋体" w:cs="Times New Roman"/>
-          <w:sz w:val="24"/>
-        </w:rPr>
-        <w:t xml:space="preserve">快镜权重随程序包交付，位于 weights/D2Guard-multilingual/，主要参数如表 4-1 所示。配置工具依据本机 CUDA 可用性自动选择 cuda:0 或 cpu，也可通过 --device cpu 显式指定。</w:t>
+          <w:b w:val="0"/>
+          <w:sz w:val="24"/>
+        </w:rPr>
+        <w:t>快镜采用本作品</w:t>
       </w:r>
       <w:r>
         <w:rPr>
@@ -5410,14 +5433,15 @@
           <w:b/>
           <w:sz w:val="24"/>
         </w:rPr>
-        <w:t xml:space="preserve">加载时逐文件校验 SHA-256，校验失败则拒绝启用快镜；配置了 CUDA 但不可用时直接报错，不会静默退回 CPU。</w:t>
-      </w:r>
-      <w:r>
-        <w:rPr>
-          <w:rFonts w:ascii="Times New Roman" w:hAnsi="Times New Roman" w:eastAsia="宋体" w:cs="Times New Roman"/>
-          <w:sz w:val="24"/>
-        </w:rPr>
-        <w:t xml:space="preserve">设置环境变量 D2_S1_DISABLE=1 可关闭快镜、仅使用规则，用于消融对照。Windows 上首次运行时，系统在 .local/ 中生成约 1.29 GB 的只读 FP32 派生权重文件，加载时与原权重逐块转换的结果进行核对，不改变权重数值与阈值；该文件不进入程序包。</w:t>
+        <w:t>自行训练并冻结的 D²Guard-Laya S1 多语言模型</w:t>
+      </w:r>
+      <w:r>
+        <w:rPr>
+          <w:rFonts w:ascii="Times New Roman" w:hAnsi="Times New Roman" w:eastAsia="宋体" w:cs="Times New Roman"/>
+          <w:b w:val="0"/>
+          <w:sz w:val="24"/>
+        </w:rPr>
+        <w:t>，权重随程序包交付，位于 weights/D2Guard-multilingual/，主要参数如表 4-1 所示。配置工具依据本机 CUDA 可用性自动选择 cuda:0 或 cpu，也可通过 --device cpu 显式指定。加载时逐文件校验 SHA-256，校验失败则拒绝启用快镜；配置了 CUDA 但不可用时直接报错，不会静默退回 CPU。设置环境变量 D2_S1_DISABLE=1 可关闭快镜、仅使用规则，用于消融对照。Windows 上首次运行时，系统在 .local/ 中生成约 1.29 GB 的只读 FP32 派生权重文件，加载时与原权重逐块转换的结果进行核对，不改变权重数值与阈值；该文件不进入程序包。</w:t>
       </w:r>
     </w:p>
     <w:p>
@@ -6089,6 +6113,101 @@
     </w:p>
     <w:p>
       <w:pPr>
+        <w:keepNext/>
+        <w:snapToGrid w:val="0"/>
+        <w:spacing w:before="200" w:after="120" w:line="360" w:lineRule="auto"/>
+        <w:jc w:val="left"/>
+        <w:outlineLvl w:val="1"/>
+      </w:pPr>
+      <w:r>
+        <w:rPr>
+          <w:rFonts w:ascii="Arial" w:hAnsi="Arial" w:eastAsia="黑体" w:cs="Arial"/>
+          <w:b w:val="0"/>
+          <w:sz w:val="28"/>
+        </w:rPr>
+        <w:t>4.7 多 MCP 服务器配置</w:t>
+      </w:r>
+    </w:p>
+    <w:p>
+      <w:pPr>
+        <w:snapToGrid w:val="0"/>
+        <w:spacing w:before="0" w:after="0" w:line="360" w:lineRule="auto"/>
+        <w:ind w:firstLine="480"/>
+        <w:jc w:val="left"/>
+      </w:pPr>
+      <w:r>
+        <w:rPr>
+          <w:rFonts w:ascii="Times New Roman" w:hAnsi="Times New Roman" w:eastAsia="宋体" w:cs="Times New Roman"/>
+          <w:b w:val="0"/>
+          <w:sz w:val="24"/>
+        </w:rPr>
+        <w:t>将主机配置保存为 .local/mcp.json，通过环境变量 D2_MCP_CONFIG 指向该文件。顶层 servers 为服务器数组，各项使用唯一 server_id；stdio 传输配置 command 字符串数组，HTTP 传输配置 url。以下示例在同一任务接入两台服务器，实际可执行文件、脚本与端口按部署环境填写。配置只从本地 .local 读取，不随程序包分发。</w:t>
+      </w:r>
+    </w:p>
+    <w:p>
+      <w:pPr>
+        <w:snapToGrid w:val="0"/>
+        <w:spacing w:before="0" w:after="0" w:line="252" w:lineRule="auto"/>
+        <w:ind w:firstLine="0"/>
+        <w:jc w:val="left"/>
+      </w:pPr>
+      <w:r>
+        <w:rPr>
+          <w:rFonts w:ascii="Consolas" w:hAnsi="Consolas" w:eastAsia="宋体" w:cs="Times New Roman"/>
+          <w:b w:val="0"/>
+          <w:sz w:val="20"/>
+        </w:rPr>
+        <w:t>{</w:t>
+        <w:br/>
+        <w:t xml:space="preserve">  "servers": [</w:t>
+        <w:br/>
+        <w:t xml:space="preserve">    {"server_id": "docs-a", "transport": "stdio",</w:t>
+        <w:br/>
+        <w:t xml:space="preserve">     "command": ["python", "mcp_a.py"]},</w:t>
+        <w:br/>
+        <w:t xml:space="preserve">    {"server_id": "notes-b", "transport": "http",</w:t>
+        <w:br/>
+        <w:t xml:space="preserve">     "url": "http://127.0.0.1:9001/mcp"}</w:t>
+        <w:br/>
+        <w:t xml:space="preserve">  ]</w:t>
+        <w:br/>
+        <w:t>}</w:t>
+      </w:r>
+    </w:p>
+    <w:p>
+      <w:pPr>
+        <w:snapToGrid w:val="0"/>
+        <w:spacing w:before="0" w:after="0" w:line="360" w:lineRule="auto"/>
+        <w:ind w:firstLine="480"/>
+        <w:jc w:val="left"/>
+      </w:pPr>
+      <w:r>
+        <w:rPr>
+          <w:rFonts w:ascii="Times New Roman" w:hAnsi="Times New Roman" w:eastAsia="宋体" w:cs="Times New Roman"/>
+          <w:b w:val="0"/>
+          <w:sz w:val="24"/>
+        </w:rPr>
+        <w:t>PowerShell 启动前设置 $env:D2_MCP_CONFIG=(Resolve-Path .local/mcp.json).Path；Linux 使用 export D2_MCP_CONFIG="$PWD/.local/mcp.json"。两台及以上时工具名为 docs-a/project_facts 与 notes-b/project_facts，每次调用只路由至对应服务器，server_id 同时写入审计、mcp://服务器/工具 来源 URI 与溯源节点。裸工具名授权会覆盖同名工具，精确授权宜写明服务器限定名。</w:t>
+      </w:r>
+    </w:p>
+    <w:p>
+      <w:pPr>
+        <w:snapToGrid w:val="0"/>
+        <w:spacing w:before="0" w:after="0" w:line="360" w:lineRule="auto"/>
+        <w:ind w:firstLine="480"/>
+        <w:jc w:val="left"/>
+      </w:pPr>
+      <w:r>
+        <w:rPr>
+          <w:rFonts w:ascii="Times New Roman" w:hAnsi="Times New Roman" w:eastAsia="宋体" w:cs="Times New Roman"/>
+          <w:b w:val="0"/>
+          <w:sz w:val="24"/>
+        </w:rPr>
+        <w:t>多 MCP 已有四次真实 Pi 功能验收：干净环境两侧任务均完成；攻击环境关闭防护时接收端收到 87 字节，开启时读取 .env 被 ASK 挂起、接收端为 0。四类 CVE 与跨来源拆分评测攻击成功合计为 9／15→0／15；MCP 配置篡改在无防护时未触发。跨用户轮次评测为 3／3→0／3，干净受保护完成 2／3，另 1 次未授权外发等待确认。竞赛评测还包括 83 场景矩阵的 110／164→0／165、正常完成 249／249→230／249、自身裁决误挂起 0／929（另 2 次会话连带暂停），详见测试文档与 docs/37—40。</w:t>
+      </w:r>
+    </w:p>
+    <w:p>
+      <w:pPr>
         <w:pStyle w:val="2"/>
         <w:keepNext/>
         <w:pageBreakBefore/>
@@ -6303,7 +6422,7 @@
                 <w:b w:val="0"/>
                 <w:sz w:val="24"/>
               </w:rPr>
-              <w:t>正式评测汇总、防护关闭与开启的对照回放、检测—研判—阻断—溯源各环节的实时状态</w:t>
+              <w:t>83 场景矩阵评测汇总、防护关闭与开启的对照回放、检测—研判—阻断—溯源各环节的实时状态</w:t>
             </w:r>
           </w:p>
         </w:tc>
@@ -7037,9 +7156,10 @@
       <w:r>
         <w:rPr>
           <w:rFonts w:ascii="Times New Roman" w:hAnsi="Times New Roman" w:eastAsia="宋体" w:cs="Times New Roman"/>
-          <w:sz w:val="24"/>
-        </w:rPr>
-        <w:t xml:space="preserve">每轮运行记录源码、场景与 Pi 程序的 SHA-256，便于复现与审计。运行证据保存在 runs/ 下，可按需归档或删除。执行 build-submission.bat（Windows）或 sh build-submission.sh（Linux）可重新生成程序包，打包内容为源码、快镜权重、demo-runs.json 所列的演示证据，以及 supplemental-runs.json 所列的补充实验证据，不包含 .local/、虚拟环境与缓存。</w:t>
+          <w:b w:val="0"/>
+          <w:sz w:val="24"/>
+        </w:rPr>
+        <w:t>每轮运行记录源码、场景与 Pi 程序的 SHA-256，便于复现与审计。运行证据保存在 runs/ 下，旧记录应移至 archive/ 下带日期的目录。执行 build-submission.bat（Windows）或 sh build-submission.sh（Linux）可重新生成程序包，打包内容为当前说明文档、源码、快镜权重、demo-runs.json 所列的演示证据，以及 supplemental-runs.json 所列的专项评测证据，不包含 .local/、虚拟环境与缓存。</w:t>
       </w:r>
     </w:p>
     <w:p>
@@ -7982,7 +8102,7 @@
         <w:rFonts w:ascii="Times New Roman" w:hAnsi="Times New Roman" w:eastAsia="宋体" w:cs="Times New Roman"/>
         <w:sz w:val="21"/>
       </w:rPr>
-      <w:t>12</w:t>
+      <w:t>13</w:t>
     </w:r>
     <w:r>
       <w:rPr>

--- a/submission/周兴富-双镜D²Guard-部署说明文档.docx
+++ b/submission/周兴富-双镜D²Guard-部署说明文档.docx
@@ -82,47 +82,46 @@
     <w:p>
       <w:pPr>
         <w:spacing w:line="360" w:lineRule="auto"/>
+        <w:jc w:val="center"/>
         <w:rPr>
           <w:rFonts w:ascii="宋体" w:hAnsi="宋体" w:cs="宋体"/>
           <w:sz w:val="24"/>
         </w:rPr>
       </w:pPr>
-    </w:p>
-    <w:p>
-      <w:pPr>
-        <w:spacing w:line="360" w:lineRule="auto"/>
-        <w:rPr>
-          <w:rFonts w:ascii="宋体" w:hAnsi="宋体" w:cs="宋体"/>
-          <w:sz w:val="24"/>
-        </w:rPr>
-      </w:pPr>
-    </w:p>
-    <w:p>
-      <w:pPr>
-        <w:spacing w:line="360" w:lineRule="auto"/>
-        <w:rPr>
-          <w:rFonts w:ascii="宋体" w:hAnsi="宋体" w:cs="宋体"/>
-          <w:sz w:val="24"/>
-        </w:rPr>
-      </w:pPr>
-    </w:p>
-    <w:p>
-      <w:pPr>
-        <w:spacing w:line="360" w:lineRule="auto"/>
-        <w:rPr>
-          <w:rFonts w:ascii="宋体" w:hAnsi="宋体" w:cs="宋体"/>
-          <w:sz w:val="24"/>
-        </w:rPr>
-      </w:pPr>
-    </w:p>
-    <w:p>
-      <w:pPr>
-        <w:spacing w:line="360" w:lineRule="auto"/>
-        <w:rPr>
-          <w:rFonts w:ascii="宋体" w:hAnsi="宋体" w:cs="宋体"/>
-          <w:sz w:val="24"/>
-        </w:rPr>
-      </w:pPr>
+      <w:r>
+        <w:drawing>
+          <wp:inline xmlns:a="http://schemas.openxmlformats.org/drawingml/2006/main" xmlns:pic="http://schemas.openxmlformats.org/drawingml/2006/picture">
+            <wp:extent cx="918394" cy="1080000"/>
+            <wp:docPr id="2" name="Picture 2"/>
+            <wp:cNvGraphicFramePr>
+              <a:graphicFrameLocks noChangeAspect="1"/>
+            </wp:cNvGraphicFramePr>
+            <a:graphic>
+              <a:graphicData uri="http://schemas.openxmlformats.org/drawingml/2006/picture">
+                <pic:pic>
+                  <pic:nvPicPr>
+                    <pic:cNvPr id="0" name="logo-cover.png"/>
+                    <pic:cNvPicPr/>
+                  </pic:nvPicPr>
+                  <pic:blipFill>
+                    <a:blip r:embed="rId7"/>
+                    <a:stretch>
+                      <a:fillRect/>
+                    </a:stretch>
+                  </pic:blipFill>
+                  <pic:spPr>
+                    <a:xfrm>
+                      <a:off x="0" y="0"/>
+                      <a:ext cx="918394" cy="1080000"/>
+                    </a:xfrm>
+                    <a:prstGeom prst="rect"/>
+                  </pic:spPr>
+                </pic:pic>
+              </a:graphicData>
+            </a:graphic>
+          </wp:inline>
+        </w:drawing>
+      </w:r>
     </w:p>
     <w:p>
       <w:pPr>
@@ -3136,7 +3135,7 @@
                 <w:b w:val="0"/>
                 <w:sz w:val="24"/>
               </w:rPr>
-              <w:t>Windows 10／11 或 Linux（83 场景矩阵评测在 Linux 上完成，Windows 上完成了功能验证）</w:t>
+              <w:t>Windows 10／11 或 Linux（83 场景评测在 Linux 上进行，并在 Windows 上进行了功能验证）</w:t>
             </w:r>
           </w:p>
         </w:tc>
@@ -4180,7 +4179,7 @@
                 <w:b w:val="0"/>
                 <w:sz w:val="24"/>
               </w:rPr>
-              <w:t>83 个83 场景矩阵评测场景及演示场景</w:t>
+              <w:t>83 个评测场景及演示场景</w:t>
             </w:r>
           </w:p>
         </w:tc>
@@ -6192,22 +6191,6 @@
     </w:p>
     <w:p>
       <w:pPr>
-        <w:snapToGrid w:val="0"/>
-        <w:spacing w:before="0" w:after="0" w:line="360" w:lineRule="auto"/>
-        <w:ind w:firstLine="480"/>
-        <w:jc w:val="left"/>
-      </w:pPr>
-      <w:r>
-        <w:rPr>
-          <w:rFonts w:ascii="Times New Roman" w:hAnsi="Times New Roman" w:eastAsia="宋体" w:cs="Times New Roman"/>
-          <w:b w:val="0"/>
-          <w:sz w:val="24"/>
-        </w:rPr>
-        <w:t>多 MCP 已有四次真实 Pi 功能验收：干净环境两侧任务均完成；攻击环境关闭防护时接收端收到 87 字节，开启时读取 .env 被 ASK 挂起、接收端为 0。四类 CVE 与跨来源拆分评测攻击成功合计为 9／15→0／15；MCP 配置篡改在无防护时未触发。跨用户轮次评测为 3／3→0／3，干净受保护完成 2／3，另 1 次未授权外发等待确认。竞赛评测还包括 83 场景矩阵的 110／164→0／165、正常完成 249／249→230／249、自身裁决误挂起 0／929（另 2 次会话连带暂停），详见测试文档与 docs/37—40。</w:t>
-      </w:r>
-    </w:p>
-    <w:p>
-      <w:pPr>
         <w:pStyle w:val="2"/>
         <w:keepNext/>
         <w:pageBreakBefore/>
@@ -6422,7 +6405,7 @@
                 <w:b w:val="0"/>
                 <w:sz w:val="24"/>
               </w:rPr>
-              <w:t>83 场景矩阵评测汇总、防护关闭与开启的对照回放、检测—研判—阻断—溯源各环节的实时状态</w:t>
+              <w:t>83 场景评测汇总、防护关闭与开启的对照回放、检测—研判—阻断—溯源各环节的实时状态</w:t>
             </w:r>
           </w:p>
         </w:tc>

--- a/submission/周兴富-双镜D²Guard-部署说明文档.docx
+++ b/submission/周兴富-双镜D²Guard-部署说明文档.docx
@@ -5901,55 +5901,23 @@
           <w:b w:val="0"/>
           <w:sz w:val="24"/>
         </w:rPr>
-        <w:t>（1）</w:t>
-      </w:r>
-      <w:r>
-        <w:rPr>
-          <w:rFonts w:ascii="Times New Roman" w:hAnsi="Times New Roman" w:eastAsia="宋体" w:cs="Times New Roman"/>
-          <w:b/>
-          <w:sz w:val="24"/>
-        </w:rPr>
-        <w:t>单元测试。</w:t>
-      </w:r>
-      <w:r>
-        <w:rPr>
-          <w:rFonts w:ascii="Times New Roman" w:hAnsi="Times New Roman" w:eastAsia="宋体" w:cs="Times New Roman"/>
-          <w:b w:val="0"/>
-          <w:sz w:val="24"/>
-        </w:rPr>
-        <w:t xml:space="preserve">在程序目录下执行以下命令，Python 单元测试、控制台测试与 Node.js 测试均应全部通过。Windows 下将解释器替换为 </w:t>
-      </w:r>
-      <w:r>
-        <w:rPr>
-          <w:rFonts w:ascii="Times New Roman" w:hAnsi="Times New Roman" w:eastAsia="宋体" w:cs="Times New Roman"/>
-          <w:b w:val="0"/>
-          <w:sz w:val="24"/>
-        </w:rPr>
-        <w:t>.venv-windows\Scripts\python.exe</w:t>
-      </w:r>
-      <w:r>
-        <w:rPr>
-          <w:rFonts w:ascii="Times New Roman" w:hAnsi="Times New Roman" w:eastAsia="宋体" w:cs="Times New Roman"/>
-          <w:b w:val="0"/>
-          <w:sz w:val="24"/>
-        </w:rPr>
-        <w:t xml:space="preserve">，PowerShell 中 </w:t>
-      </w:r>
-      <w:r>
-        <w:rPr>
-          <w:rFonts w:ascii="Times New Roman" w:hAnsi="Times New Roman" w:eastAsia="宋体" w:cs="Times New Roman"/>
-          <w:b w:val="0"/>
-          <w:sz w:val="24"/>
-        </w:rPr>
-        <w:t>PYTHONPATH</w:t>
-      </w:r>
-      <w:r>
-        <w:rPr>
-          <w:rFonts w:ascii="Times New Roman" w:hAnsi="Times New Roman" w:eastAsia="宋体" w:cs="Times New Roman"/>
-          <w:b w:val="0"/>
-          <w:sz w:val="24"/>
-        </w:rPr>
-        <w:t xml:space="preserve"> 的分隔符为分号。</w:t>
+        <w:t xml:space="preserve">（1）单元测试。在程序目录下执行以下命令，Python 单元测试、控制台测试与 Node.js 测试均应全部通过。请按操作系统选择对应命令。</w:t>
+      </w:r>
+    </w:p>
+    <w:p>
+      <w:pPr>
+        <w:snapToGrid w:val="0"/>
+        <w:spacing w:before="0" w:after="0" w:line="360" w:lineRule="auto"/>
+        <w:ind w:firstLine="480"/>
+        <w:jc w:val="left"/>
+      </w:pPr>
+      <w:r>
+        <w:rPr>
+          <w:rFonts w:ascii="Times New Roman" w:hAnsi="Times New Roman" w:eastAsia="宋体" w:cs="Times New Roman"/>
+          <w:b w:val="0"/>
+          <w:sz w:val="24"/>
+        </w:rPr>
+        <w:t xml:space="preserve">Linux：</w:t>
       </w:r>
     </w:p>
     <w:p>
@@ -5998,6 +5966,102 @@
           <w:sz w:val="18"/>
         </w:rPr>
         <w:t>npm test</w:t>
+      </w:r>
+    </w:p>
+    <w:p>
+      <w:pPr>
+        <w:snapToGrid w:val="0"/>
+        <w:spacing w:before="0" w:after="0" w:line="360" w:lineRule="auto"/>
+        <w:ind w:firstLine="480"/>
+        <w:jc w:val="left"/>
+      </w:pPr>
+      <w:r>
+        <w:rPr>
+          <w:rFonts w:ascii="Times New Roman" w:hAnsi="Times New Roman" w:eastAsia="宋体" w:cs="Times New Roman"/>
+          <w:b w:val="0"/>
+          <w:sz w:val="24"/>
+        </w:rPr>
+        <w:t xml:space="preserve">Windows PowerShell：</w:t>
+      </w:r>
+    </w:p>
+    <w:p>
+      <w:pPr>
+        <w:shd w:val="clear" w:color="auto" w:fill="F3F5F8"/>
+        <w:snapToGrid w:val="0"/>
+        <w:spacing w:before="80" w:after="0" w:lineRule="exact" w:line="260"/>
+        <w:ind w:left="240"/>
+        <w:jc w:val="left"/>
+      </w:pPr>
+      <w:r>
+        <w:rPr>
+          <w:rFonts w:ascii="Consolas" w:hAnsi="Consolas" w:eastAsia="宋体" w:cs="Consolas"/>
+          <w:sz w:val="18"/>
+        </w:rPr>
+        <w:t xml:space="preserve">$env:PYTHONPATH = "$PWD/src;$PWD/tests"</w:t>
+      </w:r>
+    </w:p>
+    <w:p>
+      <w:pPr>
+        <w:shd w:val="clear" w:color="auto" w:fill="F3F5F8"/>
+        <w:snapToGrid w:val="0"/>
+        <w:spacing w:before="80" w:after="0" w:lineRule="exact" w:line="260"/>
+        <w:ind w:left="240"/>
+        <w:jc w:val="left"/>
+      </w:pPr>
+      <w:r>
+        <w:rPr>
+          <w:rFonts w:ascii="Consolas" w:hAnsi="Consolas" w:eastAsia="宋体" w:cs="Consolas"/>
+          <w:sz w:val="18"/>
+        </w:rPr>
+        <w:t xml:space="preserve">.\.venv-windows\Scripts\python.exe -m unittest discover -s tests -p 'test_*.py'</w:t>
+      </w:r>
+    </w:p>
+    <w:p>
+      <w:pPr>
+        <w:shd w:val="clear" w:color="auto" w:fill="F3F5F8"/>
+        <w:snapToGrid w:val="0"/>
+        <w:spacing w:before="80" w:after="0" w:lineRule="exact" w:line="260"/>
+        <w:ind w:left="240"/>
+        <w:jc w:val="left"/>
+      </w:pPr>
+      <w:r>
+        <w:rPr>
+          <w:rFonts w:ascii="Consolas" w:hAnsi="Consolas" w:eastAsia="宋体" w:cs="Consolas"/>
+          <w:sz w:val="18"/>
+        </w:rPr>
+        <w:t xml:space="preserve">$env:PYTHONPATH = "$PWD/src;$PWD/console;$PWD/tests"</w:t>
+      </w:r>
+    </w:p>
+    <w:p>
+      <w:pPr>
+        <w:shd w:val="clear" w:color="auto" w:fill="F3F5F8"/>
+        <w:snapToGrid w:val="0"/>
+        <w:spacing w:before="80" w:after="0" w:lineRule="exact" w:line="260"/>
+        <w:ind w:left="240"/>
+        <w:jc w:val="left"/>
+      </w:pPr>
+      <w:r>
+        <w:rPr>
+          <w:rFonts w:ascii="Consolas" w:hAnsi="Consolas" w:eastAsia="宋体" w:cs="Consolas"/>
+          <w:sz w:val="18"/>
+        </w:rPr>
+        <w:t xml:space="preserve">.\.venv-windows\Scripts\python.exe -m unittest discover -s console -p 'test_*.py'</w:t>
+      </w:r>
+    </w:p>
+    <w:p>
+      <w:pPr>
+        <w:shd w:val="clear" w:color="auto" w:fill="F3F5F8"/>
+        <w:snapToGrid w:val="0"/>
+        <w:spacing w:before="80" w:after="0" w:lineRule="exact" w:line="260"/>
+        <w:ind w:left="240"/>
+        <w:jc w:val="left"/>
+      </w:pPr>
+      <w:r>
+        <w:rPr>
+          <w:rFonts w:ascii="Consolas" w:hAnsi="Consolas" w:eastAsia="宋体" w:cs="Consolas"/>
+          <w:sz w:val="18"/>
+        </w:rPr>
+        <w:t xml:space="preserve">npm test</w:t>
       </w:r>
     </w:p>
     <w:p>

--- a/submission/周兴富-双镜D²Guard-部署说明文档.docx
+++ b/submission/周兴富-双镜D²Guard-部署说明文档.docx
@@ -90,21 +90,24 @@
       </w:pPr>
       <w:r>
         <w:drawing>
-          <wp:inline xmlns:a="http://schemas.openxmlformats.org/drawingml/2006/main" xmlns:pic="http://schemas.openxmlformats.org/drawingml/2006/picture">
-            <wp:extent cx="918394" cy="1080000"/>
+          <wp:inline distT="0" distB="0" distL="114300" distR="114300">
+            <wp:extent cx="878992" cy="1079500"/>
+            <wp:effectExtent l="0" t="0" r="11430" b="2540"/>
             <wp:docPr id="2" name="Picture 2"/>
             <wp:cNvGraphicFramePr>
-              <a:graphicFrameLocks noChangeAspect="1"/>
+              <a:graphicFrameLocks xmlns:a="http://schemas.openxmlformats.org/drawingml/2006/main" noChangeAspect="1"/>
             </wp:cNvGraphicFramePr>
-            <a:graphic>
+            <a:graphic xmlns:a="http://schemas.openxmlformats.org/drawingml/2006/main">
               <a:graphicData uri="http://schemas.openxmlformats.org/drawingml/2006/picture">
-                <pic:pic>
+                <pic:pic xmlns:pic="http://schemas.openxmlformats.org/drawingml/2006/picture">
                   <pic:nvPicPr>
-                    <pic:cNvPr id="0" name="logo-cover.png"/>
-                    <pic:cNvPicPr/>
+                    <pic:cNvPr id="2" name="Picture 2"/>
+                    <pic:cNvPicPr>
+                      <a:picLocks noChangeAspect="1"/>
+                    </pic:cNvPicPr>
                   </pic:nvPicPr>
                   <pic:blipFill>
-                    <a:blip r:embed="rId7"/>
+                    <a:blip r:embed="rId6"/>
                     <a:stretch>
                       <a:fillRect/>
                     </a:stretch>
@@ -112,9 +115,11 @@
                   <pic:spPr>
                     <a:xfrm>
                       <a:off x="0" y="0"/>
-                      <a:ext cx="918394" cy="1080000"/>
+                      <a:ext cx="879400" cy="1080000"/>
                     </a:xfrm>
-                    <a:prstGeom prst="rect"/>
+                    <a:prstGeom prst="rect">
+                      <a:avLst/>
+                    </a:prstGeom>
                   </pic:spPr>
                 </pic:pic>
               </a:graphicData>
@@ -262,7 +267,6 @@
         <w:tc>
           <w:tcPr>
             <w:tcW w:w="7171" w:type="dxa"/>
-            <w:tcBorders/>
             <w:vAlign w:val="center"/>
           </w:tcPr>
           <w:p>
@@ -372,7 +376,6 @@
         <w:tc>
           <w:tcPr>
             <w:tcW w:w="7171" w:type="dxa"/>
-            <w:tcBorders/>
             <w:vAlign w:val="center"/>
           </w:tcPr>
           <w:p>
@@ -562,8 +565,6 @@
           <w:u w:val="single"/>
         </w:rPr>
       </w:pPr>
-      <w:bookmarkStart w:id="50" w:name="_GoBack"/>
-      <w:bookmarkEnd w:id="50"/>
     </w:p>
     <w:p>
       <w:pPr>
@@ -577,7 +578,7 @@
           <w:lang w:val="en-US" w:eastAsia="zh-CN"/>
         </w:rPr>
         <w:sectPr>
-          <w:footerReference w:type="default" r:id="rId6"/>
+          <w:footerReference r:id="rId3" w:type="default"/>
           <w:pgSz w:w="11906" w:h="16838"/>
           <w:pgMar w:top="1440" w:right="1466" w:bottom="1440" w:left="1620" w:header="0" w:footer="0" w:gutter="0"/>
           <w:pgBorders>
@@ -616,17 +617,16 @@
         </w:rPr>
         <w:t>目     录</w:t>
       </w:r>
+      <w:bookmarkStart w:id="23" w:name="_GoBack"/>
+      <w:bookmarkEnd w:id="23"/>
     </w:p>
     <w:p>
       <w:pPr>
         <w:pStyle w:val="6"/>
         <w:tabs>
-          <w:tab w:pos="8674" w:val="clear"/>
-          <w:tab w:pos="8820" w:val="right" w:leader="dot"/>
+          <w:tab w:val="right" w:leader="dot" w:pos="8820"/>
+          <w:tab w:val="clear" w:pos="8674"/>
         </w:tabs>
-        <w:snapToGrid w:val="0"/>
-        <w:spacing w:before="0" w:after="0" w:line="360" w:lineRule="auto"/>
-        <w:jc w:val="left"/>
       </w:pPr>
       <w:r>
         <w:fldChar w:fldCharType="begin"/>
@@ -638,26 +638,1019 @@
         <w:fldChar w:fldCharType="separate"/>
       </w:r>
       <w:r>
+        <w:fldChar w:fldCharType="begin"/>
+      </w:r>
+      <w:r>
+        <w:instrText xml:space="preserve"> HYPERLINK \l _Toc17344 </w:instrText>
+      </w:r>
+      <w:r>
+        <w:fldChar w:fldCharType="separate"/>
+      </w:r>
+      <w:r>
         <w:rPr>
           <w:rFonts w:ascii="Arial" w:hAnsi="Arial" w:eastAsia="黑体" w:cs="Arial"/>
-          <w:sz w:val="28"/>
         </w:rPr>
         <w:t>第一章 概述</w:t>
       </w:r>
       <w:r>
-        <w:rPr>
-          <w:rFonts w:ascii="Times New Roman" w:hAnsi="Times New Roman" w:eastAsia="宋体" w:cs="Times New Roman"/>
-          <w:sz w:val="28"/>
-        </w:rPr>
         <w:tab/>
+      </w:r>
+      <w:r>
+        <w:fldChar w:fldCharType="begin"/>
+      </w:r>
+      <w:r>
+        <w:instrText xml:space="preserve"> PAGEREF _Toc17344 \h </w:instrText>
+      </w:r>
+      <w:r>
+        <w:fldChar w:fldCharType="separate"/>
+      </w:r>
+      <w:r>
         <w:t>1</w:t>
+      </w:r>
+      <w:r>
+        <w:fldChar w:fldCharType="end"/>
+      </w:r>
+      <w:r>
+        <w:fldChar w:fldCharType="end"/>
       </w:r>
     </w:p>
     <w:p>
       <w:pPr>
         <w:pStyle w:val="8"/>
         <w:tabs>
-          <w:tab w:pos="8820" w:val="right" w:leader="dot"/>
+          <w:tab w:val="right" w:leader="dot" w:pos="8820"/>
+        </w:tabs>
+      </w:pPr>
+      <w:r>
+        <w:fldChar w:fldCharType="begin"/>
+      </w:r>
+      <w:r>
+        <w:instrText xml:space="preserve"> HYPERLINK \l _Toc7258 </w:instrText>
+      </w:r>
+      <w:r>
+        <w:fldChar w:fldCharType="separate"/>
+      </w:r>
+      <w:r>
+        <w:rPr>
+          <w:rFonts w:ascii="Arial" w:hAnsi="Arial" w:eastAsia="黑体" w:cs="Arial"/>
+        </w:rPr>
+        <w:t>1.1 部署形态</w:t>
+      </w:r>
+      <w:r>
+        <w:tab/>
+      </w:r>
+      <w:r>
+        <w:fldChar w:fldCharType="begin"/>
+      </w:r>
+      <w:r>
+        <w:instrText xml:space="preserve"> PAGEREF _Toc7258 \h </w:instrText>
+      </w:r>
+      <w:r>
+        <w:fldChar w:fldCharType="separate"/>
+      </w:r>
+      <w:r>
+        <w:t>1</w:t>
+      </w:r>
+      <w:r>
+        <w:fldChar w:fldCharType="end"/>
+      </w:r>
+      <w:r>
+        <w:fldChar w:fldCharType="end"/>
+      </w:r>
+    </w:p>
+    <w:p>
+      <w:pPr>
+        <w:pStyle w:val="8"/>
+        <w:tabs>
+          <w:tab w:val="right" w:leader="dot" w:pos="8820"/>
+        </w:tabs>
+      </w:pPr>
+      <w:r>
+        <w:fldChar w:fldCharType="begin"/>
+      </w:r>
+      <w:r>
+        <w:instrText xml:space="preserve"> HYPERLINK \l _Toc14716 </w:instrText>
+      </w:r>
+      <w:r>
+        <w:fldChar w:fldCharType="separate"/>
+      </w:r>
+      <w:r>
+        <w:rPr>
+          <w:rFonts w:ascii="Arial" w:hAnsi="Arial" w:eastAsia="黑体" w:cs="Arial"/>
+        </w:rPr>
+        <w:t>1.2 运行模式</w:t>
+      </w:r>
+      <w:r>
+        <w:tab/>
+      </w:r>
+      <w:r>
+        <w:fldChar w:fldCharType="begin"/>
+      </w:r>
+      <w:r>
+        <w:instrText xml:space="preserve"> PAGEREF _Toc14716 \h </w:instrText>
+      </w:r>
+      <w:r>
+        <w:fldChar w:fldCharType="separate"/>
+      </w:r>
+      <w:r>
+        <w:t>2</w:t>
+      </w:r>
+      <w:r>
+        <w:fldChar w:fldCharType="end"/>
+      </w:r>
+      <w:r>
+        <w:fldChar w:fldCharType="end"/>
+      </w:r>
+    </w:p>
+    <w:p>
+      <w:pPr>
+        <w:pStyle w:val="6"/>
+        <w:tabs>
+          <w:tab w:val="right" w:leader="dot" w:pos="8820"/>
+          <w:tab w:val="clear" w:pos="8674"/>
+        </w:tabs>
+      </w:pPr>
+      <w:r>
+        <w:fldChar w:fldCharType="begin"/>
+      </w:r>
+      <w:r>
+        <w:instrText xml:space="preserve"> HYPERLINK \l _Toc32310 </w:instrText>
+      </w:r>
+      <w:r>
+        <w:fldChar w:fldCharType="separate"/>
+      </w:r>
+      <w:r>
+        <w:rPr>
+          <w:rFonts w:ascii="Arial" w:hAnsi="Arial" w:eastAsia="黑体" w:cs="Arial"/>
+        </w:rPr>
+        <w:t>第二章 环境要求</w:t>
+      </w:r>
+      <w:r>
+        <w:tab/>
+      </w:r>
+      <w:r>
+        <w:fldChar w:fldCharType="begin"/>
+      </w:r>
+      <w:r>
+        <w:instrText xml:space="preserve"> PAGEREF _Toc32310 \h </w:instrText>
+      </w:r>
+      <w:r>
+        <w:fldChar w:fldCharType="separate"/>
+      </w:r>
+      <w:r>
+        <w:t>3</w:t>
+      </w:r>
+      <w:r>
+        <w:fldChar w:fldCharType="end"/>
+      </w:r>
+      <w:r>
+        <w:fldChar w:fldCharType="end"/>
+      </w:r>
+    </w:p>
+    <w:p>
+      <w:pPr>
+        <w:pStyle w:val="8"/>
+        <w:tabs>
+          <w:tab w:val="right" w:leader="dot" w:pos="8820"/>
+        </w:tabs>
+      </w:pPr>
+      <w:r>
+        <w:fldChar w:fldCharType="begin"/>
+      </w:r>
+      <w:r>
+        <w:instrText xml:space="preserve"> HYPERLINK \l _Toc26836 </w:instrText>
+      </w:r>
+      <w:r>
+        <w:fldChar w:fldCharType="separate"/>
+      </w:r>
+      <w:r>
+        <w:rPr>
+          <w:rFonts w:ascii="Arial" w:hAnsi="Arial" w:eastAsia="黑体" w:cs="Arial"/>
+        </w:rPr>
+        <w:t>2.1 硬件要求</w:t>
+      </w:r>
+      <w:r>
+        <w:tab/>
+      </w:r>
+      <w:r>
+        <w:fldChar w:fldCharType="begin"/>
+      </w:r>
+      <w:r>
+        <w:instrText xml:space="preserve"> PAGEREF _Toc26836 \h </w:instrText>
+      </w:r>
+      <w:r>
+        <w:fldChar w:fldCharType="separate"/>
+      </w:r>
+      <w:r>
+        <w:t>3</w:t>
+      </w:r>
+      <w:r>
+        <w:fldChar w:fldCharType="end"/>
+      </w:r>
+      <w:r>
+        <w:fldChar w:fldCharType="end"/>
+      </w:r>
+    </w:p>
+    <w:p>
+      <w:pPr>
+        <w:pStyle w:val="8"/>
+        <w:tabs>
+          <w:tab w:val="right" w:leader="dot" w:pos="8820"/>
+        </w:tabs>
+      </w:pPr>
+      <w:r>
+        <w:fldChar w:fldCharType="begin"/>
+      </w:r>
+      <w:r>
+        <w:instrText xml:space="preserve"> HYPERLINK \l _Toc5895 </w:instrText>
+      </w:r>
+      <w:r>
+        <w:fldChar w:fldCharType="separate"/>
+      </w:r>
+      <w:r>
+        <w:rPr>
+          <w:rFonts w:ascii="Arial" w:hAnsi="Arial" w:eastAsia="黑体" w:cs="Arial"/>
+        </w:rPr>
+        <w:t>2.2 软件要求</w:t>
+      </w:r>
+      <w:r>
+        <w:tab/>
+      </w:r>
+      <w:r>
+        <w:fldChar w:fldCharType="begin"/>
+      </w:r>
+      <w:r>
+        <w:instrText xml:space="preserve"> PAGEREF _Toc5895 \h </w:instrText>
+      </w:r>
+      <w:r>
+        <w:fldChar w:fldCharType="separate"/>
+      </w:r>
+      <w:r>
+        <w:t>3</w:t>
+      </w:r>
+      <w:r>
+        <w:fldChar w:fldCharType="end"/>
+      </w:r>
+      <w:r>
+        <w:fldChar w:fldCharType="end"/>
+      </w:r>
+    </w:p>
+    <w:p>
+      <w:pPr>
+        <w:pStyle w:val="8"/>
+        <w:tabs>
+          <w:tab w:val="right" w:leader="dot" w:pos="8820"/>
+        </w:tabs>
+      </w:pPr>
+      <w:r>
+        <w:fldChar w:fldCharType="begin"/>
+      </w:r>
+      <w:r>
+        <w:instrText xml:space="preserve"> HYPERLINK \l _Toc14581 </w:instrText>
+      </w:r>
+      <w:r>
+        <w:fldChar w:fldCharType="separate"/>
+      </w:r>
+      <w:r>
+        <w:rPr>
+          <w:rFonts w:ascii="Arial" w:hAnsi="Arial" w:eastAsia="黑体" w:cs="Arial"/>
+        </w:rPr>
+        <w:t>2.3 网络要求</w:t>
+      </w:r>
+      <w:r>
+        <w:tab/>
+      </w:r>
+      <w:r>
+        <w:fldChar w:fldCharType="begin"/>
+      </w:r>
+      <w:r>
+        <w:instrText xml:space="preserve"> PAGEREF _Toc14581 \h </w:instrText>
+      </w:r>
+      <w:r>
+        <w:fldChar w:fldCharType="separate"/>
+      </w:r>
+      <w:r>
+        <w:t>4</w:t>
+      </w:r>
+      <w:r>
+        <w:fldChar w:fldCharType="end"/>
+      </w:r>
+      <w:r>
+        <w:fldChar w:fldCharType="end"/>
+      </w:r>
+    </w:p>
+    <w:p>
+      <w:pPr>
+        <w:pStyle w:val="6"/>
+        <w:tabs>
+          <w:tab w:val="right" w:leader="dot" w:pos="8820"/>
+          <w:tab w:val="clear" w:pos="8674"/>
+        </w:tabs>
+      </w:pPr>
+      <w:r>
+        <w:fldChar w:fldCharType="begin"/>
+      </w:r>
+      <w:r>
+        <w:instrText xml:space="preserve"> HYPERLINK \l _Toc10631 </w:instrText>
+      </w:r>
+      <w:r>
+        <w:fldChar w:fldCharType="separate"/>
+      </w:r>
+      <w:r>
+        <w:rPr>
+          <w:rFonts w:ascii="Arial" w:hAnsi="Arial" w:eastAsia="黑体" w:cs="Arial"/>
+        </w:rPr>
+        <w:t>第三章 程序包结构</w:t>
+      </w:r>
+      <w:r>
+        <w:tab/>
+      </w:r>
+      <w:r>
+        <w:fldChar w:fldCharType="begin"/>
+      </w:r>
+      <w:r>
+        <w:instrText xml:space="preserve"> PAGEREF _Toc10631 \h </w:instrText>
+      </w:r>
+      <w:r>
+        <w:fldChar w:fldCharType="separate"/>
+      </w:r>
+      <w:r>
+        <w:t>5</w:t>
+      </w:r>
+      <w:r>
+        <w:fldChar w:fldCharType="end"/>
+      </w:r>
+      <w:r>
+        <w:fldChar w:fldCharType="end"/>
+      </w:r>
+    </w:p>
+    <w:p>
+      <w:pPr>
+        <w:pStyle w:val="6"/>
+        <w:tabs>
+          <w:tab w:val="right" w:leader="dot" w:pos="8820"/>
+          <w:tab w:val="clear" w:pos="8674"/>
+        </w:tabs>
+      </w:pPr>
+      <w:r>
+        <w:fldChar w:fldCharType="begin"/>
+      </w:r>
+      <w:r>
+        <w:instrText xml:space="preserve"> HYPERLINK \l _Toc234 </w:instrText>
+      </w:r>
+      <w:r>
+        <w:fldChar w:fldCharType="separate"/>
+      </w:r>
+      <w:r>
+        <w:rPr>
+          <w:rFonts w:ascii="Arial" w:hAnsi="Arial" w:eastAsia="黑体" w:cs="Arial"/>
+        </w:rPr>
+        <w:t>第四章 部署实现</w:t>
+      </w:r>
+      <w:r>
+        <w:tab/>
+      </w:r>
+      <w:r>
+        <w:fldChar w:fldCharType="begin"/>
+      </w:r>
+      <w:r>
+        <w:instrText xml:space="preserve"> PAGEREF _Toc234 \h </w:instrText>
+      </w:r>
+      <w:r>
+        <w:fldChar w:fldCharType="separate"/>
+      </w:r>
+      <w:r>
+        <w:t>6</w:t>
+      </w:r>
+      <w:r>
+        <w:fldChar w:fldCharType="end"/>
+      </w:r>
+      <w:r>
+        <w:fldChar w:fldCharType="end"/>
+      </w:r>
+    </w:p>
+    <w:p>
+      <w:pPr>
+        <w:pStyle w:val="8"/>
+        <w:tabs>
+          <w:tab w:val="right" w:leader="dot" w:pos="8820"/>
+        </w:tabs>
+      </w:pPr>
+      <w:r>
+        <w:fldChar w:fldCharType="begin"/>
+      </w:r>
+      <w:r>
+        <w:instrText xml:space="preserve"> HYPERLINK \l _Toc15082 </w:instrText>
+      </w:r>
+      <w:r>
+        <w:fldChar w:fldCharType="separate"/>
+      </w:r>
+      <w:r>
+        <w:rPr>
+          <w:rFonts w:ascii="Arial" w:hAnsi="Arial" w:eastAsia="黑体" w:cs="Arial"/>
+        </w:rPr>
+        <w:t>4.1 Windows 部署</w:t>
+      </w:r>
+      <w:r>
+        <w:tab/>
+      </w:r>
+      <w:r>
+        <w:fldChar w:fldCharType="begin"/>
+      </w:r>
+      <w:r>
+        <w:instrText xml:space="preserve"> PAGEREF _Toc15082 \h </w:instrText>
+      </w:r>
+      <w:r>
+        <w:fldChar w:fldCharType="separate"/>
+      </w:r>
+      <w:r>
+        <w:t>6</w:t>
+      </w:r>
+      <w:r>
+        <w:fldChar w:fldCharType="end"/>
+      </w:r>
+      <w:r>
+        <w:fldChar w:fldCharType="end"/>
+      </w:r>
+    </w:p>
+    <w:p>
+      <w:pPr>
+        <w:pStyle w:val="8"/>
+        <w:tabs>
+          <w:tab w:val="right" w:leader="dot" w:pos="8820"/>
+        </w:tabs>
+      </w:pPr>
+      <w:r>
+        <w:fldChar w:fldCharType="begin"/>
+      </w:r>
+      <w:r>
+        <w:instrText xml:space="preserve"> HYPERLINK \l _Toc23076 </w:instrText>
+      </w:r>
+      <w:r>
+        <w:fldChar w:fldCharType="separate"/>
+      </w:r>
+      <w:r>
+        <w:rPr>
+          <w:rFonts w:ascii="Arial" w:hAnsi="Arial" w:eastAsia="黑体" w:cs="Arial"/>
+        </w:rPr>
+        <w:t>4.2 Linux 部署</w:t>
+      </w:r>
+      <w:r>
+        <w:tab/>
+      </w:r>
+      <w:r>
+        <w:fldChar w:fldCharType="begin"/>
+      </w:r>
+      <w:r>
+        <w:instrText xml:space="preserve"> PAGEREF _Toc23076 \h </w:instrText>
+      </w:r>
+      <w:r>
+        <w:fldChar w:fldCharType="separate"/>
+      </w:r>
+      <w:r>
+        <w:t>6</w:t>
+      </w:r>
+      <w:r>
+        <w:fldChar w:fldCharType="end"/>
+      </w:r>
+      <w:r>
+        <w:fldChar w:fldCharType="end"/>
+      </w:r>
+    </w:p>
+    <w:p>
+      <w:pPr>
+        <w:pStyle w:val="8"/>
+        <w:tabs>
+          <w:tab w:val="right" w:leader="dot" w:pos="8820"/>
+        </w:tabs>
+      </w:pPr>
+      <w:r>
+        <w:fldChar w:fldCharType="begin"/>
+      </w:r>
+      <w:r>
+        <w:instrText xml:space="preserve"> HYPERLINK \l _Toc11194 </w:instrText>
+      </w:r>
+      <w:r>
+        <w:fldChar w:fldCharType="separate"/>
+      </w:r>
+      <w:r>
+        <w:rPr>
+          <w:rFonts w:ascii="Arial" w:hAnsi="Arial" w:eastAsia="黑体" w:cs="Arial"/>
+        </w:rPr>
+        <w:t>4.3 上游接口配置</w:t>
+      </w:r>
+      <w:r>
+        <w:tab/>
+      </w:r>
+      <w:r>
+        <w:fldChar w:fldCharType="begin"/>
+      </w:r>
+      <w:r>
+        <w:instrText xml:space="preserve"> PAGEREF _Toc11194 \h </w:instrText>
+      </w:r>
+      <w:r>
+        <w:fldChar w:fldCharType="separate"/>
+      </w:r>
+      <w:r>
+        <w:t>6</w:t>
+      </w:r>
+      <w:r>
+        <w:fldChar w:fldCharType="end"/>
+      </w:r>
+      <w:r>
+        <w:fldChar w:fldCharType="end"/>
+      </w:r>
+    </w:p>
+    <w:p>
+      <w:pPr>
+        <w:pStyle w:val="8"/>
+        <w:tabs>
+          <w:tab w:val="right" w:leader="dot" w:pos="8820"/>
+        </w:tabs>
+      </w:pPr>
+      <w:r>
+        <w:fldChar w:fldCharType="begin"/>
+      </w:r>
+      <w:r>
+        <w:instrText xml:space="preserve"> HYPERLINK \l _Toc9303 </w:instrText>
+      </w:r>
+      <w:r>
+        <w:fldChar w:fldCharType="separate"/>
+      </w:r>
+      <w:r>
+        <w:rPr>
+          <w:rFonts w:ascii="Arial" w:hAnsi="Arial" w:eastAsia="黑体" w:cs="Arial"/>
+        </w:rPr>
+        <w:t>4.4 快镜配置</w:t>
+      </w:r>
+      <w:r>
+        <w:tab/>
+      </w:r>
+      <w:r>
+        <w:fldChar w:fldCharType="begin"/>
+      </w:r>
+      <w:r>
+        <w:instrText xml:space="preserve"> PAGEREF _Toc9303 \h </w:instrText>
+      </w:r>
+      <w:r>
+        <w:fldChar w:fldCharType="separate"/>
+      </w:r>
+      <w:r>
+        <w:t>7</w:t>
+      </w:r>
+      <w:r>
+        <w:fldChar w:fldCharType="end"/>
+      </w:r>
+      <w:r>
+        <w:fldChar w:fldCharType="end"/>
+      </w:r>
+    </w:p>
+    <w:p>
+      <w:pPr>
+        <w:pStyle w:val="8"/>
+        <w:tabs>
+          <w:tab w:val="right" w:leader="dot" w:pos="8820"/>
+        </w:tabs>
+      </w:pPr>
+      <w:r>
+        <w:fldChar w:fldCharType="begin"/>
+      </w:r>
+      <w:r>
+        <w:instrText xml:space="preserve"> HYPERLINK \l _Toc16591 </w:instrText>
+      </w:r>
+      <w:r>
+        <w:fldChar w:fldCharType="separate"/>
+      </w:r>
+      <w:r>
+        <w:rPr>
+          <w:rFonts w:ascii="Arial" w:hAnsi="Arial" w:eastAsia="黑体" w:cs="Arial"/>
+        </w:rPr>
+        <w:t>4.5 慢镜配置</w:t>
+      </w:r>
+      <w:r>
+        <w:tab/>
+      </w:r>
+      <w:r>
+        <w:fldChar w:fldCharType="begin"/>
+      </w:r>
+      <w:r>
+        <w:instrText xml:space="preserve"> PAGEREF _Toc16591 \h </w:instrText>
+      </w:r>
+      <w:r>
+        <w:fldChar w:fldCharType="separate"/>
+      </w:r>
+      <w:r>
+        <w:t>7</w:t>
+      </w:r>
+      <w:r>
+        <w:fldChar w:fldCharType="end"/>
+      </w:r>
+      <w:r>
+        <w:fldChar w:fldCharType="end"/>
+      </w:r>
+    </w:p>
+    <w:p>
+      <w:pPr>
+        <w:pStyle w:val="8"/>
+        <w:tabs>
+          <w:tab w:val="right" w:leader="dot" w:pos="8820"/>
+        </w:tabs>
+      </w:pPr>
+      <w:r>
+        <w:fldChar w:fldCharType="begin"/>
+      </w:r>
+      <w:r>
+        <w:instrText xml:space="preserve"> HYPERLINK \l _Toc11567 </w:instrText>
+      </w:r>
+      <w:r>
+        <w:fldChar w:fldCharType="separate"/>
+      </w:r>
+      <w:r>
+        <w:rPr>
+          <w:rFonts w:ascii="Arial" w:hAnsi="Arial" w:eastAsia="黑体" w:cs="Arial"/>
+        </w:rPr>
+        <w:t>4.6 部署验证</w:t>
+      </w:r>
+      <w:r>
+        <w:tab/>
+      </w:r>
+      <w:r>
+        <w:fldChar w:fldCharType="begin"/>
+      </w:r>
+      <w:r>
+        <w:instrText xml:space="preserve"> PAGEREF _Toc11567 \h </w:instrText>
+      </w:r>
+      <w:r>
+        <w:fldChar w:fldCharType="separate"/>
+      </w:r>
+      <w:r>
+        <w:t>8</w:t>
+      </w:r>
+      <w:r>
+        <w:fldChar w:fldCharType="end"/>
+      </w:r>
+      <w:r>
+        <w:fldChar w:fldCharType="end"/>
+      </w:r>
+    </w:p>
+    <w:p>
+      <w:pPr>
+        <w:pStyle w:val="8"/>
+        <w:tabs>
+          <w:tab w:val="right" w:leader="dot" w:pos="8820"/>
+        </w:tabs>
+      </w:pPr>
+      <w:r>
+        <w:fldChar w:fldCharType="begin"/>
+      </w:r>
+      <w:r>
+        <w:instrText xml:space="preserve"> HYPERLINK \l _Toc25768 </w:instrText>
+      </w:r>
+      <w:r>
+        <w:fldChar w:fldCharType="separate"/>
+      </w:r>
+      <w:r>
+        <w:rPr>
+          <w:rFonts w:ascii="Arial" w:hAnsi="Arial" w:eastAsia="黑体" w:cs="Arial"/>
+        </w:rPr>
+        <w:t>4.7 多 MCP 服务器配置</w:t>
+      </w:r>
+      <w:r>
+        <w:tab/>
+      </w:r>
+      <w:r>
+        <w:fldChar w:fldCharType="begin"/>
+      </w:r>
+      <w:r>
+        <w:instrText xml:space="preserve"> PAGEREF _Toc25768 \h </w:instrText>
+      </w:r>
+      <w:r>
+        <w:fldChar w:fldCharType="separate"/>
+      </w:r>
+      <w:r>
+        <w:t>9</w:t>
+      </w:r>
+      <w:r>
+        <w:fldChar w:fldCharType="end"/>
+      </w:r>
+      <w:r>
+        <w:fldChar w:fldCharType="end"/>
+      </w:r>
+    </w:p>
+    <w:p>
+      <w:pPr>
+        <w:pStyle w:val="6"/>
+        <w:tabs>
+          <w:tab w:val="right" w:leader="dot" w:pos="8820"/>
+          <w:tab w:val="clear" w:pos="8674"/>
+        </w:tabs>
+      </w:pPr>
+      <w:r>
+        <w:fldChar w:fldCharType="begin"/>
+      </w:r>
+      <w:r>
+        <w:instrText xml:space="preserve"> HYPERLINK \l _Toc17058 </w:instrText>
+      </w:r>
+      <w:r>
+        <w:fldChar w:fldCharType="separate"/>
+      </w:r>
+      <w:r>
+        <w:rPr>
+          <w:rFonts w:ascii="Arial" w:hAnsi="Arial" w:eastAsia="黑体" w:cs="Arial"/>
+        </w:rPr>
+        <w:t>第五章 运行与使用</w:t>
+      </w:r>
+      <w:r>
+        <w:tab/>
+      </w:r>
+      <w:r>
+        <w:fldChar w:fldCharType="begin"/>
+      </w:r>
+      <w:r>
+        <w:instrText xml:space="preserve"> PAGEREF _Toc17058 \h </w:instrText>
+      </w:r>
+      <w:r>
+        <w:fldChar w:fldCharType="separate"/>
+      </w:r>
+      <w:r>
+        <w:t>10</w:t>
+      </w:r>
+      <w:r>
+        <w:fldChar w:fldCharType="end"/>
+      </w:r>
+      <w:r>
+        <w:fldChar w:fldCharType="end"/>
+      </w:r>
+    </w:p>
+    <w:p>
+      <w:pPr>
+        <w:pStyle w:val="8"/>
+        <w:tabs>
+          <w:tab w:val="right" w:leader="dot" w:pos="8820"/>
+        </w:tabs>
+      </w:pPr>
+      <w:r>
+        <w:fldChar w:fldCharType="begin"/>
+      </w:r>
+      <w:r>
+        <w:instrText xml:space="preserve"> HYPERLINK \l _Toc27892 </w:instrText>
+      </w:r>
+      <w:r>
+        <w:fldChar w:fldCharType="separate"/>
+      </w:r>
+      <w:r>
+        <w:rPr>
+          <w:rFonts w:ascii="Arial" w:hAnsi="Arial" w:eastAsia="黑体" w:cs="Arial"/>
+        </w:rPr>
+        <w:t>5.1 安全控制台</w:t>
+      </w:r>
+      <w:r>
+        <w:tab/>
+      </w:r>
+      <w:r>
+        <w:fldChar w:fldCharType="begin"/>
+      </w:r>
+      <w:r>
+        <w:instrText xml:space="preserve"> PAGEREF _Toc27892 \h </w:instrText>
+      </w:r>
+      <w:r>
+        <w:fldChar w:fldCharType="separate"/>
+      </w:r>
+      <w:r>
+        <w:t>10</w:t>
+      </w:r>
+      <w:r>
+        <w:fldChar w:fldCharType="end"/>
+      </w:r>
+      <w:r>
+        <w:fldChar w:fldCharType="end"/>
+      </w:r>
+    </w:p>
+    <w:p>
+      <w:pPr>
+        <w:pStyle w:val="8"/>
+        <w:tabs>
+          <w:tab w:val="right" w:leader="dot" w:pos="8820"/>
+        </w:tabs>
+      </w:pPr>
+      <w:r>
+        <w:fldChar w:fldCharType="begin"/>
+      </w:r>
+      <w:r>
+        <w:instrText xml:space="preserve"> HYPERLINK \l _Toc27889 </w:instrText>
+      </w:r>
+      <w:r>
+        <w:fldChar w:fldCharType="separate"/>
+      </w:r>
+      <w:r>
+        <w:rPr>
+          <w:rFonts w:ascii="Arial" w:hAnsi="Arial" w:eastAsia="黑体" w:cs="Arial"/>
+        </w:rPr>
+        <w:t>5.2 网页审批</w:t>
+      </w:r>
+      <w:r>
+        <w:tab/>
+      </w:r>
+      <w:r>
+        <w:fldChar w:fldCharType="begin"/>
+      </w:r>
+      <w:r>
+        <w:instrText xml:space="preserve"> PAGEREF _Toc27889 \h </w:instrText>
+      </w:r>
+      <w:r>
+        <w:fldChar w:fldCharType="separate"/>
+      </w:r>
+      <w:r>
+        <w:t>10</w:t>
+      </w:r>
+      <w:r>
+        <w:fldChar w:fldCharType="end"/>
+      </w:r>
+      <w:r>
+        <w:fldChar w:fldCharType="end"/>
+      </w:r>
+    </w:p>
+    <w:p>
+      <w:pPr>
+        <w:pStyle w:val="8"/>
+        <w:tabs>
+          <w:tab w:val="right" w:leader="dot" w:pos="8820"/>
+        </w:tabs>
+      </w:pPr>
+      <w:r>
+        <w:fldChar w:fldCharType="begin"/>
+      </w:r>
+      <w:r>
+        <w:instrText xml:space="preserve"> HYPERLINK \l _Toc19730 </w:instrText>
+      </w:r>
+      <w:r>
+        <w:fldChar w:fldCharType="separate"/>
+      </w:r>
+      <w:r>
+        <w:rPr>
+          <w:rFonts w:ascii="Arial" w:hAnsi="Arial" w:eastAsia="黑体" w:cs="Arial"/>
+        </w:rPr>
+        <w:t>5.3 命令行运行</w:t>
+      </w:r>
+      <w:r>
+        <w:tab/>
+      </w:r>
+      <w:r>
+        <w:fldChar w:fldCharType="begin"/>
+      </w:r>
+      <w:r>
+        <w:instrText xml:space="preserve"> PAGEREF _Toc19730 \h </w:instrText>
+      </w:r>
+      <w:r>
+        <w:fldChar w:fldCharType="separate"/>
+      </w:r>
+      <w:r>
+        <w:t>11</w:t>
+      </w:r>
+      <w:r>
+        <w:fldChar w:fldCharType="end"/>
+      </w:r>
+      <w:r>
+        <w:fldChar w:fldCharType="end"/>
+      </w:r>
+    </w:p>
+    <w:p>
+      <w:pPr>
+        <w:pStyle w:val="8"/>
+        <w:tabs>
+          <w:tab w:val="right" w:leader="dot" w:pos="8820"/>
+        </w:tabs>
+      </w:pPr>
+      <w:r>
+        <w:fldChar w:fldCharType="begin"/>
+      </w:r>
+      <w:r>
+        <w:instrText xml:space="preserve"> HYPERLINK \l _Toc13717 </w:instrText>
+      </w:r>
+      <w:r>
+        <w:fldChar w:fldCharType="separate"/>
+      </w:r>
+      <w:r>
+        <w:rPr>
+          <w:rFonts w:ascii="Arial" w:hAnsi="Arial" w:eastAsia="黑体" w:cs="Arial"/>
+        </w:rPr>
+        <w:t>5.4 安全边界与运维说明</w:t>
+      </w:r>
+      <w:r>
+        <w:tab/>
+      </w:r>
+      <w:r>
+        <w:fldChar w:fldCharType="begin"/>
+      </w:r>
+      <w:r>
+        <w:instrText xml:space="preserve"> PAGEREF _Toc13717 \h </w:instrText>
+      </w:r>
+      <w:r>
+        <w:fldChar w:fldCharType="separate"/>
+      </w:r>
+      <w:r>
+        <w:t>11</w:t>
+      </w:r>
+      <w:r>
+        <w:fldChar w:fldCharType="end"/>
+      </w:r>
+      <w:r>
+        <w:fldChar w:fldCharType="end"/>
+      </w:r>
+    </w:p>
+    <w:p>
+      <w:pPr>
+        <w:pStyle w:val="8"/>
+        <w:tabs>
+          <w:tab w:val="right" w:leader="dot" w:pos="8820"/>
+        </w:tabs>
+      </w:pPr>
+      <w:r>
+        <w:fldChar w:fldCharType="begin"/>
+      </w:r>
+      <w:r>
+        <w:instrText xml:space="preserve"> HYPERLINK \l _Toc9672 </w:instrText>
+      </w:r>
+      <w:r>
+        <w:fldChar w:fldCharType="separate"/>
+      </w:r>
+      <w:r>
+        <w:rPr>
+          <w:rFonts w:ascii="Arial" w:hAnsi="Arial" w:eastAsia="黑体" w:cs="Arial"/>
+        </w:rPr>
+        <w:t>5.5 常见问题</w:t>
+      </w:r>
+      <w:r>
+        <w:tab/>
+      </w:r>
+      <w:r>
+        <w:fldChar w:fldCharType="begin"/>
+      </w:r>
+      <w:r>
+        <w:instrText xml:space="preserve"> PAGEREF _Toc9672 \h </w:instrText>
+      </w:r>
+      <w:r>
+        <w:fldChar w:fldCharType="separate"/>
+      </w:r>
+      <w:r>
+        <w:t>12</w:t>
+      </w:r>
+      <w:r>
+        <w:fldChar w:fldCharType="end"/>
+      </w:r>
+      <w:r>
+        <w:fldChar w:fldCharType="end"/>
+      </w:r>
+    </w:p>
+    <w:p>
+      <w:pPr>
+        <w:pStyle w:val="8"/>
+        <w:tabs>
+          <w:tab w:val="right" w:leader="dot" w:pos="8820"/>
+        </w:tabs>
+      </w:pPr>
+      <w:r>
+        <w:fldChar w:fldCharType="begin"/>
+      </w:r>
+      <w:r>
+        <w:instrText xml:space="preserve"> HYPERLINK \l _Toc19114 </w:instrText>
+      </w:r>
+      <w:r>
+        <w:fldChar w:fldCharType="separate"/>
+      </w:r>
+      <w:r>
+        <w:rPr>
+          <w:rFonts w:ascii="Arial" w:hAnsi="Arial" w:eastAsia="黑体" w:cs="Arial"/>
+        </w:rPr>
+        <w:t>5.6 自由对话与双路对决</w:t>
+      </w:r>
+      <w:r>
+        <w:tab/>
+      </w:r>
+      <w:r>
+        <w:fldChar w:fldCharType="begin"/>
+      </w:r>
+      <w:r>
+        <w:instrText xml:space="preserve"> PAGEREF _Toc19114 \h </w:instrText>
+      </w:r>
+      <w:r>
+        <w:fldChar w:fldCharType="separate"/>
+      </w:r>
+      <w:r>
+        <w:t>13</w:t>
+      </w:r>
+      <w:r>
+        <w:fldChar w:fldCharType="end"/>
+      </w:r>
+      <w:r>
+        <w:fldChar w:fldCharType="end"/>
+      </w:r>
+    </w:p>
+    <w:p>
+      <w:pPr>
+        <w:pStyle w:val="8"/>
+        <w:tabs>
+          <w:tab w:val="right" w:leader="dot" w:pos="8820"/>
         </w:tabs>
         <w:snapToGrid w:val="0"/>
         <w:spacing w:before="0" w:after="0" w:line="360" w:lineRule="auto"/>
@@ -665,26 +1658,14 @@
         <w:jc w:val="left"/>
       </w:pPr>
       <w:r>
-        <w:rPr>
-          <w:rFonts w:ascii="Arial" w:hAnsi="Arial" w:eastAsia="黑体" w:cs="Arial"/>
-          <w:sz w:val="24"/>
-        </w:rPr>
-        <w:t>1.1 部署形态</w:t>
-      </w:r>
-      <w:r>
-        <w:rPr>
-          <w:rFonts w:ascii="Times New Roman" w:hAnsi="Times New Roman" w:eastAsia="宋体" w:cs="Times New Roman"/>
-          <w:sz w:val="24"/>
-        </w:rPr>
-        <w:tab/>
-        <w:t>1</w:t>
+        <w:fldChar w:fldCharType="end"/>
       </w:r>
     </w:p>
     <w:p>
       <w:pPr>
         <w:pStyle w:val="8"/>
         <w:tabs>
-          <w:tab w:pos="8820" w:val="right" w:leader="dot"/>
+          <w:tab w:val="right" w:leader="dot" w:pos="8820"/>
         </w:tabs>
         <w:snapToGrid w:val="0"/>
         <w:spacing w:before="0" w:after="0" w:line="360" w:lineRule="auto"/>
@@ -694,549 +1675,25 @@
       <w:r>
         <w:rPr>
           <w:rFonts w:ascii="Arial" w:hAnsi="Arial" w:eastAsia="黑体" w:cs="Arial"/>
+          <w:b w:val="0"/>
           <w:sz w:val="24"/>
         </w:rPr>
-        <w:t>1.2 运行模式</w:t>
-      </w:r>
-      <w:r>
-        <w:rPr>
-          <w:rFonts w:ascii="Times New Roman" w:hAnsi="Times New Roman" w:eastAsia="宋体" w:cs="Times New Roman"/>
-          <w:sz w:val="24"/>
-        </w:rPr>
-        <w:tab/>
-        <w:t>2</w:t>
-      </w:r>
-    </w:p>
-    <w:p>
-      <w:pPr>
-        <w:pStyle w:val="6"/>
-        <w:tabs>
-          <w:tab w:pos="8674" w:val="clear"/>
-          <w:tab w:pos="8820" w:val="right" w:leader="dot"/>
-        </w:tabs>
-        <w:snapToGrid w:val="0"/>
-        <w:spacing w:before="0" w:after="0" w:line="360" w:lineRule="auto"/>
-        <w:jc w:val="left"/>
-      </w:pPr>
-      <w:r>
-        <w:rPr>
-          <w:rFonts w:ascii="Arial" w:hAnsi="Arial" w:eastAsia="黑体" w:cs="Arial"/>
-          <w:sz w:val="28"/>
-        </w:rPr>
-        <w:t>第二章 环境要求</w:t>
-      </w:r>
-      <w:r>
-        <w:rPr>
-          <w:rFonts w:ascii="Times New Roman" w:hAnsi="Times New Roman" w:eastAsia="宋体" w:cs="Times New Roman"/>
-          <w:sz w:val="28"/>
-        </w:rPr>
-        <w:tab/>
-        <w:t>3</w:t>
-      </w:r>
-    </w:p>
-    <w:p>
-      <w:pPr>
-        <w:pStyle w:val="8"/>
-        <w:tabs>
-          <w:tab w:pos="8820" w:val="right" w:leader="dot"/>
-        </w:tabs>
-        <w:snapToGrid w:val="0"/>
-        <w:spacing w:before="0" w:after="0" w:line="360" w:lineRule="auto"/>
-        <w:ind w:left="480"/>
-        <w:jc w:val="left"/>
-      </w:pPr>
-      <w:r>
-        <w:rPr>
-          <w:rFonts w:ascii="Arial" w:hAnsi="Arial" w:eastAsia="黑体" w:cs="Arial"/>
-          <w:sz w:val="24"/>
-        </w:rPr>
-        <w:t>2.1 硬件要求</w:t>
-      </w:r>
-      <w:r>
-        <w:rPr>
-          <w:rFonts w:ascii="Times New Roman" w:hAnsi="Times New Roman" w:eastAsia="宋体" w:cs="Times New Roman"/>
-          <w:sz w:val="24"/>
-        </w:rPr>
-        <w:tab/>
-        <w:t>3</w:t>
-      </w:r>
-    </w:p>
-    <w:p>
-      <w:pPr>
-        <w:pStyle w:val="8"/>
-        <w:tabs>
-          <w:tab w:pos="8820" w:val="right" w:leader="dot"/>
-        </w:tabs>
-        <w:snapToGrid w:val="0"/>
-        <w:spacing w:before="0" w:after="0" w:line="360" w:lineRule="auto"/>
-        <w:ind w:left="480"/>
-        <w:jc w:val="left"/>
-      </w:pPr>
-      <w:r>
-        <w:rPr>
-          <w:rFonts w:ascii="Arial" w:hAnsi="Arial" w:eastAsia="黑体" w:cs="Arial"/>
-          <w:sz w:val="24"/>
-        </w:rPr>
-        <w:t>2.2 软件要求</w:t>
-      </w:r>
-      <w:r>
-        <w:rPr>
-          <w:rFonts w:ascii="Times New Roman" w:hAnsi="Times New Roman" w:eastAsia="宋体" w:cs="Times New Roman"/>
-          <w:sz w:val="24"/>
-        </w:rPr>
-        <w:tab/>
-        <w:t>3</w:t>
-      </w:r>
-    </w:p>
-    <w:p>
-      <w:pPr>
-        <w:pStyle w:val="8"/>
-        <w:tabs>
-          <w:tab w:pos="8820" w:val="right" w:leader="dot"/>
-        </w:tabs>
-        <w:snapToGrid w:val="0"/>
-        <w:spacing w:before="0" w:after="0" w:line="360" w:lineRule="auto"/>
-        <w:ind w:left="480"/>
-        <w:jc w:val="left"/>
-      </w:pPr>
-      <w:r>
-        <w:rPr>
-          <w:rFonts w:ascii="Arial" w:hAnsi="Arial" w:eastAsia="黑体" w:cs="Arial"/>
-          <w:sz w:val="24"/>
-        </w:rPr>
-        <w:t>2.3 网络要求</w:t>
-      </w:r>
-      <w:r>
-        <w:rPr>
-          <w:rFonts w:ascii="Times New Roman" w:hAnsi="Times New Roman" w:eastAsia="宋体" w:cs="Times New Roman"/>
-          <w:sz w:val="24"/>
-        </w:rPr>
-        <w:tab/>
-        <w:t>4</w:t>
-      </w:r>
-    </w:p>
-    <w:p>
-      <w:pPr>
-        <w:pStyle w:val="6"/>
-        <w:tabs>
-          <w:tab w:pos="8674" w:val="clear"/>
-          <w:tab w:pos="8820" w:val="right" w:leader="dot"/>
-        </w:tabs>
-        <w:snapToGrid w:val="0"/>
-        <w:spacing w:before="0" w:after="0" w:line="360" w:lineRule="auto"/>
-        <w:jc w:val="left"/>
-      </w:pPr>
-      <w:r>
-        <w:rPr>
-          <w:rFonts w:ascii="Arial" w:hAnsi="Arial" w:eastAsia="黑体" w:cs="Arial"/>
-          <w:sz w:val="28"/>
-        </w:rPr>
-        <w:t>第三章 程序包结构</w:t>
-      </w:r>
-      <w:r>
-        <w:rPr>
-          <w:rFonts w:ascii="Times New Roman" w:hAnsi="Times New Roman" w:eastAsia="宋体" w:cs="Times New Roman"/>
-          <w:sz w:val="28"/>
-        </w:rPr>
-        <w:tab/>
-        <w:t>5</w:t>
-      </w:r>
-    </w:p>
-    <w:p>
-      <w:pPr>
-        <w:pStyle w:val="6"/>
-        <w:tabs>
-          <w:tab w:pos="8674" w:val="clear"/>
-          <w:tab w:pos="8820" w:val="right" w:leader="dot"/>
-        </w:tabs>
-        <w:snapToGrid w:val="0"/>
-        <w:spacing w:before="0" w:after="0" w:line="360" w:lineRule="auto"/>
-        <w:jc w:val="left"/>
-      </w:pPr>
-      <w:r>
-        <w:rPr>
-          <w:rFonts w:ascii="Arial" w:hAnsi="Arial" w:eastAsia="黑体" w:cs="Arial"/>
-          <w:sz w:val="28"/>
-        </w:rPr>
-        <w:t>第四章 部署实现</w:t>
-      </w:r>
-      <w:r>
-        <w:rPr>
-          <w:rFonts w:ascii="Times New Roman" w:hAnsi="Times New Roman" w:eastAsia="宋体" w:cs="Times New Roman"/>
-          <w:sz w:val="28"/>
-        </w:rPr>
-        <w:tab/>
-        <w:t>6</w:t>
-      </w:r>
-    </w:p>
-    <w:p>
-      <w:pPr>
-        <w:pStyle w:val="8"/>
-        <w:tabs>
-          <w:tab w:pos="8820" w:val="right" w:leader="dot"/>
-        </w:tabs>
-        <w:snapToGrid w:val="0"/>
-        <w:spacing w:before="0" w:after="0" w:line="360" w:lineRule="auto"/>
-        <w:ind w:left="480"/>
-        <w:jc w:val="left"/>
-      </w:pPr>
-      <w:r>
-        <w:rPr>
-          <w:rFonts w:ascii="Arial" w:hAnsi="Arial" w:eastAsia="黑体" w:cs="Arial"/>
-          <w:sz w:val="24"/>
-        </w:rPr>
-        <w:t>4.1 Windows 部署</w:t>
-      </w:r>
-      <w:r>
-        <w:rPr>
-          <w:rFonts w:ascii="Times New Roman" w:hAnsi="Times New Roman" w:eastAsia="宋体" w:cs="Times New Roman"/>
-          <w:sz w:val="24"/>
-        </w:rPr>
-        <w:tab/>
-        <w:t>6</w:t>
-      </w:r>
-    </w:p>
-    <w:p>
-      <w:pPr>
-        <w:pStyle w:val="8"/>
-        <w:tabs>
-          <w:tab w:pos="8820" w:val="right" w:leader="dot"/>
-        </w:tabs>
-        <w:snapToGrid w:val="0"/>
-        <w:spacing w:before="0" w:after="0" w:line="360" w:lineRule="auto"/>
-        <w:ind w:left="480"/>
-        <w:jc w:val="left"/>
-      </w:pPr>
-      <w:r>
-        <w:rPr>
-          <w:rFonts w:ascii="Arial" w:hAnsi="Arial" w:eastAsia="黑体" w:cs="Arial"/>
-          <w:sz w:val="24"/>
-        </w:rPr>
-        <w:t>4.2 Linux 部署</w:t>
-      </w:r>
-      <w:r>
-        <w:rPr>
-          <w:rFonts w:ascii="Times New Roman" w:hAnsi="Times New Roman" w:eastAsia="宋体" w:cs="Times New Roman"/>
-          <w:sz w:val="24"/>
-        </w:rPr>
-        <w:tab/>
-        <w:t>6</w:t>
-      </w:r>
-    </w:p>
-    <w:p>
-      <w:pPr>
-        <w:pStyle w:val="8"/>
-        <w:tabs>
-          <w:tab w:pos="8820" w:val="right" w:leader="dot"/>
-        </w:tabs>
-        <w:snapToGrid w:val="0"/>
-        <w:spacing w:before="0" w:after="0" w:line="360" w:lineRule="auto"/>
-        <w:ind w:left="480"/>
-        <w:jc w:val="left"/>
-      </w:pPr>
-      <w:r>
-        <w:rPr>
-          <w:rFonts w:ascii="Arial" w:hAnsi="Arial" w:eastAsia="黑体" w:cs="Arial"/>
-          <w:sz w:val="24"/>
-        </w:rPr>
-        <w:t>4.3 上游接口配置</w:t>
-      </w:r>
-      <w:r>
-        <w:rPr>
-          <w:rFonts w:ascii="Times New Roman" w:hAnsi="Times New Roman" w:eastAsia="宋体" w:cs="Times New Roman"/>
-          <w:sz w:val="24"/>
-        </w:rPr>
-        <w:tab/>
-        <w:t>6</w:t>
-      </w:r>
-    </w:p>
-    <w:p>
-      <w:pPr>
-        <w:pStyle w:val="8"/>
-        <w:tabs>
-          <w:tab w:pos="8820" w:val="right" w:leader="dot"/>
-        </w:tabs>
-        <w:snapToGrid w:val="0"/>
-        <w:spacing w:before="0" w:after="0" w:line="360" w:lineRule="auto"/>
-        <w:ind w:left="480"/>
-        <w:jc w:val="left"/>
-      </w:pPr>
-      <w:r>
-        <w:rPr>
-          <w:rFonts w:ascii="Arial" w:hAnsi="Arial" w:eastAsia="黑体" w:cs="Arial"/>
-          <w:sz w:val="24"/>
-        </w:rPr>
-        <w:t>4.4 快镜配置</w:t>
-      </w:r>
-      <w:r>
-        <w:rPr>
-          <w:rFonts w:ascii="Times New Roman" w:hAnsi="Times New Roman" w:eastAsia="宋体" w:cs="Times New Roman"/>
-          <w:sz w:val="24"/>
-        </w:rPr>
-        <w:tab/>
-        <w:t>7</w:t>
-      </w:r>
-    </w:p>
-    <w:p>
-      <w:pPr>
-        <w:pStyle w:val="8"/>
-        <w:tabs>
-          <w:tab w:pos="8820" w:val="right" w:leader="dot"/>
-        </w:tabs>
-        <w:snapToGrid w:val="0"/>
-        <w:spacing w:before="0" w:after="0" w:line="360" w:lineRule="auto"/>
-        <w:ind w:left="480"/>
-        <w:jc w:val="left"/>
-      </w:pPr>
-      <w:r>
-        <w:rPr>
-          <w:rFonts w:ascii="Arial" w:hAnsi="Arial" w:eastAsia="黑体" w:cs="Arial"/>
-          <w:sz w:val="24"/>
-        </w:rPr>
-        <w:t>4.5 慢镜配置</w:t>
-      </w:r>
-      <w:r>
-        <w:rPr>
-          <w:rFonts w:ascii="Times New Roman" w:hAnsi="Times New Roman" w:eastAsia="宋体" w:cs="Times New Roman"/>
-          <w:sz w:val="24"/>
-        </w:rPr>
-        <w:tab/>
-        <w:t>7</w:t>
-      </w:r>
-    </w:p>
-    <w:p>
-      <w:pPr>
-        <w:pStyle w:val="8"/>
-        <w:tabs>
-          <w:tab w:pos="8820" w:val="right" w:leader="dot"/>
-        </w:tabs>
-        <w:snapToGrid w:val="0"/>
-        <w:spacing w:before="0" w:after="0" w:line="360" w:lineRule="auto"/>
-        <w:ind w:left="480"/>
-        <w:jc w:val="left"/>
-      </w:pPr>
-      <w:r>
-        <w:rPr>
-          <w:rFonts w:ascii="Arial" w:hAnsi="Arial" w:eastAsia="黑体" w:cs="Arial"/>
-          <w:sz w:val="24"/>
-        </w:rPr>
-        <w:t>4.6 部署验证</w:t>
-      </w:r>
-      <w:r>
-        <w:rPr>
-          <w:rFonts w:ascii="Times New Roman" w:hAnsi="Times New Roman" w:eastAsia="宋体" w:cs="Times New Roman"/>
-          <w:sz w:val="24"/>
-        </w:rPr>
-        <w:tab/>
-        <w:t>8</w:t>
-      </w:r>
-    </w:p>
-    <w:p>
-      <w:pPr>
-        <w:pStyle w:val="8"/>
-        <w:tabs>
-          <w:tab w:pos="8820" w:val="right" w:leader="dot"/>
-        </w:tabs>
-        <w:snapToGrid w:val="0"/>
-        <w:spacing w:before="0" w:after="0" w:line="360" w:lineRule="auto"/>
-        <w:ind w:left="480"/>
-        <w:jc w:val="left"/>
-      </w:pPr>
+        <w:t>5.6 自由对话与双路对决</w:t>
+      </w:r>
       <w:r>
         <w:rPr>
           <w:rFonts w:ascii="Arial" w:hAnsi="Arial" w:eastAsia="黑体" w:cs="Arial"/>
           <w:b w:val="0"/>
           <w:sz w:val="24"/>
         </w:rPr>
-        <w:t>4.7 多 MCP 服务器配置</w:t>
         <w:tab/>
-        <w:t>8</w:t>
-      </w:r>
-    </w:p>
-    <w:p>
-      <w:pPr>
-        <w:pStyle w:val="6"/>
-        <w:tabs>
-          <w:tab w:pos="8674" w:val="clear"/>
-          <w:tab w:pos="8820" w:val="right" w:leader="dot"/>
-        </w:tabs>
-        <w:snapToGrid w:val="0"/>
-        <w:spacing w:before="0" w:after="0" w:line="360" w:lineRule="auto"/>
-        <w:jc w:val="left"/>
-      </w:pPr>
-      <w:r>
-        <w:rPr>
-          <w:rFonts w:ascii="Arial" w:hAnsi="Arial" w:eastAsia="黑体" w:cs="Arial"/>
-          <w:sz w:val="28"/>
-        </w:rPr>
-        <w:t>第五章 运行与使用</w:t>
-      </w:r>
-      <w:r>
-        <w:rPr>
-          <w:rFonts w:ascii="Times New Roman" w:hAnsi="Times New Roman" w:eastAsia="宋体" w:cs="Times New Roman"/>
-          <w:sz w:val="28"/>
-        </w:rPr>
-        <w:tab/>
-        <w:t>10</w:t>
-      </w:r>
-    </w:p>
-    <w:p>
-      <w:pPr>
-        <w:pStyle w:val="8"/>
-        <w:tabs>
-          <w:tab w:pos="8820" w:val="right" w:leader="dot"/>
-        </w:tabs>
-        <w:snapToGrid w:val="0"/>
-        <w:spacing w:before="0" w:after="0" w:line="360" w:lineRule="auto"/>
-        <w:ind w:left="480"/>
-        <w:jc w:val="left"/>
-      </w:pPr>
-      <w:r>
-        <w:rPr>
-          <w:rFonts w:ascii="Arial" w:hAnsi="Arial" w:eastAsia="黑体" w:cs="Arial"/>
-          <w:sz w:val="24"/>
-        </w:rPr>
-        <w:t>5.1 安全控制台</w:t>
-      </w:r>
-      <w:r>
-        <w:rPr>
-          <w:rFonts w:ascii="Times New Roman" w:hAnsi="Times New Roman" w:eastAsia="宋体" w:cs="Times New Roman"/>
-          <w:sz w:val="24"/>
-        </w:rPr>
-        <w:tab/>
-        <w:t>10</w:t>
-      </w:r>
-    </w:p>
-    <w:p>
-      <w:pPr>
-        <w:pStyle w:val="8"/>
-        <w:tabs>
-          <w:tab w:pos="8820" w:val="right" w:leader="dot"/>
-        </w:tabs>
-        <w:snapToGrid w:val="0"/>
-        <w:spacing w:before="0" w:after="0" w:line="360" w:lineRule="auto"/>
-        <w:ind w:left="480"/>
-        <w:jc w:val="left"/>
-      </w:pPr>
-      <w:r>
-        <w:rPr>
-          <w:rFonts w:ascii="Arial" w:hAnsi="Arial" w:eastAsia="黑体" w:cs="Arial"/>
-          <w:sz w:val="24"/>
-        </w:rPr>
-        <w:t>5.2 网页审批</w:t>
-      </w:r>
-      <w:r>
-        <w:rPr>
-          <w:rFonts w:ascii="Times New Roman" w:hAnsi="Times New Roman" w:eastAsia="宋体" w:cs="Times New Roman"/>
-          <w:sz w:val="24"/>
-        </w:rPr>
-        <w:tab/>
-        <w:t>10</w:t>
-      </w:r>
-    </w:p>
-    <w:p>
-      <w:pPr>
-        <w:pStyle w:val="8"/>
-        <w:tabs>
-          <w:tab w:pos="8820" w:val="right" w:leader="dot"/>
-        </w:tabs>
-        <w:snapToGrid w:val="0"/>
-        <w:spacing w:before="0" w:after="0" w:line="360" w:lineRule="auto"/>
-        <w:ind w:left="480"/>
-        <w:jc w:val="left"/>
-      </w:pPr>
-      <w:r>
-        <w:rPr>
-          <w:rFonts w:ascii="Arial" w:hAnsi="Arial" w:eastAsia="黑体" w:cs="Arial"/>
-          <w:sz w:val="24"/>
-        </w:rPr>
-        <w:t>5.3 命令行运行</w:t>
-      </w:r>
-      <w:r>
-        <w:rPr>
-          <w:rFonts w:ascii="Times New Roman" w:hAnsi="Times New Roman" w:eastAsia="宋体" w:cs="Times New Roman"/>
-          <w:sz w:val="24"/>
-        </w:rPr>
-        <w:tab/>
-        <w:t>11</w:t>
-      </w:r>
-    </w:p>
-    <w:p>
-      <w:pPr>
-        <w:pStyle w:val="8"/>
-        <w:tabs>
-          <w:tab w:pos="8820" w:val="right" w:leader="dot"/>
-        </w:tabs>
-        <w:snapToGrid w:val="0"/>
-        <w:spacing w:before="0" w:after="0" w:line="360" w:lineRule="auto"/>
-        <w:ind w:left="480"/>
-        <w:jc w:val="left"/>
-      </w:pPr>
-      <w:r>
-        <w:rPr>
-          <w:rFonts w:ascii="Arial" w:hAnsi="Arial" w:eastAsia="黑体" w:cs="Arial"/>
-          <w:sz w:val="24"/>
-        </w:rPr>
-        <w:t>5.4 安全边界与运维说明</w:t>
-      </w:r>
-      <w:r>
-        <w:rPr>
-          <w:rFonts w:ascii="Times New Roman" w:hAnsi="Times New Roman" w:eastAsia="宋体" w:cs="Times New Roman"/>
-          <w:sz w:val="24"/>
-        </w:rPr>
-        <w:tab/>
-        <w:t>11</w:t>
-      </w:r>
-    </w:p>
-    <w:p>
-      <w:pPr>
-        <w:pStyle w:val="8"/>
-        <w:tabs>
-          <w:tab w:pos="8820" w:val="right" w:leader="dot"/>
-        </w:tabs>
-        <w:snapToGrid w:val="0"/>
-        <w:spacing w:before="0" w:after="0" w:line="360" w:lineRule="auto"/>
-        <w:ind w:left="480"/>
-        <w:jc w:val="left"/>
-      </w:pPr>
-      <w:r>
-        <w:rPr>
-          <w:rFonts w:ascii="Arial" w:hAnsi="Arial" w:eastAsia="黑体" w:cs="Arial"/>
-          <w:sz w:val="24"/>
-        </w:rPr>
-        <w:t>5.5 常见问题</w:t>
-      </w:r>
-      <w:r>
-        <w:rPr>
-          <w:rFonts w:ascii="Times New Roman" w:hAnsi="Times New Roman" w:eastAsia="宋体" w:cs="Times New Roman"/>
-          <w:sz w:val="24"/>
-        </w:rPr>
-        <w:tab/>
-        <w:t>12</w:t>
-      </w:r>
-      <w:r>
-        <w:fldChar w:fldCharType="end"/>
-      </w:r>
-    </w:p>
-    <w:p>
-      <w:pPr>
-        <w:pStyle w:val="8"/>
-        <w:tabs>
-          <w:tab w:pos="8820" w:val="right" w:leader="dot"/>
-        </w:tabs>
-        <w:snapToGrid w:val="0"/>
-        <w:spacing w:before="0" w:after="0" w:line="360" w:lineRule="auto"/>
-        <w:ind w:left="480"/>
-        <w:jc w:val="left"/>
-      </w:pPr>
+      </w:r>
       <w:r>
         <w:rPr>
           <w:rFonts w:ascii="Arial" w:hAnsi="Arial" w:eastAsia="黑体" w:cs="Arial"/>
           <w:b w:val="0"/>
           <w:sz w:val="24"/>
         </w:rPr>
-        <w:t>5.6 自由对话与双路对决</w:t>
-        <w:tab/>
         <w:t>13</w:t>
       </w:r>
     </w:p>
@@ -1273,6 +1730,7 @@
         <w:spacing w:before="120" w:after="360" w:line="360" w:lineRule="auto"/>
         <w:jc w:val="center"/>
       </w:pPr>
+      <w:bookmarkStart w:id="0" w:name="_Toc17344"/>
       <w:r>
         <w:rPr>
           <w:rFonts w:ascii="Arial" w:hAnsi="Arial" w:eastAsia="黑体" w:cs="Arial"/>
@@ -1281,6 +1739,7 @@
         </w:rPr>
         <w:t>第一章 概述</w:t>
       </w:r>
+      <w:bookmarkEnd w:id="0"/>
     </w:p>
     <w:p>
       <w:pPr>
@@ -1290,6 +1749,7 @@
         <w:jc w:val="left"/>
         <w:outlineLvl w:val="1"/>
       </w:pPr>
+      <w:bookmarkStart w:id="1" w:name="_Toc7258"/>
       <w:r>
         <w:rPr>
           <w:rFonts w:ascii="Arial" w:hAnsi="Arial" w:eastAsia="黑体" w:cs="Arial"/>
@@ -1298,6 +1758,7 @@
         </w:rPr>
         <w:t>1.1 部署形态</w:t>
       </w:r>
+      <w:bookmarkEnd w:id="1"/>
     </w:p>
     <w:p>
       <w:pPr>
@@ -1324,21 +1785,24 @@
       </w:pPr>
       <w:r>
         <w:drawing>
-          <wp:inline xmlns:a="http://schemas.openxmlformats.org/drawingml/2006/main" xmlns:pic="http://schemas.openxmlformats.org/drawingml/2006/picture">
-            <wp:extent cx="5544000" cy="2818200"/>
+          <wp:inline distT="0" distB="0" distL="114300" distR="114300">
+            <wp:extent cx="5543550" cy="2818130"/>
+            <wp:effectExtent l="0" t="0" r="3810" b="1270"/>
             <wp:docPr id="1" name="Picture 1"/>
             <wp:cNvGraphicFramePr>
-              <a:graphicFrameLocks noChangeAspect="1"/>
+              <a:graphicFrameLocks xmlns:a="http://schemas.openxmlformats.org/drawingml/2006/main" noChangeAspect="1"/>
             </wp:cNvGraphicFramePr>
-            <a:graphic>
+            <a:graphic xmlns:a="http://schemas.openxmlformats.org/drawingml/2006/main">
               <a:graphicData uri="http://schemas.openxmlformats.org/drawingml/2006/picture">
-                <pic:pic>
+                <pic:pic xmlns:pic="http://schemas.openxmlformats.org/drawingml/2006/picture">
                   <pic:nvPicPr>
-                    <pic:cNvPr id="0" name="fig-deploy.png"/>
-                    <pic:cNvPicPr/>
+                    <pic:cNvPr id="1" name="Picture 1"/>
+                    <pic:cNvPicPr>
+                      <a:picLocks noChangeAspect="1"/>
+                    </pic:cNvPicPr>
                   </pic:nvPicPr>
                   <pic:blipFill>
-                    <a:blip r:embed="rId24"/>
+                    <a:blip r:embed="rId7"/>
                     <a:stretch>
                       <a:fillRect/>
                     </a:stretch>
@@ -1348,7 +1812,9 @@
                       <a:off x="0" y="0"/>
                       <a:ext cx="5544000" cy="2818200"/>
                     </a:xfrm>
-                    <a:prstGeom prst="rect"/>
+                    <a:prstGeom prst="rect">
+                      <a:avLst/>
+                    </a:prstGeom>
                   </pic:spPr>
                 </pic:pic>
               </a:graphicData>
@@ -1406,7 +1872,8 @@
     </w:p>
     <w:tbl>
       <w:tblPr>
-        <w:tblW w:type="auto" w:w="0"/>
+        <w:tblStyle w:val="9"/>
+        <w:tblW w:w="0" w:type="auto"/>
         <w:jc w:val="center"/>
         <w:tblLayout w:type="fixed"/>
         <w:tblCellMar>
@@ -1415,7 +1882,6 @@
           <w:bottom w:w="50" w:type="dxa"/>
           <w:right w:w="80" w:type="dxa"/>
         </w:tblCellMar>
-        <w:tblLook w:firstColumn="1" w:firstRow="1" w:lastColumn="0" w:lastRow="0" w:noHBand="0" w:noVBand="1" w:val="04A0"/>
       </w:tblPr>
       <w:tblGrid>
         <w:gridCol w:w="1841"/>
@@ -1423,17 +1889,26 @@
         <w:gridCol w:w="3708"/>
       </w:tblGrid>
       <w:tr>
+        <w:tblPrEx>
+          <w:tblCellMar>
+            <w:top w:w="50" w:type="dxa"/>
+            <w:left w:w="80" w:type="dxa"/>
+            <w:bottom w:w="50" w:type="dxa"/>
+            <w:right w:w="80" w:type="dxa"/>
+          </w:tblCellMar>
+        </w:tblPrEx>
         <w:trPr>
-          <w:tblHeader w:val="true"/>
           <w:cantSplit/>
+          <w:tblHeader/>
+          <w:jc w:val="center"/>
         </w:trPr>
         <w:tc>
           <w:tcPr>
-            <w:tcW w:type="dxa" w:w="1841"/>
-            <w:tcBorders>
-              <w:top w:val="single" w:sz="12" w:color="1B2A49" w:space="0"/>
-              <w:left w:val="nil"/>
-              <w:bottom w:val="single" w:sz="6" w:color="1B2A49" w:space="0"/>
+            <w:tcW w:w="1841" w:type="dxa"/>
+            <w:tcBorders>
+              <w:top w:val="single" w:color="1B2A49" w:sz="12" w:space="0"/>
+              <w:left w:val="nil"/>
+              <w:bottom w:val="single" w:color="1B2A49" w:sz="6" w:space="0"/>
               <w:right w:val="nil"/>
             </w:tcBorders>
             <w:shd w:val="clear" w:color="auto" w:fill="E8EEF6"/>
@@ -1457,11 +1932,11 @@
         </w:tc>
         <w:tc>
           <w:tcPr>
-            <w:tcW w:type="dxa" w:w="3182"/>
-            <w:tcBorders>
-              <w:top w:val="single" w:sz="12" w:color="1B2A49" w:space="0"/>
-              <w:left w:val="nil"/>
-              <w:bottom w:val="single" w:sz="6" w:color="1B2A49" w:space="0"/>
+            <w:tcW w:w="3182" w:type="dxa"/>
+            <w:tcBorders>
+              <w:top w:val="single" w:color="1B2A49" w:sz="12" w:space="0"/>
+              <w:left w:val="nil"/>
+              <w:bottom w:val="single" w:color="1B2A49" w:sz="6" w:space="0"/>
               <w:right w:val="nil"/>
             </w:tcBorders>
             <w:shd w:val="clear" w:color="auto" w:fill="E8EEF6"/>
@@ -1485,11 +1960,11 @@
         </w:tc>
         <w:tc>
           <w:tcPr>
-            <w:tcW w:type="dxa" w:w="3708"/>
-            <w:tcBorders>
-              <w:top w:val="single" w:sz="12" w:color="1B2A49" w:space="0"/>
-              <w:left w:val="nil"/>
-              <w:bottom w:val="single" w:sz="6" w:color="1B2A49" w:space="0"/>
+            <w:tcW w:w="3708" w:type="dxa"/>
+            <w:tcBorders>
+              <w:top w:val="single" w:color="1B2A49" w:sz="12" w:space="0"/>
+              <w:left w:val="nil"/>
+              <w:bottom w:val="single" w:color="1B2A49" w:sz="6" w:space="0"/>
               <w:right w:val="nil"/>
             </w:tcBorders>
             <w:shd w:val="clear" w:color="auto" w:fill="E8EEF6"/>
@@ -1513,16 +1988,25 @@
         </w:tc>
       </w:tr>
       <w:tr>
+        <w:tblPrEx>
+          <w:tblCellMar>
+            <w:top w:w="50" w:type="dxa"/>
+            <w:left w:w="80" w:type="dxa"/>
+            <w:bottom w:w="50" w:type="dxa"/>
+            <w:right w:w="80" w:type="dxa"/>
+          </w:tblCellMar>
+        </w:tblPrEx>
         <w:trPr>
           <w:cantSplit/>
+          <w:jc w:val="center"/>
         </w:trPr>
         <w:tc>
           <w:tcPr>
-            <w:tcW w:type="dxa" w:w="1841"/>
-            <w:tcBorders>
-              <w:top w:val="single" w:sz="4" w:color="C9D1DD" w:space="0"/>
-              <w:left w:val="nil"/>
-              <w:bottom w:val="single" w:sz="4" w:color="C9D1DD" w:space="0"/>
+            <w:tcW w:w="1841" w:type="dxa"/>
+            <w:tcBorders>
+              <w:top w:val="single" w:color="C9D1DD" w:sz="4" w:space="0"/>
+              <w:left w:val="nil"/>
+              <w:bottom w:val="single" w:color="C9D1DD" w:sz="4" w:space="0"/>
               <w:right w:val="nil"/>
             </w:tcBorders>
             <w:vAlign w:val="center"/>
@@ -1545,11 +2029,11 @@
         </w:tc>
         <w:tc>
           <w:tcPr>
-            <w:tcW w:type="dxa" w:w="3182"/>
-            <w:tcBorders>
-              <w:top w:val="single" w:sz="4" w:color="C9D1DD" w:space="0"/>
-              <w:left w:val="nil"/>
-              <w:bottom w:val="single" w:sz="4" w:color="C9D1DD" w:space="0"/>
+            <w:tcW w:w="3182" w:type="dxa"/>
+            <w:tcBorders>
+              <w:top w:val="single" w:color="C9D1DD" w:sz="4" w:space="0"/>
+              <w:left w:val="nil"/>
+              <w:bottom w:val="single" w:color="C9D1DD" w:sz="4" w:space="0"/>
               <w:right w:val="nil"/>
             </w:tcBorders>
             <w:vAlign w:val="center"/>
@@ -1572,11 +2056,11 @@
         </w:tc>
         <w:tc>
           <w:tcPr>
-            <w:tcW w:type="dxa" w:w="3708"/>
-            <w:tcBorders>
-              <w:top w:val="single" w:sz="4" w:color="C9D1DD" w:space="0"/>
-              <w:left w:val="nil"/>
-              <w:bottom w:val="single" w:sz="4" w:color="C9D1DD" w:space="0"/>
+            <w:tcW w:w="3708" w:type="dxa"/>
+            <w:tcBorders>
+              <w:top w:val="single" w:color="C9D1DD" w:sz="4" w:space="0"/>
+              <w:left w:val="nil"/>
+              <w:bottom w:val="single" w:color="C9D1DD" w:sz="4" w:space="0"/>
               <w:right w:val="nil"/>
             </w:tcBorders>
             <w:vAlign w:val="center"/>
@@ -1599,16 +2083,25 @@
         </w:tc>
       </w:tr>
       <w:tr>
+        <w:tblPrEx>
+          <w:tblCellMar>
+            <w:top w:w="50" w:type="dxa"/>
+            <w:left w:w="80" w:type="dxa"/>
+            <w:bottom w:w="50" w:type="dxa"/>
+            <w:right w:w="80" w:type="dxa"/>
+          </w:tblCellMar>
+        </w:tblPrEx>
         <w:trPr>
           <w:cantSplit/>
+          <w:jc w:val="center"/>
         </w:trPr>
         <w:tc>
           <w:tcPr>
-            <w:tcW w:type="dxa" w:w="1841"/>
-            <w:tcBorders>
-              <w:top w:val="single" w:sz="4" w:color="C9D1DD" w:space="0"/>
-              <w:left w:val="nil"/>
-              <w:bottom w:val="single" w:sz="4" w:color="C9D1DD" w:space="0"/>
+            <w:tcW w:w="1841" w:type="dxa"/>
+            <w:tcBorders>
+              <w:top w:val="single" w:color="C9D1DD" w:sz="4" w:space="0"/>
+              <w:left w:val="nil"/>
+              <w:bottom w:val="single" w:color="C9D1DD" w:sz="4" w:space="0"/>
               <w:right w:val="nil"/>
             </w:tcBorders>
             <w:vAlign w:val="center"/>
@@ -1631,11 +2124,11 @@
         </w:tc>
         <w:tc>
           <w:tcPr>
-            <w:tcW w:type="dxa" w:w="3182"/>
-            <w:tcBorders>
-              <w:top w:val="single" w:sz="4" w:color="C9D1DD" w:space="0"/>
-              <w:left w:val="nil"/>
-              <w:bottom w:val="single" w:sz="4" w:color="C9D1DD" w:space="0"/>
+            <w:tcW w:w="3182" w:type="dxa"/>
+            <w:tcBorders>
+              <w:top w:val="single" w:color="C9D1DD" w:sz="4" w:space="0"/>
+              <w:left w:val="nil"/>
+              <w:bottom w:val="single" w:color="C9D1DD" w:sz="4" w:space="0"/>
               <w:right w:val="nil"/>
             </w:tcBorders>
             <w:vAlign w:val="center"/>
@@ -1658,11 +2151,11 @@
         </w:tc>
         <w:tc>
           <w:tcPr>
-            <w:tcW w:type="dxa" w:w="3708"/>
-            <w:tcBorders>
-              <w:top w:val="single" w:sz="4" w:color="C9D1DD" w:space="0"/>
-              <w:left w:val="nil"/>
-              <w:bottom w:val="single" w:sz="4" w:color="C9D1DD" w:space="0"/>
+            <w:tcW w:w="3708" w:type="dxa"/>
+            <w:tcBorders>
+              <w:top w:val="single" w:color="C9D1DD" w:sz="4" w:space="0"/>
+              <w:left w:val="nil"/>
+              <w:bottom w:val="single" w:color="C9D1DD" w:sz="4" w:space="0"/>
               <w:right w:val="nil"/>
             </w:tcBorders>
             <w:vAlign w:val="center"/>
@@ -1685,16 +2178,25 @@
         </w:tc>
       </w:tr>
       <w:tr>
+        <w:tblPrEx>
+          <w:tblCellMar>
+            <w:top w:w="50" w:type="dxa"/>
+            <w:left w:w="80" w:type="dxa"/>
+            <w:bottom w:w="50" w:type="dxa"/>
+            <w:right w:w="80" w:type="dxa"/>
+          </w:tblCellMar>
+        </w:tblPrEx>
         <w:trPr>
           <w:cantSplit/>
+          <w:jc w:val="center"/>
         </w:trPr>
         <w:tc>
           <w:tcPr>
-            <w:tcW w:type="dxa" w:w="1841"/>
-            <w:tcBorders>
-              <w:top w:val="single" w:sz="4" w:color="C9D1DD" w:space="0"/>
-              <w:left w:val="nil"/>
-              <w:bottom w:val="single" w:sz="4" w:color="C9D1DD" w:space="0"/>
+            <w:tcW w:w="1841" w:type="dxa"/>
+            <w:tcBorders>
+              <w:top w:val="single" w:color="C9D1DD" w:sz="4" w:space="0"/>
+              <w:left w:val="nil"/>
+              <w:bottom w:val="single" w:color="C9D1DD" w:sz="4" w:space="0"/>
               <w:right w:val="nil"/>
             </w:tcBorders>
             <w:vAlign w:val="center"/>
@@ -1717,11 +2219,11 @@
         </w:tc>
         <w:tc>
           <w:tcPr>
-            <w:tcW w:type="dxa" w:w="3182"/>
-            <w:tcBorders>
-              <w:top w:val="single" w:sz="4" w:color="C9D1DD" w:space="0"/>
-              <w:left w:val="nil"/>
-              <w:bottom w:val="single" w:sz="4" w:color="C9D1DD" w:space="0"/>
+            <w:tcW w:w="3182" w:type="dxa"/>
+            <w:tcBorders>
+              <w:top w:val="single" w:color="C9D1DD" w:sz="4" w:space="0"/>
+              <w:left w:val="nil"/>
+              <w:bottom w:val="single" w:color="C9D1DD" w:sz="4" w:space="0"/>
               <w:right w:val="nil"/>
             </w:tcBorders>
             <w:vAlign w:val="center"/>
@@ -1744,11 +2246,11 @@
         </w:tc>
         <w:tc>
           <w:tcPr>
-            <w:tcW w:type="dxa" w:w="3708"/>
-            <w:tcBorders>
-              <w:top w:val="single" w:sz="4" w:color="C9D1DD" w:space="0"/>
-              <w:left w:val="nil"/>
-              <w:bottom w:val="single" w:sz="4" w:color="C9D1DD" w:space="0"/>
+            <w:tcW w:w="3708" w:type="dxa"/>
+            <w:tcBorders>
+              <w:top w:val="single" w:color="C9D1DD" w:sz="4" w:space="0"/>
+              <w:left w:val="nil"/>
+              <w:bottom w:val="single" w:color="C9D1DD" w:sz="4" w:space="0"/>
               <w:right w:val="nil"/>
             </w:tcBorders>
             <w:vAlign w:val="center"/>
@@ -1771,16 +2273,25 @@
         </w:tc>
       </w:tr>
       <w:tr>
+        <w:tblPrEx>
+          <w:tblCellMar>
+            <w:top w:w="50" w:type="dxa"/>
+            <w:left w:w="80" w:type="dxa"/>
+            <w:bottom w:w="50" w:type="dxa"/>
+            <w:right w:w="80" w:type="dxa"/>
+          </w:tblCellMar>
+        </w:tblPrEx>
         <w:trPr>
           <w:cantSplit/>
+          <w:jc w:val="center"/>
         </w:trPr>
         <w:tc>
           <w:tcPr>
-            <w:tcW w:type="dxa" w:w="1841"/>
-            <w:tcBorders>
-              <w:top w:val="single" w:sz="4" w:color="C9D1DD" w:space="0"/>
-              <w:left w:val="nil"/>
-              <w:bottom w:val="single" w:sz="4" w:color="C9D1DD" w:space="0"/>
+            <w:tcW w:w="1841" w:type="dxa"/>
+            <w:tcBorders>
+              <w:top w:val="single" w:color="C9D1DD" w:sz="4" w:space="0"/>
+              <w:left w:val="nil"/>
+              <w:bottom w:val="single" w:color="C9D1DD" w:sz="4" w:space="0"/>
               <w:right w:val="nil"/>
             </w:tcBorders>
             <w:vAlign w:val="center"/>
@@ -1803,11 +2314,11 @@
         </w:tc>
         <w:tc>
           <w:tcPr>
-            <w:tcW w:type="dxa" w:w="3182"/>
-            <w:tcBorders>
-              <w:top w:val="single" w:sz="4" w:color="C9D1DD" w:space="0"/>
-              <w:left w:val="nil"/>
-              <w:bottom w:val="single" w:sz="4" w:color="C9D1DD" w:space="0"/>
+            <w:tcW w:w="3182" w:type="dxa"/>
+            <w:tcBorders>
+              <w:top w:val="single" w:color="C9D1DD" w:sz="4" w:space="0"/>
+              <w:left w:val="nil"/>
+              <w:bottom w:val="single" w:color="C9D1DD" w:sz="4" w:space="0"/>
               <w:right w:val="nil"/>
             </w:tcBorders>
             <w:vAlign w:val="center"/>
@@ -1830,11 +2341,11 @@
         </w:tc>
         <w:tc>
           <w:tcPr>
-            <w:tcW w:type="dxa" w:w="3708"/>
-            <w:tcBorders>
-              <w:top w:val="single" w:sz="4" w:color="C9D1DD" w:space="0"/>
-              <w:left w:val="nil"/>
-              <w:bottom w:val="single" w:sz="4" w:color="C9D1DD" w:space="0"/>
+            <w:tcW w:w="3708" w:type="dxa"/>
+            <w:tcBorders>
+              <w:top w:val="single" w:color="C9D1DD" w:sz="4" w:space="0"/>
+              <w:left w:val="nil"/>
+              <w:bottom w:val="single" w:color="C9D1DD" w:sz="4" w:space="0"/>
               <w:right w:val="nil"/>
             </w:tcBorders>
             <w:vAlign w:val="center"/>
@@ -1857,16 +2368,25 @@
         </w:tc>
       </w:tr>
       <w:tr>
+        <w:tblPrEx>
+          <w:tblCellMar>
+            <w:top w:w="50" w:type="dxa"/>
+            <w:left w:w="80" w:type="dxa"/>
+            <w:bottom w:w="50" w:type="dxa"/>
+            <w:right w:w="80" w:type="dxa"/>
+          </w:tblCellMar>
+        </w:tblPrEx>
         <w:trPr>
           <w:cantSplit/>
+          <w:jc w:val="center"/>
         </w:trPr>
         <w:tc>
           <w:tcPr>
-            <w:tcW w:type="dxa" w:w="1841"/>
-            <w:tcBorders>
-              <w:top w:val="single" w:sz="4" w:color="C9D1DD" w:space="0"/>
-              <w:left w:val="nil"/>
-              <w:bottom w:val="single" w:sz="4" w:color="C9D1DD" w:space="0"/>
+            <w:tcW w:w="1841" w:type="dxa"/>
+            <w:tcBorders>
+              <w:top w:val="single" w:color="C9D1DD" w:sz="4" w:space="0"/>
+              <w:left w:val="nil"/>
+              <w:bottom w:val="single" w:color="C9D1DD" w:sz="4" w:space="0"/>
               <w:right w:val="nil"/>
             </w:tcBorders>
             <w:vAlign w:val="center"/>
@@ -1889,11 +2409,11 @@
         </w:tc>
         <w:tc>
           <w:tcPr>
-            <w:tcW w:type="dxa" w:w="3182"/>
-            <w:tcBorders>
-              <w:top w:val="single" w:sz="4" w:color="C9D1DD" w:space="0"/>
-              <w:left w:val="nil"/>
-              <w:bottom w:val="single" w:sz="4" w:color="C9D1DD" w:space="0"/>
+            <w:tcW w:w="3182" w:type="dxa"/>
+            <w:tcBorders>
+              <w:top w:val="single" w:color="C9D1DD" w:sz="4" w:space="0"/>
+              <w:left w:val="nil"/>
+              <w:bottom w:val="single" w:color="C9D1DD" w:sz="4" w:space="0"/>
               <w:right w:val="nil"/>
             </w:tcBorders>
             <w:vAlign w:val="center"/>
@@ -1916,11 +2436,11 @@
         </w:tc>
         <w:tc>
           <w:tcPr>
-            <w:tcW w:type="dxa" w:w="3708"/>
-            <w:tcBorders>
-              <w:top w:val="single" w:sz="4" w:color="C9D1DD" w:space="0"/>
-              <w:left w:val="nil"/>
-              <w:bottom w:val="single" w:sz="4" w:color="C9D1DD" w:space="0"/>
+            <w:tcW w:w="3708" w:type="dxa"/>
+            <w:tcBorders>
+              <w:top w:val="single" w:color="C9D1DD" w:sz="4" w:space="0"/>
+              <w:left w:val="nil"/>
+              <w:bottom w:val="single" w:color="C9D1DD" w:sz="4" w:space="0"/>
               <w:right w:val="nil"/>
             </w:tcBorders>
             <w:vAlign w:val="center"/>
@@ -1943,16 +2463,25 @@
         </w:tc>
       </w:tr>
       <w:tr>
+        <w:tblPrEx>
+          <w:tblCellMar>
+            <w:top w:w="50" w:type="dxa"/>
+            <w:left w:w="80" w:type="dxa"/>
+            <w:bottom w:w="50" w:type="dxa"/>
+            <w:right w:w="80" w:type="dxa"/>
+          </w:tblCellMar>
+        </w:tblPrEx>
         <w:trPr>
           <w:cantSplit/>
+          <w:jc w:val="center"/>
         </w:trPr>
         <w:tc>
           <w:tcPr>
-            <w:tcW w:type="dxa" w:w="1841"/>
-            <w:tcBorders>
-              <w:top w:val="single" w:sz="4" w:color="C9D1DD" w:space="0"/>
-              <w:left w:val="nil"/>
-              <w:bottom w:val="single" w:sz="4" w:color="C9D1DD" w:space="0"/>
+            <w:tcW w:w="1841" w:type="dxa"/>
+            <w:tcBorders>
+              <w:top w:val="single" w:color="C9D1DD" w:sz="4" w:space="0"/>
+              <w:left w:val="nil"/>
+              <w:bottom w:val="single" w:color="C9D1DD" w:sz="4" w:space="0"/>
               <w:right w:val="nil"/>
             </w:tcBorders>
             <w:vAlign w:val="center"/>
@@ -1975,11 +2504,11 @@
         </w:tc>
         <w:tc>
           <w:tcPr>
-            <w:tcW w:type="dxa" w:w="3182"/>
-            <w:tcBorders>
-              <w:top w:val="single" w:sz="4" w:color="C9D1DD" w:space="0"/>
-              <w:left w:val="nil"/>
-              <w:bottom w:val="single" w:sz="4" w:color="C9D1DD" w:space="0"/>
+            <w:tcW w:w="3182" w:type="dxa"/>
+            <w:tcBorders>
+              <w:top w:val="single" w:color="C9D1DD" w:sz="4" w:space="0"/>
+              <w:left w:val="nil"/>
+              <w:bottom w:val="single" w:color="C9D1DD" w:sz="4" w:space="0"/>
               <w:right w:val="nil"/>
             </w:tcBorders>
             <w:vAlign w:val="center"/>
@@ -2002,11 +2531,11 @@
         </w:tc>
         <w:tc>
           <w:tcPr>
-            <w:tcW w:type="dxa" w:w="3708"/>
-            <w:tcBorders>
-              <w:top w:val="single" w:sz="4" w:color="C9D1DD" w:space="0"/>
-              <w:left w:val="nil"/>
-              <w:bottom w:val="single" w:sz="4" w:color="C9D1DD" w:space="0"/>
+            <w:tcW w:w="3708" w:type="dxa"/>
+            <w:tcBorders>
+              <w:top w:val="single" w:color="C9D1DD" w:sz="4" w:space="0"/>
+              <w:left w:val="nil"/>
+              <w:bottom w:val="single" w:color="C9D1DD" w:sz="4" w:space="0"/>
               <w:right w:val="nil"/>
             </w:tcBorders>
             <w:vAlign w:val="center"/>
@@ -2029,16 +2558,25 @@
         </w:tc>
       </w:tr>
       <w:tr>
+        <w:tblPrEx>
+          <w:tblCellMar>
+            <w:top w:w="50" w:type="dxa"/>
+            <w:left w:w="80" w:type="dxa"/>
+            <w:bottom w:w="50" w:type="dxa"/>
+            <w:right w:w="80" w:type="dxa"/>
+          </w:tblCellMar>
+        </w:tblPrEx>
         <w:trPr>
           <w:cantSplit/>
+          <w:jc w:val="center"/>
         </w:trPr>
         <w:tc>
           <w:tcPr>
-            <w:tcW w:type="dxa" w:w="1841"/>
-            <w:tcBorders>
-              <w:top w:val="single" w:sz="4" w:color="C9D1DD" w:space="0"/>
-              <w:left w:val="nil"/>
-              <w:bottom w:val="single" w:sz="4" w:color="C9D1DD" w:space="0"/>
+            <w:tcW w:w="1841" w:type="dxa"/>
+            <w:tcBorders>
+              <w:top w:val="single" w:color="C9D1DD" w:sz="4" w:space="0"/>
+              <w:left w:val="nil"/>
+              <w:bottom w:val="single" w:color="C9D1DD" w:sz="4" w:space="0"/>
               <w:right w:val="nil"/>
             </w:tcBorders>
             <w:vAlign w:val="center"/>
@@ -2061,11 +2599,11 @@
         </w:tc>
         <w:tc>
           <w:tcPr>
-            <w:tcW w:type="dxa" w:w="3182"/>
-            <w:tcBorders>
-              <w:top w:val="single" w:sz="4" w:color="C9D1DD" w:space="0"/>
-              <w:left w:val="nil"/>
-              <w:bottom w:val="single" w:sz="4" w:color="C9D1DD" w:space="0"/>
+            <w:tcW w:w="3182" w:type="dxa"/>
+            <w:tcBorders>
+              <w:top w:val="single" w:color="C9D1DD" w:sz="4" w:space="0"/>
+              <w:left w:val="nil"/>
+              <w:bottom w:val="single" w:color="C9D1DD" w:sz="4" w:space="0"/>
               <w:right w:val="nil"/>
             </w:tcBorders>
             <w:vAlign w:val="center"/>
@@ -2088,11 +2626,11 @@
         </w:tc>
         <w:tc>
           <w:tcPr>
-            <w:tcW w:type="dxa" w:w="3708"/>
-            <w:tcBorders>
-              <w:top w:val="single" w:sz="4" w:color="C9D1DD" w:space="0"/>
-              <w:left w:val="nil"/>
-              <w:bottom w:val="single" w:sz="4" w:color="C9D1DD" w:space="0"/>
+            <w:tcW w:w="3708" w:type="dxa"/>
+            <w:tcBorders>
+              <w:top w:val="single" w:color="C9D1DD" w:sz="4" w:space="0"/>
+              <w:left w:val="nil"/>
+              <w:bottom w:val="single" w:color="C9D1DD" w:sz="4" w:space="0"/>
               <w:right w:val="nil"/>
             </w:tcBorders>
             <w:vAlign w:val="center"/>
@@ -2115,16 +2653,25 @@
         </w:tc>
       </w:tr>
       <w:tr>
+        <w:tblPrEx>
+          <w:tblCellMar>
+            <w:top w:w="50" w:type="dxa"/>
+            <w:left w:w="80" w:type="dxa"/>
+            <w:bottom w:w="50" w:type="dxa"/>
+            <w:right w:w="80" w:type="dxa"/>
+          </w:tblCellMar>
+        </w:tblPrEx>
         <w:trPr>
           <w:cantSplit/>
+          <w:jc w:val="center"/>
         </w:trPr>
         <w:tc>
           <w:tcPr>
-            <w:tcW w:type="dxa" w:w="1841"/>
-            <w:tcBorders>
-              <w:top w:val="single" w:sz="4" w:color="C9D1DD" w:space="0"/>
-              <w:left w:val="nil"/>
-              <w:bottom w:val="single" w:sz="12" w:color="1B2A49" w:space="0"/>
+            <w:tcW w:w="1841" w:type="dxa"/>
+            <w:tcBorders>
+              <w:top w:val="single" w:color="C9D1DD" w:sz="4" w:space="0"/>
+              <w:left w:val="nil"/>
+              <w:bottom w:val="single" w:color="1B2A49" w:sz="12" w:space="0"/>
               <w:right w:val="nil"/>
             </w:tcBorders>
             <w:vAlign w:val="center"/>
@@ -2147,46 +2694,38 @@
         </w:tc>
         <w:tc>
           <w:tcPr>
-            <w:tcW w:type="dxa" w:w="3182"/>
-            <w:tcBorders>
-              <w:top w:val="single" w:sz="4" w:color="C9D1DD" w:space="0"/>
-              <w:left w:val="nil"/>
-              <w:bottom w:val="single" w:sz="12" w:color="1B2A49" w:space="0"/>
-              <w:right w:val="nil"/>
-            </w:tcBorders>
-            <w:vAlign w:val="center"/>
-          </w:tcPr>
-          <w:p>
-            <w:pPr>
-              <w:snapToGrid w:val="0"/>
-              <w:spacing w:before="0" w:after="0" w:line="360" w:lineRule="auto"/>
-              <w:jc w:val="left"/>
-            </w:pPr>
-            <w:r>
-              <w:rPr>
-                <w:rFonts w:ascii="Times New Roman" w:hAnsi="Times New Roman" w:eastAsia="宋体" w:cs="Times New Roman"/>
-                <w:b w:val="0"/>
-                <w:sz w:val="24"/>
-              </w:rPr>
-              <w:t xml:space="preserve">防护主机，默认 </w:t>
-            </w:r>
-            <w:r>
-              <w:rPr>
-                <w:rFonts w:ascii="Times New Roman" w:hAnsi="Times New Roman" w:eastAsia="宋体" w:cs="Times New Roman"/>
-                <w:b w:val="0"/>
-                <w:sz w:val="24"/>
-              </w:rPr>
-              <w:t>http://127.0.0.1:8768/</w:t>
-            </w:r>
-          </w:p>
-        </w:tc>
-        <w:tc>
-          <w:tcPr>
-            <w:tcW w:type="dxa" w:w="3708"/>
-            <w:tcBorders>
-              <w:top w:val="single" w:sz="4" w:color="C9D1DD" w:space="0"/>
-              <w:left w:val="nil"/>
-              <w:bottom w:val="single" w:sz="12" w:color="1B2A49" w:space="0"/>
+            <w:tcW w:w="3182" w:type="dxa"/>
+            <w:tcBorders>
+              <w:top w:val="single" w:color="C9D1DD" w:sz="4" w:space="0"/>
+              <w:left w:val="nil"/>
+              <w:bottom w:val="single" w:color="1B2A49" w:sz="12" w:space="0"/>
+              <w:right w:val="nil"/>
+            </w:tcBorders>
+            <w:vAlign w:val="center"/>
+          </w:tcPr>
+          <w:p>
+            <w:pPr>
+              <w:snapToGrid w:val="0"/>
+              <w:spacing w:before="0" w:after="0" w:line="360" w:lineRule="auto"/>
+              <w:jc w:val="left"/>
+            </w:pPr>
+            <w:r>
+              <w:rPr>
+                <w:rFonts w:ascii="Times New Roman" w:hAnsi="Times New Roman" w:eastAsia="宋体" w:cs="Times New Roman"/>
+                <w:b w:val="0"/>
+                <w:sz w:val="24"/>
+              </w:rPr>
+              <w:t>防护主机，默认 http://127.0.0.1:8768/</w:t>
+            </w:r>
+          </w:p>
+        </w:tc>
+        <w:tc>
+          <w:tcPr>
+            <w:tcW w:w="3708" w:type="dxa"/>
+            <w:tcBorders>
+              <w:top w:val="single" w:color="C9D1DD" w:sz="4" w:space="0"/>
+              <w:left w:val="nil"/>
+              <w:bottom w:val="single" w:color="1B2A49" w:sz="12" w:space="0"/>
               <w:right w:val="nil"/>
             </w:tcBorders>
             <w:vAlign w:val="center"/>
@@ -2224,6 +2763,7 @@
         <w:jc w:val="left"/>
         <w:outlineLvl w:val="1"/>
       </w:pPr>
+      <w:bookmarkStart w:id="2" w:name="_Toc14716"/>
       <w:r>
         <w:rPr>
           <w:rFonts w:ascii="Arial" w:hAnsi="Arial" w:eastAsia="黑体" w:cs="Arial"/>
@@ -2232,6 +2772,7 @@
         </w:rPr>
         <w:t>1.2 运行模式</w:t>
       </w:r>
+      <w:bookmarkEnd w:id="2"/>
     </w:p>
     <w:p>
       <w:pPr>
@@ -2290,6 +2831,7 @@
         <w:spacing w:before="120" w:after="360" w:line="360" w:lineRule="auto"/>
         <w:jc w:val="center"/>
       </w:pPr>
+      <w:bookmarkStart w:id="3" w:name="_Toc32310"/>
       <w:r>
         <w:rPr>
           <w:rFonts w:ascii="Arial" w:hAnsi="Arial" w:eastAsia="黑体" w:cs="Arial"/>
@@ -2298,6 +2840,7 @@
         </w:rPr>
         <w:t>第二章 环境要求</w:t>
       </w:r>
+      <w:bookmarkEnd w:id="3"/>
     </w:p>
     <w:p>
       <w:pPr>
@@ -2307,6 +2850,7 @@
         <w:jc w:val="left"/>
         <w:outlineLvl w:val="1"/>
       </w:pPr>
+      <w:bookmarkStart w:id="4" w:name="_Toc26836"/>
       <w:r>
         <w:rPr>
           <w:rFonts w:ascii="Arial" w:hAnsi="Arial" w:eastAsia="黑体" w:cs="Arial"/>
@@ -2315,6 +2859,7 @@
         </w:rPr>
         <w:t>2.1 硬件要求</w:t>
       </w:r>
+      <w:bookmarkEnd w:id="4"/>
     </w:p>
     <w:p>
       <w:pPr>
@@ -2326,39 +2871,46 @@
       <w:r>
         <w:rPr>
           <w:rFonts w:ascii="Times New Roman" w:hAnsi="Times New Roman" w:eastAsia="宋体" w:cs="Times New Roman"/>
-          <w:b/>
           <w:sz w:val="24"/>
         </w:rPr>
-        <w:t>防护主机的最低配置为 4 核 CPU、8 GB 内存与 10 GB 可用磁盘；快镜推理可使用 GPU，也可仅使用 CPU。</w:t>
-      </w:r>
-      <w:r>
-        <w:rPr>
-          <w:rFonts w:ascii="Times New Roman" w:hAnsi="Times New Roman" w:eastAsia="宋体" w:cs="Times New Roman"/>
-          <w:b w:val="0"/>
-          <w:sz w:val="24"/>
-        </w:rPr>
-        <w:t>各角色的硬件要求如表 2-1 所示。</w:t>
-      </w:r>
-    </w:p>
-    <w:p>
-      <w:pPr>
-        <w:keepNext/>
-        <w:snapToGrid w:val="0"/>
-        <w:spacing w:before="60" w:after="60" w:line="360" w:lineRule="auto"/>
-        <w:jc w:val="center"/>
-      </w:pPr>
+        <w:t xml:space="preserve">系统不在本地运行大语言模型，上游模型与慢镜均通过接口调用；本地同步路径上仅有约 3.2 亿参数的快镜编码器，且只在外部内容进入时运行。</w:t>
+      </w:r>
       <w:r>
         <w:rPr>
           <w:rFonts w:ascii="Times New Roman" w:hAnsi="Times New Roman" w:eastAsia="宋体" w:cs="Times New Roman"/>
           <w:b/>
           <w:sz w:val="24"/>
         </w:rPr>
+        <w:t xml:space="preserve">普通笔记本或台式机即可运行全部功能，无需独立显卡</w:t>
+      </w:r>
+      <w:r>
+        <w:rPr>
+          <w:rFonts w:ascii="Times New Roman" w:hAnsi="Times New Roman" w:eastAsia="宋体" w:cs="Times New Roman"/>
+          <w:sz w:val="24"/>
+        </w:rPr>
+        <w:t xml:space="preserve">，仅有集成显卡的设备使用 CPU 推理，具备 NVIDIA 显卡时可选用 GPU 加速；开发与批量评测所用的数据中心 GPU 服务器并非部署要求。各角色的硬件要求如表 2-1 所示。</w:t>
+      </w:r>
+    </w:p>
+    <w:p>
+      <w:pPr>
+        <w:keepNext/>
+        <w:snapToGrid w:val="0"/>
+        <w:spacing w:before="60" w:after="60" w:line="360" w:lineRule="auto"/>
+        <w:jc w:val="center"/>
+      </w:pPr>
+      <w:r>
+        <w:rPr>
+          <w:rFonts w:ascii="Times New Roman" w:hAnsi="Times New Roman" w:eastAsia="宋体" w:cs="Times New Roman"/>
+          <w:b/>
+          <w:sz w:val="24"/>
+        </w:rPr>
         <w:t>表 2-1  硬件要求</w:t>
       </w:r>
     </w:p>
     <w:tbl>
       <w:tblPr>
-        <w:tblW w:type="auto" w:w="0"/>
+        <w:tblStyle w:val="9"/>
+        <w:tblW w:w="0" w:type="auto"/>
         <w:jc w:val="center"/>
         <w:tblLayout w:type="fixed"/>
         <w:tblCellMar>
@@ -2367,7 +2919,6 @@
           <w:bottom w:w="50" w:type="dxa"/>
           <w:right w:w="80" w:type="dxa"/>
         </w:tblCellMar>
-        <w:tblLook w:firstColumn="1" w:firstRow="1" w:lastColumn="0" w:lastRow="0" w:noHBand="0" w:noVBand="1" w:val="04A0"/>
       </w:tblPr>
       <w:tblGrid>
         <w:gridCol w:w="1302"/>
@@ -2376,17 +2927,26 @@
         <w:gridCol w:w="3159"/>
       </w:tblGrid>
       <w:tr>
+        <w:tblPrEx>
+          <w:tblCellMar>
+            <w:top w:w="50" w:type="dxa"/>
+            <w:left w:w="80" w:type="dxa"/>
+            <w:bottom w:w="50" w:type="dxa"/>
+            <w:right w:w="80" w:type="dxa"/>
+          </w:tblCellMar>
+        </w:tblPrEx>
         <w:trPr>
-          <w:tblHeader w:val="true"/>
           <w:cantSplit/>
+          <w:tblHeader/>
+          <w:jc w:val="center"/>
         </w:trPr>
         <w:tc>
           <w:tcPr>
-            <w:tcW w:type="dxa" w:w="1302"/>
-            <w:tcBorders>
-              <w:top w:val="single" w:sz="12" w:color="1B2A49" w:space="0"/>
-              <w:left w:val="nil"/>
-              <w:bottom w:val="single" w:sz="6" w:color="1B2A49" w:space="0"/>
+            <w:tcW w:w="1302" w:type="dxa"/>
+            <w:tcBorders>
+              <w:top w:val="single" w:color="1B2A49" w:sz="12" w:space="0"/>
+              <w:left w:val="nil"/>
+              <w:bottom w:val="single" w:color="1B2A49" w:sz="6" w:space="0"/>
               <w:right w:val="nil"/>
             </w:tcBorders>
             <w:shd w:val="clear" w:color="auto" w:fill="E8EEF6"/>
@@ -2410,11 +2970,11 @@
         </w:tc>
         <w:tc>
           <w:tcPr>
-            <w:tcW w:type="dxa" w:w="2327"/>
-            <w:tcBorders>
-              <w:top w:val="single" w:sz="12" w:color="1B2A49" w:space="0"/>
-              <w:left w:val="nil"/>
-              <w:bottom w:val="single" w:sz="6" w:color="1B2A49" w:space="0"/>
+            <w:tcW w:w="2327" w:type="dxa"/>
+            <w:tcBorders>
+              <w:top w:val="single" w:color="1B2A49" w:sz="12" w:space="0"/>
+              <w:left w:val="nil"/>
+              <w:bottom w:val="single" w:color="1B2A49" w:sz="6" w:space="0"/>
               <w:right w:val="nil"/>
             </w:tcBorders>
             <w:shd w:val="clear" w:color="auto" w:fill="E8EEF6"/>
@@ -2438,11 +2998,11 @@
         </w:tc>
         <w:tc>
           <w:tcPr>
-            <w:tcW w:type="dxa" w:w="1943"/>
-            <w:tcBorders>
-              <w:top w:val="single" w:sz="12" w:color="1B2A49" w:space="0"/>
-              <w:left w:val="nil"/>
-              <w:bottom w:val="single" w:sz="6" w:color="1B2A49" w:space="0"/>
+            <w:tcW w:w="1943" w:type="dxa"/>
+            <w:tcBorders>
+              <w:top w:val="single" w:color="1B2A49" w:sz="12" w:space="0"/>
+              <w:left w:val="nil"/>
+              <w:bottom w:val="single" w:color="1B2A49" w:sz="6" w:space="0"/>
               <w:right w:val="nil"/>
             </w:tcBorders>
             <w:shd w:val="clear" w:color="auto" w:fill="E8EEF6"/>
@@ -2466,11 +3026,11 @@
         </w:tc>
         <w:tc>
           <w:tcPr>
-            <w:tcW w:type="dxa" w:w="3159"/>
-            <w:tcBorders>
-              <w:top w:val="single" w:sz="12" w:color="1B2A49" w:space="0"/>
-              <w:left w:val="nil"/>
-              <w:bottom w:val="single" w:sz="6" w:color="1B2A49" w:space="0"/>
+            <w:tcW w:w="3159" w:type="dxa"/>
+            <w:tcBorders>
+              <w:top w:val="single" w:color="1B2A49" w:sz="12" w:space="0"/>
+              <w:left w:val="nil"/>
+              <w:bottom w:val="single" w:color="1B2A49" w:sz="6" w:space="0"/>
               <w:right w:val="nil"/>
             </w:tcBorders>
             <w:shd w:val="clear" w:color="auto" w:fill="E8EEF6"/>
@@ -2494,16 +3054,25 @@
         </w:tc>
       </w:tr>
       <w:tr>
+        <w:tblPrEx>
+          <w:tblCellMar>
+            <w:top w:w="50" w:type="dxa"/>
+            <w:left w:w="80" w:type="dxa"/>
+            <w:bottom w:w="50" w:type="dxa"/>
+            <w:right w:w="80" w:type="dxa"/>
+          </w:tblCellMar>
+        </w:tblPrEx>
         <w:trPr>
           <w:cantSplit/>
+          <w:jc w:val="center"/>
         </w:trPr>
         <w:tc>
           <w:tcPr>
-            <w:tcW w:type="dxa" w:w="1302"/>
-            <w:tcBorders>
-              <w:top w:val="single" w:sz="4" w:color="C9D1DD" w:space="0"/>
-              <w:left w:val="nil"/>
-              <w:bottom w:val="single" w:sz="4" w:color="C9D1DD" w:space="0"/>
+            <w:tcW w:w="1302" w:type="dxa"/>
+            <w:tcBorders>
+              <w:top w:val="single" w:color="C9D1DD" w:sz="4" w:space="0"/>
+              <w:left w:val="nil"/>
+              <w:bottom w:val="single" w:color="C9D1DD" w:sz="4" w:space="0"/>
               <w:right w:val="nil"/>
             </w:tcBorders>
             <w:vAlign w:val="center"/>
@@ -2526,11 +3095,11 @@
         </w:tc>
         <w:tc>
           <w:tcPr>
-            <w:tcW w:type="dxa" w:w="2327"/>
-            <w:tcBorders>
-              <w:top w:val="single" w:sz="4" w:color="C9D1DD" w:space="0"/>
-              <w:left w:val="nil"/>
-              <w:bottom w:val="single" w:sz="4" w:color="C9D1DD" w:space="0"/>
+            <w:tcW w:w="2327" w:type="dxa"/>
+            <w:tcBorders>
+              <w:top w:val="single" w:color="C9D1DD" w:sz="4" w:space="0"/>
+              <w:left w:val="nil"/>
+              <w:bottom w:val="single" w:color="C9D1DD" w:sz="4" w:space="0"/>
               <w:right w:val="nil"/>
             </w:tcBorders>
             <w:vAlign w:val="center"/>
@@ -2553,11 +3122,11 @@
         </w:tc>
         <w:tc>
           <w:tcPr>
-            <w:tcW w:type="dxa" w:w="1943"/>
-            <w:tcBorders>
-              <w:top w:val="single" w:sz="4" w:color="C9D1DD" w:space="0"/>
-              <w:left w:val="nil"/>
-              <w:bottom w:val="single" w:sz="4" w:color="C9D1DD" w:space="0"/>
+            <w:tcW w:w="1943" w:type="dxa"/>
+            <w:tcBorders>
+              <w:top w:val="single" w:color="C9D1DD" w:sz="4" w:space="0"/>
+              <w:left w:val="nil"/>
+              <w:bottom w:val="single" w:color="C9D1DD" w:sz="4" w:space="0"/>
               <w:right w:val="nil"/>
             </w:tcBorders>
             <w:vAlign w:val="center"/>
@@ -2580,11 +3149,11 @@
         </w:tc>
         <w:tc>
           <w:tcPr>
-            <w:tcW w:type="dxa" w:w="3159"/>
-            <w:tcBorders>
-              <w:top w:val="single" w:sz="4" w:color="C9D1DD" w:space="0"/>
-              <w:left w:val="nil"/>
-              <w:bottom w:val="single" w:sz="4" w:color="C9D1DD" w:space="0"/>
+            <w:tcW w:w="3159" w:type="dxa"/>
+            <w:tcBorders>
+              <w:top w:val="single" w:color="C9D1DD" w:sz="4" w:space="0"/>
+              <w:left w:val="nil"/>
+              <w:bottom w:val="single" w:color="C9D1DD" w:sz="4" w:space="0"/>
               <w:right w:val="nil"/>
             </w:tcBorders>
             <w:vAlign w:val="center"/>
@@ -2607,156 +3176,174 @@
         </w:tc>
       </w:tr>
       <w:tr>
+        <w:tblPrEx>
+          <w:tblCellMar>
+            <w:top w:w="50" w:type="dxa"/>
+            <w:left w:w="80" w:type="dxa"/>
+            <w:bottom w:w="50" w:type="dxa"/>
+            <w:right w:w="80" w:type="dxa"/>
+          </w:tblCellMar>
+        </w:tblPrEx>
         <w:trPr>
           <w:cantSplit/>
+          <w:jc w:val="center"/>
         </w:trPr>
         <w:tc>
           <w:tcPr>
-            <w:tcW w:type="dxa" w:w="1302"/>
-            <w:tcBorders>
-              <w:top w:val="single" w:sz="4" w:color="C9D1DD" w:space="0"/>
-              <w:left w:val="nil"/>
-              <w:bottom w:val="single" w:sz="4" w:color="C9D1DD" w:space="0"/>
-              <w:right w:val="nil"/>
-            </w:tcBorders>
-            <w:vAlign w:val="center"/>
-          </w:tcPr>
-          <w:p>
-            <w:pPr>
-              <w:snapToGrid w:val="0"/>
-              <w:spacing w:before="0" w:after="0" w:line="360" w:lineRule="auto"/>
-              <w:jc w:val="left"/>
-            </w:pPr>
-            <w:r>
-              <w:rPr>
-                <w:rFonts w:ascii="Times New Roman" w:hAnsi="Times New Roman" w:eastAsia="宋体" w:cs="Times New Roman"/>
-                <w:b w:val="0"/>
-                <w:sz w:val="24"/>
-              </w:rPr>
-              <w:t>快镜推理（GPU）</w:t>
-            </w:r>
-          </w:p>
-        </w:tc>
-        <w:tc>
-          <w:tcPr>
-            <w:tcW w:type="dxa" w:w="2327"/>
-            <w:tcBorders>
-              <w:top w:val="single" w:sz="4" w:color="C9D1DD" w:space="0"/>
-              <w:left w:val="nil"/>
-              <w:bottom w:val="single" w:sz="4" w:color="C9D1DD" w:space="0"/>
-              <w:right w:val="nil"/>
-            </w:tcBorders>
-            <w:vAlign w:val="center"/>
-          </w:tcPr>
-          <w:p>
-            <w:pPr>
-              <w:snapToGrid w:val="0"/>
-              <w:spacing w:before="0" w:after="0" w:line="360" w:lineRule="auto"/>
-              <w:jc w:val="left"/>
-            </w:pPr>
-            <w:r>
-              <w:rPr>
-                <w:rFonts w:ascii="Times New Roman" w:hAnsi="Times New Roman" w:eastAsia="宋体" w:cs="Times New Roman"/>
-                <w:b w:val="0"/>
-                <w:sz w:val="24"/>
-              </w:rPr>
-              <w:t>显存 ≥ 8 GB，支持 BF16</w:t>
-            </w:r>
-          </w:p>
-        </w:tc>
-        <w:tc>
-          <w:tcPr>
-            <w:tcW w:type="dxa" w:w="1943"/>
-            <w:tcBorders>
-              <w:top w:val="single" w:sz="4" w:color="C9D1DD" w:space="0"/>
-              <w:left w:val="nil"/>
-              <w:bottom w:val="single" w:sz="4" w:color="C9D1DD" w:space="0"/>
-              <w:right w:val="nil"/>
-            </w:tcBorders>
-            <w:vAlign w:val="center"/>
-          </w:tcPr>
-          <w:p>
-            <w:pPr>
-              <w:snapToGrid w:val="0"/>
-              <w:spacing w:before="0" w:after="0" w:line="360" w:lineRule="auto"/>
-              <w:jc w:val="left"/>
-            </w:pPr>
-            <w:r>
-              <w:rPr>
-                <w:rFonts w:ascii="Times New Roman" w:hAnsi="Times New Roman" w:eastAsia="宋体" w:cs="Times New Roman"/>
-                <w:b w:val="0"/>
-                <w:sz w:val="24"/>
-              </w:rPr>
-              <w:t>NVIDIA A100</w:t>
-            </w:r>
-          </w:p>
-        </w:tc>
-        <w:tc>
-          <w:tcPr>
-            <w:tcW w:type="dxa" w:w="3159"/>
-            <w:tcBorders>
-              <w:top w:val="single" w:sz="4" w:color="C9D1DD" w:space="0"/>
-              <w:left w:val="nil"/>
-              <w:bottom w:val="single" w:sz="4" w:color="C9D1DD" w:space="0"/>
-              <w:right w:val="nil"/>
-            </w:tcBorders>
-            <w:vAlign w:val="center"/>
-          </w:tcPr>
-          <w:p>
-            <w:pPr>
-              <w:snapToGrid w:val="0"/>
-              <w:spacing w:before="0" w:after="0" w:line="360" w:lineRule="auto"/>
-              <w:jc w:val="left"/>
-            </w:pPr>
-            <w:r>
-              <w:rPr>
-                <w:rFonts w:ascii="Times New Roman" w:hAnsi="Times New Roman" w:eastAsia="宋体" w:cs="Times New Roman"/>
-                <w:b w:val="0"/>
-                <w:sz w:val="24"/>
-              </w:rPr>
-              <w:t>单次推理约占用 1.4 GB 显存，推理耗时中位数 29 ms</w:t>
+            <w:tcW w:w="1302" w:type="dxa"/>
+            <w:tcBorders>
+              <w:top w:val="single" w:color="C9D1DD" w:sz="4" w:space="0"/>
+              <w:left w:val="nil"/>
+              <w:bottom w:val="single" w:color="C9D1DD" w:sz="4" w:space="0"/>
+              <w:right w:val="nil"/>
+            </w:tcBorders>
+            <w:vAlign w:val="center"/>
+          </w:tcPr>
+          <w:p>
+            <w:pPr>
+              <w:snapToGrid w:val="0"/>
+              <w:spacing w:before="0" w:after="0" w:line="360" w:lineRule="auto"/>
+              <w:jc w:val="left"/>
+            </w:pPr>
+            <w:r>
+              <w:rPr>
+                <w:rFonts w:ascii="Times New Roman" w:hAnsi="Times New Roman" w:eastAsia="宋体" w:cs="Times New Roman"/>
+                <w:b w:val="0"/>
+                <w:sz w:val="24"/>
+              </w:rPr>
+              <w:t>快镜推理（CPU）</w:t>
+            </w:r>
+          </w:p>
+        </w:tc>
+        <w:tc>
+          <w:tcPr>
+            <w:tcW w:w="2327" w:type="dxa"/>
+            <w:tcBorders>
+              <w:top w:val="single" w:color="C9D1DD" w:sz="4" w:space="0"/>
+              <w:left w:val="nil"/>
+              <w:bottom w:val="single" w:color="C9D1DD" w:sz="4" w:space="0"/>
+              <w:right w:val="nil"/>
+            </w:tcBorders>
+            <w:vAlign w:val="center"/>
+          </w:tcPr>
+          <w:p>
+            <w:pPr>
+              <w:snapToGrid w:val="0"/>
+              <w:spacing w:before="0" w:after="0" w:line="360" w:lineRule="auto"/>
+              <w:jc w:val="left"/>
+            </w:pPr>
+            <w:r>
+              <w:rPr>
+                <w:rFonts w:ascii="Times New Roman" w:hAnsi="Times New Roman" w:eastAsia="宋体" w:cs="Times New Roman"/>
+                <w:b w:val="0"/>
+                <w:sz w:val="24"/>
+              </w:rPr>
+              <w:t>同防护主机</w:t>
+            </w:r>
+          </w:p>
+        </w:tc>
+        <w:tc>
+          <w:tcPr>
+            <w:tcW w:w="1943" w:type="dxa"/>
+            <w:tcBorders>
+              <w:top w:val="single" w:color="C9D1DD" w:sz="4" w:space="0"/>
+              <w:left w:val="nil"/>
+              <w:bottom w:val="single" w:color="C9D1DD" w:sz="4" w:space="0"/>
+              <w:right w:val="nil"/>
+            </w:tcBorders>
+            <w:vAlign w:val="center"/>
+          </w:tcPr>
+          <w:p>
+            <w:pPr>
+              <w:snapToGrid w:val="0"/>
+              <w:spacing w:before="0" w:after="0" w:line="360" w:lineRule="auto"/>
+              <w:jc w:val="left"/>
+            </w:pPr>
+            <w:r>
+              <w:rPr>
+                <w:rFonts w:ascii="Times New Roman" w:hAnsi="Times New Roman" w:eastAsia="宋体" w:cs="Times New Roman"/>
+                <w:b w:val="0"/>
+                <w:sz w:val="24"/>
+              </w:rPr>
+              <w:t>—</w:t>
+            </w:r>
+          </w:p>
+        </w:tc>
+        <w:tc>
+          <w:tcPr>
+            <w:tcW w:w="3159" w:type="dxa"/>
+            <w:tcBorders>
+              <w:top w:val="single" w:color="C9D1DD" w:sz="4" w:space="0"/>
+              <w:left w:val="nil"/>
+              <w:bottom w:val="single" w:color="C9D1DD" w:sz="4" w:space="0"/>
+              <w:right w:val="nil"/>
+            </w:tcBorders>
+            <w:vAlign w:val="center"/>
+          </w:tcPr>
+          <w:p>
+            <w:pPr>
+              <w:snapToGrid w:val="0"/>
+              <w:spacing w:before="0" w:after="0" w:line="360" w:lineRule="auto"/>
+              <w:jc w:val="left"/>
+            </w:pPr>
+            <w:r>
+              <w:rPr>
+                <w:rFonts w:ascii="Times New Roman" w:hAnsi="Times New Roman" w:eastAsia="宋体" w:cs="Times New Roman"/>
+                <w:b w:val="0"/>
+                <w:sz w:val="24"/>
+              </w:rPr>
+              <w:t>默认方式，无需独立显卡；4 线程推理耗时中位数 172 ms</w:t>
             </w:r>
           </w:p>
         </w:tc>
       </w:tr>
       <w:tr>
+        <w:tblPrEx>
+          <w:tblCellMar>
+            <w:top w:w="50" w:type="dxa"/>
+            <w:left w:w="80" w:type="dxa"/>
+            <w:bottom w:w="50" w:type="dxa"/>
+            <w:right w:w="80" w:type="dxa"/>
+          </w:tblCellMar>
+        </w:tblPrEx>
         <w:trPr>
           <w:cantSplit/>
+          <w:jc w:val="center"/>
         </w:trPr>
         <w:tc>
           <w:tcPr>
-            <w:tcW w:type="dxa" w:w="1302"/>
-            <w:tcBorders>
-              <w:top w:val="single" w:sz="4" w:color="C9D1DD" w:space="0"/>
-              <w:left w:val="nil"/>
-              <w:bottom w:val="single" w:sz="4" w:color="C9D1DD" w:space="0"/>
-              <w:right w:val="nil"/>
-            </w:tcBorders>
-            <w:vAlign w:val="center"/>
-          </w:tcPr>
-          <w:p>
-            <w:pPr>
-              <w:snapToGrid w:val="0"/>
-              <w:spacing w:before="0" w:after="0" w:line="360" w:lineRule="auto"/>
-              <w:jc w:val="left"/>
-            </w:pPr>
-            <w:r>
-              <w:rPr>
-                <w:rFonts w:ascii="Times New Roman" w:hAnsi="Times New Roman" w:eastAsia="宋体" w:cs="Times New Roman"/>
-                <w:b w:val="0"/>
-                <w:sz w:val="24"/>
-              </w:rPr>
-              <w:t>快镜推理（CPU）</w:t>
-            </w:r>
-          </w:p>
-        </w:tc>
-        <w:tc>
-          <w:tcPr>
-            <w:tcW w:type="dxa" w:w="2327"/>
-            <w:tcBorders>
-              <w:top w:val="single" w:sz="4" w:color="C9D1DD" w:space="0"/>
-              <w:left w:val="nil"/>
-              <w:bottom w:val="single" w:sz="4" w:color="C9D1DD" w:space="0"/>
+            <w:tcW w:w="1302" w:type="dxa"/>
+            <w:tcBorders>
+              <w:top w:val="single" w:color="C9D1DD" w:sz="4" w:space="0"/>
+              <w:left w:val="nil"/>
+              <w:bottom w:val="single" w:color="C9D1DD" w:sz="4" w:space="0"/>
+              <w:right w:val="nil"/>
+            </w:tcBorders>
+            <w:vAlign w:val="center"/>
+          </w:tcPr>
+          <w:p>
+            <w:pPr>
+              <w:snapToGrid w:val="0"/>
+              <w:spacing w:before="0" w:after="0" w:line="360" w:lineRule="auto"/>
+              <w:jc w:val="left"/>
+            </w:pPr>
+            <w:r>
+              <w:rPr>
+                <w:rFonts w:ascii="Times New Roman" w:hAnsi="Times New Roman" w:eastAsia="宋体" w:cs="Times New Roman"/>
+                <w:b w:val="0"/>
+                <w:sz w:val="24"/>
+              </w:rPr>
+              <w:t>快镜推理（GPU）</w:t>
+            </w:r>
+          </w:p>
+        </w:tc>
+        <w:tc>
+          <w:tcPr>
+            <w:tcW w:w="2327" w:type="dxa"/>
+            <w:tcBorders>
+              <w:top w:val="single" w:color="C9D1DD" w:sz="4" w:space="0"/>
+              <w:left w:val="nil"/>
+              <w:bottom w:val="single" w:color="C9D1DD" w:sz="4" w:space="0"/>
               <w:right w:val="nil"/>
             </w:tcBorders>
             <w:vAlign w:val="center"/>
@@ -2773,17 +3360,17 @@
                 <w:b w:val="0"/>
                 <w:sz w:val="24"/>
               </w:rPr>
-              <w:t>同防护主机</w:t>
-            </w:r>
-          </w:p>
-        </w:tc>
-        <w:tc>
-          <w:tcPr>
-            <w:tcW w:type="dxa" w:w="1943"/>
-            <w:tcBorders>
-              <w:top w:val="single" w:sz="4" w:color="C9D1DD" w:space="0"/>
-              <w:left w:val="nil"/>
-              <w:bottom w:val="single" w:sz="4" w:color="C9D1DD" w:space="0"/>
+              <w:t>支持 BF16，显存 ≥ 4 GB</w:t>
+            </w:r>
+          </w:p>
+        </w:tc>
+        <w:tc>
+          <w:tcPr>
+            <w:tcW w:w="1943" w:type="dxa"/>
+            <w:tcBorders>
+              <w:top w:val="single" w:color="C9D1DD" w:sz="4" w:space="0"/>
+              <w:left w:val="nil"/>
+              <w:bottom w:val="single" w:color="C9D1DD" w:sz="4" w:space="0"/>
               <w:right w:val="nil"/>
             </w:tcBorders>
             <w:vAlign w:val="center"/>
@@ -2800,49 +3387,58 @@
                 <w:b w:val="0"/>
                 <w:sz w:val="24"/>
               </w:rPr>
-              <w:t>—</w:t>
-            </w:r>
-          </w:p>
-        </w:tc>
-        <w:tc>
-          <w:tcPr>
-            <w:tcW w:type="dxa" w:w="3159"/>
-            <w:tcBorders>
-              <w:top w:val="single" w:sz="4" w:color="C9D1DD" w:space="0"/>
-              <w:left w:val="nil"/>
-              <w:bottom w:val="single" w:sz="4" w:color="C9D1DD" w:space="0"/>
-              <w:right w:val="nil"/>
-            </w:tcBorders>
-            <w:vAlign w:val="center"/>
-          </w:tcPr>
-          <w:p>
-            <w:pPr>
-              <w:snapToGrid w:val="0"/>
-              <w:spacing w:before="0" w:after="0" w:line="360" w:lineRule="auto"/>
-              <w:jc w:val="left"/>
-            </w:pPr>
-            <w:r>
-              <w:rPr>
-                <w:rFonts w:ascii="Times New Roman" w:hAnsi="Times New Roman" w:eastAsia="宋体" w:cs="Times New Roman"/>
-                <w:b w:val="0"/>
-                <w:sz w:val="24"/>
-              </w:rPr>
-              <w:t>4 线程下推理耗时中位数 172 ms，适用于演示与低频场景</w:t>
+              <w:t>RTX 3060 等消费级显卡</w:t>
+            </w:r>
+          </w:p>
+        </w:tc>
+        <w:tc>
+          <w:tcPr>
+            <w:tcW w:w="3159" w:type="dxa"/>
+            <w:tcBorders>
+              <w:top w:val="single" w:color="C9D1DD" w:sz="4" w:space="0"/>
+              <w:left w:val="nil"/>
+              <w:bottom w:val="single" w:color="C9D1DD" w:sz="4" w:space="0"/>
+              <w:right w:val="nil"/>
+            </w:tcBorders>
+            <w:vAlign w:val="center"/>
+          </w:tcPr>
+          <w:p>
+            <w:pPr>
+              <w:snapToGrid w:val="0"/>
+              <w:spacing w:before="0" w:after="0" w:line="360" w:lineRule="auto"/>
+              <w:jc w:val="left"/>
+            </w:pPr>
+            <w:r>
+              <w:rPr>
+                <w:rFonts w:ascii="Times New Roman" w:hAnsi="Times New Roman" w:eastAsia="宋体" w:cs="Times New Roman"/>
+                <w:b w:val="0"/>
+                <w:sz w:val="24"/>
+              </w:rPr>
+              <w:t>可选；约占用 1.4 GB 显存，推理耗时中位数 29 ms</w:t>
             </w:r>
           </w:p>
         </w:tc>
       </w:tr>
       <w:tr>
+        <w:tblPrEx>
+          <w:tblCellMar>
+            <w:top w:w="50" w:type="dxa"/>
+            <w:left w:w="80" w:type="dxa"/>
+            <w:bottom w:w="50" w:type="dxa"/>
+            <w:right w:w="80" w:type="dxa"/>
+          </w:tblCellMar>
+        </w:tblPrEx>
         <w:trPr>
           <w:cantSplit/>
+          <w:jc w:val="center"/>
         </w:trPr>
         <w:tc>
           <w:tcPr>
-            <w:tcW w:type="dxa" w:w="1302"/>
-            <w:tcBorders>
-              <w:top w:val="single" w:sz="4" w:color="C9D1DD" w:space="0"/>
-              <w:left w:val="nil"/>
-              <w:bottom w:val="single" w:sz="12" w:color="1B2A49" w:space="0"/>
+            <w:tcW w:w="1302" w:type="dxa"/>
+            <w:tcBorders>
+              <w:top w:val="single" w:color="C9D1DD" w:sz="4" w:space="0"/>
+              <w:left w:val="nil"/>
+              <w:bottom w:val="single" w:color="1B2A49" w:sz="12" w:space="0"/>
               <w:right w:val="nil"/>
             </w:tcBorders>
             <w:vAlign w:val="center"/>
@@ -2865,11 +3461,11 @@
         </w:tc>
         <w:tc>
           <w:tcPr>
-            <w:tcW w:type="dxa" w:w="2327"/>
-            <w:tcBorders>
-              <w:top w:val="single" w:sz="4" w:color="C9D1DD" w:space="0"/>
-              <w:left w:val="nil"/>
-              <w:bottom w:val="single" w:sz="12" w:color="1B2A49" w:space="0"/>
+            <w:tcW w:w="2327" w:type="dxa"/>
+            <w:tcBorders>
+              <w:top w:val="single" w:color="C9D1DD" w:sz="4" w:space="0"/>
+              <w:left w:val="nil"/>
+              <w:bottom w:val="single" w:color="1B2A49" w:sz="12" w:space="0"/>
               <w:right w:val="nil"/>
             </w:tcBorders>
             <w:vAlign w:val="center"/>
@@ -2892,55 +3488,55 @@
         </w:tc>
         <w:tc>
           <w:tcPr>
-            <w:tcW w:type="dxa" w:w="1943"/>
-            <w:tcBorders>
-              <w:top w:val="single" w:sz="4" w:color="C9D1DD" w:space="0"/>
-              <w:left w:val="nil"/>
-              <w:bottom w:val="single" w:sz="12" w:color="1B2A49" w:space="0"/>
-              <w:right w:val="nil"/>
-            </w:tcBorders>
-            <w:vAlign w:val="center"/>
-          </w:tcPr>
-          <w:p>
-            <w:pPr>
-              <w:snapToGrid w:val="0"/>
-              <w:spacing w:before="0" w:after="0" w:line="360" w:lineRule="auto"/>
-              <w:jc w:val="left"/>
-            </w:pPr>
-            <w:r>
-              <w:rPr>
-                <w:rFonts w:ascii="Times New Roman" w:hAnsi="Times New Roman" w:eastAsia="宋体" w:cs="Times New Roman"/>
-                <w:b w:val="0"/>
-                <w:sz w:val="24"/>
-              </w:rPr>
-              <w:t>A100 80GB</w:t>
-            </w:r>
-          </w:p>
-        </w:tc>
-        <w:tc>
-          <w:tcPr>
-            <w:tcW w:type="dxa" w:w="3159"/>
-            <w:tcBorders>
-              <w:top w:val="single" w:sz="4" w:color="C9D1DD" w:space="0"/>
-              <w:left w:val="nil"/>
-              <w:bottom w:val="single" w:sz="12" w:color="1B2A49" w:space="0"/>
-              <w:right w:val="nil"/>
-            </w:tcBorders>
-            <w:vAlign w:val="center"/>
-          </w:tcPr>
-          <w:p>
-            <w:pPr>
-              <w:snapToGrid w:val="0"/>
-              <w:spacing w:before="0" w:after="0" w:line="360" w:lineRule="auto"/>
-              <w:jc w:val="left"/>
-            </w:pPr>
-            <w:r>
-              <w:rPr>
-                <w:rFonts w:ascii="Times New Roman" w:hAnsi="Times New Roman" w:eastAsia="宋体" w:cs="Times New Roman"/>
-                <w:b w:val="0"/>
-                <w:sz w:val="24"/>
-              </w:rPr>
-              <w:t>仅在重新训练领域模型时需要</w:t>
+            <w:tcW w:w="1943" w:type="dxa"/>
+            <w:tcBorders>
+              <w:top w:val="single" w:color="C9D1DD" w:sz="4" w:space="0"/>
+              <w:left w:val="nil"/>
+              <w:bottom w:val="single" w:color="1B2A49" w:sz="12" w:space="0"/>
+              <w:right w:val="nil"/>
+            </w:tcBorders>
+            <w:vAlign w:val="center"/>
+          </w:tcPr>
+          <w:p>
+            <w:pPr>
+              <w:snapToGrid w:val="0"/>
+              <w:spacing w:before="0" w:after="0" w:line="360" w:lineRule="auto"/>
+              <w:jc w:val="left"/>
+            </w:pPr>
+            <w:r>
+              <w:rPr>
+                <w:rFonts w:ascii="Times New Roman" w:hAnsi="Times New Roman" w:eastAsia="宋体" w:cs="Times New Roman"/>
+                <w:b w:val="0"/>
+                <w:sz w:val="24"/>
+              </w:rPr>
+              <w:t>RTX 3090／4090</w:t>
+            </w:r>
+          </w:p>
+        </w:tc>
+        <w:tc>
+          <w:tcPr>
+            <w:tcW w:w="3159" w:type="dxa"/>
+            <w:tcBorders>
+              <w:top w:val="single" w:color="C9D1DD" w:sz="4" w:space="0"/>
+              <w:left w:val="nil"/>
+              <w:bottom w:val="single" w:color="1B2A49" w:sz="12" w:space="0"/>
+              <w:right w:val="nil"/>
+            </w:tcBorders>
+            <w:vAlign w:val="center"/>
+          </w:tcPr>
+          <w:p>
+            <w:pPr>
+              <w:snapToGrid w:val="0"/>
+              <w:spacing w:before="0" w:after="0" w:line="360" w:lineRule="auto"/>
+              <w:jc w:val="left"/>
+            </w:pPr>
+            <w:r>
+              <w:rPr>
+                <w:rFonts w:ascii="Times New Roman" w:hAnsi="Times New Roman" w:eastAsia="宋体" w:cs="Times New Roman"/>
+                <w:b w:val="0"/>
+                <w:sz w:val="24"/>
+              </w:rPr>
+              <w:t>可选；仅在重新训练领域模型时需要</w:t>
             </w:r>
           </w:p>
         </w:tc>
@@ -2961,6 +3557,7 @@
         <w:jc w:val="left"/>
         <w:outlineLvl w:val="1"/>
       </w:pPr>
+      <w:bookmarkStart w:id="5" w:name="_Toc5895"/>
       <w:r>
         <w:rPr>
           <w:rFonts w:ascii="Arial" w:hAnsi="Arial" w:eastAsia="黑体" w:cs="Arial"/>
@@ -2969,6 +3566,7 @@
         </w:rPr>
         <w:t>2.2 软件要求</w:t>
       </w:r>
+      <w:bookmarkEnd w:id="5"/>
     </w:p>
     <w:p>
       <w:pPr>
@@ -3004,7 +3602,8 @@
     </w:p>
     <w:tbl>
       <w:tblPr>
-        <w:tblW w:type="auto" w:w="0"/>
+        <w:tblStyle w:val="9"/>
+        <w:tblW w:w="0" w:type="auto"/>
         <w:jc w:val="center"/>
         <w:tblLayout w:type="fixed"/>
         <w:tblCellMar>
@@ -3013,24 +3612,32 @@
           <w:bottom w:w="50" w:type="dxa"/>
           <w:right w:w="80" w:type="dxa"/>
         </w:tblCellMar>
-        <w:tblLook w:firstColumn="1" w:firstRow="1" w:lastColumn="0" w:lastRow="0" w:noHBand="0" w:noVBand="1" w:val="04A0"/>
       </w:tblPr>
       <w:tblGrid>
         <w:gridCol w:w="2420"/>
         <w:gridCol w:w="6310"/>
       </w:tblGrid>
       <w:tr>
+        <w:tblPrEx>
+          <w:tblCellMar>
+            <w:top w:w="50" w:type="dxa"/>
+            <w:left w:w="80" w:type="dxa"/>
+            <w:bottom w:w="50" w:type="dxa"/>
+            <w:right w:w="80" w:type="dxa"/>
+          </w:tblCellMar>
+        </w:tblPrEx>
         <w:trPr>
-          <w:tblHeader w:val="true"/>
           <w:cantSplit/>
+          <w:tblHeader/>
+          <w:jc w:val="center"/>
         </w:trPr>
         <w:tc>
           <w:tcPr>
-            <w:tcW w:type="dxa" w:w="2421"/>
-            <w:tcBorders>
-              <w:top w:val="single" w:sz="12" w:color="1B2A49" w:space="0"/>
-              <w:left w:val="nil"/>
-              <w:bottom w:val="single" w:sz="6" w:color="1B2A49" w:space="0"/>
+            <w:tcW w:w="2421" w:type="dxa"/>
+            <w:tcBorders>
+              <w:top w:val="single" w:color="1B2A49" w:sz="12" w:space="0"/>
+              <w:left w:val="nil"/>
+              <w:bottom w:val="single" w:color="1B2A49" w:sz="6" w:space="0"/>
               <w:right w:val="nil"/>
             </w:tcBorders>
             <w:shd w:val="clear" w:color="auto" w:fill="E8EEF6"/>
@@ -3054,11 +3661,11 @@
         </w:tc>
         <w:tc>
           <w:tcPr>
-            <w:tcW w:type="dxa" w:w="6310"/>
-            <w:tcBorders>
-              <w:top w:val="single" w:sz="12" w:color="1B2A49" w:space="0"/>
-              <w:left w:val="nil"/>
-              <w:bottom w:val="single" w:sz="6" w:color="1B2A49" w:space="0"/>
+            <w:tcW w:w="6310" w:type="dxa"/>
+            <w:tcBorders>
+              <w:top w:val="single" w:color="1B2A49" w:sz="12" w:space="0"/>
+              <w:left w:val="nil"/>
+              <w:bottom w:val="single" w:color="1B2A49" w:sz="6" w:space="0"/>
               <w:right w:val="nil"/>
             </w:tcBorders>
             <w:shd w:val="clear" w:color="auto" w:fill="E8EEF6"/>
@@ -3082,16 +3689,25 @@
         </w:tc>
       </w:tr>
       <w:tr>
+        <w:tblPrEx>
+          <w:tblCellMar>
+            <w:top w:w="50" w:type="dxa"/>
+            <w:left w:w="80" w:type="dxa"/>
+            <w:bottom w:w="50" w:type="dxa"/>
+            <w:right w:w="80" w:type="dxa"/>
+          </w:tblCellMar>
+        </w:tblPrEx>
         <w:trPr>
           <w:cantSplit/>
+          <w:jc w:val="center"/>
         </w:trPr>
         <w:tc>
           <w:tcPr>
-            <w:tcW w:type="dxa" w:w="2421"/>
-            <w:tcBorders>
-              <w:top w:val="single" w:sz="4" w:color="C9D1DD" w:space="0"/>
-              <w:left w:val="nil"/>
-              <w:bottom w:val="single" w:sz="4" w:color="C9D1DD" w:space="0"/>
+            <w:tcW w:w="2421" w:type="dxa"/>
+            <w:tcBorders>
+              <w:top w:val="single" w:color="C9D1DD" w:sz="4" w:space="0"/>
+              <w:left w:val="nil"/>
+              <w:bottom w:val="single" w:color="C9D1DD" w:sz="4" w:space="0"/>
               <w:right w:val="nil"/>
             </w:tcBorders>
             <w:vAlign w:val="center"/>
@@ -3114,43 +3730,52 @@
         </w:tc>
         <w:tc>
           <w:tcPr>
-            <w:tcW w:type="dxa" w:w="6310"/>
-            <w:tcBorders>
-              <w:top w:val="single" w:sz="4" w:color="C9D1DD" w:space="0"/>
-              <w:left w:val="nil"/>
-              <w:bottom w:val="single" w:sz="4" w:color="C9D1DD" w:space="0"/>
-              <w:right w:val="nil"/>
-            </w:tcBorders>
-            <w:vAlign w:val="center"/>
-          </w:tcPr>
-          <w:p>
-            <w:pPr>
-              <w:snapToGrid w:val="0"/>
-              <w:spacing w:before="0" w:after="0" w:line="360" w:lineRule="auto"/>
-              <w:jc w:val="left"/>
-            </w:pPr>
-            <w:r>
-              <w:rPr>
-                <w:rFonts w:ascii="Times New Roman" w:hAnsi="Times New Roman" w:eastAsia="宋体" w:cs="Times New Roman"/>
-                <w:b w:val="0"/>
-                <w:sz w:val="24"/>
-              </w:rPr>
-              <w:t>Windows 10／11 或 Linux（83 场景评测在 Linux 上进行，并在 Windows 上进行了功能验证）</w:t>
+            <w:tcW w:w="6310" w:type="dxa"/>
+            <w:tcBorders>
+              <w:top w:val="single" w:color="C9D1DD" w:sz="4" w:space="0"/>
+              <w:left w:val="nil"/>
+              <w:bottom w:val="single" w:color="C9D1DD" w:sz="4" w:space="0"/>
+              <w:right w:val="nil"/>
+            </w:tcBorders>
+            <w:vAlign w:val="center"/>
+          </w:tcPr>
+          <w:p>
+            <w:pPr>
+              <w:snapToGrid w:val="0"/>
+              <w:spacing w:before="0" w:after="0" w:line="360" w:lineRule="auto"/>
+              <w:jc w:val="left"/>
+            </w:pPr>
+            <w:r>
+              <w:rPr>
+                <w:rFonts w:ascii="Times New Roman" w:hAnsi="Times New Roman" w:eastAsia="宋体" w:cs="Times New Roman"/>
+                <w:b w:val="0"/>
+                <w:sz w:val="24"/>
+              </w:rPr>
+              <w:t>Windows 10／11 或 Linux（评测在 Linux 与 Windows 上进行）</w:t>
             </w:r>
           </w:p>
         </w:tc>
       </w:tr>
       <w:tr>
+        <w:tblPrEx>
+          <w:tblCellMar>
+            <w:top w:w="50" w:type="dxa"/>
+            <w:left w:w="80" w:type="dxa"/>
+            <w:bottom w:w="50" w:type="dxa"/>
+            <w:right w:w="80" w:type="dxa"/>
+          </w:tblCellMar>
+        </w:tblPrEx>
         <w:trPr>
           <w:cantSplit/>
+          <w:jc w:val="center"/>
         </w:trPr>
         <w:tc>
           <w:tcPr>
-            <w:tcW w:type="dxa" w:w="2421"/>
-            <w:tcBorders>
-              <w:top w:val="single" w:sz="4" w:color="C9D1DD" w:space="0"/>
-              <w:left w:val="nil"/>
-              <w:bottom w:val="single" w:sz="4" w:color="C9D1DD" w:space="0"/>
+            <w:tcW w:w="2421" w:type="dxa"/>
+            <w:tcBorders>
+              <w:top w:val="single" w:color="C9D1DD" w:sz="4" w:space="0"/>
+              <w:left w:val="nil"/>
+              <w:bottom w:val="single" w:color="C9D1DD" w:sz="4" w:space="0"/>
               <w:right w:val="nil"/>
             </w:tcBorders>
             <w:vAlign w:val="center"/>
@@ -3173,11 +3798,11 @@
         </w:tc>
         <w:tc>
           <w:tcPr>
-            <w:tcW w:type="dxa" w:w="6310"/>
-            <w:tcBorders>
-              <w:top w:val="single" w:sz="4" w:color="C9D1DD" w:space="0"/>
-              <w:left w:val="nil"/>
-              <w:bottom w:val="single" w:sz="4" w:color="C9D1DD" w:space="0"/>
+            <w:tcW w:w="6310" w:type="dxa"/>
+            <w:tcBorders>
+              <w:top w:val="single" w:color="C9D1DD" w:sz="4" w:space="0"/>
+              <w:left w:val="nil"/>
+              <w:bottom w:val="single" w:color="C9D1DD" w:sz="4" w:space="0"/>
               <w:right w:val="nil"/>
             </w:tcBorders>
             <w:vAlign w:val="center"/>
@@ -3200,16 +3825,25 @@
         </w:tc>
       </w:tr>
       <w:tr>
+        <w:tblPrEx>
+          <w:tblCellMar>
+            <w:top w:w="50" w:type="dxa"/>
+            <w:left w:w="80" w:type="dxa"/>
+            <w:bottom w:w="50" w:type="dxa"/>
+            <w:right w:w="80" w:type="dxa"/>
+          </w:tblCellMar>
+        </w:tblPrEx>
         <w:trPr>
           <w:cantSplit/>
+          <w:jc w:val="center"/>
         </w:trPr>
         <w:tc>
           <w:tcPr>
-            <w:tcW w:type="dxa" w:w="2421"/>
-            <w:tcBorders>
-              <w:top w:val="single" w:sz="4" w:color="C9D1DD" w:space="0"/>
-              <w:left w:val="nil"/>
-              <w:bottom w:val="single" w:sz="4" w:color="C9D1DD" w:space="0"/>
+            <w:tcW w:w="2421" w:type="dxa"/>
+            <w:tcBorders>
+              <w:top w:val="single" w:color="C9D1DD" w:sz="4" w:space="0"/>
+              <w:left w:val="nil"/>
+              <w:bottom w:val="single" w:color="C9D1DD" w:sz="4" w:space="0"/>
               <w:right w:val="nil"/>
             </w:tcBorders>
             <w:vAlign w:val="center"/>
@@ -3232,11 +3866,11 @@
         </w:tc>
         <w:tc>
           <w:tcPr>
-            <w:tcW w:type="dxa" w:w="6310"/>
-            <w:tcBorders>
-              <w:top w:val="single" w:sz="4" w:color="C9D1DD" w:space="0"/>
-              <w:left w:val="nil"/>
-              <w:bottom w:val="single" w:sz="4" w:color="C9D1DD" w:space="0"/>
+            <w:tcW w:w="6310" w:type="dxa"/>
+            <w:tcBorders>
+              <w:top w:val="single" w:color="C9D1DD" w:sz="4" w:space="0"/>
+              <w:left w:val="nil"/>
+              <w:bottom w:val="single" w:color="C9D1DD" w:sz="4" w:space="0"/>
               <w:right w:val="nil"/>
             </w:tcBorders>
             <w:vAlign w:val="center"/>
@@ -3259,16 +3893,25 @@
         </w:tc>
       </w:tr>
       <w:tr>
+        <w:tblPrEx>
+          <w:tblCellMar>
+            <w:top w:w="50" w:type="dxa"/>
+            <w:left w:w="80" w:type="dxa"/>
+            <w:bottom w:w="50" w:type="dxa"/>
+            <w:right w:w="80" w:type="dxa"/>
+          </w:tblCellMar>
+        </w:tblPrEx>
         <w:trPr>
           <w:cantSplit/>
+          <w:jc w:val="center"/>
         </w:trPr>
         <w:tc>
           <w:tcPr>
-            <w:tcW w:type="dxa" w:w="2421"/>
-            <w:tcBorders>
-              <w:top w:val="single" w:sz="4" w:color="C9D1DD" w:space="0"/>
-              <w:left w:val="nil"/>
-              <w:bottom w:val="single" w:sz="4" w:color="C9D1DD" w:space="0"/>
+            <w:tcW w:w="2421" w:type="dxa"/>
+            <w:tcBorders>
+              <w:top w:val="single" w:color="C9D1DD" w:sz="4" w:space="0"/>
+              <w:left w:val="nil"/>
+              <w:bottom w:val="single" w:color="C9D1DD" w:sz="4" w:space="0"/>
               <w:right w:val="nil"/>
             </w:tcBorders>
             <w:vAlign w:val="center"/>
@@ -3291,11 +3934,11 @@
         </w:tc>
         <w:tc>
           <w:tcPr>
-            <w:tcW w:type="dxa" w:w="6310"/>
-            <w:tcBorders>
-              <w:top w:val="single" w:sz="4" w:color="C9D1DD" w:space="0"/>
-              <w:left w:val="nil"/>
-              <w:bottom w:val="single" w:sz="4" w:color="C9D1DD" w:space="0"/>
+            <w:tcW w:w="6310" w:type="dxa"/>
+            <w:tcBorders>
+              <w:top w:val="single" w:color="C9D1DD" w:sz="4" w:space="0"/>
+              <w:left w:val="nil"/>
+              <w:bottom w:val="single" w:color="C9D1DD" w:sz="4" w:space="0"/>
               <w:right w:val="nil"/>
             </w:tcBorders>
             <w:vAlign w:val="center"/>
@@ -3318,16 +3961,25 @@
         </w:tc>
       </w:tr>
       <w:tr>
+        <w:tblPrEx>
+          <w:tblCellMar>
+            <w:top w:w="50" w:type="dxa"/>
+            <w:left w:w="80" w:type="dxa"/>
+            <w:bottom w:w="50" w:type="dxa"/>
+            <w:right w:w="80" w:type="dxa"/>
+          </w:tblCellMar>
+        </w:tblPrEx>
         <w:trPr>
           <w:cantSplit/>
+          <w:jc w:val="center"/>
         </w:trPr>
         <w:tc>
           <w:tcPr>
-            <w:tcW w:type="dxa" w:w="2421"/>
-            <w:tcBorders>
-              <w:top w:val="single" w:sz="4" w:color="C9D1DD" w:space="0"/>
-              <w:left w:val="nil"/>
-              <w:bottom w:val="single" w:sz="4" w:color="C9D1DD" w:space="0"/>
+            <w:tcW w:w="2421" w:type="dxa"/>
+            <w:tcBorders>
+              <w:top w:val="single" w:color="C9D1DD" w:sz="4" w:space="0"/>
+              <w:left w:val="nil"/>
+              <w:bottom w:val="single" w:color="C9D1DD" w:sz="4" w:space="0"/>
               <w:right w:val="nil"/>
             </w:tcBorders>
             <w:vAlign w:val="center"/>
@@ -3350,51 +4002,52 @@
         </w:tc>
         <w:tc>
           <w:tcPr>
-            <w:tcW w:type="dxa" w:w="6310"/>
-            <w:tcBorders>
-              <w:top w:val="single" w:sz="4" w:color="C9D1DD" w:space="0"/>
-              <w:left w:val="nil"/>
-              <w:bottom w:val="single" w:sz="4" w:color="C9D1DD" w:space="0"/>
-              <w:right w:val="nil"/>
-            </w:tcBorders>
-            <w:vAlign w:val="center"/>
-          </w:tcPr>
-          <w:p>
-            <w:pPr>
-              <w:snapToGrid w:val="0"/>
-              <w:spacing w:before="0" w:after="0" w:line="360" w:lineRule="auto"/>
-              <w:jc w:val="left"/>
-            </w:pPr>
-            <w:r>
-              <w:rPr>
-                <w:rFonts w:ascii="Times New Roman" w:hAnsi="Times New Roman" w:eastAsia="宋体" w:cs="Times New Roman"/>
-                <w:b w:val="0"/>
-                <w:sz w:val="24"/>
-              </w:rPr>
-              <w:t>@earendil-works/pi-coding-agent</w:t>
-            </w:r>
-            <w:r>
-              <w:rPr>
-                <w:rFonts w:ascii="Times New Roman" w:hAnsi="Times New Roman" w:eastAsia="宋体" w:cs="Times New Roman"/>
-                <w:b w:val="0"/>
-                <w:sz w:val="24"/>
-              </w:rPr>
-              <w:t xml:space="preserve"> 0.85.1，由安装脚本安装在程序目录内，不影响全局环境</w:t>
+            <w:tcW w:w="6310" w:type="dxa"/>
+            <w:tcBorders>
+              <w:top w:val="single" w:color="C9D1DD" w:sz="4" w:space="0"/>
+              <w:left w:val="nil"/>
+              <w:bottom w:val="single" w:color="C9D1DD" w:sz="4" w:space="0"/>
+              <w:right w:val="nil"/>
+            </w:tcBorders>
+            <w:vAlign w:val="center"/>
+          </w:tcPr>
+          <w:p>
+            <w:pPr>
+              <w:snapToGrid w:val="0"/>
+              <w:spacing w:before="0" w:after="0" w:line="360" w:lineRule="auto"/>
+              <w:jc w:val="left"/>
+            </w:pPr>
+            <w:r>
+              <w:rPr>
+                <w:rFonts w:ascii="Times New Roman" w:hAnsi="Times New Roman" w:eastAsia="宋体" w:cs="Times New Roman"/>
+                <w:b w:val="0"/>
+                <w:sz w:val="24"/>
+              </w:rPr>
+              <w:t>@earendil-works/pi-coding-agent 0.85.1，由安装脚本安装在程序目录内，不影响全局环境</w:t>
             </w:r>
           </w:p>
         </w:tc>
       </w:tr>
       <w:tr>
+        <w:tblPrEx>
+          <w:tblCellMar>
+            <w:top w:w="50" w:type="dxa"/>
+            <w:left w:w="80" w:type="dxa"/>
+            <w:bottom w:w="50" w:type="dxa"/>
+            <w:right w:w="80" w:type="dxa"/>
+          </w:tblCellMar>
+        </w:tblPrEx>
         <w:trPr>
           <w:cantSplit/>
+          <w:jc w:val="center"/>
         </w:trPr>
         <w:tc>
           <w:tcPr>
-            <w:tcW w:type="dxa" w:w="2421"/>
-            <w:tcBorders>
-              <w:top w:val="single" w:sz="4" w:color="C9D1DD" w:space="0"/>
-              <w:left w:val="nil"/>
-              <w:bottom w:val="single" w:sz="12" w:color="1B2A49" w:space="0"/>
+            <w:tcW w:w="2421" w:type="dxa"/>
+            <w:tcBorders>
+              <w:top w:val="single" w:color="C9D1DD" w:sz="4" w:space="0"/>
+              <w:left w:val="nil"/>
+              <w:bottom w:val="single" w:color="1B2A49" w:sz="12" w:space="0"/>
               <w:right w:val="nil"/>
             </w:tcBorders>
             <w:vAlign w:val="center"/>
@@ -3417,11 +4070,11 @@
         </w:tc>
         <w:tc>
           <w:tcPr>
-            <w:tcW w:type="dxa" w:w="6310"/>
-            <w:tcBorders>
-              <w:top w:val="single" w:sz="4" w:color="C9D1DD" w:space="0"/>
-              <w:left w:val="nil"/>
-              <w:bottom w:val="single" w:sz="12" w:color="1B2A49" w:space="0"/>
+            <w:tcW w:w="6310" w:type="dxa"/>
+            <w:tcBorders>
+              <w:top w:val="single" w:color="C9D1DD" w:sz="4" w:space="0"/>
+              <w:left w:val="nil"/>
+              <w:bottom w:val="single" w:color="1B2A49" w:sz="12" w:space="0"/>
               <w:right w:val="nil"/>
             </w:tcBorders>
             <w:vAlign w:val="center"/>
@@ -3469,7 +4122,8 @@
     </w:p>
     <w:tbl>
       <w:tblPr>
-        <w:tblW w:type="auto" w:w="0"/>
+        <w:tblStyle w:val="9"/>
+        <w:tblW w:w="0" w:type="auto"/>
         <w:jc w:val="center"/>
         <w:tblLayout w:type="fixed"/>
         <w:tblCellMar>
@@ -3478,7 +4132,6 @@
           <w:bottom w:w="50" w:type="dxa"/>
           <w:right w:w="80" w:type="dxa"/>
         </w:tblCellMar>
-        <w:tblLook w:firstColumn="1" w:firstRow="1" w:lastColumn="0" w:lastRow="0" w:noHBand="0" w:noVBand="1" w:val="04A0"/>
       </w:tblPr>
       <w:tblGrid>
         <w:gridCol w:w="3083"/>
@@ -3486,17 +4139,26 @@
         <w:gridCol w:w="3411"/>
       </w:tblGrid>
       <w:tr>
+        <w:tblPrEx>
+          <w:tblCellMar>
+            <w:top w:w="50" w:type="dxa"/>
+            <w:left w:w="80" w:type="dxa"/>
+            <w:bottom w:w="50" w:type="dxa"/>
+            <w:right w:w="80" w:type="dxa"/>
+          </w:tblCellMar>
+        </w:tblPrEx>
         <w:trPr>
-          <w:tblHeader w:val="true"/>
           <w:cantSplit/>
+          <w:tblHeader/>
+          <w:jc w:val="center"/>
         </w:trPr>
         <w:tc>
           <w:tcPr>
-            <w:tcW w:type="dxa" w:w="3084"/>
-            <w:tcBorders>
-              <w:top w:val="single" w:sz="12" w:color="1B2A49" w:space="0"/>
-              <w:left w:val="nil"/>
-              <w:bottom w:val="single" w:sz="6" w:color="1B2A49" w:space="0"/>
+            <w:tcW w:w="3084" w:type="dxa"/>
+            <w:tcBorders>
+              <w:top w:val="single" w:color="1B2A49" w:sz="12" w:space="0"/>
+              <w:left w:val="nil"/>
+              <w:bottom w:val="single" w:color="1B2A49" w:sz="6" w:space="0"/>
               <w:right w:val="nil"/>
             </w:tcBorders>
             <w:shd w:val="clear" w:color="auto" w:fill="E8EEF6"/>
@@ -3520,11 +4182,11 @@
         </w:tc>
         <w:tc>
           <w:tcPr>
-            <w:tcW w:type="dxa" w:w="2236"/>
-            <w:tcBorders>
-              <w:top w:val="single" w:sz="12" w:color="1B2A49" w:space="0"/>
-              <w:left w:val="nil"/>
-              <w:bottom w:val="single" w:sz="6" w:color="1B2A49" w:space="0"/>
+            <w:tcW w:w="2236" w:type="dxa"/>
+            <w:tcBorders>
+              <w:top w:val="single" w:color="1B2A49" w:sz="12" w:space="0"/>
+              <w:left w:val="nil"/>
+              <w:bottom w:val="single" w:color="1B2A49" w:sz="6" w:space="0"/>
               <w:right w:val="nil"/>
             </w:tcBorders>
             <w:shd w:val="clear" w:color="auto" w:fill="E8EEF6"/>
@@ -3548,11 +4210,11 @@
         </w:tc>
         <w:tc>
           <w:tcPr>
-            <w:tcW w:type="dxa" w:w="3411"/>
-            <w:tcBorders>
-              <w:top w:val="single" w:sz="12" w:color="1B2A49" w:space="0"/>
-              <w:left w:val="nil"/>
-              <w:bottom w:val="single" w:sz="6" w:color="1B2A49" w:space="0"/>
+            <w:tcW w:w="3411" w:type="dxa"/>
+            <w:tcBorders>
+              <w:top w:val="single" w:color="1B2A49" w:sz="12" w:space="0"/>
+              <w:left w:val="nil"/>
+              <w:bottom w:val="single" w:color="1B2A49" w:sz="6" w:space="0"/>
               <w:right w:val="nil"/>
             </w:tcBorders>
             <w:shd w:val="clear" w:color="auto" w:fill="E8EEF6"/>
@@ -3576,16 +4238,25 @@
         </w:tc>
       </w:tr>
       <w:tr>
+        <w:tblPrEx>
+          <w:tblCellMar>
+            <w:top w:w="50" w:type="dxa"/>
+            <w:left w:w="80" w:type="dxa"/>
+            <w:bottom w:w="50" w:type="dxa"/>
+            <w:right w:w="80" w:type="dxa"/>
+          </w:tblCellMar>
+        </w:tblPrEx>
         <w:trPr>
           <w:cantSplit/>
+          <w:jc w:val="center"/>
         </w:trPr>
         <w:tc>
           <w:tcPr>
-            <w:tcW w:type="dxa" w:w="3084"/>
-            <w:tcBorders>
-              <w:top w:val="single" w:sz="4" w:color="C9D1DD" w:space="0"/>
-              <w:left w:val="nil"/>
-              <w:bottom w:val="single" w:sz="4" w:color="C9D1DD" w:space="0"/>
+            <w:tcW w:w="3084" w:type="dxa"/>
+            <w:tcBorders>
+              <w:top w:val="single" w:color="C9D1DD" w:sz="4" w:space="0"/>
+              <w:left w:val="nil"/>
+              <w:bottom w:val="single" w:color="C9D1DD" w:sz="4" w:space="0"/>
               <w:right w:val="nil"/>
             </w:tcBorders>
             <w:vAlign w:val="center"/>
@@ -3608,11 +4279,11 @@
         </w:tc>
         <w:tc>
           <w:tcPr>
-            <w:tcW w:type="dxa" w:w="2236"/>
-            <w:tcBorders>
-              <w:top w:val="single" w:sz="4" w:color="C9D1DD" w:space="0"/>
-              <w:left w:val="nil"/>
-              <w:bottom w:val="single" w:sz="4" w:color="C9D1DD" w:space="0"/>
+            <w:tcW w:w="2236" w:type="dxa"/>
+            <w:tcBorders>
+              <w:top w:val="single" w:color="C9D1DD" w:sz="4" w:space="0"/>
+              <w:left w:val="nil"/>
+              <w:bottom w:val="single" w:color="C9D1DD" w:sz="4" w:space="0"/>
               <w:right w:val="nil"/>
             </w:tcBorders>
             <w:vAlign w:val="center"/>
@@ -3635,11 +4306,11 @@
         </w:tc>
         <w:tc>
           <w:tcPr>
-            <w:tcW w:type="dxa" w:w="3411"/>
-            <w:tcBorders>
-              <w:top w:val="single" w:sz="4" w:color="C9D1DD" w:space="0"/>
-              <w:left w:val="nil"/>
-              <w:bottom w:val="single" w:sz="4" w:color="C9D1DD" w:space="0"/>
+            <w:tcW w:w="3411" w:type="dxa"/>
+            <w:tcBorders>
+              <w:top w:val="single" w:color="C9D1DD" w:sz="4" w:space="0"/>
+              <w:left w:val="nil"/>
+              <w:bottom w:val="single" w:color="C9D1DD" w:sz="4" w:space="0"/>
               <w:right w:val="nil"/>
             </w:tcBorders>
             <w:vAlign w:val="center"/>
@@ -3662,16 +4333,25 @@
         </w:tc>
       </w:tr>
       <w:tr>
+        <w:tblPrEx>
+          <w:tblCellMar>
+            <w:top w:w="50" w:type="dxa"/>
+            <w:left w:w="80" w:type="dxa"/>
+            <w:bottom w:w="50" w:type="dxa"/>
+            <w:right w:w="80" w:type="dxa"/>
+          </w:tblCellMar>
+        </w:tblPrEx>
         <w:trPr>
           <w:cantSplit/>
+          <w:jc w:val="center"/>
         </w:trPr>
         <w:tc>
           <w:tcPr>
-            <w:tcW w:type="dxa" w:w="3084"/>
-            <w:tcBorders>
-              <w:top w:val="single" w:sz="4" w:color="C9D1DD" w:space="0"/>
-              <w:left w:val="nil"/>
-              <w:bottom w:val="single" w:sz="12" w:color="1B2A49" w:space="0"/>
+            <w:tcW w:w="3084" w:type="dxa"/>
+            <w:tcBorders>
+              <w:top w:val="single" w:color="C9D1DD" w:sz="4" w:space="0"/>
+              <w:left w:val="nil"/>
+              <w:bottom w:val="single" w:color="1B2A49" w:sz="12" w:space="0"/>
               <w:right w:val="nil"/>
             </w:tcBorders>
             <w:vAlign w:val="center"/>
@@ -3694,11 +4374,11 @@
         </w:tc>
         <w:tc>
           <w:tcPr>
-            <w:tcW w:type="dxa" w:w="2236"/>
-            <w:tcBorders>
-              <w:top w:val="single" w:sz="4" w:color="C9D1DD" w:space="0"/>
-              <w:left w:val="nil"/>
-              <w:bottom w:val="single" w:sz="12" w:color="1B2A49" w:space="0"/>
+            <w:tcW w:w="2236" w:type="dxa"/>
+            <w:tcBorders>
+              <w:top w:val="single" w:color="C9D1DD" w:sz="4" w:space="0"/>
+              <w:left w:val="nil"/>
+              <w:bottom w:val="single" w:color="1B2A49" w:sz="12" w:space="0"/>
               <w:right w:val="nil"/>
             </w:tcBorders>
             <w:vAlign w:val="center"/>
@@ -3721,11 +4401,11 @@
         </w:tc>
         <w:tc>
           <w:tcPr>
-            <w:tcW w:type="dxa" w:w="3411"/>
-            <w:tcBorders>
-              <w:top w:val="single" w:sz="4" w:color="C9D1DD" w:space="0"/>
-              <w:left w:val="nil"/>
-              <w:bottom w:val="single" w:sz="12" w:color="1B2A49" w:space="0"/>
+            <w:tcW w:w="3411" w:type="dxa"/>
+            <w:tcBorders>
+              <w:top w:val="single" w:color="C9D1DD" w:sz="4" w:space="0"/>
+              <w:left w:val="nil"/>
+              <w:bottom w:val="single" w:color="1B2A49" w:sz="12" w:space="0"/>
               <w:right w:val="nil"/>
             </w:tcBorders>
             <w:vAlign w:val="center"/>
@@ -3767,7 +4447,7 @@
           <w:rFonts w:ascii="Times New Roman" w:hAnsi="Times New Roman" w:eastAsia="宋体" w:cs="Times New Roman"/>
           <w:sz w:val="24"/>
         </w:rPr>
-        <w:t xml:space="preserve">程序包附带的快镜权重是防护模型，不能替代 Pi 所使用的上游大模型；完整运行模式必须另行提供一个可用的上游大模型接口。</w:t>
+        <w:t>程序包附带的快镜权重是防护模型，不能替代 Pi 所使用的上游大模型；完整运行模式必须另行提供一个可用的上游大模型接口。</w:t>
       </w:r>
     </w:p>
     <w:p>
@@ -3778,6 +4458,7 @@
         <w:jc w:val="left"/>
         <w:outlineLvl w:val="1"/>
       </w:pPr>
+      <w:bookmarkStart w:id="6" w:name="_Toc14581"/>
       <w:r>
         <w:rPr>
           <w:rFonts w:ascii="Arial" w:hAnsi="Arial" w:eastAsia="黑体" w:cs="Arial"/>
@@ -3786,6 +4467,7 @@
         </w:rPr>
         <w:t>2.3 网络要求</w:t>
       </w:r>
+      <w:bookmarkEnd w:id="6"/>
     </w:p>
     <w:p>
       <w:pPr>
@@ -3828,6 +4510,7 @@
         <w:spacing w:before="120" w:after="360" w:line="360" w:lineRule="auto"/>
         <w:jc w:val="center"/>
       </w:pPr>
+      <w:bookmarkStart w:id="7" w:name="_Toc10631"/>
       <w:r>
         <w:rPr>
           <w:rFonts w:ascii="Arial" w:hAnsi="Arial" w:eastAsia="黑体" w:cs="Arial"/>
@@ -3836,6 +4519,7 @@
         </w:rPr>
         <w:t>第三章 程序包结构</w:t>
       </w:r>
+      <w:bookmarkEnd w:id="7"/>
     </w:p>
     <w:p>
       <w:pPr>
@@ -3871,7 +4555,8 @@
     </w:p>
     <w:tbl>
       <w:tblPr>
-        <w:tblW w:type="auto" w:w="0"/>
+        <w:tblStyle w:val="9"/>
+        <w:tblW w:w="0" w:type="auto"/>
         <w:jc w:val="center"/>
         <w:tblLayout w:type="fixed"/>
         <w:tblCellMar>
@@ -3880,24 +4565,32 @@
           <w:bottom w:w="50" w:type="dxa"/>
           <w:right w:w="80" w:type="dxa"/>
         </w:tblCellMar>
-        <w:tblLook w:firstColumn="1" w:firstRow="1" w:lastColumn="0" w:lastRow="0" w:noHBand="0" w:noVBand="1" w:val="04A0"/>
       </w:tblPr>
       <w:tblGrid>
         <w:gridCol w:w="4132"/>
         <w:gridCol w:w="4598"/>
       </w:tblGrid>
       <w:tr>
+        <w:tblPrEx>
+          <w:tblCellMar>
+            <w:top w:w="50" w:type="dxa"/>
+            <w:left w:w="80" w:type="dxa"/>
+            <w:bottom w:w="50" w:type="dxa"/>
+            <w:right w:w="80" w:type="dxa"/>
+          </w:tblCellMar>
+        </w:tblPrEx>
         <w:trPr>
-          <w:tblHeader w:val="true"/>
           <w:cantSplit/>
+          <w:tblHeader/>
+          <w:jc w:val="center"/>
         </w:trPr>
         <w:tc>
           <w:tcPr>
-            <w:tcW w:type="dxa" w:w="4132"/>
-            <w:tcBorders>
-              <w:top w:val="single" w:sz="12" w:color="1B2A49" w:space="0"/>
-              <w:left w:val="nil"/>
-              <w:bottom w:val="single" w:sz="6" w:color="1B2A49" w:space="0"/>
+            <w:tcW w:w="4132" w:type="dxa"/>
+            <w:tcBorders>
+              <w:top w:val="single" w:color="1B2A49" w:sz="12" w:space="0"/>
+              <w:left w:val="nil"/>
+              <w:bottom w:val="single" w:color="1B2A49" w:sz="6" w:space="0"/>
               <w:right w:val="nil"/>
             </w:tcBorders>
             <w:shd w:val="clear" w:color="auto" w:fill="E8EEF6"/>
@@ -3921,11 +4614,11 @@
         </w:tc>
         <w:tc>
           <w:tcPr>
-            <w:tcW w:type="dxa" w:w="4598"/>
-            <w:tcBorders>
-              <w:top w:val="single" w:sz="12" w:color="1B2A49" w:space="0"/>
-              <w:left w:val="nil"/>
-              <w:bottom w:val="single" w:sz="6" w:color="1B2A49" w:space="0"/>
+            <w:tcW w:w="4598" w:type="dxa"/>
+            <w:tcBorders>
+              <w:top w:val="single" w:color="1B2A49" w:sz="12" w:space="0"/>
+              <w:left w:val="nil"/>
+              <w:bottom w:val="single" w:color="1B2A49" w:sz="6" w:space="0"/>
               <w:right w:val="nil"/>
             </w:tcBorders>
             <w:shd w:val="clear" w:color="auto" w:fill="E8EEF6"/>
@@ -3944,6 +4637,414 @@
                 <w:sz w:val="24"/>
               </w:rPr>
               <w:t>内容</w:t>
+            </w:r>
+          </w:p>
+        </w:tc>
+      </w:tr>
+      <w:tr>
+        <w:tblPrEx>
+          <w:tblCellMar>
+            <w:top w:w="50" w:type="dxa"/>
+            <w:left w:w="80" w:type="dxa"/>
+            <w:bottom w:w="50" w:type="dxa"/>
+            <w:right w:w="80" w:type="dxa"/>
+          </w:tblCellMar>
+        </w:tblPrEx>
+        <w:trPr>
+          <w:cantSplit/>
+          <w:jc w:val="center"/>
+        </w:trPr>
+        <w:tc>
+          <w:tcPr>
+            <w:tcW w:w="4132" w:type="dxa"/>
+            <w:tcBorders>
+              <w:top w:val="single" w:color="C9D1DD" w:sz="4" w:space="0"/>
+              <w:left w:val="nil"/>
+              <w:bottom w:val="single" w:color="C9D1DD" w:sz="4" w:space="0"/>
+              <w:right w:val="nil"/>
+            </w:tcBorders>
+            <w:vAlign w:val="center"/>
+          </w:tcPr>
+          <w:p>
+            <w:pPr>
+              <w:snapToGrid w:val="0"/>
+              <w:spacing w:before="0" w:after="40" w:line="276" w:lineRule="auto"/>
+              <w:jc w:val="center"/>
+            </w:pPr>
+            <w:r>
+              <w:rPr>
+                <w:rFonts w:ascii="Times New Roman" w:hAnsi="Times New Roman" w:eastAsia="宋体" w:cs="Times New Roman"/>
+                <w:b w:val="0"/>
+                <w:sz w:val="24"/>
+              </w:rPr>
+              <w:t>src/</w:t>
+            </w:r>
+          </w:p>
+        </w:tc>
+        <w:tc>
+          <w:tcPr>
+            <w:tcW w:w="4598" w:type="dxa"/>
+            <w:tcBorders>
+              <w:top w:val="single" w:color="C9D1DD" w:sz="4" w:space="0"/>
+              <w:left w:val="nil"/>
+              <w:bottom w:val="single" w:color="C9D1DD" w:sz="4" w:space="0"/>
+              <w:right w:val="nil"/>
+            </w:tcBorders>
+            <w:vAlign w:val="center"/>
+          </w:tcPr>
+          <w:p>
+            <w:pPr>
+              <w:snapToGrid w:val="0"/>
+              <w:spacing w:before="0" w:after="40" w:line="276" w:lineRule="auto"/>
+              <w:jc w:val="left"/>
+            </w:pPr>
+            <w:r>
+              <w:rPr>
+                <w:rFonts w:ascii="Times New Roman" w:hAnsi="Times New Roman" w:eastAsia="宋体" w:cs="Times New Roman"/>
+                <w:b w:val="0"/>
+                <w:sz w:val="24"/>
+              </w:rPr>
+              <w:t>防护内核（证据库、增量安全链、策略、决策表、直接注入识别、溯源、慢镜）、API 侧网关、MCP 中间代理、快镜推理</w:t>
+            </w:r>
+          </w:p>
+        </w:tc>
+      </w:tr>
+      <w:tr>
+        <w:tblPrEx>
+          <w:tblCellMar>
+            <w:top w:w="50" w:type="dxa"/>
+            <w:left w:w="80" w:type="dxa"/>
+            <w:bottom w:w="50" w:type="dxa"/>
+            <w:right w:w="80" w:type="dxa"/>
+          </w:tblCellMar>
+        </w:tblPrEx>
+        <w:trPr>
+          <w:cantSplit/>
+          <w:jc w:val="center"/>
+        </w:trPr>
+        <w:tc>
+          <w:tcPr>
+            <w:tcW w:w="4132" w:type="dxa"/>
+            <w:tcBorders>
+              <w:top w:val="single" w:color="C9D1DD" w:sz="4" w:space="0"/>
+              <w:left w:val="nil"/>
+              <w:bottom w:val="single" w:color="C9D1DD" w:sz="4" w:space="0"/>
+              <w:right w:val="nil"/>
+            </w:tcBorders>
+            <w:vAlign w:val="center"/>
+          </w:tcPr>
+          <w:p>
+            <w:pPr>
+              <w:snapToGrid w:val="0"/>
+              <w:spacing w:before="0" w:after="40" w:line="276" w:lineRule="auto"/>
+              <w:jc w:val="left"/>
+            </w:pPr>
+            <w:r>
+              <w:rPr>
+                <w:rFonts w:ascii="Times New Roman" w:hAnsi="Times New Roman" w:eastAsia="宋体" w:cs="Times New Roman"/>
+                <w:b w:val="0"/>
+                <w:sz w:val="24"/>
+              </w:rPr>
+              <w:t>extensions/</w:t>
+            </w:r>
+          </w:p>
+        </w:tc>
+        <w:tc>
+          <w:tcPr>
+            <w:tcW w:w="4598" w:type="dxa"/>
+            <w:tcBorders>
+              <w:top w:val="single" w:color="C9D1DD" w:sz="4" w:space="0"/>
+              <w:left w:val="nil"/>
+              <w:bottom w:val="single" w:color="C9D1DD" w:sz="4" w:space="0"/>
+              <w:right w:val="nil"/>
+            </w:tcBorders>
+            <w:vAlign w:val="center"/>
+          </w:tcPr>
+          <w:p>
+            <w:pPr>
+              <w:snapToGrid w:val="0"/>
+              <w:spacing w:before="0" w:after="40" w:line="276" w:lineRule="auto"/>
+              <w:jc w:val="left"/>
+            </w:pPr>
+            <w:r>
+              <w:rPr>
+                <w:rFonts w:ascii="Times New Roman" w:hAnsi="Times New Roman" w:eastAsia="宋体" w:cs="Times New Roman"/>
+                <w:b w:val="0"/>
+                <w:sz w:val="24"/>
+              </w:rPr>
+              <w:t>Pi 钩子插件与工具边界</w:t>
+            </w:r>
+          </w:p>
+        </w:tc>
+      </w:tr>
+      <w:tr>
+        <w:tblPrEx>
+          <w:tblCellMar>
+            <w:top w:w="50" w:type="dxa"/>
+            <w:left w:w="80" w:type="dxa"/>
+            <w:bottom w:w="50" w:type="dxa"/>
+            <w:right w:w="80" w:type="dxa"/>
+          </w:tblCellMar>
+        </w:tblPrEx>
+        <w:trPr>
+          <w:cantSplit/>
+          <w:jc w:val="center"/>
+        </w:trPr>
+        <w:tc>
+          <w:tcPr>
+            <w:tcW w:w="4132" w:type="dxa"/>
+            <w:tcBorders>
+              <w:top w:val="single" w:color="C9D1DD" w:sz="4" w:space="0"/>
+              <w:left w:val="nil"/>
+              <w:bottom w:val="single" w:color="C9D1DD" w:sz="4" w:space="0"/>
+              <w:right w:val="nil"/>
+            </w:tcBorders>
+            <w:vAlign w:val="center"/>
+          </w:tcPr>
+          <w:p>
+            <w:pPr>
+              <w:snapToGrid w:val="0"/>
+              <w:spacing w:before="0" w:after="40" w:line="276" w:lineRule="auto"/>
+              <w:jc w:val="left"/>
+            </w:pPr>
+            <w:r>
+              <w:rPr>
+                <w:rFonts w:ascii="Times New Roman" w:hAnsi="Times New Roman" w:eastAsia="宋体" w:cs="Times New Roman"/>
+                <w:b w:val="0"/>
+                <w:sz w:val="24"/>
+              </w:rPr>
+              <w:t>console/</w:t>
+            </w:r>
+          </w:p>
+        </w:tc>
+        <w:tc>
+          <w:tcPr>
+            <w:tcW w:w="4598" w:type="dxa"/>
+            <w:tcBorders>
+              <w:top w:val="single" w:color="C9D1DD" w:sz="4" w:space="0"/>
+              <w:left w:val="nil"/>
+              <w:bottom w:val="single" w:color="C9D1DD" w:sz="4" w:space="0"/>
+              <w:right w:val="nil"/>
+            </w:tcBorders>
+            <w:vAlign w:val="center"/>
+          </w:tcPr>
+          <w:p>
+            <w:pPr>
+              <w:snapToGrid w:val="0"/>
+              <w:spacing w:before="0" w:after="40" w:line="276" w:lineRule="auto"/>
+              <w:jc w:val="left"/>
+            </w:pPr>
+            <w:r>
+              <w:rPr>
+                <w:rFonts w:ascii="Times New Roman" w:hAnsi="Times New Roman" w:eastAsia="宋体" w:cs="Times New Roman"/>
+                <w:b w:val="0"/>
+                <w:sz w:val="24"/>
+              </w:rPr>
+              <w:t>安全控制台（Python 服务端与静态前端）</w:t>
+            </w:r>
+          </w:p>
+        </w:tc>
+      </w:tr>
+      <w:tr>
+        <w:tblPrEx>
+          <w:tblCellMar>
+            <w:top w:w="50" w:type="dxa"/>
+            <w:left w:w="80" w:type="dxa"/>
+            <w:bottom w:w="50" w:type="dxa"/>
+            <w:right w:w="80" w:type="dxa"/>
+          </w:tblCellMar>
+        </w:tblPrEx>
+        <w:trPr>
+          <w:cantSplit/>
+          <w:jc w:val="center"/>
+        </w:trPr>
+        <w:tc>
+          <w:tcPr>
+            <w:tcW w:w="4132" w:type="dxa"/>
+            <w:tcBorders>
+              <w:top w:val="single" w:color="C9D1DD" w:sz="4" w:space="0"/>
+              <w:left w:val="nil"/>
+              <w:bottom w:val="single" w:color="C9D1DD" w:sz="4" w:space="0"/>
+              <w:right w:val="nil"/>
+            </w:tcBorders>
+            <w:vAlign w:val="center"/>
+          </w:tcPr>
+          <w:p>
+            <w:pPr>
+              <w:snapToGrid w:val="0"/>
+              <w:spacing w:before="0" w:after="40" w:line="276" w:lineRule="auto"/>
+              <w:jc w:val="left"/>
+            </w:pPr>
+            <w:r>
+              <w:rPr>
+                <w:rFonts w:ascii="Times New Roman" w:hAnsi="Times New Roman" w:eastAsia="宋体" w:cs="Times New Roman"/>
+                <w:b w:val="0"/>
+                <w:sz w:val="24"/>
+              </w:rPr>
+              <w:t>scenarios/</w:t>
+            </w:r>
+          </w:p>
+        </w:tc>
+        <w:tc>
+          <w:tcPr>
+            <w:tcW w:w="4598" w:type="dxa"/>
+            <w:tcBorders>
+              <w:top w:val="single" w:color="C9D1DD" w:sz="4" w:space="0"/>
+              <w:left w:val="nil"/>
+              <w:bottom w:val="single" w:color="C9D1DD" w:sz="4" w:space="0"/>
+              <w:right w:val="nil"/>
+            </w:tcBorders>
+            <w:vAlign w:val="center"/>
+          </w:tcPr>
+          <w:p>
+            <w:pPr>
+              <w:snapToGrid w:val="0"/>
+              <w:spacing w:before="0" w:after="40" w:line="276" w:lineRule="auto"/>
+              <w:jc w:val="left"/>
+            </w:pPr>
+            <w:r>
+              <w:rPr>
+                <w:rFonts w:ascii="Times New Roman" w:hAnsi="Times New Roman" w:eastAsia="宋体" w:cs="Times New Roman"/>
+                <w:b w:val="0"/>
+                <w:sz w:val="24"/>
+              </w:rPr>
+              <w:t>101 个评测场景及演示场景</w:t>
+            </w:r>
+          </w:p>
+        </w:tc>
+      </w:tr>
+      <w:tr>
+        <w:tblPrEx>
+          <w:tblCellMar>
+            <w:top w:w="50" w:type="dxa"/>
+            <w:left w:w="80" w:type="dxa"/>
+            <w:bottom w:w="50" w:type="dxa"/>
+            <w:right w:w="80" w:type="dxa"/>
+          </w:tblCellMar>
+        </w:tblPrEx>
+        <w:trPr>
+          <w:cantSplit/>
+          <w:jc w:val="center"/>
+        </w:trPr>
+        <w:tc>
+          <w:tcPr>
+            <w:tcW w:w="4132" w:type="dxa"/>
+            <w:tcBorders>
+              <w:top w:val="single" w:color="C9D1DD" w:sz="4" w:space="0"/>
+              <w:left w:val="nil"/>
+              <w:bottom w:val="single" w:color="C9D1DD" w:sz="4" w:space="0"/>
+              <w:right w:val="nil"/>
+            </w:tcBorders>
+            <w:vAlign w:val="center"/>
+          </w:tcPr>
+          <w:p>
+            <w:pPr>
+              <w:snapToGrid w:val="0"/>
+              <w:spacing w:before="0" w:after="40" w:line="276" w:lineRule="auto"/>
+              <w:jc w:val="left"/>
+            </w:pPr>
+            <w:r>
+              <w:rPr>
+                <w:rFonts w:ascii="Times New Roman" w:hAnsi="Times New Roman" w:eastAsia="宋体" w:cs="Times New Roman"/>
+                <w:b w:val="0"/>
+                <w:sz w:val="24"/>
+              </w:rPr>
+              <w:t>weights/</w:t>
+            </w:r>
+          </w:p>
+        </w:tc>
+        <w:tc>
+          <w:tcPr>
+            <w:tcW w:w="4598" w:type="dxa"/>
+            <w:tcBorders>
+              <w:top w:val="single" w:color="C9D1DD" w:sz="4" w:space="0"/>
+              <w:left w:val="nil"/>
+              <w:bottom w:val="single" w:color="C9D1DD" w:sz="4" w:space="0"/>
+              <w:right w:val="nil"/>
+            </w:tcBorders>
+            <w:vAlign w:val="center"/>
+          </w:tcPr>
+          <w:p>
+            <w:pPr>
+              <w:snapToGrid w:val="0"/>
+              <w:spacing w:before="0" w:after="40" w:line="276" w:lineRule="auto"/>
+              <w:jc w:val="left"/>
+            </w:pPr>
+            <w:r>
+              <w:rPr>
+                <w:rFonts w:ascii="Times New Roman" w:hAnsi="Times New Roman" w:eastAsia="宋体" w:cs="Times New Roman"/>
+                <w:b w:val="0"/>
+                <w:sz w:val="24"/>
+              </w:rPr>
+              <w:t>快镜 D²Guard-Laya 权重与原版 Laya 基线权重，各附 SHA256SUMS</w:t>
+            </w:r>
+          </w:p>
+        </w:tc>
+      </w:tr>
+      <w:tr>
+        <w:tblPrEx>
+          <w:tblCellMar>
+            <w:top w:w="50" w:type="dxa"/>
+            <w:left w:w="80" w:type="dxa"/>
+            <w:bottom w:w="50" w:type="dxa"/>
+            <w:right w:w="80" w:type="dxa"/>
+          </w:tblCellMar>
+        </w:tblPrEx>
+        <w:trPr>
+          <w:cantSplit/>
+          <w:jc w:val="center"/>
+        </w:trPr>
+        <w:tc>
+          <w:tcPr>
+            <w:tcW w:w="4132" w:type="dxa"/>
+            <w:tcBorders>
+              <w:top w:val="single" w:color="C9D1DD" w:sz="4" w:space="0"/>
+              <w:left w:val="nil"/>
+              <w:bottom w:val="single" w:color="C9D1DD" w:sz="4" w:space="0"/>
+              <w:right w:val="nil"/>
+            </w:tcBorders>
+            <w:vAlign w:val="center"/>
+          </w:tcPr>
+          <w:p>
+            <w:pPr>
+              <w:snapToGrid w:val="0"/>
+              <w:spacing w:before="0" w:after="40" w:line="276" w:lineRule="auto"/>
+              <w:jc w:val="left"/>
+            </w:pPr>
+            <w:r>
+              <w:rPr>
+                <w:rFonts w:ascii="Times New Roman" w:hAnsi="Times New Roman" w:eastAsia="宋体" w:cs="Times New Roman"/>
+                <w:b w:val="0"/>
+                <w:sz w:val="24"/>
+              </w:rPr>
+              <w:t>training/</w:t>
+            </w:r>
+          </w:p>
+        </w:tc>
+        <w:tc>
+          <w:tcPr>
+            <w:tcW w:w="4598" w:type="dxa"/>
+            <w:tcBorders>
+              <w:top w:val="single" w:color="C9D1DD" w:sz="4" w:space="0"/>
+              <w:left w:val="nil"/>
+              <w:bottom w:val="single" w:color="C9D1DD" w:sz="4" w:space="0"/>
+              <w:right w:val="nil"/>
+            </w:tcBorders>
+            <w:vAlign w:val="center"/>
+          </w:tcPr>
+          <w:p>
+            <w:pPr>
+              <w:snapToGrid w:val="0"/>
+              <w:spacing w:before="0" w:after="40" w:line="276" w:lineRule="auto"/>
+              <w:jc w:val="left"/>
+            </w:pPr>
+            <w:r>
+              <w:rPr>
+                <w:rFonts w:ascii="Times New Roman" w:hAnsi="Times New Roman" w:eastAsia="宋体" w:cs="Times New Roman"/>
+                <w:b w:val="0"/>
+                <w:sz w:val="24"/>
+              </w:rPr>
+              <w:t>快镜训练复现脚本与数据格式样例（训练数据不随包分发）</w:t>
             </w:r>
           </w:p>
         </w:tc>
@@ -3951,14 +5052,15 @@
       <w:tr>
         <w:trPr>
           <w:cantSplit/>
+          <w:jc w:val="center"/>
         </w:trPr>
         <w:tc>
           <w:tcPr>
-            <w:tcW w:type="dxa" w:w="4132"/>
-            <w:tcBorders>
-              <w:top w:val="single" w:sz="4" w:color="C9D1DD" w:space="0"/>
-              <w:left w:val="nil"/>
-              <w:bottom w:val="single" w:sz="4" w:color="C9D1DD" w:space="0"/>
+            <w:tcW w:w="4132" w:type="dxa"/>
+            <w:tcBorders>
+              <w:top w:val="single" w:color="C9D1DD" w:sz="4" w:space="0"/>
+              <w:left w:val="nil"/>
+              <w:bottom w:val="single" w:color="C9D1DD" w:sz="4" w:space="0"/>
               <w:right w:val="nil"/>
             </w:tcBorders>
             <w:vAlign w:val="center"/>
@@ -3967,25 +5069,25 @@
             <w:pPr>
               <w:snapToGrid w:val="0"/>
               <w:spacing w:before="0" w:after="40" w:line="276" w:lineRule="auto"/>
-              <w:jc w:val="center"/>
-            </w:pPr>
-            <w:r>
-              <w:rPr>
-                <w:rFonts w:ascii="Times New Roman" w:hAnsi="Times New Roman" w:eastAsia="宋体" w:cs="Times New Roman"/>
-                <w:b w:val="0"/>
-                <w:sz w:val="24"/>
-              </w:rPr>
-              <w:t>src/</w:t>
-            </w:r>
-          </w:p>
-        </w:tc>
-        <w:tc>
-          <w:tcPr>
-            <w:tcW w:type="dxa" w:w="4598"/>
-            <w:tcBorders>
-              <w:top w:val="single" w:sz="4" w:color="C9D1DD" w:space="0"/>
-              <w:left w:val="nil"/>
-              <w:bottom w:val="single" w:sz="4" w:color="C9D1DD" w:space="0"/>
+              <w:jc w:val="left"/>
+            </w:pPr>
+            <w:r>
+              <w:rPr>
+                <w:rFonts w:ascii="Times New Roman" w:hAnsi="Times New Roman" w:eastAsia="宋体" w:cs="Times New Roman"/>
+                <w:b w:val="0"/>
+                <w:sz w:val="24"/>
+              </w:rPr>
+              <w:t>tests/、acceptance/</w:t>
+            </w:r>
+          </w:p>
+        </w:tc>
+        <w:tc>
+          <w:tcPr>
+            <w:tcW w:w="4598" w:type="dxa"/>
+            <w:tcBorders>
+              <w:top w:val="single" w:color="C9D1DD" w:sz="4" w:space="0"/>
+              <w:left w:val="nil"/>
+              <w:bottom w:val="single" w:color="C9D1DD" w:sz="4" w:space="0"/>
               <w:right w:val="nil"/>
             </w:tcBorders>
             <w:vAlign w:val="center"/>
@@ -4002,22 +5104,31 @@
                 <w:b w:val="0"/>
                 <w:sz w:val="24"/>
               </w:rPr>
-              <w:t>防护内核（证据库、增量安全链、策略、决策表、直接注入识别、溯源、慢镜）、API 侧网关、MCP 中间代理、快镜推理</w:t>
+              <w:t>单元测试与验收证明</w:t>
             </w:r>
           </w:p>
         </w:tc>
       </w:tr>
       <w:tr>
+        <w:tblPrEx>
+          <w:tblCellMar>
+            <w:top w:w="50" w:type="dxa"/>
+            <w:left w:w="80" w:type="dxa"/>
+            <w:bottom w:w="50" w:type="dxa"/>
+            <w:right w:w="80" w:type="dxa"/>
+          </w:tblCellMar>
+        </w:tblPrEx>
         <w:trPr>
           <w:cantSplit/>
+          <w:jc w:val="center"/>
         </w:trPr>
         <w:tc>
           <w:tcPr>
-            <w:tcW w:type="dxa" w:w="4132"/>
-            <w:tcBorders>
-              <w:top w:val="single" w:sz="4" w:color="C9D1DD" w:space="0"/>
-              <w:left w:val="nil"/>
-              <w:bottom w:val="single" w:sz="4" w:color="C9D1DD" w:space="0"/>
+            <w:tcW w:w="4132" w:type="dxa"/>
+            <w:tcBorders>
+              <w:top w:val="single" w:color="C9D1DD" w:sz="4" w:space="0"/>
+              <w:left w:val="nil"/>
+              <w:bottom w:val="single" w:color="C9D1DD" w:sz="4" w:space="0"/>
               <w:right w:val="nil"/>
             </w:tcBorders>
             <w:vAlign w:val="center"/>
@@ -4034,17 +5145,17 @@
                 <w:b w:val="0"/>
                 <w:sz w:val="24"/>
               </w:rPr>
-              <w:t>extensions/</w:t>
-            </w:r>
-          </w:p>
-        </w:tc>
-        <w:tc>
-          <w:tcPr>
-            <w:tcW w:type="dxa" w:w="4598"/>
-            <w:tcBorders>
-              <w:top w:val="single" w:sz="4" w:color="C9D1DD" w:space="0"/>
-              <w:left w:val="nil"/>
-              <w:bottom w:val="single" w:sz="4" w:color="C9D1DD" w:space="0"/>
+              <w:t>runs/</w:t>
+            </w:r>
+          </w:p>
+        </w:tc>
+        <w:tc>
+          <w:tcPr>
+            <w:tcW w:w="4598" w:type="dxa"/>
+            <w:tcBorders>
+              <w:top w:val="single" w:color="C9D1DD" w:sz="4" w:space="0"/>
+              <w:left w:val="nil"/>
+              <w:bottom w:val="single" w:color="C9D1DD" w:sz="4" w:space="0"/>
               <w:right w:val="nil"/>
             </w:tcBorders>
             <w:vAlign w:val="center"/>
@@ -4061,22 +5172,31 @@
                 <w:b w:val="0"/>
                 <w:sz w:val="24"/>
               </w:rPr>
-              <w:t>Pi 钩子插件与工具边界</w:t>
+              <w:t>演示与验收运行的完整证据</w:t>
             </w:r>
           </w:p>
         </w:tc>
       </w:tr>
       <w:tr>
+        <w:tblPrEx>
+          <w:tblCellMar>
+            <w:top w:w="50" w:type="dxa"/>
+            <w:left w:w="80" w:type="dxa"/>
+            <w:bottom w:w="50" w:type="dxa"/>
+            <w:right w:w="80" w:type="dxa"/>
+          </w:tblCellMar>
+        </w:tblPrEx>
         <w:trPr>
           <w:cantSplit/>
+          <w:jc w:val="center"/>
         </w:trPr>
         <w:tc>
           <w:tcPr>
-            <w:tcW w:type="dxa" w:w="4132"/>
-            <w:tcBorders>
-              <w:top w:val="single" w:sz="4" w:color="C9D1DD" w:space="0"/>
-              <w:left w:val="nil"/>
-              <w:bottom w:val="single" w:sz="4" w:color="C9D1DD" w:space="0"/>
+            <w:tcW w:w="4132" w:type="dxa"/>
+            <w:tcBorders>
+              <w:top w:val="single" w:color="C9D1DD" w:sz="4" w:space="0"/>
+              <w:left w:val="nil"/>
+              <w:bottom w:val="single" w:color="C9D1DD" w:sz="4" w:space="0"/>
               <w:right w:val="nil"/>
             </w:tcBorders>
             <w:vAlign w:val="center"/>
@@ -4093,17 +5213,17 @@
                 <w:b w:val="0"/>
                 <w:sz w:val="24"/>
               </w:rPr>
-              <w:t>console/</w:t>
-            </w:r>
-          </w:p>
-        </w:tc>
-        <w:tc>
-          <w:tcPr>
-            <w:tcW w:type="dxa" w:w="4598"/>
-            <w:tcBorders>
-              <w:top w:val="single" w:sz="4" w:color="C9D1DD" w:space="0"/>
-              <w:left w:val="nil"/>
-              <w:bottom w:val="single" w:sz="4" w:color="C9D1DD" w:space="0"/>
+              <w:t>tools/</w:t>
+            </w:r>
+          </w:p>
+        </w:tc>
+        <w:tc>
+          <w:tcPr>
+            <w:tcW w:w="4598" w:type="dxa"/>
+            <w:tcBorders>
+              <w:top w:val="single" w:color="C9D1DD" w:sz="4" w:space="0"/>
+              <w:left w:val="nil"/>
+              <w:bottom w:val="single" w:color="C9D1DD" w:sz="4" w:space="0"/>
               <w:right w:val="nil"/>
             </w:tcBorders>
             <w:vAlign w:val="center"/>
@@ -4120,22 +5240,31 @@
                 <w:b w:val="0"/>
                 <w:sz w:val="24"/>
               </w:rPr>
-              <w:t>安全控制台（Python 服务端与静态前端）</w:t>
+              <w:t>安装、配置、控制台启动与打包工具</w:t>
             </w:r>
           </w:p>
         </w:tc>
       </w:tr>
       <w:tr>
+        <w:tblPrEx>
+          <w:tblCellMar>
+            <w:top w:w="50" w:type="dxa"/>
+            <w:left w:w="80" w:type="dxa"/>
+            <w:bottom w:w="50" w:type="dxa"/>
+            <w:right w:w="80" w:type="dxa"/>
+          </w:tblCellMar>
+        </w:tblPrEx>
         <w:trPr>
           <w:cantSplit/>
+          <w:jc w:val="center"/>
         </w:trPr>
         <w:tc>
           <w:tcPr>
-            <w:tcW w:type="dxa" w:w="4132"/>
-            <w:tcBorders>
-              <w:top w:val="single" w:sz="4" w:color="C9D1DD" w:space="0"/>
-              <w:left w:val="nil"/>
-              <w:bottom w:val="single" w:sz="4" w:color="C9D1DD" w:space="0"/>
+            <w:tcW w:w="4132" w:type="dxa"/>
+            <w:tcBorders>
+              <w:top w:val="single" w:color="C9D1DD" w:sz="4" w:space="0"/>
+              <w:left w:val="nil"/>
+              <w:bottom w:val="single" w:color="C9D1DD" w:sz="4" w:space="0"/>
               <w:right w:val="nil"/>
             </w:tcBorders>
             <w:vAlign w:val="center"/>
@@ -4152,17 +5281,17 @@
                 <w:b w:val="0"/>
                 <w:sz w:val="24"/>
               </w:rPr>
-              <w:t>scenarios/</w:t>
-            </w:r>
-          </w:p>
-        </w:tc>
-        <w:tc>
-          <w:tcPr>
-            <w:tcW w:type="dxa" w:w="4598"/>
-            <w:tcBorders>
-              <w:top w:val="single" w:sz="4" w:color="C9D1DD" w:space="0"/>
-              <w:left w:val="nil"/>
-              <w:bottom w:val="single" w:sz="4" w:color="C9D1DD" w:space="0"/>
+              <w:t>lab.py、run_evaluation.py、verify_v2.py</w:t>
+            </w:r>
+          </w:p>
+        </w:tc>
+        <w:tc>
+          <w:tcPr>
+            <w:tcW w:w="4598" w:type="dxa"/>
+            <w:tcBorders>
+              <w:top w:val="single" w:color="C9D1DD" w:sz="4" w:space="0"/>
+              <w:left w:val="nil"/>
+              <w:bottom w:val="single" w:color="C9D1DD" w:sz="4" w:space="0"/>
               <w:right w:val="nil"/>
             </w:tcBorders>
             <w:vAlign w:val="center"/>
@@ -4179,22 +5308,31 @@
                 <w:b w:val="0"/>
                 <w:sz w:val="24"/>
               </w:rPr>
-              <w:t>83 个评测场景及演示场景</w:t>
+              <w:t>单次运行、批量评测与证据核验入口</w:t>
             </w:r>
           </w:p>
         </w:tc>
       </w:tr>
       <w:tr>
+        <w:tblPrEx>
+          <w:tblCellMar>
+            <w:top w:w="50" w:type="dxa"/>
+            <w:left w:w="80" w:type="dxa"/>
+            <w:bottom w:w="50" w:type="dxa"/>
+            <w:right w:w="80" w:type="dxa"/>
+          </w:tblCellMar>
+        </w:tblPrEx>
         <w:trPr>
           <w:cantSplit/>
+          <w:jc w:val="center"/>
         </w:trPr>
         <w:tc>
           <w:tcPr>
-            <w:tcW w:type="dxa" w:w="4132"/>
-            <w:tcBorders>
-              <w:top w:val="single" w:sz="4" w:color="C9D1DD" w:space="0"/>
-              <w:left w:val="nil"/>
-              <w:bottom w:val="single" w:sz="4" w:color="C9D1DD" w:space="0"/>
+            <w:tcW w:w="4132" w:type="dxa"/>
+            <w:tcBorders>
+              <w:top w:val="single" w:color="C9D1DD" w:sz="4" w:space="0"/>
+              <w:left w:val="nil"/>
+              <w:bottom w:val="single" w:color="C9D1DD" w:sz="4" w:space="0"/>
               <w:right w:val="nil"/>
             </w:tcBorders>
             <w:vAlign w:val="center"/>
@@ -4211,17 +5349,17 @@
                 <w:b w:val="0"/>
                 <w:sz w:val="24"/>
               </w:rPr>
-              <w:t>weights/</w:t>
-            </w:r>
-          </w:p>
-        </w:tc>
-        <w:tc>
-          <w:tcPr>
-            <w:tcW w:type="dxa" w:w="4598"/>
-            <w:tcBorders>
-              <w:top w:val="single" w:sz="4" w:color="C9D1DD" w:space="0"/>
-              <w:left w:val="nil"/>
-              <w:bottom w:val="single" w:sz="4" w:color="C9D1DD" w:space="0"/>
+              <w:t>setup-windows.bat、setup-linux.sh</w:t>
+            </w:r>
+          </w:p>
+        </w:tc>
+        <w:tc>
+          <w:tcPr>
+            <w:tcW w:w="4598" w:type="dxa"/>
+            <w:tcBorders>
+              <w:top w:val="single" w:color="C9D1DD" w:sz="4" w:space="0"/>
+              <w:left w:val="nil"/>
+              <w:bottom w:val="single" w:color="C9D1DD" w:sz="4" w:space="0"/>
               <w:right w:val="nil"/>
             </w:tcBorders>
             <w:vAlign w:val="center"/>
@@ -4238,30 +5376,31 @@
                 <w:b w:val="0"/>
                 <w:sz w:val="24"/>
               </w:rPr>
-              <w:t xml:space="preserve">快镜 D²Guard-Laya 权重与原版 Laya 基线权重，各附 </w:t>
-            </w:r>
-            <w:r>
-              <w:rPr>
-                <w:rFonts w:ascii="Times New Roman" w:hAnsi="Times New Roman" w:eastAsia="宋体" w:cs="Times New Roman"/>
-                <w:b w:val="0"/>
-                <w:sz w:val="24"/>
-              </w:rPr>
-              <w:t>SHA256SUMS</w:t>
+              <w:t>完整运行环境的安装与配置</w:t>
             </w:r>
           </w:p>
         </w:tc>
       </w:tr>
       <w:tr>
+        <w:tblPrEx>
+          <w:tblCellMar>
+            <w:top w:w="50" w:type="dxa"/>
+            <w:left w:w="80" w:type="dxa"/>
+            <w:bottom w:w="50" w:type="dxa"/>
+            <w:right w:w="80" w:type="dxa"/>
+          </w:tblCellMar>
+        </w:tblPrEx>
         <w:trPr>
           <w:cantSplit/>
+          <w:jc w:val="center"/>
         </w:trPr>
         <w:tc>
           <w:tcPr>
-            <w:tcW w:type="dxa" w:w="4132"/>
-            <w:tcBorders>
-              <w:top w:val="single" w:sz="4" w:color="C9D1DD" w:space="0"/>
-              <w:left w:val="nil"/>
-              <w:bottom w:val="single" w:sz="4" w:color="C9D1DD" w:space="0"/>
+            <w:tcW w:w="4132" w:type="dxa"/>
+            <w:tcBorders>
+              <w:top w:val="single" w:color="C9D1DD" w:sz="4" w:space="0"/>
+              <w:left w:val="nil"/>
+              <w:bottom w:val="single" w:color="C9D1DD" w:sz="4" w:space="0"/>
               <w:right w:val="nil"/>
             </w:tcBorders>
             <w:vAlign w:val="center"/>
@@ -4278,17 +5417,17 @@
                 <w:b w:val="0"/>
                 <w:sz w:val="24"/>
               </w:rPr>
-              <w:t>training/</w:t>
-            </w:r>
-          </w:p>
-        </w:tc>
-        <w:tc>
-          <w:tcPr>
-            <w:tcW w:type="dxa" w:w="4598"/>
-            <w:tcBorders>
-              <w:top w:val="single" w:sz="4" w:color="C9D1DD" w:space="0"/>
-              <w:left w:val="nil"/>
-              <w:bottom w:val="single" w:sz="4" w:color="C9D1DD" w:space="0"/>
+              <w:t>start-console.bat、start-console.sh</w:t>
+            </w:r>
+          </w:p>
+        </w:tc>
+        <w:tc>
+          <w:tcPr>
+            <w:tcW w:w="4598" w:type="dxa"/>
+            <w:tcBorders>
+              <w:top w:val="single" w:color="C9D1DD" w:sz="4" w:space="0"/>
+              <w:left w:val="nil"/>
+              <w:bottom w:val="single" w:color="C9D1DD" w:sz="4" w:space="0"/>
               <w:right w:val="nil"/>
             </w:tcBorders>
             <w:vAlign w:val="center"/>
@@ -4305,22 +5444,31 @@
                 <w:b w:val="0"/>
                 <w:sz w:val="24"/>
               </w:rPr>
-              <w:t>快镜训练复现脚本与数据格式样例（训练数据不随包分发）</w:t>
+              <w:t>启动安全控制台</w:t>
             </w:r>
           </w:p>
         </w:tc>
       </w:tr>
       <w:tr>
+        <w:tblPrEx>
+          <w:tblCellMar>
+            <w:top w:w="50" w:type="dxa"/>
+            <w:left w:w="80" w:type="dxa"/>
+            <w:bottom w:w="50" w:type="dxa"/>
+            <w:right w:w="80" w:type="dxa"/>
+          </w:tblCellMar>
+        </w:tblPrEx>
         <w:trPr>
           <w:cantSplit/>
+          <w:jc w:val="center"/>
         </w:trPr>
         <w:tc>
           <w:tcPr>
-            <w:tcW w:type="dxa" w:w="4132"/>
-            <w:tcBorders>
-              <w:top w:val="single" w:sz="4" w:color="C9D1DD" w:space="0"/>
-              <w:left w:val="nil"/>
-              <w:bottom w:val="single" w:sz="4" w:color="C9D1DD" w:space="0"/>
+            <w:tcW w:w="4132" w:type="dxa"/>
+            <w:tcBorders>
+              <w:top w:val="single" w:color="C9D1DD" w:sz="4" w:space="0"/>
+              <w:left w:val="nil"/>
+              <w:bottom w:val="single" w:color="C9D1DD" w:sz="4" w:space="0"/>
               <w:right w:val="nil"/>
             </w:tcBorders>
             <w:vAlign w:val="center"/>
@@ -4337,33 +5485,17 @@
                 <w:b w:val="0"/>
                 <w:sz w:val="24"/>
               </w:rPr>
-              <w:t>tests/</w:t>
-            </w:r>
-            <w:r>
-              <w:rPr>
-                <w:rFonts w:ascii="Times New Roman" w:hAnsi="Times New Roman" w:eastAsia="宋体" w:cs="Times New Roman"/>
-                <w:b w:val="0"/>
-                <w:sz w:val="24"/>
-              </w:rPr>
-              <w:t>、</w:t>
-            </w:r>
-            <w:r>
-              <w:rPr>
-                <w:rFonts w:ascii="Times New Roman" w:hAnsi="Times New Roman" w:eastAsia="宋体" w:cs="Times New Roman"/>
-                <w:b w:val="0"/>
-                <w:sz w:val="24"/>
-              </w:rPr>
-              <w:t>acceptance/</w:t>
-            </w:r>
-          </w:p>
-        </w:tc>
-        <w:tc>
-          <w:tcPr>
-            <w:tcW w:type="dxa" w:w="4598"/>
-            <w:tcBorders>
-              <w:top w:val="single" w:sz="4" w:color="C9D1DD" w:space="0"/>
-              <w:left w:val="nil"/>
-              <w:bottom w:val="single" w:sz="4" w:color="C9D1DD" w:space="0"/>
+              <w:t>policies.yaml</w:t>
+            </w:r>
+          </w:p>
+        </w:tc>
+        <w:tc>
+          <w:tcPr>
+            <w:tcW w:w="4598" w:type="dxa"/>
+            <w:tcBorders>
+              <w:top w:val="single" w:color="C9D1DD" w:sz="4" w:space="0"/>
+              <w:left w:val="nil"/>
+              <w:bottom w:val="single" w:color="C9D1DD" w:sz="4" w:space="0"/>
               <w:right w:val="nil"/>
             </w:tcBorders>
             <w:vAlign w:val="center"/>
@@ -4380,22 +5512,31 @@
                 <w:b w:val="0"/>
                 <w:sz w:val="24"/>
               </w:rPr>
-              <w:t>单元测试与验收证明</w:t>
+              <w:t>规则与硬策略配置</w:t>
             </w:r>
           </w:p>
         </w:tc>
       </w:tr>
       <w:tr>
+        <w:tblPrEx>
+          <w:tblCellMar>
+            <w:top w:w="50" w:type="dxa"/>
+            <w:left w:w="80" w:type="dxa"/>
+            <w:bottom w:w="50" w:type="dxa"/>
+            <w:right w:w="80" w:type="dxa"/>
+          </w:tblCellMar>
+        </w:tblPrEx>
         <w:trPr>
           <w:cantSplit/>
+          <w:jc w:val="center"/>
         </w:trPr>
         <w:tc>
           <w:tcPr>
-            <w:tcW w:type="dxa" w:w="4132"/>
-            <w:tcBorders>
-              <w:top w:val="single" w:sz="4" w:color="C9D1DD" w:space="0"/>
-              <w:left w:val="nil"/>
-              <w:bottom w:val="single" w:sz="4" w:color="C9D1DD" w:space="0"/>
+            <w:tcW w:w="4132" w:type="dxa"/>
+            <w:tcBorders>
+              <w:top w:val="single" w:color="C9D1DD" w:sz="4" w:space="0"/>
+              <w:left w:val="nil"/>
+              <w:bottom w:val="single" w:color="1B2A49" w:sz="12" w:space="0"/>
               <w:right w:val="nil"/>
             </w:tcBorders>
             <w:vAlign w:val="center"/>
@@ -4412,435 +5553,17 @@
                 <w:b w:val="0"/>
                 <w:sz w:val="24"/>
               </w:rPr>
-              <w:t>runs/</w:t>
-            </w:r>
-          </w:p>
-        </w:tc>
-        <w:tc>
-          <w:tcPr>
-            <w:tcW w:type="dxa" w:w="4598"/>
-            <w:tcBorders>
-              <w:top w:val="single" w:sz="4" w:color="C9D1DD" w:space="0"/>
-              <w:left w:val="nil"/>
-              <w:bottom w:val="single" w:sz="4" w:color="C9D1DD" w:space="0"/>
-              <w:right w:val="nil"/>
-            </w:tcBorders>
-            <w:vAlign w:val="center"/>
-          </w:tcPr>
-          <w:p>
-            <w:pPr>
-              <w:snapToGrid w:val="0"/>
-              <w:spacing w:before="0" w:after="40" w:line="276" w:lineRule="auto"/>
-              <w:jc w:val="left"/>
-            </w:pPr>
-            <w:r>
-              <w:rPr>
-                <w:rFonts w:ascii="Times New Roman" w:hAnsi="Times New Roman" w:eastAsia="宋体" w:cs="Times New Roman"/>
-                <w:b w:val="0"/>
-                <w:sz w:val="24"/>
-              </w:rPr>
-              <w:t>演示与验收运行的完整证据</w:t>
-            </w:r>
-          </w:p>
-        </w:tc>
-      </w:tr>
-      <w:tr>
-        <w:trPr>
-          <w:cantSplit/>
-        </w:trPr>
-        <w:tc>
-          <w:tcPr>
-            <w:tcW w:type="dxa" w:w="4132"/>
-            <w:tcBorders>
-              <w:top w:val="single" w:sz="4" w:color="C9D1DD" w:space="0"/>
-              <w:left w:val="nil"/>
-              <w:bottom w:val="single" w:sz="4" w:color="C9D1DD" w:space="0"/>
-              <w:right w:val="nil"/>
-            </w:tcBorders>
-            <w:vAlign w:val="center"/>
-          </w:tcPr>
-          <w:p>
-            <w:pPr>
-              <w:snapToGrid w:val="0"/>
-              <w:spacing w:before="0" w:after="40" w:line="276" w:lineRule="auto"/>
-              <w:jc w:val="left"/>
-            </w:pPr>
-            <w:r>
-              <w:rPr>
-                <w:rFonts w:ascii="Times New Roman" w:hAnsi="Times New Roman" w:eastAsia="宋体" w:cs="Times New Roman"/>
-                <w:b w:val="0"/>
-                <w:sz w:val="24"/>
-              </w:rPr>
-              <w:t>tools/</w:t>
-            </w:r>
-          </w:p>
-        </w:tc>
-        <w:tc>
-          <w:tcPr>
-            <w:tcW w:type="dxa" w:w="4598"/>
-            <w:tcBorders>
-              <w:top w:val="single" w:sz="4" w:color="C9D1DD" w:space="0"/>
-              <w:left w:val="nil"/>
-              <w:bottom w:val="single" w:sz="4" w:color="C9D1DD" w:space="0"/>
-              <w:right w:val="nil"/>
-            </w:tcBorders>
-            <w:vAlign w:val="center"/>
-          </w:tcPr>
-          <w:p>
-            <w:pPr>
-              <w:snapToGrid w:val="0"/>
-              <w:spacing w:before="0" w:after="40" w:line="276" w:lineRule="auto"/>
-              <w:jc w:val="left"/>
-            </w:pPr>
-            <w:r>
-              <w:rPr>
-                <w:rFonts w:ascii="Times New Roman" w:hAnsi="Times New Roman" w:eastAsia="宋体" w:cs="Times New Roman"/>
-                <w:b w:val="0"/>
-                <w:sz w:val="24"/>
-              </w:rPr>
-              <w:t>安装、配置、控制台启动与打包工具</w:t>
-            </w:r>
-          </w:p>
-        </w:tc>
-      </w:tr>
-      <w:tr>
-        <w:trPr>
-          <w:cantSplit/>
-        </w:trPr>
-        <w:tc>
-          <w:tcPr>
-            <w:tcW w:type="dxa" w:w="4132"/>
-            <w:tcBorders>
-              <w:top w:val="single" w:sz="4" w:color="C9D1DD" w:space="0"/>
-              <w:left w:val="nil"/>
-              <w:bottom w:val="single" w:sz="4" w:color="C9D1DD" w:space="0"/>
-              <w:right w:val="nil"/>
-            </w:tcBorders>
-            <w:vAlign w:val="center"/>
-          </w:tcPr>
-          <w:p>
-            <w:pPr>
-              <w:snapToGrid w:val="0"/>
-              <w:spacing w:before="0" w:after="40" w:line="276" w:lineRule="auto"/>
-              <w:jc w:val="left"/>
-            </w:pPr>
-            <w:r>
-              <w:rPr>
-                <w:rFonts w:ascii="Times New Roman" w:hAnsi="Times New Roman" w:eastAsia="宋体" w:cs="Times New Roman"/>
-                <w:b w:val="0"/>
-                <w:sz w:val="24"/>
-              </w:rPr>
-              <w:t>lab.py</w:t>
-            </w:r>
-            <w:r>
-              <w:rPr>
-                <w:rFonts w:ascii="Times New Roman" w:hAnsi="Times New Roman" w:eastAsia="宋体" w:cs="Times New Roman"/>
-                <w:b w:val="0"/>
-                <w:sz w:val="24"/>
-              </w:rPr>
-              <w:t>、</w:t>
-            </w:r>
-            <w:r>
-              <w:rPr>
-                <w:rFonts w:ascii="Times New Roman" w:hAnsi="Times New Roman" w:eastAsia="宋体" w:cs="Times New Roman"/>
-                <w:b w:val="0"/>
-                <w:sz w:val="24"/>
-              </w:rPr>
-              <w:t>run_evaluation.py</w:t>
-            </w:r>
-            <w:r>
-              <w:rPr>
-                <w:rFonts w:ascii="Times New Roman" w:hAnsi="Times New Roman" w:eastAsia="宋体" w:cs="Times New Roman"/>
-                <w:b w:val="0"/>
-                <w:sz w:val="24"/>
-              </w:rPr>
-              <w:t>、</w:t>
-            </w:r>
-            <w:r>
-              <w:rPr>
-                <w:rFonts w:ascii="Times New Roman" w:hAnsi="Times New Roman" w:eastAsia="宋体" w:cs="Times New Roman"/>
-                <w:b w:val="0"/>
-                <w:sz w:val="24"/>
-              </w:rPr>
-              <w:t>verify_v2.py</w:t>
-            </w:r>
-          </w:p>
-        </w:tc>
-        <w:tc>
-          <w:tcPr>
-            <w:tcW w:type="dxa" w:w="4598"/>
-            <w:tcBorders>
-              <w:top w:val="single" w:sz="4" w:color="C9D1DD" w:space="0"/>
-              <w:left w:val="nil"/>
-              <w:bottom w:val="single" w:sz="4" w:color="C9D1DD" w:space="0"/>
-              <w:right w:val="nil"/>
-            </w:tcBorders>
-            <w:vAlign w:val="center"/>
-          </w:tcPr>
-          <w:p>
-            <w:pPr>
-              <w:snapToGrid w:val="0"/>
-              <w:spacing w:before="0" w:after="40" w:line="276" w:lineRule="auto"/>
-              <w:jc w:val="left"/>
-            </w:pPr>
-            <w:r>
-              <w:rPr>
-                <w:rFonts w:ascii="Times New Roman" w:hAnsi="Times New Roman" w:eastAsia="宋体" w:cs="Times New Roman"/>
-                <w:b w:val="0"/>
-                <w:sz w:val="24"/>
-              </w:rPr>
-              <w:t>单次运行、批量评测与证据核验入口</w:t>
-            </w:r>
-          </w:p>
-        </w:tc>
-      </w:tr>
-      <w:tr>
-        <w:trPr>
-          <w:cantSplit/>
-        </w:trPr>
-        <w:tc>
-          <w:tcPr>
-            <w:tcW w:type="dxa" w:w="4132"/>
-            <w:tcBorders>
-              <w:top w:val="single" w:sz="4" w:color="C9D1DD" w:space="0"/>
-              <w:left w:val="nil"/>
-              <w:bottom w:val="single" w:sz="4" w:color="C9D1DD" w:space="0"/>
-              <w:right w:val="nil"/>
-            </w:tcBorders>
-            <w:vAlign w:val="center"/>
-          </w:tcPr>
-          <w:p>
-            <w:pPr>
-              <w:snapToGrid w:val="0"/>
-              <w:spacing w:before="0" w:after="40" w:line="276" w:lineRule="auto"/>
-              <w:jc w:val="left"/>
-            </w:pPr>
-            <w:r>
-              <w:rPr>
-                <w:rFonts w:ascii="Times New Roman" w:hAnsi="Times New Roman" w:eastAsia="宋体" w:cs="Times New Roman"/>
-                <w:b w:val="0"/>
-                <w:sz w:val="24"/>
-              </w:rPr>
-              <w:t>setup-windows.bat</w:t>
-            </w:r>
-            <w:r>
-              <w:rPr>
-                <w:rFonts w:ascii="Times New Roman" w:hAnsi="Times New Roman" w:eastAsia="宋体" w:cs="Times New Roman"/>
-                <w:b w:val="0"/>
-                <w:sz w:val="24"/>
-              </w:rPr>
-              <w:t>、</w:t>
-            </w:r>
-            <w:r>
-              <w:rPr>
-                <w:rFonts w:ascii="Times New Roman" w:hAnsi="Times New Roman" w:eastAsia="宋体" w:cs="Times New Roman"/>
-                <w:b w:val="0"/>
-                <w:sz w:val="24"/>
-              </w:rPr>
-              <w:t>setup-linux.sh</w:t>
-            </w:r>
-          </w:p>
-        </w:tc>
-        <w:tc>
-          <w:tcPr>
-            <w:tcW w:type="dxa" w:w="4598"/>
-            <w:tcBorders>
-              <w:top w:val="single" w:sz="4" w:color="C9D1DD" w:space="0"/>
-              <w:left w:val="nil"/>
-              <w:bottom w:val="single" w:sz="4" w:color="C9D1DD" w:space="0"/>
-              <w:right w:val="nil"/>
-            </w:tcBorders>
-            <w:vAlign w:val="center"/>
-          </w:tcPr>
-          <w:p>
-            <w:pPr>
-              <w:snapToGrid w:val="0"/>
-              <w:spacing w:before="0" w:after="40" w:line="276" w:lineRule="auto"/>
-              <w:jc w:val="left"/>
-            </w:pPr>
-            <w:r>
-              <w:rPr>
-                <w:rFonts w:ascii="Times New Roman" w:hAnsi="Times New Roman" w:eastAsia="宋体" w:cs="Times New Roman"/>
-                <w:b w:val="0"/>
-                <w:sz w:val="24"/>
-              </w:rPr>
-              <w:t>完整运行环境的安装与配置</w:t>
-            </w:r>
-          </w:p>
-        </w:tc>
-      </w:tr>
-      <w:tr>
-        <w:trPr>
-          <w:cantSplit/>
-        </w:trPr>
-        <w:tc>
-          <w:tcPr>
-            <w:tcW w:type="dxa" w:w="4132"/>
-            <w:tcBorders>
-              <w:top w:val="single" w:sz="4" w:color="C9D1DD" w:space="0"/>
-              <w:left w:val="nil"/>
-              <w:bottom w:val="single" w:sz="4" w:color="C9D1DD" w:space="0"/>
-              <w:right w:val="nil"/>
-            </w:tcBorders>
-            <w:vAlign w:val="center"/>
-          </w:tcPr>
-          <w:p>
-            <w:pPr>
-              <w:snapToGrid w:val="0"/>
-              <w:spacing w:before="0" w:after="40" w:line="276" w:lineRule="auto"/>
-              <w:jc w:val="left"/>
-            </w:pPr>
-            <w:r>
-              <w:rPr>
-                <w:rFonts w:ascii="Times New Roman" w:hAnsi="Times New Roman" w:eastAsia="宋体" w:cs="Times New Roman"/>
-                <w:b w:val="0"/>
-                <w:sz w:val="24"/>
-              </w:rPr>
-              <w:t>start-console.bat</w:t>
-            </w:r>
-            <w:r>
-              <w:rPr>
-                <w:rFonts w:ascii="Times New Roman" w:hAnsi="Times New Roman" w:eastAsia="宋体" w:cs="Times New Roman"/>
-                <w:b w:val="0"/>
-                <w:sz w:val="24"/>
-              </w:rPr>
-              <w:t>、</w:t>
-            </w:r>
-            <w:r>
-              <w:rPr>
-                <w:rFonts w:ascii="Times New Roman" w:hAnsi="Times New Roman" w:eastAsia="宋体" w:cs="Times New Roman"/>
-                <w:b w:val="0"/>
-                <w:sz w:val="24"/>
-              </w:rPr>
-              <w:t>start-console.sh</w:t>
-            </w:r>
-          </w:p>
-        </w:tc>
-        <w:tc>
-          <w:tcPr>
-            <w:tcW w:type="dxa" w:w="4598"/>
-            <w:tcBorders>
-              <w:top w:val="single" w:sz="4" w:color="C9D1DD" w:space="0"/>
-              <w:left w:val="nil"/>
-              <w:bottom w:val="single" w:sz="4" w:color="C9D1DD" w:space="0"/>
-              <w:right w:val="nil"/>
-            </w:tcBorders>
-            <w:vAlign w:val="center"/>
-          </w:tcPr>
-          <w:p>
-            <w:pPr>
-              <w:snapToGrid w:val="0"/>
-              <w:spacing w:before="0" w:after="40" w:line="276" w:lineRule="auto"/>
-              <w:jc w:val="left"/>
-            </w:pPr>
-            <w:r>
-              <w:rPr>
-                <w:rFonts w:ascii="Times New Roman" w:hAnsi="Times New Roman" w:eastAsia="宋体" w:cs="Times New Roman"/>
-                <w:b w:val="0"/>
-                <w:sz w:val="24"/>
-              </w:rPr>
-              <w:t>启动安全控制台</w:t>
-            </w:r>
-          </w:p>
-        </w:tc>
-      </w:tr>
-      <w:tr>
-        <w:trPr>
-          <w:cantSplit/>
-        </w:trPr>
-        <w:tc>
-          <w:tcPr>
-            <w:tcW w:type="dxa" w:w="4132"/>
-            <w:tcBorders>
-              <w:top w:val="single" w:sz="4" w:color="C9D1DD" w:space="0"/>
-              <w:left w:val="nil"/>
-              <w:bottom w:val="single" w:sz="4" w:color="C9D1DD" w:space="0"/>
-              <w:right w:val="nil"/>
-            </w:tcBorders>
-            <w:vAlign w:val="center"/>
-          </w:tcPr>
-          <w:p>
-            <w:pPr>
-              <w:snapToGrid w:val="0"/>
-              <w:spacing w:before="0" w:after="40" w:line="276" w:lineRule="auto"/>
-              <w:jc w:val="left"/>
-            </w:pPr>
-            <w:r>
-              <w:rPr>
-                <w:rFonts w:ascii="Times New Roman" w:hAnsi="Times New Roman" w:eastAsia="宋体" w:cs="Times New Roman"/>
-                <w:b w:val="0"/>
-                <w:sz w:val="24"/>
-              </w:rPr>
-              <w:t>policies.yaml</w:t>
-            </w:r>
-          </w:p>
-        </w:tc>
-        <w:tc>
-          <w:tcPr>
-            <w:tcW w:type="dxa" w:w="4598"/>
-            <w:tcBorders>
-              <w:top w:val="single" w:sz="4" w:color="C9D1DD" w:space="0"/>
-              <w:left w:val="nil"/>
-              <w:bottom w:val="single" w:sz="4" w:color="C9D1DD" w:space="0"/>
-              <w:right w:val="nil"/>
-            </w:tcBorders>
-            <w:vAlign w:val="center"/>
-          </w:tcPr>
-          <w:p>
-            <w:pPr>
-              <w:snapToGrid w:val="0"/>
-              <w:spacing w:before="0" w:after="40" w:line="276" w:lineRule="auto"/>
-              <w:jc w:val="left"/>
-            </w:pPr>
-            <w:r>
-              <w:rPr>
-                <w:rFonts w:ascii="Times New Roman" w:hAnsi="Times New Roman" w:eastAsia="宋体" w:cs="Times New Roman"/>
-                <w:b w:val="0"/>
-                <w:sz w:val="24"/>
-              </w:rPr>
-              <w:t>规则与硬策略配置</w:t>
-            </w:r>
-          </w:p>
-        </w:tc>
-      </w:tr>
-      <w:tr>
-        <w:trPr>
-          <w:cantSplit/>
-        </w:trPr>
-        <w:tc>
-          <w:tcPr>
-            <w:tcW w:type="dxa" w:w="4132"/>
-            <w:tcBorders>
-              <w:top w:val="single" w:sz="4" w:color="C9D1DD" w:space="0"/>
-              <w:left w:val="nil"/>
-              <w:bottom w:val="single" w:sz="12" w:color="1B2A49" w:space="0"/>
-              <w:right w:val="nil"/>
-            </w:tcBorders>
-            <w:vAlign w:val="center"/>
-          </w:tcPr>
-          <w:p>
-            <w:pPr>
-              <w:snapToGrid w:val="0"/>
-              <w:spacing w:before="0" w:after="40" w:line="276" w:lineRule="auto"/>
-              <w:jc w:val="left"/>
-            </w:pPr>
-            <w:r>
-              <w:rPr>
-                <w:rFonts w:ascii="Times New Roman" w:hAnsi="Times New Roman" w:eastAsia="宋体" w:cs="Times New Roman"/>
-                <w:b w:val="0"/>
-                <w:sz w:val="24"/>
-              </w:rPr>
               <w:t>使用说明.md</w:t>
             </w:r>
           </w:p>
         </w:tc>
         <w:tc>
           <w:tcPr>
-            <w:tcW w:type="dxa" w:w="4598"/>
-            <w:tcBorders>
-              <w:top w:val="single" w:sz="4" w:color="C9D1DD" w:space="0"/>
-              <w:left w:val="nil"/>
-              <w:bottom w:val="single" w:sz="12" w:color="1B2A49" w:space="0"/>
+            <w:tcW w:w="4598" w:type="dxa"/>
+            <w:tcBorders>
+              <w:top w:val="single" w:color="C9D1DD" w:sz="4" w:space="0"/>
+              <w:left w:val="nil"/>
+              <w:bottom w:val="single" w:color="1B2A49" w:sz="12" w:space="0"/>
               <w:right w:val="nil"/>
             </w:tcBorders>
             <w:vAlign w:val="center"/>
@@ -4883,7 +5606,62 @@
           <w:b w:val="0"/>
           <w:sz w:val="24"/>
         </w:rPr>
-        <w:t xml:space="preserve">本地配置目录 </w:t>
+        <w:t>本地配置目录 .local/、虚拟环境与缓存文件不进入程序包，每台主机在安装时重新生成。</w:t>
+      </w:r>
+    </w:p>
+    <w:p>
+      <w:pPr>
+        <w:pStyle w:val="2"/>
+        <w:keepNext/>
+        <w:pageBreakBefore/>
+        <w:snapToGrid w:val="0"/>
+        <w:spacing w:before="120" w:after="360" w:line="360" w:lineRule="auto"/>
+        <w:jc w:val="center"/>
+      </w:pPr>
+      <w:bookmarkStart w:id="8" w:name="_Toc234"/>
+      <w:r>
+        <w:rPr>
+          <w:rFonts w:ascii="Arial" w:hAnsi="Arial" w:eastAsia="黑体" w:cs="Arial"/>
+          <w:b w:val="0"/>
+          <w:sz w:val="32"/>
+        </w:rPr>
+        <w:t>第四章 部署实现</w:t>
+      </w:r>
+      <w:bookmarkEnd w:id="8"/>
+    </w:p>
+    <w:p>
+      <w:pPr>
+        <w:keepNext/>
+        <w:snapToGrid w:val="0"/>
+        <w:spacing w:before="200" w:after="120" w:line="360" w:lineRule="auto"/>
+        <w:jc w:val="left"/>
+        <w:outlineLvl w:val="1"/>
+      </w:pPr>
+      <w:bookmarkStart w:id="9" w:name="_Toc15082"/>
+      <w:r>
+        <w:rPr>
+          <w:rFonts w:ascii="Arial" w:hAnsi="Arial" w:eastAsia="黑体" w:cs="Arial"/>
+          <w:b w:val="0"/>
+          <w:sz w:val="28"/>
+        </w:rPr>
+        <w:t>4.1 Windows 部署</w:t>
+      </w:r>
+      <w:bookmarkEnd w:id="9"/>
+    </w:p>
+    <w:p>
+      <w:pPr>
+        <w:snapToGrid w:val="0"/>
+        <w:spacing w:before="0" w:after="0" w:line="360" w:lineRule="auto"/>
+        <w:ind w:firstLine="480"/>
+        <w:jc w:val="both"/>
+      </w:pPr>
+      <w:r>
+        <w:rPr>
+          <w:rFonts w:ascii="Times New Roman" w:hAnsi="Times New Roman" w:eastAsia="宋体" w:cs="Times New Roman"/>
+          <w:b/>
+          <w:sz w:val="24"/>
+        </w:rPr>
+        <w:t>Windows 部署由两个批处理脚本完成，无需 WSL 或 Linux 虚拟机。</w:t>
       </w:r>
       <w:r>
         <w:rPr>
@@ -4891,33 +5669,71 @@
           <w:b w:val="0"/>
           <w:sz w:val="24"/>
         </w:rPr>
-        <w:t>.local/</w:t>
-      </w:r>
+        <w:t>具体步骤如下。</w:t>
+      </w:r>
+    </w:p>
+    <w:p>
+      <w:pPr>
+        <w:snapToGrid w:val="0"/>
+        <w:spacing w:before="0" w:after="0" w:line="360" w:lineRule="auto"/>
+        <w:ind w:firstLine="480"/>
+        <w:jc w:val="both"/>
+      </w:pPr>
       <w:r>
         <w:rPr>
           <w:rFonts w:ascii="Times New Roman" w:hAnsi="Times New Roman" w:eastAsia="宋体" w:cs="Times New Roman"/>
           <w:b w:val="0"/>
           <w:sz w:val="24"/>
         </w:rPr>
-        <w:t>、虚拟环境与缓存文件不进入程序包，每台主机在安装时重新生成。</w:t>
-      </w:r>
-    </w:p>
-    <w:p>
-      <w:pPr>
-        <w:pStyle w:val="2"/>
-        <w:keepNext/>
-        <w:pageBreakBefore/>
-        <w:snapToGrid w:val="0"/>
-        <w:spacing w:before="120" w:after="360" w:line="360" w:lineRule="auto"/>
-        <w:jc w:val="center"/>
-      </w:pPr>
-      <w:r>
-        <w:rPr>
-          <w:rFonts w:ascii="Arial" w:hAnsi="Arial" w:eastAsia="黑体" w:cs="Arial"/>
+        <w:t>（1）安装 Python 3.12、Node.js 22.19 及以上版本与 Git for Windows，并加入 PATH。</w:t>
+      </w:r>
+    </w:p>
+    <w:p>
+      <w:pPr>
+        <w:snapToGrid w:val="0"/>
+        <w:spacing w:before="0" w:after="0" w:line="360" w:lineRule="auto"/>
+        <w:ind w:firstLine="480"/>
+        <w:jc w:val="left"/>
+      </w:pPr>
+      <w:r>
+        <w:rPr>
+          <w:rFonts w:ascii="Times New Roman" w:hAnsi="Times New Roman" w:eastAsia="宋体" w:cs="Times New Roman"/>
           <w:b w:val="0"/>
-          <w:sz w:val="32"/>
-        </w:rPr>
-        <w:t>第四章 部署实现</w:t>
+          <w:sz w:val="24"/>
+        </w:rPr>
+        <w:t>（2）双击程序目录中的 setup-windows.bat。脚本优先使用 Python 3.12，创建独立的虚拟环境 .venv-windows，安装 Python 依赖，在程序目录内安装固定版本的 Pi，并依次提示输入上游模型接口地址、API 密钥、模型名称与接口类型。首次安装需要联网，已有配置会被保留。</w:t>
+      </w:r>
+    </w:p>
+    <w:p>
+      <w:pPr>
+        <w:snapToGrid w:val="0"/>
+        <w:spacing w:before="0" w:after="0" w:line="360" w:lineRule="auto"/>
+        <w:ind w:firstLine="480"/>
+        <w:jc w:val="left"/>
+      </w:pPr>
+      <w:r>
+        <w:rPr>
+          <w:rFonts w:ascii="Times New Roman" w:hAnsi="Times New Roman" w:eastAsia="宋体" w:cs="Times New Roman"/>
+          <w:b w:val="0"/>
+          <w:sz w:val="24"/>
+        </w:rPr>
+        <w:t>（3）双击 start-console.bat，在浏览器中打开 http://127.0.0.1:8768/ 即进入安全控制台。关闭启动窗口即停止服务。</w:t>
+      </w:r>
+    </w:p>
+    <w:p>
+      <w:pPr>
+        <w:snapToGrid w:val="0"/>
+        <w:spacing w:before="0" w:after="0" w:line="360" w:lineRule="auto"/>
+        <w:ind w:firstLine="480"/>
+        <w:jc w:val="both"/>
+      </w:pPr>
+      <w:r>
+        <w:rPr>
+          <w:rFonts w:ascii="Times New Roman" w:hAnsi="Times New Roman" w:eastAsia="宋体" w:cs="Times New Roman"/>
+          <w:b w:val="0"/>
+          <w:sz w:val="24"/>
+        </w:rPr>
+        <w:t>Windows 上的命令与 Git 类工具通过 Git for Windows 提供的 Bash 执行，超时或结束时由 Windows 作业对象清理整个子进程树。</w:t>
       </w:r>
     </w:p>
     <w:p>
@@ -4928,14 +5744,16 @@
         <w:jc w:val="left"/>
         <w:outlineLvl w:val="1"/>
       </w:pPr>
+      <w:bookmarkStart w:id="10" w:name="_Toc23076"/>
       <w:r>
         <w:rPr>
           <w:rFonts w:ascii="Arial" w:hAnsi="Arial" w:eastAsia="黑体" w:cs="Arial"/>
           <w:b w:val="0"/>
           <w:sz w:val="28"/>
         </w:rPr>
-        <w:t>4.1 Windows 部署</w:t>
-      </w:r>
+        <w:t>4.2 Linux 部署</w:t>
+      </w:r>
+      <w:bookmarkEnd w:id="10"/>
     </w:p>
     <w:p>
       <w:pPr>
@@ -4947,18 +5765,172 @@
       <w:r>
         <w:rPr>
           <w:rFonts w:ascii="Times New Roman" w:hAnsi="Times New Roman" w:eastAsia="宋体" w:cs="Times New Roman"/>
-          <w:b/>
+          <w:b w:val="0"/>
           <w:sz w:val="24"/>
         </w:rPr>
-        <w:t>Windows 部署由两个批处理脚本完成，无需 WSL 或 Linux 虚拟机。</w:t>
-      </w:r>
+        <w:t>在程序目录下执行：</w:t>
+      </w:r>
+    </w:p>
+    <w:p>
+      <w:pPr>
+        <w:shd w:val="clear" w:color="auto" w:fill="F3F5F8"/>
+        <w:snapToGrid w:val="0"/>
+        <w:spacing w:before="80" w:after="0" w:line="260" w:lineRule="exact"/>
+        <w:ind w:left="240"/>
+        <w:jc w:val="left"/>
+      </w:pPr>
+      <w:r>
+        <w:rPr>
+          <w:rFonts w:ascii="Consolas" w:hAnsi="Consolas" w:eastAsia="宋体" w:cs="Consolas"/>
+          <w:sz w:val="18"/>
+        </w:rPr>
+        <w:t>sh setup-linux.sh        # 创建 .venv、安装依赖与 Pi 0.85.1、配置上游接口与快镜</w:t>
+      </w:r>
+    </w:p>
+    <w:p>
+      <w:pPr>
+        <w:shd w:val="clear" w:color="auto" w:fill="F3F5F8"/>
+        <w:snapToGrid w:val="0"/>
+        <w:spacing w:before="0" w:after="80" w:line="260" w:lineRule="exact"/>
+        <w:ind w:left="240"/>
+        <w:jc w:val="left"/>
+      </w:pPr>
+      <w:r>
+        <w:rPr>
+          <w:rFonts w:ascii="Consolas" w:hAnsi="Consolas" w:eastAsia="宋体" w:cs="Consolas"/>
+          <w:sz w:val="18"/>
+        </w:rPr>
+        <w:t>sh start-console.sh      # 启动安全控制台，浏览器打开 http://127.0.0.1:8768/</w:t>
+      </w:r>
+    </w:p>
+    <w:p>
+      <w:pPr>
+        <w:snapToGrid w:val="0"/>
+        <w:spacing w:before="0" w:after="0" w:line="360" w:lineRule="auto"/>
+        <w:ind w:firstLine="480"/>
+        <w:jc w:val="both"/>
+      </w:pPr>
       <w:r>
         <w:rPr>
           <w:rFonts w:ascii="Times New Roman" w:hAnsi="Times New Roman" w:eastAsia="宋体" w:cs="Times New Roman"/>
           <w:b w:val="0"/>
           <w:sz w:val="24"/>
         </w:rPr>
-        <w:t>具体步骤如下。</w:t>
+        <w:t>setup-linux.sh 等价于以下手动步骤：</w:t>
+      </w:r>
+    </w:p>
+    <w:p>
+      <w:pPr>
+        <w:shd w:val="clear" w:color="auto" w:fill="F3F5F8"/>
+        <w:snapToGrid w:val="0"/>
+        <w:spacing w:before="80" w:after="0" w:line="260" w:lineRule="exact"/>
+        <w:ind w:left="240"/>
+        <w:jc w:val="left"/>
+      </w:pPr>
+      <w:r>
+        <w:rPr>
+          <w:rFonts w:ascii="Consolas" w:hAnsi="Consolas" w:eastAsia="宋体" w:cs="Consolas"/>
+          <w:sz w:val="18"/>
+        </w:rPr>
+        <w:t>python3 -m venv .venv</w:t>
+      </w:r>
+    </w:p>
+    <w:p>
+      <w:pPr>
+        <w:shd w:val="clear" w:color="auto" w:fill="F3F5F8"/>
+        <w:snapToGrid w:val="0"/>
+        <w:spacing w:before="0" w:after="0" w:line="260" w:lineRule="exact"/>
+        <w:ind w:left="240"/>
+        <w:jc w:val="left"/>
+      </w:pPr>
+      <w:r>
+        <w:rPr>
+          <w:rFonts w:ascii="Consolas" w:hAnsi="Consolas" w:eastAsia="宋体" w:cs="Consolas"/>
+          <w:sz w:val="18"/>
+        </w:rPr>
+        <w:t>.venv/bin/python -m pip install -r requirements-core.txt -r requirements-gpu.txt</w:t>
+      </w:r>
+    </w:p>
+    <w:p>
+      <w:pPr>
+        <w:shd w:val="clear" w:color="auto" w:fill="F3F5F8"/>
+        <w:snapToGrid w:val="0"/>
+        <w:spacing w:before="0" w:after="0" w:line="260" w:lineRule="exact"/>
+        <w:ind w:left="240"/>
+        <w:jc w:val="left"/>
+      </w:pPr>
+      <w:r>
+        <w:rPr>
+          <w:rFonts w:ascii="Consolas" w:hAnsi="Consolas" w:eastAsia="宋体" w:cs="Consolas"/>
+          <w:sz w:val="18"/>
+        </w:rPr>
+        <w:t>npm install --prefix .local/pi-runtime --global @earendil-works/pi-coding-agent@0.85.1</w:t>
+      </w:r>
+    </w:p>
+    <w:p>
+      <w:pPr>
+        <w:shd w:val="clear" w:color="auto" w:fill="F3F5F8"/>
+        <w:snapToGrid w:val="0"/>
+        <w:spacing w:before="0" w:after="80" w:line="260" w:lineRule="exact"/>
+        <w:ind w:left="240"/>
+        <w:jc w:val="left"/>
+      </w:pPr>
+      <w:r>
+        <w:rPr>
+          <w:rFonts w:ascii="Consolas" w:hAnsi="Consolas" w:eastAsia="宋体" w:cs="Consolas"/>
+          <w:sz w:val="18"/>
+        </w:rPr>
+        <w:t>.venv/bin/python tools/configure_delivery.py --interactive</w:t>
+      </w:r>
+    </w:p>
+    <w:p>
+      <w:pPr>
+        <w:snapToGrid w:val="0"/>
+        <w:spacing w:before="0" w:after="0" w:line="360" w:lineRule="auto"/>
+        <w:ind w:firstLine="480"/>
+        <w:jc w:val="left"/>
+      </w:pPr>
+      <w:r>
+        <w:rPr>
+          <w:rFonts w:ascii="Times New Roman" w:hAnsi="Times New Roman" w:eastAsia="宋体" w:cs="Times New Roman"/>
+          <w:b w:val="0"/>
+          <w:sz w:val="24"/>
+        </w:rPr>
+        <w:t>未执行完整安装时，start-console.sh 只安装 requirements-core.txt 并以历史浏览模式启动。默认端口被占用时，可通过环境变量更换端口，例如 PORT=8770 sh start-console.sh；Windows 下对应为 start-console.bat --port 8770。</w:t>
+      </w:r>
+    </w:p>
+    <w:p>
+      <w:pPr>
+        <w:keepNext/>
+        <w:snapToGrid w:val="0"/>
+        <w:spacing w:before="200" w:after="120" w:line="360" w:lineRule="auto"/>
+        <w:jc w:val="left"/>
+        <w:outlineLvl w:val="1"/>
+      </w:pPr>
+      <w:bookmarkStart w:id="11" w:name="_Toc11194"/>
+      <w:r>
+        <w:rPr>
+          <w:rFonts w:ascii="Arial" w:hAnsi="Arial" w:eastAsia="黑体" w:cs="Arial"/>
+          <w:b w:val="0"/>
+          <w:sz w:val="28"/>
+        </w:rPr>
+        <w:t>4.3 上游接口配置</w:t>
+      </w:r>
+      <w:bookmarkEnd w:id="11"/>
+    </w:p>
+    <w:p>
+      <w:pPr>
+        <w:snapToGrid w:val="0"/>
+        <w:spacing w:before="0" w:after="0" w:line="360" w:lineRule="auto"/>
+        <w:ind w:firstLine="480"/>
+        <w:jc w:val="left"/>
+      </w:pPr>
+      <w:r>
+        <w:rPr>
+          <w:rFonts w:ascii="Times New Roman" w:hAnsi="Times New Roman" w:eastAsia="宋体" w:cs="Times New Roman"/>
+          <w:sz w:val="24"/>
+        </w:rPr>
+        <w:t>配置工具 tools/configure_delivery.py 生成 .local/provider.json（上游接口）、.local/laya.json（原版 Laya 基线）与 .local/s1.json（快镜配置）三个本地配置文件。上游接口也可以通过环境变量 D2_PROVIDER_BASE_URL、D2_PROVIDER_API_KEY、D2_PROVIDER_MODEL 与可选的 D2_PROVIDER_API_STYLE 提供。</w:t>
       </w:r>
     </w:p>
     <w:p>
@@ -4971,11 +5943,38 @@
       <w:r>
         <w:rPr>
           <w:rFonts w:ascii="Times New Roman" w:hAnsi="Times New Roman" w:eastAsia="宋体" w:cs="Times New Roman"/>
+          <w:b/>
+          <w:sz w:val="24"/>
+        </w:rPr>
+        <w:t>密钥只保存在本机的 `.local/` 目录中，仅由本地防护服务读取，不出现在命令行参数、运行日志与 Pi 的配置中。</w:t>
+      </w:r>
+      <w:r>
+        <w:rPr>
+          <w:rFonts w:ascii="Times New Roman" w:hAnsi="Times New Roman" w:eastAsia="宋体" w:cs="Times New Roman"/>
           <w:b w:val="0"/>
           <w:sz w:val="24"/>
         </w:rPr>
-        <w:t>（1）安装 Python 3.12、Node.js 22.19 及以上版本与 Git for Windows，并加入 PATH。</w:t>
-      </w:r>
+        <w:t>Pi 只与本地网关通信，由网关携带密钥访问上游接口。更换主机时应重新运行安装脚本，而不是复制旧主机的 .local/ 目录。</w:t>
+      </w:r>
+    </w:p>
+    <w:p>
+      <w:pPr>
+        <w:keepNext/>
+        <w:snapToGrid w:val="0"/>
+        <w:spacing w:before="200" w:after="120" w:line="360" w:lineRule="auto"/>
+        <w:jc w:val="left"/>
+        <w:outlineLvl w:val="1"/>
+      </w:pPr>
+      <w:bookmarkStart w:id="12" w:name="_Toc9303"/>
+      <w:r>
+        <w:rPr>
+          <w:rFonts w:ascii="Arial" w:hAnsi="Arial" w:eastAsia="黑体" w:cs="Arial"/>
+          <w:b w:val="0"/>
+          <w:sz w:val="28"/>
+        </w:rPr>
+        <w:t>4.4 快镜配置</w:t>
+      </w:r>
+      <w:bookmarkEnd w:id="12"/>
     </w:p>
     <w:p>
       <w:pPr>
@@ -4990,7 +5989,15 @@
           <w:b w:val="0"/>
           <w:sz w:val="24"/>
         </w:rPr>
-        <w:t xml:space="preserve">（2）双击程序目录中的 </w:t>
+        <w:t>快镜采用本作品</w:t>
+      </w:r>
+      <w:r>
+        <w:rPr>
+          <w:rFonts w:ascii="Times New Roman" w:hAnsi="Times New Roman" w:eastAsia="宋体" w:cs="Times New Roman"/>
+          <w:b/>
+          <w:sz w:val="24"/>
+        </w:rPr>
+        <w:t>自行训练并冻结的 D²Guard-Laya S1 多语言模型</w:t>
       </w:r>
       <w:r>
         <w:rPr>
@@ -4998,368 +6005,15 @@
           <w:b w:val="0"/>
           <w:sz w:val="24"/>
         </w:rPr>
-        <w:t>setup-windows.bat</w:t>
-      </w:r>
-      <w:r>
-        <w:rPr>
-          <w:rFonts w:ascii="Times New Roman" w:hAnsi="Times New Roman" w:eastAsia="宋体" w:cs="Times New Roman"/>
-          <w:b w:val="0"/>
-          <w:sz w:val="24"/>
-        </w:rPr>
-        <w:t xml:space="preserve">。脚本优先使用 Python 3.12，创建独立的虚拟环境 </w:t>
-      </w:r>
-      <w:r>
-        <w:rPr>
-          <w:rFonts w:ascii="Times New Roman" w:hAnsi="Times New Roman" w:eastAsia="宋体" w:cs="Times New Roman"/>
-          <w:b w:val="0"/>
-          <w:sz w:val="24"/>
-        </w:rPr>
-        <w:t>.venv-windows</w:t>
-      </w:r>
-      <w:r>
-        <w:rPr>
-          <w:rFonts w:ascii="Times New Roman" w:hAnsi="Times New Roman" w:eastAsia="宋体" w:cs="Times New Roman"/>
-          <w:b w:val="0"/>
-          <w:sz w:val="24"/>
-        </w:rPr>
-        <w:t>，安装 Python 依赖，在程序目录内安装固定版本的 Pi，并依次提示输入上游模型接口地址、API 密钥、模型名称与接口类型。首次安装需要联网，已有配置会被保留。</w:t>
-      </w:r>
-    </w:p>
-    <w:p>
-      <w:pPr>
-        <w:snapToGrid w:val="0"/>
-        <w:spacing w:before="0" w:after="0" w:line="360" w:lineRule="auto"/>
-        <w:ind w:firstLine="480"/>
-        <w:jc w:val="left"/>
-      </w:pPr>
-      <w:r>
-        <w:rPr>
-          <w:rFonts w:ascii="Times New Roman" w:hAnsi="Times New Roman" w:eastAsia="宋体" w:cs="Times New Roman"/>
-          <w:b w:val="0"/>
-          <w:sz w:val="24"/>
-        </w:rPr>
-        <w:t xml:space="preserve">（3）双击 </w:t>
-      </w:r>
-      <w:r>
-        <w:rPr>
-          <w:rFonts w:ascii="Times New Roman" w:hAnsi="Times New Roman" w:eastAsia="宋体" w:cs="Times New Roman"/>
-          <w:b w:val="0"/>
-          <w:sz w:val="24"/>
-        </w:rPr>
-        <w:t>start-console.bat</w:t>
-      </w:r>
-      <w:r>
-        <w:rPr>
-          <w:rFonts w:ascii="Times New Roman" w:hAnsi="Times New Roman" w:eastAsia="宋体" w:cs="Times New Roman"/>
-          <w:b w:val="0"/>
-          <w:sz w:val="24"/>
-        </w:rPr>
-        <w:t xml:space="preserve">，在浏览器中打开 </w:t>
-      </w:r>
-      <w:r>
-        <w:rPr>
-          <w:rFonts w:ascii="Times New Roman" w:hAnsi="Times New Roman" w:eastAsia="宋体" w:cs="Times New Roman"/>
-          <w:b w:val="0"/>
-          <w:sz w:val="24"/>
-        </w:rPr>
-        <w:t>http://127.0.0.1:8768/</w:t>
-      </w:r>
-      <w:r>
-        <w:rPr>
-          <w:rFonts w:ascii="Times New Roman" w:hAnsi="Times New Roman" w:eastAsia="宋体" w:cs="Times New Roman"/>
-          <w:b w:val="0"/>
-          <w:sz w:val="24"/>
-        </w:rPr>
-        <w:t xml:space="preserve"> 即进入安全控制台。关闭启动窗口即停止服务。</w:t>
-      </w:r>
-    </w:p>
-    <w:p>
-      <w:pPr>
-        <w:snapToGrid w:val="0"/>
-        <w:spacing w:before="0" w:after="0" w:line="360" w:lineRule="auto"/>
-        <w:ind w:firstLine="480"/>
-        <w:jc w:val="both"/>
-      </w:pPr>
-      <w:r>
-        <w:rPr>
-          <w:rFonts w:ascii="Times New Roman" w:hAnsi="Times New Roman" w:eastAsia="宋体" w:cs="Times New Roman"/>
-          <w:b w:val="0"/>
-          <w:sz w:val="24"/>
-        </w:rPr>
-        <w:t>Windows 上的命令与 Git 类工具通过 Git for Windows 提供的 Bash 执行，超时或结束时由 Windows 作业对象清理整个子进程树。</w:t>
+        <w:t>，权重随程序包交付，位于 weights/D2Guard-multilingual/，主要参数如表 4-1 所示。配置工具依据本机 CUDA 可用性自动选择 cuda:0 或 cpu，也可通过 --device cpu 显式指定。加载时逐文件校验 SHA-256，校验失败则拒绝启用快镜；配置了 CUDA 但不可用时直接报错，不会静默退回 CPU。设置环境变量 D2_S1_DISABLE=1 可关闭快镜、仅使用规则，用于消融对照。Windows 上首次运行时，系统在 .local/ 中生成约 1.29 GB 的只读 FP32 派生权重文件，加载时与原权重逐块转换的结果进行核对，不改变权重数值与阈值；该文件不进入程序包。</w:t>
       </w:r>
     </w:p>
     <w:p>
       <w:pPr>
         <w:keepNext/>
         <w:snapToGrid w:val="0"/>
-        <w:spacing w:before="200" w:after="120" w:line="360" w:lineRule="auto"/>
-        <w:jc w:val="left"/>
-        <w:outlineLvl w:val="1"/>
-      </w:pPr>
-      <w:r>
-        <w:rPr>
-          <w:rFonts w:ascii="Arial" w:hAnsi="Arial" w:eastAsia="黑体" w:cs="Arial"/>
-          <w:b w:val="0"/>
-          <w:sz w:val="28"/>
-        </w:rPr>
-        <w:t>4.2 Linux 部署</w:t>
-      </w:r>
-    </w:p>
-    <w:p>
-      <w:pPr>
-        <w:snapToGrid w:val="0"/>
-        <w:spacing w:before="0" w:after="0" w:line="360" w:lineRule="auto"/>
-        <w:ind w:firstLine="480"/>
-        <w:jc w:val="both"/>
-      </w:pPr>
-      <w:r>
-        <w:rPr>
-          <w:rFonts w:ascii="Times New Roman" w:hAnsi="Times New Roman" w:eastAsia="宋体" w:cs="Times New Roman"/>
-          <w:b w:val="0"/>
-          <w:sz w:val="24"/>
-        </w:rPr>
-        <w:t>在程序目录下执行：</w:t>
-      </w:r>
-    </w:p>
-    <w:p>
-      <w:pPr>
-        <w:shd w:val="clear" w:color="auto" w:fill="F3F5F8"/>
-        <w:snapToGrid w:val="0"/>
-        <w:spacing w:before="80" w:after="0" w:lineRule="exact" w:line="260"/>
-        <w:ind w:left="240"/>
-        <w:jc w:val="left"/>
-      </w:pPr>
-      <w:r>
-        <w:rPr>
-          <w:rFonts w:ascii="Consolas" w:hAnsi="Consolas" w:eastAsia="宋体" w:cs="Consolas"/>
-          <w:sz w:val="18"/>
-        </w:rPr>
-        <w:t>sh setup-linux.sh        # 创建 .venv、安装依赖与 Pi 0.85.1、配置上游接口与快镜</w:t>
-      </w:r>
-    </w:p>
-    <w:p>
-      <w:pPr>
-        <w:shd w:val="clear" w:color="auto" w:fill="F3F5F8"/>
-        <w:snapToGrid w:val="0"/>
-        <w:spacing w:before="0" w:after="80" w:lineRule="exact" w:line="260"/>
-        <w:ind w:left="240"/>
-        <w:jc w:val="left"/>
-      </w:pPr>
-      <w:r>
-        <w:rPr>
-          <w:rFonts w:ascii="Consolas" w:hAnsi="Consolas" w:eastAsia="宋体" w:cs="Consolas"/>
-          <w:sz w:val="18"/>
-        </w:rPr>
-        <w:t>sh start-console.sh      # 启动安全控制台，浏览器打开 http://127.0.0.1:8768/</w:t>
-      </w:r>
-    </w:p>
-    <w:p>
-      <w:pPr>
-        <w:snapToGrid w:val="0"/>
-        <w:spacing w:before="0" w:after="0" w:line="360" w:lineRule="auto"/>
-        <w:ind w:firstLine="480"/>
-        <w:jc w:val="both"/>
-      </w:pPr>
-      <w:r>
-        <w:rPr>
-          <w:rFonts w:ascii="Times New Roman" w:hAnsi="Times New Roman" w:eastAsia="宋体" w:cs="Times New Roman"/>
-          <w:b w:val="0"/>
-          <w:sz w:val="24"/>
-        </w:rPr>
-        <w:t>setup-linux.sh</w:t>
-      </w:r>
-      <w:r>
-        <w:rPr>
-          <w:rFonts w:ascii="Times New Roman" w:hAnsi="Times New Roman" w:eastAsia="宋体" w:cs="Times New Roman"/>
-          <w:b w:val="0"/>
-          <w:sz w:val="24"/>
-        </w:rPr>
-        <w:t xml:space="preserve"> 等价于以下手动步骤：</w:t>
-      </w:r>
-    </w:p>
-    <w:p>
-      <w:pPr>
-        <w:shd w:val="clear" w:color="auto" w:fill="F3F5F8"/>
-        <w:snapToGrid w:val="0"/>
-        <w:spacing w:before="80" w:after="0" w:lineRule="exact" w:line="260"/>
-        <w:ind w:left="240"/>
-        <w:jc w:val="left"/>
-      </w:pPr>
-      <w:r>
-        <w:rPr>
-          <w:rFonts w:ascii="Consolas" w:hAnsi="Consolas" w:eastAsia="宋体" w:cs="Consolas"/>
-          <w:sz w:val="18"/>
-        </w:rPr>
-        <w:t>python3 -m venv .venv</w:t>
-      </w:r>
-    </w:p>
-    <w:p>
-      <w:pPr>
-        <w:shd w:val="clear" w:color="auto" w:fill="F3F5F8"/>
-        <w:snapToGrid w:val="0"/>
-        <w:spacing w:before="0" w:after="0" w:lineRule="exact" w:line="260"/>
-        <w:ind w:left="240"/>
-        <w:jc w:val="left"/>
-      </w:pPr>
-      <w:r>
-        <w:rPr>
-          <w:rFonts w:ascii="Consolas" w:hAnsi="Consolas" w:eastAsia="宋体" w:cs="Consolas"/>
-          <w:sz w:val="18"/>
-        </w:rPr>
-        <w:t>.venv/bin/python -m pip install -r requirements-core.txt -r requirements-gpu.txt</w:t>
-      </w:r>
-    </w:p>
-    <w:p>
-      <w:pPr>
-        <w:shd w:val="clear" w:color="auto" w:fill="F3F5F8"/>
-        <w:snapToGrid w:val="0"/>
-        <w:spacing w:before="0" w:after="0" w:lineRule="exact" w:line="260"/>
-        <w:ind w:left="240"/>
-        <w:jc w:val="left"/>
-      </w:pPr>
-      <w:r>
-        <w:rPr>
-          <w:rFonts w:ascii="Consolas" w:hAnsi="Consolas" w:eastAsia="宋体" w:cs="Consolas"/>
-          <w:sz w:val="18"/>
-        </w:rPr>
-        <w:t>npm install --prefix .local/pi-runtime --global @earendil-works/pi-coding-agent@0.85.1</w:t>
-      </w:r>
-    </w:p>
-    <w:p>
-      <w:pPr>
-        <w:shd w:val="clear" w:color="auto" w:fill="F3F5F8"/>
-        <w:snapToGrid w:val="0"/>
-        <w:spacing w:before="0" w:after="80" w:lineRule="exact" w:line="260"/>
-        <w:ind w:left="240"/>
-        <w:jc w:val="left"/>
-      </w:pPr>
-      <w:r>
-        <w:rPr>
-          <w:rFonts w:ascii="Consolas" w:hAnsi="Consolas" w:eastAsia="宋体" w:cs="Consolas"/>
-          <w:sz w:val="18"/>
-        </w:rPr>
-        <w:t>.venv/bin/python tools/configure_delivery.py --interactive</w:t>
-      </w:r>
-    </w:p>
-    <w:p>
-      <w:pPr>
-        <w:snapToGrid w:val="0"/>
-        <w:spacing w:before="0" w:after="0" w:line="360" w:lineRule="auto"/>
-        <w:ind w:firstLine="480"/>
-        <w:jc w:val="left"/>
-      </w:pPr>
-      <w:r>
-        <w:rPr>
-          <w:rFonts w:ascii="Times New Roman" w:hAnsi="Times New Roman" w:eastAsia="宋体" w:cs="Times New Roman"/>
-          <w:b w:val="0"/>
-          <w:sz w:val="24"/>
-        </w:rPr>
-        <w:t>未执行完整安装时，</w:t>
-      </w:r>
-      <w:r>
-        <w:rPr>
-          <w:rFonts w:ascii="Times New Roman" w:hAnsi="Times New Roman" w:eastAsia="宋体" w:cs="Times New Roman"/>
-          <w:b w:val="0"/>
-          <w:sz w:val="24"/>
-        </w:rPr>
-        <w:t>start-console.sh</w:t>
-      </w:r>
-      <w:r>
-        <w:rPr>
-          <w:rFonts w:ascii="Times New Roman" w:hAnsi="Times New Roman" w:eastAsia="宋体" w:cs="Times New Roman"/>
-          <w:b w:val="0"/>
-          <w:sz w:val="24"/>
-        </w:rPr>
-        <w:t xml:space="preserve"> 只安装 </w:t>
-      </w:r>
-      <w:r>
-        <w:rPr>
-          <w:rFonts w:ascii="Times New Roman" w:hAnsi="Times New Roman" w:eastAsia="宋体" w:cs="Times New Roman"/>
-          <w:b w:val="0"/>
-          <w:sz w:val="24"/>
-        </w:rPr>
-        <w:t>requirements-core.txt</w:t>
-      </w:r>
-      <w:r>
-        <w:rPr>
-          <w:rFonts w:ascii="Times New Roman" w:hAnsi="Times New Roman" w:eastAsia="宋体" w:cs="Times New Roman"/>
-          <w:b w:val="0"/>
-          <w:sz w:val="24"/>
-        </w:rPr>
-        <w:t xml:space="preserve"> 并以历史浏览模式启动。默认端口被占用时，可通过环境变量更换端口，例如 </w:t>
-      </w:r>
-      <w:r>
-        <w:rPr>
-          <w:rFonts w:ascii="Times New Roman" w:hAnsi="Times New Roman" w:eastAsia="宋体" w:cs="Times New Roman"/>
-          <w:b w:val="0"/>
-          <w:sz w:val="24"/>
-        </w:rPr>
-        <w:t>PORT=8770 sh start-console.sh</w:t>
-      </w:r>
-      <w:r>
-        <w:rPr>
-          <w:rFonts w:ascii="Times New Roman" w:hAnsi="Times New Roman" w:eastAsia="宋体" w:cs="Times New Roman"/>
-          <w:b w:val="0"/>
-          <w:sz w:val="24"/>
-        </w:rPr>
-        <w:t xml:space="preserve">；Windows 下对应为 </w:t>
-      </w:r>
-      <w:r>
-        <w:rPr>
-          <w:rFonts w:ascii="Times New Roman" w:hAnsi="Times New Roman" w:eastAsia="宋体" w:cs="Times New Roman"/>
-          <w:b w:val="0"/>
-          <w:sz w:val="24"/>
-        </w:rPr>
-        <w:t>start-console.bat --port 8770</w:t>
-      </w:r>
-      <w:r>
-        <w:rPr>
-          <w:rFonts w:ascii="Times New Roman" w:hAnsi="Times New Roman" w:eastAsia="宋体" w:cs="Times New Roman"/>
-          <w:b w:val="0"/>
-          <w:sz w:val="24"/>
-        </w:rPr>
-        <w:t>。</w:t>
-      </w:r>
-    </w:p>
-    <w:p>
-      <w:pPr>
-        <w:keepNext/>
-        <w:snapToGrid w:val="0"/>
-        <w:spacing w:before="200" w:after="120" w:line="360" w:lineRule="auto"/>
-        <w:jc w:val="left"/>
-        <w:outlineLvl w:val="1"/>
-      </w:pPr>
-      <w:r>
-        <w:rPr>
-          <w:rFonts w:ascii="Arial" w:hAnsi="Arial" w:eastAsia="黑体" w:cs="Arial"/>
-          <w:b w:val="0"/>
-          <w:sz w:val="28"/>
-        </w:rPr>
-        <w:t>4.3 上游接口配置</w:t>
-      </w:r>
-    </w:p>
-    <w:p>
-      <w:pPr>
-        <w:snapToGrid w:val="0"/>
-        <w:spacing w:before="0" w:after="0" w:line="360" w:lineRule="auto"/>
-        <w:ind w:firstLine="480"/>
-        <w:jc w:val="left"/>
-      </w:pPr>
-      <w:r>
-        <w:rPr>
-          <w:rFonts w:ascii="Times New Roman" w:hAnsi="Times New Roman" w:eastAsia="宋体" w:cs="Times New Roman"/>
-          <w:sz w:val="24"/>
-        </w:rPr>
-        <w:t xml:space="preserve">配置工具 tools/configure_delivery.py 生成 .local/provider.json（上游接口）、.local/laya.json（原版 Laya 基线）与 .local/s1.json（快镜配置）三个本地配置文件。上游接口也可以通过环境变量 D2_PROVIDER_BASE_URL、D2_PROVIDER_API_KEY、D2_PROVIDER_MODEL 与可选的 D2_PROVIDER_API_STYLE 提供。</w:t>
-      </w:r>
-    </w:p>
-    <w:p>
-      <w:pPr>
-        <w:snapToGrid w:val="0"/>
-        <w:spacing w:before="0" w:after="0" w:line="360" w:lineRule="auto"/>
-        <w:ind w:firstLine="480"/>
-        <w:jc w:val="both"/>
+        <w:spacing w:before="60" w:after="60" w:line="360" w:lineRule="auto"/>
+        <w:jc w:val="center"/>
       </w:pPr>
       <w:r>
         <w:rPr>
@@ -5367,101 +6021,13 @@
           <w:b/>
           <w:sz w:val="24"/>
         </w:rPr>
-        <w:t>密钥只保存在本机的 `.local/` 目录中，仅由本地防护服务读取，不出现在命令行参数、运行日志与 Pi 的配置中。</w:t>
-      </w:r>
-      <w:r>
-        <w:rPr>
-          <w:rFonts w:ascii="Times New Roman" w:hAnsi="Times New Roman" w:eastAsia="宋体" w:cs="Times New Roman"/>
-          <w:b w:val="0"/>
-          <w:sz w:val="24"/>
-        </w:rPr>
-        <w:t xml:space="preserve">Pi 只与本地网关通信，由网关携带密钥访问上游接口。更换主机时应重新运行安装脚本，而不是复制旧主机的 </w:t>
-      </w:r>
-      <w:r>
-        <w:rPr>
-          <w:rFonts w:ascii="Times New Roman" w:hAnsi="Times New Roman" w:eastAsia="宋体" w:cs="Times New Roman"/>
-          <w:b w:val="0"/>
-          <w:sz w:val="24"/>
-        </w:rPr>
-        <w:t>.local/</w:t>
-      </w:r>
-      <w:r>
-        <w:rPr>
-          <w:rFonts w:ascii="Times New Roman" w:hAnsi="Times New Roman" w:eastAsia="宋体" w:cs="Times New Roman"/>
-          <w:b w:val="0"/>
-          <w:sz w:val="24"/>
-        </w:rPr>
-        <w:t xml:space="preserve"> 目录。</w:t>
-      </w:r>
-    </w:p>
-    <w:p>
-      <w:pPr>
-        <w:keepNext/>
-        <w:snapToGrid w:val="0"/>
-        <w:spacing w:before="200" w:after="120" w:line="360" w:lineRule="auto"/>
-        <w:jc w:val="left"/>
-        <w:outlineLvl w:val="1"/>
-      </w:pPr>
-      <w:r>
-        <w:rPr>
-          <w:rFonts w:ascii="Arial" w:hAnsi="Arial" w:eastAsia="黑体" w:cs="Arial"/>
-          <w:b w:val="0"/>
-          <w:sz w:val="28"/>
-        </w:rPr>
-        <w:t>4.4 快镜配置</w:t>
-      </w:r>
-    </w:p>
-    <w:p>
-      <w:pPr>
-        <w:snapToGrid w:val="0"/>
-        <w:spacing w:before="0" w:after="0" w:line="360" w:lineRule="auto"/>
-        <w:ind w:firstLine="480"/>
-        <w:jc w:val="left"/>
-      </w:pPr>
-      <w:r>
-        <w:rPr>
-          <w:rFonts w:ascii="Times New Roman" w:hAnsi="Times New Roman" w:eastAsia="宋体" w:cs="Times New Roman"/>
-          <w:b w:val="0"/>
-          <w:sz w:val="24"/>
-        </w:rPr>
-        <w:t>快镜采用本作品</w:t>
-      </w:r>
-      <w:r>
-        <w:rPr>
-          <w:rFonts w:ascii="Times New Roman" w:hAnsi="Times New Roman" w:eastAsia="宋体" w:cs="Times New Roman"/>
-          <w:b/>
-          <w:sz w:val="24"/>
-        </w:rPr>
-        <w:t>自行训练并冻结的 D²Guard-Laya S1 多语言模型</w:t>
-      </w:r>
-      <w:r>
-        <w:rPr>
-          <w:rFonts w:ascii="Times New Roman" w:hAnsi="Times New Roman" w:eastAsia="宋体" w:cs="Times New Roman"/>
-          <w:b w:val="0"/>
-          <w:sz w:val="24"/>
-        </w:rPr>
-        <w:t>，权重随程序包交付，位于 weights/D2Guard-multilingual/，主要参数如表 4-1 所示。配置工具依据本机 CUDA 可用性自动选择 cuda:0 或 cpu，也可通过 --device cpu 显式指定。加载时逐文件校验 SHA-256，校验失败则拒绝启用快镜；配置了 CUDA 但不可用时直接报错，不会静默退回 CPU。设置环境变量 D2_S1_DISABLE=1 可关闭快镜、仅使用规则，用于消融对照。Windows 上首次运行时，系统在 .local/ 中生成约 1.29 GB 的只读 FP32 派生权重文件，加载时与原权重逐块转换的结果进行核对，不改变权重数值与阈值；该文件不进入程序包。</w:t>
-      </w:r>
-    </w:p>
-    <w:p>
-      <w:pPr>
-        <w:keepNext/>
-        <w:snapToGrid w:val="0"/>
-        <w:spacing w:before="60" w:after="60" w:line="360" w:lineRule="auto"/>
-        <w:jc w:val="center"/>
-      </w:pPr>
-      <w:r>
-        <w:rPr>
-          <w:rFonts w:ascii="Times New Roman" w:hAnsi="Times New Roman" w:eastAsia="宋体" w:cs="Times New Roman"/>
-          <w:b/>
-          <w:sz w:val="24"/>
-        </w:rPr>
         <w:t>表 4-1  快镜参数</w:t>
       </w:r>
     </w:p>
     <w:tbl>
       <w:tblPr>
-        <w:tblW w:type="auto" w:w="0"/>
+        <w:tblStyle w:val="9"/>
+        <w:tblW w:w="0" w:type="auto"/>
         <w:jc w:val="center"/>
         <w:tblLayout w:type="fixed"/>
         <w:tblCellMar>
@@ -5470,24 +6036,32 @@
           <w:bottom w:w="50" w:type="dxa"/>
           <w:right w:w="80" w:type="dxa"/>
         </w:tblCellMar>
-        <w:tblLook w:firstColumn="1" w:firstRow="1" w:lastColumn="0" w:lastRow="0" w:noHBand="0" w:noVBand="1" w:val="04A0"/>
       </w:tblPr>
       <w:tblGrid>
         <w:gridCol w:w="2596"/>
         <w:gridCol w:w="6134"/>
       </w:tblGrid>
       <w:tr>
+        <w:tblPrEx>
+          <w:tblCellMar>
+            <w:top w:w="50" w:type="dxa"/>
+            <w:left w:w="80" w:type="dxa"/>
+            <w:bottom w:w="50" w:type="dxa"/>
+            <w:right w:w="80" w:type="dxa"/>
+          </w:tblCellMar>
+        </w:tblPrEx>
         <w:trPr>
-          <w:tblHeader w:val="true"/>
           <w:cantSplit/>
+          <w:tblHeader/>
+          <w:jc w:val="center"/>
         </w:trPr>
         <w:tc>
           <w:tcPr>
-            <w:tcW w:type="dxa" w:w="2596"/>
-            <w:tcBorders>
-              <w:top w:val="single" w:sz="12" w:color="1B2A49" w:space="0"/>
-              <w:left w:val="nil"/>
-              <w:bottom w:val="single" w:sz="6" w:color="1B2A49" w:space="0"/>
+            <w:tcW w:w="2596" w:type="dxa"/>
+            <w:tcBorders>
+              <w:top w:val="single" w:color="1B2A49" w:sz="12" w:space="0"/>
+              <w:left w:val="nil"/>
+              <w:bottom w:val="single" w:color="1B2A49" w:sz="6" w:space="0"/>
               <w:right w:val="nil"/>
             </w:tcBorders>
             <w:shd w:val="clear" w:color="auto" w:fill="E8EEF6"/>
@@ -5511,11 +6085,11 @@
         </w:tc>
         <w:tc>
           <w:tcPr>
-            <w:tcW w:type="dxa" w:w="6134"/>
-            <w:tcBorders>
-              <w:top w:val="single" w:sz="12" w:color="1B2A49" w:space="0"/>
-              <w:left w:val="nil"/>
-              <w:bottom w:val="single" w:sz="6" w:color="1B2A49" w:space="0"/>
+            <w:tcW w:w="6134" w:type="dxa"/>
+            <w:tcBorders>
+              <w:top w:val="single" w:color="1B2A49" w:sz="12" w:space="0"/>
+              <w:left w:val="nil"/>
+              <w:bottom w:val="single" w:color="1B2A49" w:sz="6" w:space="0"/>
               <w:right w:val="nil"/>
             </w:tcBorders>
             <w:shd w:val="clear" w:color="auto" w:fill="E8EEF6"/>
@@ -5539,16 +6113,25 @@
         </w:tc>
       </w:tr>
       <w:tr>
+        <w:tblPrEx>
+          <w:tblCellMar>
+            <w:top w:w="50" w:type="dxa"/>
+            <w:left w:w="80" w:type="dxa"/>
+            <w:bottom w:w="50" w:type="dxa"/>
+            <w:right w:w="80" w:type="dxa"/>
+          </w:tblCellMar>
+        </w:tblPrEx>
         <w:trPr>
           <w:cantSplit/>
+          <w:jc w:val="center"/>
         </w:trPr>
         <w:tc>
           <w:tcPr>
-            <w:tcW w:type="dxa" w:w="2596"/>
-            <w:tcBorders>
-              <w:top w:val="single" w:sz="4" w:color="C9D1DD" w:space="0"/>
-              <w:left w:val="nil"/>
-              <w:bottom w:val="single" w:sz="4" w:color="C9D1DD" w:space="0"/>
+            <w:tcW w:w="2596" w:type="dxa"/>
+            <w:tcBorders>
+              <w:top w:val="single" w:color="C9D1DD" w:sz="4" w:space="0"/>
+              <w:left w:val="nil"/>
+              <w:bottom w:val="single" w:color="C9D1DD" w:sz="4" w:space="0"/>
               <w:right w:val="nil"/>
             </w:tcBorders>
             <w:vAlign w:val="center"/>
@@ -5571,11 +6154,11 @@
         </w:tc>
         <w:tc>
           <w:tcPr>
-            <w:tcW w:type="dxa" w:w="6134"/>
-            <w:tcBorders>
-              <w:top w:val="single" w:sz="4" w:color="C9D1DD" w:space="0"/>
-              <w:left w:val="nil"/>
-              <w:bottom w:val="single" w:sz="4" w:color="C9D1DD" w:space="0"/>
+            <w:tcW w:w="6134" w:type="dxa"/>
+            <w:tcBorders>
+              <w:top w:val="single" w:color="C9D1DD" w:sz="4" w:space="0"/>
+              <w:left w:val="nil"/>
+              <w:bottom w:val="single" w:color="C9D1DD" w:sz="4" w:space="0"/>
               <w:right w:val="nil"/>
             </w:tcBorders>
             <w:vAlign w:val="center"/>
@@ -5598,16 +6181,25 @@
         </w:tc>
       </w:tr>
       <w:tr>
+        <w:tblPrEx>
+          <w:tblCellMar>
+            <w:top w:w="50" w:type="dxa"/>
+            <w:left w:w="80" w:type="dxa"/>
+            <w:bottom w:w="50" w:type="dxa"/>
+            <w:right w:w="80" w:type="dxa"/>
+          </w:tblCellMar>
+        </w:tblPrEx>
         <w:trPr>
           <w:cantSplit/>
+          <w:jc w:val="center"/>
         </w:trPr>
         <w:tc>
           <w:tcPr>
-            <w:tcW w:type="dxa" w:w="2596"/>
-            <w:tcBorders>
-              <w:top w:val="single" w:sz="4" w:color="C9D1DD" w:space="0"/>
-              <w:left w:val="nil"/>
-              <w:bottom w:val="single" w:sz="4" w:color="C9D1DD" w:space="0"/>
+            <w:tcW w:w="2596" w:type="dxa"/>
+            <w:tcBorders>
+              <w:top w:val="single" w:color="C9D1DD" w:sz="4" w:space="0"/>
+              <w:left w:val="nil"/>
+              <w:bottom w:val="single" w:color="C9D1DD" w:sz="4" w:space="0"/>
               <w:right w:val="nil"/>
             </w:tcBorders>
             <w:vAlign w:val="center"/>
@@ -5630,11 +6222,11 @@
         </w:tc>
         <w:tc>
           <w:tcPr>
-            <w:tcW w:type="dxa" w:w="6134"/>
-            <w:tcBorders>
-              <w:top w:val="single" w:sz="4" w:color="C9D1DD" w:space="0"/>
-              <w:left w:val="nil"/>
-              <w:bottom w:val="single" w:sz="4" w:color="C9D1DD" w:space="0"/>
+            <w:tcW w:w="6134" w:type="dxa"/>
+            <w:tcBorders>
+              <w:top w:val="single" w:color="C9D1DD" w:sz="4" w:space="0"/>
+              <w:left w:val="nil"/>
+              <w:bottom w:val="single" w:color="C9D1DD" w:sz="4" w:space="0"/>
               <w:right w:val="nil"/>
             </w:tcBorders>
             <w:vAlign w:val="center"/>
@@ -5657,16 +6249,25 @@
         </w:tc>
       </w:tr>
       <w:tr>
+        <w:tblPrEx>
+          <w:tblCellMar>
+            <w:top w:w="50" w:type="dxa"/>
+            <w:left w:w="80" w:type="dxa"/>
+            <w:bottom w:w="50" w:type="dxa"/>
+            <w:right w:w="80" w:type="dxa"/>
+          </w:tblCellMar>
+        </w:tblPrEx>
         <w:trPr>
           <w:cantSplit/>
+          <w:jc w:val="center"/>
         </w:trPr>
         <w:tc>
           <w:tcPr>
-            <w:tcW w:type="dxa" w:w="2596"/>
-            <w:tcBorders>
-              <w:top w:val="single" w:sz="4" w:color="C9D1DD" w:space="0"/>
-              <w:left w:val="nil"/>
-              <w:bottom w:val="single" w:sz="4" w:color="C9D1DD" w:space="0"/>
+            <w:tcW w:w="2596" w:type="dxa"/>
+            <w:tcBorders>
+              <w:top w:val="single" w:color="C9D1DD" w:sz="4" w:space="0"/>
+              <w:left w:val="nil"/>
+              <w:bottom w:val="single" w:color="C9D1DD" w:sz="4" w:space="0"/>
               <w:right w:val="nil"/>
             </w:tcBorders>
             <w:vAlign w:val="center"/>
@@ -5689,11 +6290,11 @@
         </w:tc>
         <w:tc>
           <w:tcPr>
-            <w:tcW w:type="dxa" w:w="6134"/>
-            <w:tcBorders>
-              <w:top w:val="single" w:sz="4" w:color="C9D1DD" w:space="0"/>
-              <w:left w:val="nil"/>
-              <w:bottom w:val="single" w:sz="4" w:color="C9D1DD" w:space="0"/>
+            <w:tcW w:w="6134" w:type="dxa"/>
+            <w:tcBorders>
+              <w:top w:val="single" w:color="C9D1DD" w:sz="4" w:space="0"/>
+              <w:left w:val="nil"/>
+              <w:bottom w:val="single" w:color="C9D1DD" w:sz="4" w:space="0"/>
               <w:right w:val="nil"/>
             </w:tcBorders>
             <w:vAlign w:val="center"/>
@@ -5716,16 +6317,25 @@
         </w:tc>
       </w:tr>
       <w:tr>
+        <w:tblPrEx>
+          <w:tblCellMar>
+            <w:top w:w="50" w:type="dxa"/>
+            <w:left w:w="80" w:type="dxa"/>
+            <w:bottom w:w="50" w:type="dxa"/>
+            <w:right w:w="80" w:type="dxa"/>
+          </w:tblCellMar>
+        </w:tblPrEx>
         <w:trPr>
           <w:cantSplit/>
+          <w:jc w:val="center"/>
         </w:trPr>
         <w:tc>
           <w:tcPr>
-            <w:tcW w:type="dxa" w:w="2596"/>
-            <w:tcBorders>
-              <w:top w:val="single" w:sz="4" w:color="C9D1DD" w:space="0"/>
-              <w:left w:val="nil"/>
-              <w:bottom w:val="single" w:sz="12" w:color="1B2A49" w:space="0"/>
+            <w:tcW w:w="2596" w:type="dxa"/>
+            <w:tcBorders>
+              <w:top w:val="single" w:color="C9D1DD" w:sz="4" w:space="0"/>
+              <w:left w:val="nil"/>
+              <w:bottom w:val="single" w:color="1B2A49" w:sz="12" w:space="0"/>
               <w:right w:val="nil"/>
             </w:tcBorders>
             <w:vAlign w:val="center"/>
@@ -5748,44 +6358,28 @@
         </w:tc>
         <w:tc>
           <w:tcPr>
-            <w:tcW w:type="dxa" w:w="6134"/>
-            <w:tcBorders>
-              <w:top w:val="single" w:sz="4" w:color="C9D1DD" w:space="0"/>
-              <w:left w:val="nil"/>
-              <w:bottom w:val="single" w:sz="12" w:color="1B2A49" w:space="0"/>
-              <w:right w:val="nil"/>
-            </w:tcBorders>
-            <w:vAlign w:val="center"/>
-          </w:tcPr>
-          <w:p>
-            <w:pPr>
-              <w:snapToGrid w:val="0"/>
-              <w:spacing w:before="0" w:after="0" w:line="360" w:lineRule="auto"/>
-              <w:jc w:val="left"/>
-            </w:pPr>
-            <w:r>
-              <w:rPr>
-                <w:rFonts w:ascii="Times New Roman" w:hAnsi="Times New Roman" w:eastAsia="宋体" w:cs="Times New Roman"/>
-                <w:b w:val="0"/>
-                <w:sz w:val="24"/>
-              </w:rPr>
-              <w:t xml:space="preserve">来源级请求污染判定（配置值 </w:t>
-            </w:r>
-            <w:r>
-              <w:rPr>
-                <w:rFonts w:ascii="Times New Roman" w:hAnsi="Times New Roman" w:eastAsia="宋体" w:cs="Times New Roman"/>
-                <w:b w:val="0"/>
-                <w:sz w:val="24"/>
-              </w:rPr>
-              <w:t>taint_gate</w:t>
-            </w:r>
-            <w:r>
-              <w:rPr>
-                <w:rFonts w:ascii="Times New Roman" w:hAnsi="Times New Roman" w:eastAsia="宋体" w:cs="Times New Roman"/>
-                <w:b w:val="0"/>
-                <w:sz w:val="24"/>
-              </w:rPr>
-              <w:t>，默认）：request 概率不低于阈值的来源并入请求污染集合</w:t>
+            <w:tcW w:w="6134" w:type="dxa"/>
+            <w:tcBorders>
+              <w:top w:val="single" w:color="C9D1DD" w:sz="4" w:space="0"/>
+              <w:left w:val="nil"/>
+              <w:bottom w:val="single" w:color="1B2A49" w:sz="12" w:space="0"/>
+              <w:right w:val="nil"/>
+            </w:tcBorders>
+            <w:vAlign w:val="center"/>
+          </w:tcPr>
+          <w:p>
+            <w:pPr>
+              <w:snapToGrid w:val="0"/>
+              <w:spacing w:before="0" w:after="0" w:line="360" w:lineRule="auto"/>
+              <w:jc w:val="left"/>
+            </w:pPr>
+            <w:r>
+              <w:rPr>
+                <w:rFonts w:ascii="Times New Roman" w:hAnsi="Times New Roman" w:eastAsia="宋体" w:cs="Times New Roman"/>
+                <w:b w:val="0"/>
+                <w:sz w:val="24"/>
+              </w:rPr>
+              <w:t>来源级请求污染判定（配置值 taint_gate，默认）：request 概率不低于阈值的来源并入请求污染集合</w:t>
             </w:r>
           </w:p>
         </w:tc>
@@ -5806,6 +6400,7 @@
         <w:jc w:val="left"/>
         <w:outlineLvl w:val="1"/>
       </w:pPr>
+      <w:bookmarkStart w:id="13" w:name="_Toc16591"/>
       <w:r>
         <w:rPr>
           <w:rFonts w:ascii="Arial" w:hAnsi="Arial" w:eastAsia="黑体" w:cs="Arial"/>
@@ -5814,6 +6409,7 @@
         </w:rPr>
         <w:t>4.5 慢镜配置</w:t>
       </w:r>
+      <w:bookmarkEnd w:id="13"/>
     </w:p>
     <w:p>
       <w:pPr>
@@ -5828,23 +6424,242 @@
           <w:b w:val="0"/>
           <w:sz w:val="24"/>
         </w:rPr>
-        <w:t xml:space="preserve">慢镜默认沿用智能体的上游接口，也可在安全控制台的“模型设置”页中单独指定接口地址、API 密钥与模型名称，配置保存为 </w:t>
-      </w:r>
+        <w:t>慢镜默认沿用智能体的上游接口，也可在安全控制台的“模型设置”页中单独指定接口地址、API 密钥与模型名称，配置保存为 .local/review.json。修改从下一次运行开始生效，每轮运行清单记录所用的智能体模型与慢镜模型。页面不回显已保存的密钥；更换接口地址时须重新填写密钥，已保存的密钥不会发往新的地址。</w:t>
+      </w:r>
+      <w:r>
+        <w:rPr>
+          <w:rFonts w:ascii="Times New Roman" w:hAnsi="Times New Roman" w:eastAsia="宋体" w:cs="Times New Roman"/>
+          <w:b/>
+          <w:sz w:val="24"/>
+        </w:rPr>
+        <w:t>慢镜只在挂起或阻断后异步运行，其输出用于研判与溯源，不改变任何裁决。</w:t>
+      </w:r>
+    </w:p>
+    <w:p>
+      <w:pPr>
+        <w:keepNext/>
+        <w:snapToGrid w:val="0"/>
+        <w:spacing w:before="200" w:after="120" w:line="360" w:lineRule="auto"/>
+        <w:jc w:val="left"/>
+        <w:outlineLvl w:val="1"/>
+      </w:pPr>
+      <w:bookmarkStart w:id="14" w:name="_Toc11567"/>
+      <w:r>
+        <w:rPr>
+          <w:rFonts w:ascii="Arial" w:hAnsi="Arial" w:eastAsia="黑体" w:cs="Arial"/>
+          <w:b w:val="0"/>
+          <w:sz w:val="28"/>
+        </w:rPr>
+        <w:t>4.6 部署验证</w:t>
+      </w:r>
+      <w:bookmarkEnd w:id="14"/>
+    </w:p>
+    <w:p>
+      <w:pPr>
+        <w:snapToGrid w:val="0"/>
+        <w:spacing w:before="0" w:after="0" w:line="360" w:lineRule="auto"/>
+        <w:ind w:firstLine="480"/>
+        <w:jc w:val="both"/>
+      </w:pPr>
       <w:r>
         <w:rPr>
           <w:rFonts w:ascii="Times New Roman" w:hAnsi="Times New Roman" w:eastAsia="宋体" w:cs="Times New Roman"/>
           <w:b w:val="0"/>
           <w:sz w:val="24"/>
         </w:rPr>
-        <w:t>.local/review.json</w:t>
-      </w:r>
+        <w:t>部署完成后，按以下顺序验证。</w:t>
+      </w:r>
+    </w:p>
+    <w:p>
+      <w:pPr>
+        <w:snapToGrid w:val="0"/>
+        <w:spacing w:before="0" w:after="0" w:line="360" w:lineRule="auto"/>
+        <w:ind w:firstLine="480"/>
+        <w:jc w:val="left"/>
+      </w:pPr>
       <w:r>
         <w:rPr>
           <w:rFonts w:ascii="Times New Roman" w:hAnsi="Times New Roman" w:eastAsia="宋体" w:cs="Times New Roman"/>
           <w:b w:val="0"/>
           <w:sz w:val="24"/>
         </w:rPr>
-        <w:t>。修改从下一次运行开始生效，每轮运行清单记录所用的智能体模型与慢镜模型。页面不回显已保存的密钥；更换接口地址时须重新填写密钥，已保存的密钥不会发往新的地址。</w:t>
+        <w:t>（1）单元测试。在程序目录下执行以下命令，Python 单元测试、控制台测试与 Node.js 测试均应全部通过。请按操作系统选择对应命令。</w:t>
+      </w:r>
+    </w:p>
+    <w:p>
+      <w:pPr>
+        <w:snapToGrid w:val="0"/>
+        <w:spacing w:before="0" w:after="0" w:line="360" w:lineRule="auto"/>
+        <w:ind w:firstLine="480"/>
+        <w:jc w:val="left"/>
+      </w:pPr>
+      <w:r>
+        <w:rPr>
+          <w:rFonts w:ascii="Times New Roman" w:hAnsi="Times New Roman" w:eastAsia="宋体" w:cs="Times New Roman"/>
+          <w:b w:val="0"/>
+          <w:sz w:val="24"/>
+        </w:rPr>
+        <w:t>Linux：</w:t>
+      </w:r>
+    </w:p>
+    <w:p>
+      <w:pPr>
+        <w:shd w:val="clear" w:color="auto" w:fill="F3F5F8"/>
+        <w:snapToGrid w:val="0"/>
+        <w:spacing w:before="80" w:after="0" w:line="260" w:lineRule="exact"/>
+        <w:ind w:left="240"/>
+        <w:jc w:val="left"/>
+      </w:pPr>
+      <w:r>
+        <w:rPr>
+          <w:rFonts w:ascii="Consolas" w:hAnsi="Consolas" w:eastAsia="宋体" w:cs="Consolas"/>
+          <w:sz w:val="18"/>
+        </w:rPr>
+        <w:t>PYTHONPATH="$PWD/src:$PWD/tests" .venv/bin/python -m unittest discover -s tests -p 'test_*.py'</w:t>
+      </w:r>
+    </w:p>
+    <w:p>
+      <w:pPr>
+        <w:shd w:val="clear" w:color="auto" w:fill="F3F5F8"/>
+        <w:snapToGrid w:val="0"/>
+        <w:spacing w:before="0" w:after="0" w:line="260" w:lineRule="exact"/>
+        <w:ind w:left="240"/>
+        <w:jc w:val="left"/>
+      </w:pPr>
+      <w:r>
+        <w:rPr>
+          <w:rFonts w:ascii="Consolas" w:hAnsi="Consolas" w:eastAsia="宋体" w:cs="Consolas"/>
+          <w:sz w:val="18"/>
+        </w:rPr>
+        <w:t>PYTHONPATH="$PWD/src:$PWD/console:$PWD/tests" .venv/bin/python -m unittest discover -s console -p 'test_*.py'</w:t>
+      </w:r>
+    </w:p>
+    <w:p>
+      <w:pPr>
+        <w:shd w:val="clear" w:color="auto" w:fill="F3F5F8"/>
+        <w:snapToGrid w:val="0"/>
+        <w:spacing w:before="0" w:after="80" w:line="260" w:lineRule="exact"/>
+        <w:ind w:left="240"/>
+        <w:jc w:val="left"/>
+      </w:pPr>
+      <w:r>
+        <w:rPr>
+          <w:rFonts w:ascii="Consolas" w:hAnsi="Consolas" w:eastAsia="宋体" w:cs="Consolas"/>
+          <w:sz w:val="18"/>
+        </w:rPr>
+        <w:t>npm test</w:t>
+      </w:r>
+    </w:p>
+    <w:p>
+      <w:pPr>
+        <w:snapToGrid w:val="0"/>
+        <w:spacing w:before="0" w:after="0" w:line="360" w:lineRule="auto"/>
+        <w:ind w:firstLine="480"/>
+        <w:jc w:val="left"/>
+      </w:pPr>
+      <w:r>
+        <w:rPr>
+          <w:rFonts w:ascii="Times New Roman" w:hAnsi="Times New Roman" w:eastAsia="宋体" w:cs="Times New Roman"/>
+          <w:b w:val="0"/>
+          <w:sz w:val="24"/>
+        </w:rPr>
+        <w:t>Windows PowerShell：</w:t>
+      </w:r>
+    </w:p>
+    <w:p>
+      <w:pPr>
+        <w:shd w:val="clear" w:color="auto" w:fill="F3F5F8"/>
+        <w:snapToGrid w:val="0"/>
+        <w:spacing w:before="80" w:after="0" w:line="260" w:lineRule="exact"/>
+        <w:ind w:left="240"/>
+        <w:jc w:val="left"/>
+      </w:pPr>
+      <w:r>
+        <w:rPr>
+          <w:rFonts w:ascii="Consolas" w:hAnsi="Consolas" w:eastAsia="宋体" w:cs="Consolas"/>
+          <w:sz w:val="18"/>
+        </w:rPr>
+        <w:t>$env:PYTHONPATH = "$PWD/src;$PWD/tests"</w:t>
+      </w:r>
+    </w:p>
+    <w:p>
+      <w:pPr>
+        <w:shd w:val="clear" w:color="auto" w:fill="F3F5F8"/>
+        <w:snapToGrid w:val="0"/>
+        <w:spacing w:before="80" w:after="0" w:line="260" w:lineRule="exact"/>
+        <w:ind w:left="240"/>
+        <w:jc w:val="left"/>
+      </w:pPr>
+      <w:r>
+        <w:rPr>
+          <w:rFonts w:ascii="Consolas" w:hAnsi="Consolas" w:eastAsia="宋体" w:cs="Consolas"/>
+          <w:sz w:val="18"/>
+        </w:rPr>
+        <w:t>.\.venv-windows\Scripts\python.exe -m unittest discover -s tests -p 'test_*.py'</w:t>
+      </w:r>
+    </w:p>
+    <w:p>
+      <w:pPr>
+        <w:shd w:val="clear" w:color="auto" w:fill="F3F5F8"/>
+        <w:snapToGrid w:val="0"/>
+        <w:spacing w:before="80" w:after="0" w:line="260" w:lineRule="exact"/>
+        <w:ind w:left="240"/>
+        <w:jc w:val="left"/>
+      </w:pPr>
+      <w:r>
+        <w:rPr>
+          <w:rFonts w:ascii="Consolas" w:hAnsi="Consolas" w:eastAsia="宋体" w:cs="Consolas"/>
+          <w:sz w:val="18"/>
+        </w:rPr>
+        <w:t>$env:PYTHONPATH = "$PWD/src;$PWD/console;$PWD/tests"</w:t>
+      </w:r>
+    </w:p>
+    <w:p>
+      <w:pPr>
+        <w:shd w:val="clear" w:color="auto" w:fill="F3F5F8"/>
+        <w:snapToGrid w:val="0"/>
+        <w:spacing w:before="80" w:after="0" w:line="260" w:lineRule="exact"/>
+        <w:ind w:left="240"/>
+        <w:jc w:val="left"/>
+      </w:pPr>
+      <w:r>
+        <w:rPr>
+          <w:rFonts w:ascii="Consolas" w:hAnsi="Consolas" w:eastAsia="宋体" w:cs="Consolas"/>
+          <w:sz w:val="18"/>
+        </w:rPr>
+        <w:t>.\.venv-windows\Scripts\python.exe -m unittest discover -s console -p 'test_*.py'</w:t>
+      </w:r>
+    </w:p>
+    <w:p>
+      <w:pPr>
+        <w:shd w:val="clear" w:color="auto" w:fill="F3F5F8"/>
+        <w:snapToGrid w:val="0"/>
+        <w:spacing w:before="80" w:after="0" w:line="260" w:lineRule="exact"/>
+        <w:ind w:left="240"/>
+        <w:jc w:val="left"/>
+      </w:pPr>
+      <w:r>
+        <w:rPr>
+          <w:rFonts w:ascii="Consolas" w:hAnsi="Consolas" w:eastAsia="宋体" w:cs="Consolas"/>
+          <w:sz w:val="18"/>
+        </w:rPr>
+        <w:t>npm test</w:t>
+      </w:r>
+    </w:p>
+    <w:p>
+      <w:pPr>
+        <w:snapToGrid w:val="0"/>
+        <w:spacing w:before="0" w:after="0" w:line="360" w:lineRule="auto"/>
+        <w:ind w:firstLine="480"/>
+        <w:jc w:val="both"/>
+      </w:pPr>
+      <w:r>
+        <w:rPr>
+          <w:rFonts w:ascii="Times New Roman" w:hAnsi="Times New Roman" w:eastAsia="宋体" w:cs="Times New Roman"/>
+          <w:b w:val="0"/>
+          <w:sz w:val="24"/>
+        </w:rPr>
+        <w:t>（2）</w:t>
       </w:r>
       <w:r>
         <w:rPr>
@@ -5852,7 +6667,77 @@
           <w:b/>
           <w:sz w:val="24"/>
         </w:rPr>
-        <w:t>慢镜只在挂起或阻断后异步运行，其输出用于研判与溯源，不改变任何裁决。</w:t>
+        <w:t>上游接口连通性。</w:t>
+      </w:r>
+      <w:r>
+        <w:rPr>
+          <w:rFonts w:ascii="Times New Roman" w:hAnsi="Times New Roman" w:eastAsia="宋体" w:cs="Times New Roman"/>
+          <w:b w:val="0"/>
+          <w:sz w:val="24"/>
+        </w:rPr>
+        <w:t>在安全控制台的“模型设置”页中点击测试连接，页面向所配置的接口发送一条极短的请求，并显示返回内容与往返耗时；失败时显示连接错误或 HTTP 状态码。</w:t>
+      </w:r>
+    </w:p>
+    <w:p>
+      <w:pPr>
+        <w:snapToGrid w:val="0"/>
+        <w:spacing w:before="0" w:after="0" w:line="360" w:lineRule="auto"/>
+        <w:ind w:firstLine="480"/>
+        <w:jc w:val="left"/>
+      </w:pPr>
+      <w:r>
+        <w:rPr>
+          <w:rFonts w:ascii="Times New Roman" w:hAnsi="Times New Roman" w:eastAsia="宋体" w:cs="Times New Roman"/>
+          <w:sz w:val="24"/>
+        </w:rPr>
+        <w:t>（3）</w:t>
+      </w:r>
+      <w:r>
+        <w:rPr>
+          <w:rFonts w:ascii="Times New Roman" w:hAnsi="Times New Roman" w:eastAsia="宋体" w:cs="Times New Roman"/>
+          <w:b/>
+          <w:sz w:val="24"/>
+        </w:rPr>
+        <w:t>端到端运行。</w:t>
+      </w:r>
+      <w:r>
+        <w:rPr>
+          <w:rFonts w:ascii="Times New Roman" w:hAnsi="Times New Roman" w:eastAsia="宋体" w:cs="Times New Roman"/>
+          <w:sz w:val="24"/>
+        </w:rPr>
+        <w:t>在“攻防竞技场”中选择一个间接注入场景，例如 c-indirect-readme，同时发起防护关闭与防护开启两路真实运行。检查防护关闭时是否产生实际攻击尝试，以及防护开启时对应风险动作是否在执行前挂起或阻断；模型也可能自行拒绝攻击，应按实际轨迹记录，“溯源分析”页可查看对应的来源、裁决与溯源图。</w:t>
+      </w:r>
+    </w:p>
+    <w:p>
+      <w:pPr>
+        <w:snapToGrid w:val="0"/>
+        <w:spacing w:before="0" w:after="0" w:line="360" w:lineRule="auto"/>
+        <w:ind w:firstLine="480"/>
+        <w:jc w:val="both"/>
+      </w:pPr>
+      <w:r>
+        <w:rPr>
+          <w:rFonts w:ascii="Times New Roman" w:hAnsi="Times New Roman" w:eastAsia="宋体" w:cs="Times New Roman"/>
+          <w:b w:val="0"/>
+          <w:sz w:val="24"/>
+        </w:rPr>
+        <w:t>（4）</w:t>
+      </w:r>
+      <w:r>
+        <w:rPr>
+          <w:rFonts w:ascii="Times New Roman" w:hAnsi="Times New Roman" w:eastAsia="宋体" w:cs="Times New Roman"/>
+          <w:b/>
+          <w:sz w:val="24"/>
+        </w:rPr>
+        <w:t>证据核验。</w:t>
+      </w:r>
+      <w:r>
+        <w:rPr>
+          <w:rFonts w:ascii="Times New Roman" w:hAnsi="Times New Roman" w:eastAsia="宋体" w:cs="Times New Roman"/>
+          <w:b w:val="0"/>
+          <w:sz w:val="24"/>
+        </w:rPr>
+        <w:t>对上述运行执行 verify_v2.py，核验源码与资源哈希、事件链、裁决与执行的对应关系以及接收端回执，全部通过即说明部署完整。</w:t>
       </w:r>
     </w:p>
     <w:p>
@@ -5863,14 +6748,215 @@
         <w:jc w:val="left"/>
         <w:outlineLvl w:val="1"/>
       </w:pPr>
+      <w:bookmarkStart w:id="15" w:name="_Toc25768"/>
       <w:r>
         <w:rPr>
           <w:rFonts w:ascii="Arial" w:hAnsi="Arial" w:eastAsia="黑体" w:cs="Arial"/>
           <w:b w:val="0"/>
           <w:sz w:val="28"/>
         </w:rPr>
-        <w:t>4.6 部署验证</w:t>
-      </w:r>
+        <w:t>4.7 多 MCP 服务器配置</w:t>
+      </w:r>
+      <w:bookmarkEnd w:id="15"/>
+    </w:p>
+    <w:p>
+      <w:pPr>
+        <w:snapToGrid w:val="0"/>
+        <w:spacing w:before="0" w:after="0" w:line="360" w:lineRule="auto"/>
+        <w:ind w:firstLine="480"/>
+        <w:jc w:val="left"/>
+      </w:pPr>
+      <w:r>
+        <w:rPr>
+          <w:rFonts w:ascii="Times New Roman" w:hAnsi="Times New Roman" w:eastAsia="宋体" w:cs="Times New Roman"/>
+          <w:b w:val="0"/>
+          <w:sz w:val="24"/>
+        </w:rPr>
+        <w:t>将主机配置保存为 .local/mcp.json，通过环境变量 D2_MCP_CONFIG 指向该文件。顶层 servers 为服务器数组，各项使用唯一 server_id；stdio 传输配置 command 字符串数组，HTTP 传输配置 url。以下示例在同一任务接入两台服务器，实际可执行文件、脚本与端口按部署环境填写。配置只从本地 .local 读取，不随程序包分发。</w:t>
+      </w:r>
+    </w:p>
+    <w:p>
+      <w:pPr>
+        <w:snapToGrid w:val="0"/>
+        <w:spacing w:before="0" w:after="0" w:line="252" w:lineRule="auto"/>
+        <w:ind w:firstLine="0"/>
+        <w:jc w:val="left"/>
+      </w:pPr>
+      <w:r>
+        <w:rPr>
+          <w:rFonts w:ascii="Consolas" w:hAnsi="Consolas" w:eastAsia="宋体" w:cs="Times New Roman"/>
+          <w:b w:val="0"/>
+          <w:sz w:val="20"/>
+        </w:rPr>
+        <w:t>{</w:t>
+      </w:r>
+      <w:r>
+        <w:rPr>
+          <w:rFonts w:ascii="Consolas" w:hAnsi="Consolas" w:eastAsia="宋体" w:cs="Times New Roman"/>
+          <w:b w:val="0"/>
+          <w:sz w:val="20"/>
+        </w:rPr>
+        <w:br w:type="textWrapping"/>
+      </w:r>
+      <w:r>
+        <w:rPr>
+          <w:rFonts w:ascii="Consolas" w:hAnsi="Consolas" w:eastAsia="宋体" w:cs="Times New Roman"/>
+          <w:b w:val="0"/>
+          <w:sz w:val="20"/>
+        </w:rPr>
+        <w:t xml:space="preserve">  "servers": [</w:t>
+      </w:r>
+      <w:r>
+        <w:rPr>
+          <w:rFonts w:ascii="Consolas" w:hAnsi="Consolas" w:eastAsia="宋体" w:cs="Times New Roman"/>
+          <w:b w:val="0"/>
+          <w:sz w:val="20"/>
+        </w:rPr>
+        <w:br w:type="textWrapping"/>
+      </w:r>
+      <w:r>
+        <w:rPr>
+          <w:rFonts w:ascii="Consolas" w:hAnsi="Consolas" w:eastAsia="宋体" w:cs="Times New Roman"/>
+          <w:b w:val="0"/>
+          <w:sz w:val="20"/>
+        </w:rPr>
+        <w:t xml:space="preserve">    {"server_id": "docs-a", "transport": "stdio",</w:t>
+      </w:r>
+      <w:r>
+        <w:rPr>
+          <w:rFonts w:ascii="Consolas" w:hAnsi="Consolas" w:eastAsia="宋体" w:cs="Times New Roman"/>
+          <w:b w:val="0"/>
+          <w:sz w:val="20"/>
+        </w:rPr>
+        <w:br w:type="textWrapping"/>
+      </w:r>
+      <w:r>
+        <w:rPr>
+          <w:rFonts w:ascii="Consolas" w:hAnsi="Consolas" w:eastAsia="宋体" w:cs="Times New Roman"/>
+          <w:b w:val="0"/>
+          <w:sz w:val="20"/>
+        </w:rPr>
+        <w:t xml:space="preserve">     "command": ["python", "mcp_a.py"]},</w:t>
+      </w:r>
+      <w:r>
+        <w:rPr>
+          <w:rFonts w:ascii="Consolas" w:hAnsi="Consolas" w:eastAsia="宋体" w:cs="Times New Roman"/>
+          <w:b w:val="0"/>
+          <w:sz w:val="20"/>
+        </w:rPr>
+        <w:br w:type="textWrapping"/>
+      </w:r>
+      <w:r>
+        <w:rPr>
+          <w:rFonts w:ascii="Consolas" w:hAnsi="Consolas" w:eastAsia="宋体" w:cs="Times New Roman"/>
+          <w:b w:val="0"/>
+          <w:sz w:val="20"/>
+        </w:rPr>
+        <w:t xml:space="preserve">    {"server_id": "notes-b", "transport": "http",</w:t>
+      </w:r>
+      <w:r>
+        <w:rPr>
+          <w:rFonts w:ascii="Consolas" w:hAnsi="Consolas" w:eastAsia="宋体" w:cs="Times New Roman"/>
+          <w:b w:val="0"/>
+          <w:sz w:val="20"/>
+        </w:rPr>
+        <w:br w:type="textWrapping"/>
+      </w:r>
+      <w:r>
+        <w:rPr>
+          <w:rFonts w:ascii="Consolas" w:hAnsi="Consolas" w:eastAsia="宋体" w:cs="Times New Roman"/>
+          <w:b w:val="0"/>
+          <w:sz w:val="20"/>
+        </w:rPr>
+        <w:t xml:space="preserve">     "url": "http://127.0.0.1:9001/mcp"}</w:t>
+      </w:r>
+      <w:r>
+        <w:rPr>
+          <w:rFonts w:ascii="Consolas" w:hAnsi="Consolas" w:eastAsia="宋体" w:cs="Times New Roman"/>
+          <w:b w:val="0"/>
+          <w:sz w:val="20"/>
+        </w:rPr>
+        <w:br w:type="textWrapping"/>
+      </w:r>
+      <w:r>
+        <w:rPr>
+          <w:rFonts w:ascii="Consolas" w:hAnsi="Consolas" w:eastAsia="宋体" w:cs="Times New Roman"/>
+          <w:b w:val="0"/>
+          <w:sz w:val="20"/>
+        </w:rPr>
+        <w:t xml:space="preserve">  ]</w:t>
+      </w:r>
+      <w:r>
+        <w:rPr>
+          <w:rFonts w:ascii="Consolas" w:hAnsi="Consolas" w:eastAsia="宋体" w:cs="Times New Roman"/>
+          <w:b w:val="0"/>
+          <w:sz w:val="20"/>
+        </w:rPr>
+        <w:br w:type="textWrapping"/>
+      </w:r>
+      <w:r>
+        <w:rPr>
+          <w:rFonts w:ascii="Consolas" w:hAnsi="Consolas" w:eastAsia="宋体" w:cs="Times New Roman"/>
+          <w:b w:val="0"/>
+          <w:sz w:val="20"/>
+        </w:rPr>
+        <w:t>}</w:t>
+      </w:r>
+    </w:p>
+    <w:p>
+      <w:pPr>
+        <w:snapToGrid w:val="0"/>
+        <w:spacing w:before="0" w:after="0" w:line="360" w:lineRule="auto"/>
+        <w:ind w:firstLine="480"/>
+        <w:jc w:val="left"/>
+      </w:pPr>
+      <w:r>
+        <w:rPr>
+          <w:rFonts w:ascii="Times New Roman" w:hAnsi="Times New Roman" w:eastAsia="宋体" w:cs="Times New Roman"/>
+          <w:b w:val="0"/>
+          <w:sz w:val="24"/>
+        </w:rPr>
+        <w:t>PowerShell 启动前设置 $env:D2_MCP_CONFIG=(Resolve-Path .local/mcp.json).Path；Linux 使用 export D2_MCP_CONFIG="$PWD/.local/mcp.json"。两台及以上时工具名为 docs-a/project_facts 与 notes-b/project_facts，每次调用只路由至对应服务器，server_id 同时写入审计、mcp://服务器/工具 来源 URI 与溯源节点。裸工具名授权会覆盖同名工具，精确授权宜写明服务器限定名。</w:t>
+      </w:r>
+    </w:p>
+    <w:p>
+      <w:pPr>
+        <w:pStyle w:val="2"/>
+        <w:keepNext/>
+        <w:pageBreakBefore/>
+        <w:snapToGrid w:val="0"/>
+        <w:spacing w:before="120" w:after="360" w:line="360" w:lineRule="auto"/>
+        <w:jc w:val="center"/>
+      </w:pPr>
+      <w:bookmarkStart w:id="16" w:name="_Toc17058"/>
+      <w:r>
+        <w:rPr>
+          <w:rFonts w:ascii="Arial" w:hAnsi="Arial" w:eastAsia="黑体" w:cs="Arial"/>
+          <w:b w:val="0"/>
+          <w:sz w:val="32"/>
+        </w:rPr>
+        <w:t>第五章 运行与使用</w:t>
+      </w:r>
+      <w:bookmarkEnd w:id="16"/>
+    </w:p>
+    <w:p>
+      <w:pPr>
+        <w:keepNext/>
+        <w:snapToGrid w:val="0"/>
+        <w:spacing w:before="200" w:after="120" w:line="360" w:lineRule="auto"/>
+        <w:jc w:val="left"/>
+        <w:outlineLvl w:val="1"/>
+      </w:pPr>
+      <w:bookmarkStart w:id="17" w:name="_Toc27892"/>
+      <w:r>
+        <w:rPr>
+          <w:rFonts w:ascii="Arial" w:hAnsi="Arial" w:eastAsia="黑体" w:cs="Arial"/>
+          <w:b w:val="0"/>
+          <w:sz w:val="28"/>
+        </w:rPr>
+        <w:t>5.1 安全控制台</w:t>
+      </w:r>
+      <w:bookmarkEnd w:id="17"/>
     </w:p>
     <w:p>
       <w:pPr>
@@ -5885,460 +6971,29 @@
           <w:b w:val="0"/>
           <w:sz w:val="24"/>
         </w:rPr>
-        <w:t>部署完成后，按以下顺序验证。</w:t>
-      </w:r>
-    </w:p>
-    <w:p>
-      <w:pPr>
-        <w:snapToGrid w:val="0"/>
-        <w:spacing w:before="0" w:after="0" w:line="360" w:lineRule="auto"/>
-        <w:ind w:firstLine="480"/>
-        <w:jc w:val="left"/>
-      </w:pPr>
-      <w:r>
-        <w:rPr>
-          <w:rFonts w:ascii="Times New Roman" w:hAnsi="Times New Roman" w:eastAsia="宋体" w:cs="Times New Roman"/>
-          <w:b w:val="0"/>
-          <w:sz w:val="24"/>
-        </w:rPr>
-        <w:t xml:space="preserve">（1）单元测试。在程序目录下执行以下命令，Python 单元测试、控制台测试与 Node.js 测试均应全部通过。请按操作系统选择对应命令。</w:t>
-      </w:r>
-    </w:p>
-    <w:p>
-      <w:pPr>
-        <w:snapToGrid w:val="0"/>
-        <w:spacing w:before="0" w:after="0" w:line="360" w:lineRule="auto"/>
-        <w:ind w:firstLine="480"/>
-        <w:jc w:val="left"/>
-      </w:pPr>
-      <w:r>
-        <w:rPr>
-          <w:rFonts w:ascii="Times New Roman" w:hAnsi="Times New Roman" w:eastAsia="宋体" w:cs="Times New Roman"/>
-          <w:b w:val="0"/>
-          <w:sz w:val="24"/>
-        </w:rPr>
-        <w:t xml:space="preserve">Linux：</w:t>
-      </w:r>
-    </w:p>
-    <w:p>
-      <w:pPr>
-        <w:shd w:val="clear" w:color="auto" w:fill="F3F5F8"/>
-        <w:snapToGrid w:val="0"/>
-        <w:spacing w:before="80" w:after="0" w:lineRule="exact" w:line="260"/>
-        <w:ind w:left="240"/>
-        <w:jc w:val="left"/>
-      </w:pPr>
-      <w:r>
-        <w:rPr>
-          <w:rFonts w:ascii="Consolas" w:hAnsi="Consolas" w:eastAsia="宋体" w:cs="Consolas"/>
-          <w:sz w:val="18"/>
-        </w:rPr>
-        <w:t>PYTHONPATH="$PWD/src:$PWD/tests" .venv/bin/python -m unittest discover -s tests -p 'test_*.py'</w:t>
-      </w:r>
-    </w:p>
-    <w:p>
-      <w:pPr>
-        <w:shd w:val="clear" w:color="auto" w:fill="F3F5F8"/>
-        <w:snapToGrid w:val="0"/>
-        <w:spacing w:before="0" w:after="0" w:lineRule="exact" w:line="260"/>
-        <w:ind w:left="240"/>
-        <w:jc w:val="left"/>
-      </w:pPr>
-      <w:r>
-        <w:rPr>
-          <w:rFonts w:ascii="Consolas" w:hAnsi="Consolas" w:eastAsia="宋体" w:cs="Consolas"/>
-          <w:sz w:val="18"/>
-        </w:rPr>
-        <w:t>PYTHONPATH="$PWD/src:$PWD/console:$PWD/tests" .venv/bin/python -m unittest discover -s console -p 'test_*.py'</w:t>
-      </w:r>
-    </w:p>
-    <w:p>
-      <w:pPr>
-        <w:shd w:val="clear" w:color="auto" w:fill="F3F5F8"/>
-        <w:snapToGrid w:val="0"/>
-        <w:spacing w:before="0" w:after="80" w:lineRule="exact" w:line="260"/>
-        <w:ind w:left="240"/>
-        <w:jc w:val="left"/>
-      </w:pPr>
-      <w:r>
-        <w:rPr>
-          <w:rFonts w:ascii="Consolas" w:hAnsi="Consolas" w:eastAsia="宋体" w:cs="Consolas"/>
-          <w:sz w:val="18"/>
-        </w:rPr>
-        <w:t>npm test</w:t>
-      </w:r>
-    </w:p>
-    <w:p>
-      <w:pPr>
-        <w:snapToGrid w:val="0"/>
-        <w:spacing w:before="0" w:after="0" w:line="360" w:lineRule="auto"/>
-        <w:ind w:firstLine="480"/>
-        <w:jc w:val="left"/>
-      </w:pPr>
-      <w:r>
-        <w:rPr>
-          <w:rFonts w:ascii="Times New Roman" w:hAnsi="Times New Roman" w:eastAsia="宋体" w:cs="Times New Roman"/>
-          <w:b w:val="0"/>
-          <w:sz w:val="24"/>
-        </w:rPr>
-        <w:t xml:space="preserve">Windows PowerShell：</w:t>
-      </w:r>
-    </w:p>
-    <w:p>
-      <w:pPr>
-        <w:shd w:val="clear" w:color="auto" w:fill="F3F5F8"/>
-        <w:snapToGrid w:val="0"/>
-        <w:spacing w:before="80" w:after="0" w:lineRule="exact" w:line="260"/>
-        <w:ind w:left="240"/>
-        <w:jc w:val="left"/>
-      </w:pPr>
-      <w:r>
-        <w:rPr>
-          <w:rFonts w:ascii="Consolas" w:hAnsi="Consolas" w:eastAsia="宋体" w:cs="Consolas"/>
-          <w:sz w:val="18"/>
-        </w:rPr>
-        <w:t xml:space="preserve">$env:PYTHONPATH = "$PWD/src;$PWD/tests"</w:t>
-      </w:r>
-    </w:p>
-    <w:p>
-      <w:pPr>
-        <w:shd w:val="clear" w:color="auto" w:fill="F3F5F8"/>
-        <w:snapToGrid w:val="0"/>
-        <w:spacing w:before="80" w:after="0" w:lineRule="exact" w:line="260"/>
-        <w:ind w:left="240"/>
-        <w:jc w:val="left"/>
-      </w:pPr>
-      <w:r>
-        <w:rPr>
-          <w:rFonts w:ascii="Consolas" w:hAnsi="Consolas" w:eastAsia="宋体" w:cs="Consolas"/>
-          <w:sz w:val="18"/>
-        </w:rPr>
-        <w:t xml:space="preserve">.\.venv-windows\Scripts\python.exe -m unittest discover -s tests -p 'test_*.py'</w:t>
-      </w:r>
-    </w:p>
-    <w:p>
-      <w:pPr>
-        <w:shd w:val="clear" w:color="auto" w:fill="F3F5F8"/>
-        <w:snapToGrid w:val="0"/>
-        <w:spacing w:before="80" w:after="0" w:lineRule="exact" w:line="260"/>
-        <w:ind w:left="240"/>
-        <w:jc w:val="left"/>
-      </w:pPr>
-      <w:r>
-        <w:rPr>
-          <w:rFonts w:ascii="Consolas" w:hAnsi="Consolas" w:eastAsia="宋体" w:cs="Consolas"/>
-          <w:sz w:val="18"/>
-        </w:rPr>
-        <w:t xml:space="preserve">$env:PYTHONPATH = "$PWD/src;$PWD/console;$PWD/tests"</w:t>
-      </w:r>
-    </w:p>
-    <w:p>
-      <w:pPr>
-        <w:shd w:val="clear" w:color="auto" w:fill="F3F5F8"/>
-        <w:snapToGrid w:val="0"/>
-        <w:spacing w:before="80" w:after="0" w:lineRule="exact" w:line="260"/>
-        <w:ind w:left="240"/>
-        <w:jc w:val="left"/>
-      </w:pPr>
-      <w:r>
-        <w:rPr>
-          <w:rFonts w:ascii="Consolas" w:hAnsi="Consolas" w:eastAsia="宋体" w:cs="Consolas"/>
-          <w:sz w:val="18"/>
-        </w:rPr>
-        <w:t xml:space="preserve">.\.venv-windows\Scripts\python.exe -m unittest discover -s console -p 'test_*.py'</w:t>
-      </w:r>
-    </w:p>
-    <w:p>
-      <w:pPr>
-        <w:shd w:val="clear" w:color="auto" w:fill="F3F5F8"/>
-        <w:snapToGrid w:val="0"/>
-        <w:spacing w:before="80" w:after="0" w:lineRule="exact" w:line="260"/>
-        <w:ind w:left="240"/>
-        <w:jc w:val="left"/>
-      </w:pPr>
-      <w:r>
-        <w:rPr>
-          <w:rFonts w:ascii="Consolas" w:hAnsi="Consolas" w:eastAsia="宋体" w:cs="Consolas"/>
-          <w:sz w:val="18"/>
-        </w:rPr>
-        <w:t xml:space="preserve">npm test</w:t>
-      </w:r>
-    </w:p>
-    <w:p>
-      <w:pPr>
-        <w:snapToGrid w:val="0"/>
-        <w:spacing w:before="0" w:after="0" w:line="360" w:lineRule="auto"/>
-        <w:ind w:firstLine="480"/>
-        <w:jc w:val="both"/>
-      </w:pPr>
-      <w:r>
-        <w:rPr>
-          <w:rFonts w:ascii="Times New Roman" w:hAnsi="Times New Roman" w:eastAsia="宋体" w:cs="Times New Roman"/>
-          <w:b w:val="0"/>
-          <w:sz w:val="24"/>
-        </w:rPr>
-        <w:t>（2）</w:t>
-      </w:r>
+        <w:t>安全控制台首次启动时为 runs/ 下的全部运行建立索引，各页面的用途如表 5-1 所示。</w:t>
+      </w:r>
+    </w:p>
+    <w:p>
+      <w:pPr>
+        <w:keepNext/>
+        <w:snapToGrid w:val="0"/>
+        <w:spacing w:before="60" w:after="60" w:line="360" w:lineRule="auto"/>
+        <w:jc w:val="center"/>
+      </w:pPr>
       <w:r>
         <w:rPr>
           <w:rFonts w:ascii="Times New Roman" w:hAnsi="Times New Roman" w:eastAsia="宋体" w:cs="Times New Roman"/>
           <w:b/>
           <w:sz w:val="24"/>
         </w:rPr>
-        <w:t>上游接口连通性。</w:t>
-      </w:r>
-      <w:r>
-        <w:rPr>
-          <w:rFonts w:ascii="Times New Roman" w:hAnsi="Times New Roman" w:eastAsia="宋体" w:cs="Times New Roman"/>
-          <w:b w:val="0"/>
-          <w:sz w:val="24"/>
-        </w:rPr>
-        <w:t>在安全控制台的“模型设置”页中点击测试连接，页面向所配置的接口发送一条极短的请求，并显示返回内容与往返耗时；失败时显示连接错误或 HTTP 状态码。</w:t>
-      </w:r>
-    </w:p>
-    <w:p>
-      <w:pPr>
-        <w:snapToGrid w:val="0"/>
-        <w:spacing w:before="0" w:after="0" w:line="360" w:lineRule="auto"/>
-        <w:ind w:firstLine="480"/>
-        <w:jc w:val="left"/>
-      </w:pPr>
-      <w:r>
-        <w:rPr>
-          <w:rFonts w:ascii="Times New Roman" w:hAnsi="Times New Roman" w:eastAsia="宋体" w:cs="Times New Roman"/>
-          <w:sz w:val="24"/>
-        </w:rPr>
-        <w:t xml:space="preserve">（3）</w:t>
-      </w:r>
-      <w:r>
-        <w:rPr>
-          <w:rFonts w:ascii="Times New Roman" w:hAnsi="Times New Roman" w:eastAsia="宋体" w:cs="Times New Roman"/>
-          <w:b/>
-          <w:sz w:val="24"/>
-        </w:rPr>
-        <w:t xml:space="preserve">端到端运行。</w:t>
-      </w:r>
-      <w:r>
-        <w:rPr>
-          <w:rFonts w:ascii="Times New Roman" w:hAnsi="Times New Roman" w:eastAsia="宋体" w:cs="Times New Roman"/>
-          <w:sz w:val="24"/>
-        </w:rPr>
-        <w:t xml:space="preserve">在“攻防竞技场”中选择一个间接注入场景，例如 c-indirect-readme，同时发起防护关闭与防护开启两路真实运行。检查防护关闭时是否产生实际攻击尝试，以及防护开启时对应风险动作是否在执行前挂起或阻断；模型也可能自行拒绝攻击，应按实际轨迹记录，“溯源分析”页可查看对应的来源、裁决与溯源图。</w:t>
-      </w:r>
-    </w:p>
-    <w:p>
-      <w:pPr>
-        <w:snapToGrid w:val="0"/>
-        <w:spacing w:before="0" w:after="0" w:line="360" w:lineRule="auto"/>
-        <w:ind w:firstLine="480"/>
-        <w:jc w:val="both"/>
-      </w:pPr>
-      <w:r>
-        <w:rPr>
-          <w:rFonts w:ascii="Times New Roman" w:hAnsi="Times New Roman" w:eastAsia="宋体" w:cs="Times New Roman"/>
-          <w:b w:val="0"/>
-          <w:sz w:val="24"/>
-        </w:rPr>
-        <w:t>（4）</w:t>
-      </w:r>
-      <w:r>
-        <w:rPr>
-          <w:rFonts w:ascii="Times New Roman" w:hAnsi="Times New Roman" w:eastAsia="宋体" w:cs="Times New Roman"/>
-          <w:b/>
-          <w:sz w:val="24"/>
-        </w:rPr>
-        <w:t>证据核验。</w:t>
-      </w:r>
-      <w:r>
-        <w:rPr>
-          <w:rFonts w:ascii="Times New Roman" w:hAnsi="Times New Roman" w:eastAsia="宋体" w:cs="Times New Roman"/>
-          <w:b w:val="0"/>
-          <w:sz w:val="24"/>
-        </w:rPr>
-        <w:t xml:space="preserve">对上述运行执行 </w:t>
-      </w:r>
-      <w:r>
-        <w:rPr>
-          <w:rFonts w:ascii="Times New Roman" w:hAnsi="Times New Roman" w:eastAsia="宋体" w:cs="Times New Roman"/>
-          <w:b w:val="0"/>
-          <w:sz w:val="24"/>
-        </w:rPr>
-        <w:t>verify_v2.py</w:t>
-      </w:r>
-      <w:r>
-        <w:rPr>
-          <w:rFonts w:ascii="Times New Roman" w:hAnsi="Times New Roman" w:eastAsia="宋体" w:cs="Times New Roman"/>
-          <w:b w:val="0"/>
-          <w:sz w:val="24"/>
-        </w:rPr>
-        <w:t>，核验源码与资源哈希、事件链、裁决与执行的对应关系以及接收端回执，全部通过即说明部署完整。</w:t>
-      </w:r>
-    </w:p>
-    <w:p>
-      <w:pPr>
-        <w:keepNext/>
-        <w:snapToGrid w:val="0"/>
-        <w:spacing w:before="200" w:after="120" w:line="360" w:lineRule="auto"/>
-        <w:jc w:val="left"/>
-        <w:outlineLvl w:val="1"/>
-      </w:pPr>
-      <w:r>
-        <w:rPr>
-          <w:rFonts w:ascii="Arial" w:hAnsi="Arial" w:eastAsia="黑体" w:cs="Arial"/>
-          <w:b w:val="0"/>
-          <w:sz w:val="28"/>
-        </w:rPr>
-        <w:t>4.7 多 MCP 服务器配置</w:t>
-      </w:r>
-    </w:p>
-    <w:p>
-      <w:pPr>
-        <w:snapToGrid w:val="0"/>
-        <w:spacing w:before="0" w:after="0" w:line="360" w:lineRule="auto"/>
-        <w:ind w:firstLine="480"/>
-        <w:jc w:val="left"/>
-      </w:pPr>
-      <w:r>
-        <w:rPr>
-          <w:rFonts w:ascii="Times New Roman" w:hAnsi="Times New Roman" w:eastAsia="宋体" w:cs="Times New Roman"/>
-          <w:b w:val="0"/>
-          <w:sz w:val="24"/>
-        </w:rPr>
-        <w:t>将主机配置保存为 .local/mcp.json，通过环境变量 D2_MCP_CONFIG 指向该文件。顶层 servers 为服务器数组，各项使用唯一 server_id；stdio 传输配置 command 字符串数组，HTTP 传输配置 url。以下示例在同一任务接入两台服务器，实际可执行文件、脚本与端口按部署环境填写。配置只从本地 .local 读取，不随程序包分发。</w:t>
-      </w:r>
-    </w:p>
-    <w:p>
-      <w:pPr>
-        <w:snapToGrid w:val="0"/>
-        <w:spacing w:before="0" w:after="0" w:line="252" w:lineRule="auto"/>
-        <w:ind w:firstLine="0"/>
-        <w:jc w:val="left"/>
-      </w:pPr>
-      <w:r>
-        <w:rPr>
-          <w:rFonts w:ascii="Consolas" w:hAnsi="Consolas" w:eastAsia="宋体" w:cs="Times New Roman"/>
-          <w:b w:val="0"/>
-          <w:sz w:val="20"/>
-        </w:rPr>
-        <w:t>{</w:t>
-        <w:br/>
-        <w:t xml:space="preserve">  "servers": [</w:t>
-        <w:br/>
-        <w:t xml:space="preserve">    {"server_id": "docs-a", "transport": "stdio",</w:t>
-        <w:br/>
-        <w:t xml:space="preserve">     "command": ["python", "mcp_a.py"]},</w:t>
-        <w:br/>
-        <w:t xml:space="preserve">    {"server_id": "notes-b", "transport": "http",</w:t>
-        <w:br/>
-        <w:t xml:space="preserve">     "url": "http://127.0.0.1:9001/mcp"}</w:t>
-        <w:br/>
-        <w:t xml:space="preserve">  ]</w:t>
-        <w:br/>
-        <w:t>}</w:t>
-      </w:r>
-    </w:p>
-    <w:p>
-      <w:pPr>
-        <w:snapToGrid w:val="0"/>
-        <w:spacing w:before="0" w:after="0" w:line="360" w:lineRule="auto"/>
-        <w:ind w:firstLine="480"/>
-        <w:jc w:val="left"/>
-      </w:pPr>
-      <w:r>
-        <w:rPr>
-          <w:rFonts w:ascii="Times New Roman" w:hAnsi="Times New Roman" w:eastAsia="宋体" w:cs="Times New Roman"/>
-          <w:b w:val="0"/>
-          <w:sz w:val="24"/>
-        </w:rPr>
-        <w:t>PowerShell 启动前设置 $env:D2_MCP_CONFIG=(Resolve-Path .local/mcp.json).Path；Linux 使用 export D2_MCP_CONFIG="$PWD/.local/mcp.json"。两台及以上时工具名为 docs-a/project_facts 与 notes-b/project_facts，每次调用只路由至对应服务器，server_id 同时写入审计、mcp://服务器/工具 来源 URI 与溯源节点。裸工具名授权会覆盖同名工具，精确授权宜写明服务器限定名。</w:t>
-      </w:r>
-    </w:p>
-    <w:p>
-      <w:pPr>
-        <w:pStyle w:val="2"/>
-        <w:keepNext/>
-        <w:pageBreakBefore/>
-        <w:snapToGrid w:val="0"/>
-        <w:spacing w:before="120" w:after="360" w:line="360" w:lineRule="auto"/>
-        <w:jc w:val="center"/>
-      </w:pPr>
-      <w:r>
-        <w:rPr>
-          <w:rFonts w:ascii="Arial" w:hAnsi="Arial" w:eastAsia="黑体" w:cs="Arial"/>
-          <w:b w:val="0"/>
-          <w:sz w:val="32"/>
-        </w:rPr>
-        <w:t>第五章 运行与使用</w:t>
-      </w:r>
-    </w:p>
-    <w:p>
-      <w:pPr>
-        <w:keepNext/>
-        <w:snapToGrid w:val="0"/>
-        <w:spacing w:before="200" w:after="120" w:line="360" w:lineRule="auto"/>
-        <w:jc w:val="left"/>
-        <w:outlineLvl w:val="1"/>
-      </w:pPr>
-      <w:r>
-        <w:rPr>
-          <w:rFonts w:ascii="Arial" w:hAnsi="Arial" w:eastAsia="黑体" w:cs="Arial"/>
-          <w:b w:val="0"/>
-          <w:sz w:val="28"/>
-        </w:rPr>
-        <w:t>5.1 安全控制台</w:t>
-      </w:r>
-    </w:p>
-    <w:p>
-      <w:pPr>
-        <w:snapToGrid w:val="0"/>
-        <w:spacing w:before="0" w:after="0" w:line="360" w:lineRule="auto"/>
-        <w:ind w:firstLine="480"/>
-        <w:jc w:val="both"/>
-      </w:pPr>
-      <w:r>
-        <w:rPr>
-          <w:rFonts w:ascii="Times New Roman" w:hAnsi="Times New Roman" w:eastAsia="宋体" w:cs="Times New Roman"/>
-          <w:b w:val="0"/>
-          <w:sz w:val="24"/>
-        </w:rPr>
-        <w:t xml:space="preserve">安全控制台首次启动时为 </w:t>
-      </w:r>
-      <w:r>
-        <w:rPr>
-          <w:rFonts w:ascii="Times New Roman" w:hAnsi="Times New Roman" w:eastAsia="宋体" w:cs="Times New Roman"/>
-          <w:b w:val="0"/>
-          <w:sz w:val="24"/>
-        </w:rPr>
-        <w:t>runs/</w:t>
-      </w:r>
-      <w:r>
-        <w:rPr>
-          <w:rFonts w:ascii="Times New Roman" w:hAnsi="Times New Roman" w:eastAsia="宋体" w:cs="Times New Roman"/>
-          <w:b w:val="0"/>
-          <w:sz w:val="24"/>
-        </w:rPr>
-        <w:t xml:space="preserve"> 下的全部运行建立索引，各页面的用途如表 5-1 所示。</w:t>
-      </w:r>
-    </w:p>
-    <w:p>
-      <w:pPr>
-        <w:keepNext/>
-        <w:snapToGrid w:val="0"/>
-        <w:spacing w:before="60" w:after="60" w:line="360" w:lineRule="auto"/>
-        <w:jc w:val="center"/>
-      </w:pPr>
-      <w:r>
-        <w:rPr>
-          <w:rFonts w:ascii="Times New Roman" w:hAnsi="Times New Roman" w:eastAsia="宋体" w:cs="Times New Roman"/>
-          <w:b/>
-          <w:sz w:val="24"/>
-        </w:rPr>
         <w:t>表 5-1  安全控制台页面</w:t>
       </w:r>
     </w:p>
     <w:tbl>
       <w:tblPr>
-        <w:tblW w:type="auto" w:w="0"/>
+        <w:tblStyle w:val="9"/>
+        <w:tblW w:w="0" w:type="auto"/>
         <w:jc w:val="center"/>
         <w:tblLayout w:type="fixed"/>
         <w:tblCellMar>
@@ -6347,24 +7002,32 @@
           <w:bottom w:w="50" w:type="dxa"/>
           <w:right w:w="80" w:type="dxa"/>
         </w:tblCellMar>
-        <w:tblLook w:firstColumn="1" w:firstRow="1" w:lastColumn="0" w:lastRow="0" w:noHBand="0" w:noVBand="1" w:val="04A0"/>
       </w:tblPr>
       <w:tblGrid>
         <w:gridCol w:w="2070"/>
         <w:gridCol w:w="6660"/>
       </w:tblGrid>
       <w:tr>
+        <w:tblPrEx>
+          <w:tblCellMar>
+            <w:top w:w="50" w:type="dxa"/>
+            <w:left w:w="80" w:type="dxa"/>
+            <w:bottom w:w="50" w:type="dxa"/>
+            <w:right w:w="80" w:type="dxa"/>
+          </w:tblCellMar>
+        </w:tblPrEx>
         <w:trPr>
-          <w:tblHeader w:val="true"/>
           <w:cantSplit/>
+          <w:tblHeader/>
+          <w:jc w:val="center"/>
         </w:trPr>
         <w:tc>
           <w:tcPr>
-            <w:tcW w:type="dxa" w:w="2070"/>
-            <w:tcBorders>
-              <w:top w:val="single" w:sz="12" w:color="1B2A49" w:space="0"/>
-              <w:left w:val="nil"/>
-              <w:bottom w:val="single" w:sz="6" w:color="1B2A49" w:space="0"/>
+            <w:tcW w:w="2070" w:type="dxa"/>
+            <w:tcBorders>
+              <w:top w:val="single" w:color="1B2A49" w:sz="12" w:space="0"/>
+              <w:left w:val="nil"/>
+              <w:bottom w:val="single" w:color="1B2A49" w:sz="6" w:space="0"/>
               <w:right w:val="nil"/>
             </w:tcBorders>
             <w:shd w:val="clear" w:color="auto" w:fill="E8EEF6"/>
@@ -6388,11 +7051,11 @@
         </w:tc>
         <w:tc>
           <w:tcPr>
-            <w:tcW w:type="dxa" w:w="6661"/>
-            <w:tcBorders>
-              <w:top w:val="single" w:sz="12" w:color="1B2A49" w:space="0"/>
-              <w:left w:val="nil"/>
-              <w:bottom w:val="single" w:sz="6" w:color="1B2A49" w:space="0"/>
+            <w:tcW w:w="6661" w:type="dxa"/>
+            <w:tcBorders>
+              <w:top w:val="single" w:color="1B2A49" w:sz="12" w:space="0"/>
+              <w:left w:val="nil"/>
+              <w:bottom w:val="single" w:color="1B2A49" w:sz="6" w:space="0"/>
               <w:right w:val="nil"/>
             </w:tcBorders>
             <w:shd w:val="clear" w:color="auto" w:fill="E8EEF6"/>
@@ -6416,16 +7079,25 @@
         </w:tc>
       </w:tr>
       <w:tr>
+        <w:tblPrEx>
+          <w:tblCellMar>
+            <w:top w:w="50" w:type="dxa"/>
+            <w:left w:w="80" w:type="dxa"/>
+            <w:bottom w:w="50" w:type="dxa"/>
+            <w:right w:w="80" w:type="dxa"/>
+          </w:tblCellMar>
+        </w:tblPrEx>
         <w:trPr>
           <w:cantSplit/>
+          <w:jc w:val="center"/>
         </w:trPr>
         <w:tc>
           <w:tcPr>
-            <w:tcW w:type="dxa" w:w="2070"/>
-            <w:tcBorders>
-              <w:top w:val="single" w:sz="4" w:color="C9D1DD" w:space="0"/>
-              <w:left w:val="nil"/>
-              <w:bottom w:val="single" w:sz="4" w:color="C9D1DD" w:space="0"/>
+            <w:tcW w:w="2070" w:type="dxa"/>
+            <w:tcBorders>
+              <w:top w:val="single" w:color="C9D1DD" w:sz="4" w:space="0"/>
+              <w:left w:val="nil"/>
+              <w:bottom w:val="single" w:color="C9D1DD" w:sz="4" w:space="0"/>
               <w:right w:val="nil"/>
             </w:tcBorders>
             <w:vAlign w:val="center"/>
@@ -6448,43 +7120,52 @@
         </w:tc>
         <w:tc>
           <w:tcPr>
-            <w:tcW w:type="dxa" w:w="6661"/>
-            <w:tcBorders>
-              <w:top w:val="single" w:sz="4" w:color="C9D1DD" w:space="0"/>
-              <w:left w:val="nil"/>
-              <w:bottom w:val="single" w:sz="4" w:color="C9D1DD" w:space="0"/>
-              <w:right w:val="nil"/>
-            </w:tcBorders>
-            <w:vAlign w:val="center"/>
-          </w:tcPr>
-          <w:p>
-            <w:pPr>
-              <w:snapToGrid w:val="0"/>
-              <w:spacing w:before="0" w:after="0" w:line="360" w:lineRule="auto"/>
-              <w:jc w:val="left"/>
-            </w:pPr>
-            <w:r>
-              <w:rPr>
-                <w:rFonts w:ascii="Times New Roman" w:hAnsi="Times New Roman" w:eastAsia="宋体" w:cs="Times New Roman"/>
-                <w:b w:val="0"/>
-                <w:sz w:val="24"/>
-              </w:rPr>
-              <w:t>83 场景评测汇总、防护关闭与开启的对照回放、检测—研判—阻断—溯源各环节的实时状态</w:t>
+            <w:tcW w:w="6661" w:type="dxa"/>
+            <w:tcBorders>
+              <w:top w:val="single" w:color="C9D1DD" w:sz="4" w:space="0"/>
+              <w:left w:val="nil"/>
+              <w:bottom w:val="single" w:color="C9D1DD" w:sz="4" w:space="0"/>
+              <w:right w:val="nil"/>
+            </w:tcBorders>
+            <w:vAlign w:val="center"/>
+          </w:tcPr>
+          <w:p>
+            <w:pPr>
+              <w:snapToGrid w:val="0"/>
+              <w:spacing w:before="0" w:after="0" w:line="360" w:lineRule="auto"/>
+              <w:jc w:val="left"/>
+            </w:pPr>
+            <w:r>
+              <w:rPr>
+                <w:rFonts w:ascii="Times New Roman" w:hAnsi="Times New Roman" w:eastAsia="宋体" w:cs="Times New Roman"/>
+                <w:b w:val="0"/>
+                <w:sz w:val="24"/>
+              </w:rPr>
+              <w:t>全部评测汇总、防护关闭与开启的对照回放、检测—研判—阻断—溯源各环节的实时状态</w:t>
             </w:r>
           </w:p>
         </w:tc>
       </w:tr>
       <w:tr>
+        <w:tblPrEx>
+          <w:tblCellMar>
+            <w:top w:w="50" w:type="dxa"/>
+            <w:left w:w="80" w:type="dxa"/>
+            <w:bottom w:w="50" w:type="dxa"/>
+            <w:right w:w="80" w:type="dxa"/>
+          </w:tblCellMar>
+        </w:tblPrEx>
         <w:trPr>
           <w:cantSplit/>
+          <w:jc w:val="center"/>
         </w:trPr>
         <w:tc>
           <w:tcPr>
-            <w:tcW w:type="dxa" w:w="2070"/>
-            <w:tcBorders>
-              <w:top w:val="single" w:sz="4" w:color="C9D1DD" w:space="0"/>
-              <w:left w:val="nil"/>
-              <w:bottom w:val="single" w:sz="4" w:color="C9D1DD" w:space="0"/>
+            <w:tcW w:w="2070" w:type="dxa"/>
+            <w:tcBorders>
+              <w:top w:val="single" w:color="C9D1DD" w:sz="4" w:space="0"/>
+              <w:left w:val="nil"/>
+              <w:bottom w:val="single" w:color="C9D1DD" w:sz="4" w:space="0"/>
               <w:right w:val="nil"/>
             </w:tcBorders>
             <w:vAlign w:val="center"/>
@@ -6507,11 +7188,11 @@
         </w:tc>
         <w:tc>
           <w:tcPr>
-            <w:tcW w:type="dxa" w:w="6661"/>
-            <w:tcBorders>
-              <w:top w:val="single" w:sz="4" w:color="C9D1DD" w:space="0"/>
-              <w:left w:val="nil"/>
-              <w:bottom w:val="single" w:sz="4" w:color="C9D1DD" w:space="0"/>
+            <w:tcW w:w="6661" w:type="dxa"/>
+            <w:tcBorders>
+              <w:top w:val="single" w:color="C9D1DD" w:sz="4" w:space="0"/>
+              <w:left w:val="nil"/>
+              <w:bottom w:val="single" w:color="C9D1DD" w:sz="4" w:space="0"/>
               <w:right w:val="nil"/>
             </w:tcBorders>
             <w:vAlign w:val="center"/>
@@ -6534,16 +7215,25 @@
         </w:tc>
       </w:tr>
       <w:tr>
+        <w:tblPrEx>
+          <w:tblCellMar>
+            <w:top w:w="50" w:type="dxa"/>
+            <w:left w:w="80" w:type="dxa"/>
+            <w:bottom w:w="50" w:type="dxa"/>
+            <w:right w:w="80" w:type="dxa"/>
+          </w:tblCellMar>
+        </w:tblPrEx>
         <w:trPr>
           <w:cantSplit/>
+          <w:jc w:val="center"/>
         </w:trPr>
         <w:tc>
           <w:tcPr>
-            <w:tcW w:type="dxa" w:w="2070"/>
-            <w:tcBorders>
-              <w:top w:val="single" w:sz="4" w:color="C9D1DD" w:space="0"/>
-              <w:left w:val="nil"/>
-              <w:bottom w:val="single" w:sz="4" w:color="C9D1DD" w:space="0"/>
+            <w:tcW w:w="2070" w:type="dxa"/>
+            <w:tcBorders>
+              <w:top w:val="single" w:color="C9D1DD" w:sz="4" w:space="0"/>
+              <w:left w:val="nil"/>
+              <w:bottom w:val="single" w:color="C9D1DD" w:sz="4" w:space="0"/>
               <w:right w:val="nil"/>
             </w:tcBorders>
             <w:vAlign w:val="center"/>
@@ -6566,11 +7256,11 @@
         </w:tc>
         <w:tc>
           <w:tcPr>
-            <w:tcW w:type="dxa" w:w="6661"/>
-            <w:tcBorders>
-              <w:top w:val="single" w:sz="4" w:color="C9D1DD" w:space="0"/>
-              <w:left w:val="nil"/>
-              <w:bottom w:val="single" w:sz="4" w:color="C9D1DD" w:space="0"/>
+            <w:tcW w:w="6661" w:type="dxa"/>
+            <w:tcBorders>
+              <w:top w:val="single" w:color="C9D1DD" w:sz="4" w:space="0"/>
+              <w:left w:val="nil"/>
+              <w:bottom w:val="single" w:color="C9D1DD" w:sz="4" w:space="0"/>
               <w:right w:val="nil"/>
             </w:tcBorders>
             <w:vAlign w:val="center"/>
@@ -6593,16 +7283,25 @@
         </w:tc>
       </w:tr>
       <w:tr>
+        <w:tblPrEx>
+          <w:tblCellMar>
+            <w:top w:w="50" w:type="dxa"/>
+            <w:left w:w="80" w:type="dxa"/>
+            <w:bottom w:w="50" w:type="dxa"/>
+            <w:right w:w="80" w:type="dxa"/>
+          </w:tblCellMar>
+        </w:tblPrEx>
         <w:trPr>
           <w:cantSplit/>
+          <w:jc w:val="center"/>
         </w:trPr>
         <w:tc>
           <w:tcPr>
-            <w:tcW w:type="dxa" w:w="2070"/>
-            <w:tcBorders>
-              <w:top w:val="single" w:sz="4" w:color="C9D1DD" w:space="0"/>
-              <w:left w:val="nil"/>
-              <w:bottom w:val="single" w:sz="4" w:color="C9D1DD" w:space="0"/>
+            <w:tcW w:w="2070" w:type="dxa"/>
+            <w:tcBorders>
+              <w:top w:val="single" w:color="C9D1DD" w:sz="4" w:space="0"/>
+              <w:left w:val="nil"/>
+              <w:bottom w:val="single" w:color="C9D1DD" w:sz="4" w:space="0"/>
               <w:right w:val="nil"/>
             </w:tcBorders>
             <w:vAlign w:val="center"/>
@@ -6625,11 +7324,11 @@
         </w:tc>
         <w:tc>
           <w:tcPr>
-            <w:tcW w:type="dxa" w:w="6661"/>
-            <w:tcBorders>
-              <w:top w:val="single" w:sz="4" w:color="C9D1DD" w:space="0"/>
-              <w:left w:val="nil"/>
-              <w:bottom w:val="single" w:sz="4" w:color="C9D1DD" w:space="0"/>
+            <w:tcW w:w="6661" w:type="dxa"/>
+            <w:tcBorders>
+              <w:top w:val="single" w:color="C9D1DD" w:sz="4" w:space="0"/>
+              <w:left w:val="nil"/>
+              <w:bottom w:val="single" w:color="C9D1DD" w:sz="4" w:space="0"/>
               <w:right w:val="nil"/>
             </w:tcBorders>
             <w:vAlign w:val="center"/>
@@ -6652,16 +7351,25 @@
         </w:tc>
       </w:tr>
       <w:tr>
+        <w:tblPrEx>
+          <w:tblCellMar>
+            <w:top w:w="50" w:type="dxa"/>
+            <w:left w:w="80" w:type="dxa"/>
+            <w:bottom w:w="50" w:type="dxa"/>
+            <w:right w:w="80" w:type="dxa"/>
+          </w:tblCellMar>
+        </w:tblPrEx>
         <w:trPr>
           <w:cantSplit/>
+          <w:jc w:val="center"/>
         </w:trPr>
         <w:tc>
           <w:tcPr>
-            <w:tcW w:type="dxa" w:w="2070"/>
-            <w:tcBorders>
-              <w:top w:val="single" w:sz="4" w:color="C9D1DD" w:space="0"/>
-              <w:left w:val="nil"/>
-              <w:bottom w:val="single" w:sz="4" w:color="C9D1DD" w:space="0"/>
+            <w:tcW w:w="2070" w:type="dxa"/>
+            <w:tcBorders>
+              <w:top w:val="single" w:color="C9D1DD" w:sz="4" w:space="0"/>
+              <w:left w:val="nil"/>
+              <w:bottom w:val="single" w:color="C9D1DD" w:sz="4" w:space="0"/>
               <w:right w:val="nil"/>
             </w:tcBorders>
             <w:vAlign w:val="center"/>
@@ -6684,11 +7392,11 @@
         </w:tc>
         <w:tc>
           <w:tcPr>
-            <w:tcW w:type="dxa" w:w="6661"/>
-            <w:tcBorders>
-              <w:top w:val="single" w:sz="4" w:color="C9D1DD" w:space="0"/>
-              <w:left w:val="nil"/>
-              <w:bottom w:val="single" w:sz="4" w:color="C9D1DD" w:space="0"/>
+            <w:tcW w:w="6661" w:type="dxa"/>
+            <w:tcBorders>
+              <w:top w:val="single" w:color="C9D1DD" w:sz="4" w:space="0"/>
+              <w:left w:val="nil"/>
+              <w:bottom w:val="single" w:color="C9D1DD" w:sz="4" w:space="0"/>
               <w:right w:val="nil"/>
             </w:tcBorders>
             <w:vAlign w:val="center"/>
@@ -6711,16 +7419,25 @@
         </w:tc>
       </w:tr>
       <w:tr>
+        <w:tblPrEx>
+          <w:tblCellMar>
+            <w:top w:w="50" w:type="dxa"/>
+            <w:left w:w="80" w:type="dxa"/>
+            <w:bottom w:w="50" w:type="dxa"/>
+            <w:right w:w="80" w:type="dxa"/>
+          </w:tblCellMar>
+        </w:tblPrEx>
         <w:trPr>
           <w:cantSplit/>
+          <w:jc w:val="center"/>
         </w:trPr>
         <w:tc>
           <w:tcPr>
-            <w:tcW w:type="dxa" w:w="2070"/>
-            <w:tcBorders>
-              <w:top w:val="single" w:sz="4" w:color="C9D1DD" w:space="0"/>
-              <w:left w:val="nil"/>
-              <w:bottom w:val="single" w:sz="4" w:color="C9D1DD" w:space="0"/>
+            <w:tcW w:w="2070" w:type="dxa"/>
+            <w:tcBorders>
+              <w:top w:val="single" w:color="C9D1DD" w:sz="4" w:space="0"/>
+              <w:left w:val="nil"/>
+              <w:bottom w:val="single" w:color="C9D1DD" w:sz="4" w:space="0"/>
               <w:right w:val="nil"/>
             </w:tcBorders>
             <w:vAlign w:val="center"/>
@@ -6743,11 +7460,11 @@
         </w:tc>
         <w:tc>
           <w:tcPr>
-            <w:tcW w:type="dxa" w:w="6661"/>
-            <w:tcBorders>
-              <w:top w:val="single" w:sz="4" w:color="C9D1DD" w:space="0"/>
-              <w:left w:val="nil"/>
-              <w:bottom w:val="single" w:sz="4" w:color="C9D1DD" w:space="0"/>
+            <w:tcW w:w="6661" w:type="dxa"/>
+            <w:tcBorders>
+              <w:top w:val="single" w:color="C9D1DD" w:sz="4" w:space="0"/>
+              <w:left w:val="nil"/>
+              <w:bottom w:val="single" w:color="C9D1DD" w:sz="4" w:space="0"/>
               <w:right w:val="nil"/>
             </w:tcBorders>
             <w:vAlign w:val="center"/>
@@ -6770,16 +7487,25 @@
         </w:tc>
       </w:tr>
       <w:tr>
+        <w:tblPrEx>
+          <w:tblCellMar>
+            <w:top w:w="50" w:type="dxa"/>
+            <w:left w:w="80" w:type="dxa"/>
+            <w:bottom w:w="50" w:type="dxa"/>
+            <w:right w:w="80" w:type="dxa"/>
+          </w:tblCellMar>
+        </w:tblPrEx>
         <w:trPr>
           <w:cantSplit/>
+          <w:jc w:val="center"/>
         </w:trPr>
         <w:tc>
           <w:tcPr>
-            <w:tcW w:type="dxa" w:w="2070"/>
-            <w:tcBorders>
-              <w:top w:val="single" w:sz="4" w:color="C9D1DD" w:space="0"/>
-              <w:left w:val="nil"/>
-              <w:bottom w:val="single" w:sz="4" w:color="C9D1DD" w:space="0"/>
+            <w:tcW w:w="2070" w:type="dxa"/>
+            <w:tcBorders>
+              <w:top w:val="single" w:color="C9D1DD" w:sz="4" w:space="0"/>
+              <w:left w:val="nil"/>
+              <w:bottom w:val="single" w:color="C9D1DD" w:sz="4" w:space="0"/>
               <w:right w:val="nil"/>
             </w:tcBorders>
             <w:vAlign w:val="center"/>
@@ -6802,11 +7528,11 @@
         </w:tc>
         <w:tc>
           <w:tcPr>
-            <w:tcW w:type="dxa" w:w="6661"/>
-            <w:tcBorders>
-              <w:top w:val="single" w:sz="4" w:color="C9D1DD" w:space="0"/>
-              <w:left w:val="nil"/>
-              <w:bottom w:val="single" w:sz="4" w:color="C9D1DD" w:space="0"/>
+            <w:tcW w:w="6661" w:type="dxa"/>
+            <w:tcBorders>
+              <w:top w:val="single" w:color="C9D1DD" w:sz="4" w:space="0"/>
+              <w:left w:val="nil"/>
+              <w:bottom w:val="single" w:color="C9D1DD" w:sz="4" w:space="0"/>
               <w:right w:val="nil"/>
             </w:tcBorders>
             <w:vAlign w:val="center"/>
@@ -6829,16 +7555,25 @@
         </w:tc>
       </w:tr>
       <w:tr>
+        <w:tblPrEx>
+          <w:tblCellMar>
+            <w:top w:w="50" w:type="dxa"/>
+            <w:left w:w="80" w:type="dxa"/>
+            <w:bottom w:w="50" w:type="dxa"/>
+            <w:right w:w="80" w:type="dxa"/>
+          </w:tblCellMar>
+        </w:tblPrEx>
         <w:trPr>
           <w:cantSplit/>
+          <w:jc w:val="center"/>
         </w:trPr>
         <w:tc>
           <w:tcPr>
-            <w:tcW w:type="dxa" w:w="2070"/>
-            <w:tcBorders>
-              <w:top w:val="single" w:sz="4" w:color="C9D1DD" w:space="0"/>
-              <w:left w:val="nil"/>
-              <w:bottom w:val="single" w:sz="4" w:color="C9D1DD" w:space="0"/>
+            <w:tcW w:w="2070" w:type="dxa"/>
+            <w:tcBorders>
+              <w:top w:val="single" w:color="C9D1DD" w:sz="4" w:space="0"/>
+              <w:left w:val="nil"/>
+              <w:bottom w:val="single" w:color="C9D1DD" w:sz="4" w:space="0"/>
               <w:right w:val="nil"/>
             </w:tcBorders>
             <w:vAlign w:val="center"/>
@@ -6861,11 +7596,11 @@
         </w:tc>
         <w:tc>
           <w:tcPr>
-            <w:tcW w:type="dxa" w:w="6661"/>
-            <w:tcBorders>
-              <w:top w:val="single" w:sz="4" w:color="C9D1DD" w:space="0"/>
-              <w:left w:val="nil"/>
-              <w:bottom w:val="single" w:sz="4" w:color="C9D1DD" w:space="0"/>
+            <w:tcW w:w="6661" w:type="dxa"/>
+            <w:tcBorders>
+              <w:top w:val="single" w:color="C9D1DD" w:sz="4" w:space="0"/>
+              <w:left w:val="nil"/>
+              <w:bottom w:val="single" w:color="C9D1DD" w:sz="4" w:space="0"/>
               <w:right w:val="nil"/>
             </w:tcBorders>
             <w:vAlign w:val="center"/>
@@ -6888,16 +7623,25 @@
         </w:tc>
       </w:tr>
       <w:tr>
+        <w:tblPrEx>
+          <w:tblCellMar>
+            <w:top w:w="50" w:type="dxa"/>
+            <w:left w:w="80" w:type="dxa"/>
+            <w:bottom w:w="50" w:type="dxa"/>
+            <w:right w:w="80" w:type="dxa"/>
+          </w:tblCellMar>
+        </w:tblPrEx>
         <w:trPr>
           <w:cantSplit/>
+          <w:jc w:val="center"/>
         </w:trPr>
         <w:tc>
           <w:tcPr>
-            <w:tcW w:type="dxa" w:w="2070"/>
-            <w:tcBorders>
-              <w:top w:val="single" w:sz="4" w:color="C9D1DD" w:space="0"/>
-              <w:left w:val="nil"/>
-              <w:bottom w:val="single" w:sz="12" w:color="1B2A49" w:space="0"/>
+            <w:tcW w:w="2070" w:type="dxa"/>
+            <w:tcBorders>
+              <w:top w:val="single" w:color="C9D1DD" w:sz="4" w:space="0"/>
+              <w:left w:val="nil"/>
+              <w:bottom w:val="single" w:color="1B2A49" w:sz="12" w:space="0"/>
               <w:right w:val="nil"/>
             </w:tcBorders>
             <w:vAlign w:val="center"/>
@@ -6920,44 +7664,28 @@
         </w:tc>
         <w:tc>
           <w:tcPr>
-            <w:tcW w:type="dxa" w:w="6661"/>
-            <w:tcBorders>
-              <w:top w:val="single" w:sz="4" w:color="C9D1DD" w:space="0"/>
-              <w:left w:val="nil"/>
-              <w:bottom w:val="single" w:sz="12" w:color="1B2A49" w:space="0"/>
-              <w:right w:val="nil"/>
-            </w:tcBorders>
-            <w:vAlign w:val="center"/>
-          </w:tcPr>
-          <w:p>
-            <w:pPr>
-              <w:snapToGrid w:val="0"/>
-              <w:spacing w:before="0" w:after="0" w:line="360" w:lineRule="auto"/>
-              <w:jc w:val="left"/>
-            </w:pPr>
-            <w:r>
-              <w:rPr>
-                <w:rFonts w:ascii="Times New Roman" w:hAnsi="Times New Roman" w:eastAsia="宋体" w:cs="Times New Roman"/>
-                <w:b w:val="0"/>
-                <w:sz w:val="24"/>
-              </w:rPr>
-              <w:t xml:space="preserve">浏览 </w:t>
-            </w:r>
-            <w:r>
-              <w:rPr>
-                <w:rFonts w:ascii="Times New Roman" w:hAnsi="Times New Roman" w:eastAsia="宋体" w:cs="Times New Roman"/>
-                <w:b w:val="0"/>
-                <w:sz w:val="24"/>
-              </w:rPr>
-              <w:t>runs/</w:t>
-            </w:r>
-            <w:r>
-              <w:rPr>
-                <w:rFonts w:ascii="Times New Roman" w:hAnsi="Times New Roman" w:eastAsia="宋体" w:cs="Times New Roman"/>
-                <w:b w:val="0"/>
-                <w:sz w:val="24"/>
-              </w:rPr>
-              <w:t xml:space="preserve"> 下的全部运行证据</w:t>
+            <w:tcW w:w="6661" w:type="dxa"/>
+            <w:tcBorders>
+              <w:top w:val="single" w:color="C9D1DD" w:sz="4" w:space="0"/>
+              <w:left w:val="nil"/>
+              <w:bottom w:val="single" w:color="1B2A49" w:sz="12" w:space="0"/>
+              <w:right w:val="nil"/>
+            </w:tcBorders>
+            <w:vAlign w:val="center"/>
+          </w:tcPr>
+          <w:p>
+            <w:pPr>
+              <w:snapToGrid w:val="0"/>
+              <w:spacing w:before="0" w:after="0" w:line="360" w:lineRule="auto"/>
+              <w:jc w:val="left"/>
+            </w:pPr>
+            <w:r>
+              <w:rPr>
+                <w:rFonts w:ascii="Times New Roman" w:hAnsi="Times New Roman" w:eastAsia="宋体" w:cs="Times New Roman"/>
+                <w:b w:val="0"/>
+                <w:sz w:val="24"/>
+              </w:rPr>
+              <w:t>浏览 runs/ 下的全部运行证据</w:t>
             </w:r>
           </w:p>
         </w:tc>
@@ -6978,6 +7706,7 @@
         <w:jc w:val="left"/>
         <w:outlineLvl w:val="1"/>
       </w:pPr>
+      <w:bookmarkStart w:id="18" w:name="_Toc27889"/>
       <w:r>
         <w:rPr>
           <w:rFonts w:ascii="Arial" w:hAnsi="Arial" w:eastAsia="黑体" w:cs="Arial"/>
@@ -6986,6 +7715,7 @@
         </w:rPr>
         <w:t>5.2 网页审批</w:t>
       </w:r>
+      <w:bookmarkEnd w:id="18"/>
     </w:p>
     <w:p>
       <w:pPr>
@@ -6999,7 +7729,7 @@
           <w:rFonts w:ascii="Times New Roman" w:hAnsi="Times New Roman" w:eastAsia="宋体" w:cs="Times New Roman"/>
           <w:sz w:val="24"/>
         </w:rPr>
-        <w:t xml:space="preserve">裁决分为 ALLOW（放行）、ASK（挂起，等待人工审批）与 BLOCK（阻断）三类。某一步被挂起时，攻防竞技场与护航模式在该步骤旁显示批准与拒绝按钮，其他页面以审批卡片提示。</w:t>
+        <w:t>裁决分为 ALLOW（放行）、ASK（挂起，等待人工审批）与 BLOCK（阻断）三类。某一步被挂起时，攻防竞技场与护航模式在该步骤旁显示批准与拒绝按钮，其他页面以审批卡片提示。</w:t>
       </w:r>
       <w:r>
         <w:rPr>
@@ -7007,14 +7737,14 @@
           <w:b/>
           <w:sz w:val="24"/>
         </w:rPr>
-        <w:t xml:space="preserve">批准仅对本次调用及其参数有效，原会话执行该调用后继续；拒绝或超时则跳过该调用，智能体继续原任务；选择“拒绝并结束任务”时，该调用不执行且本次任务随即结束；硬策略产生的 BLOCK 不能通过审批放行。</w:t>
+        <w:t>批准仅对本次调用及其参数有效，原会话执行该调用后继续；拒绝或超时则跳过该调用，智能体继续原任务；选择“拒绝并结束任务”时，该调用不执行且本次任务随即结束；硬策略产生的 BLOCK 不能通过审批放行。</w:t>
       </w:r>
       <w:r>
         <w:rPr>
           <w:rFonts w:ascii="Times New Roman" w:hAnsi="Times New Roman" w:eastAsia="宋体" w:cs="Times New Roman"/>
           <w:sz w:val="24"/>
         </w:rPr>
-        <w:t xml:space="preserve">审批有效期为 5 分钟，刷新页面可恢复待审批的任务。智能体结束后页面即显示本轮结果，慢镜研判报告在后台生成，完成后在“溯源分析”中可见。</w:t>
+        <w:t>审批有效期为 5 分钟，刷新页面可恢复待审批的任务。智能体结束后页面即显示本轮结果，慢镜研判报告在后台生成，完成后在“溯源分析”中可见。</w:t>
       </w:r>
     </w:p>
     <w:p>
@@ -7025,6 +7755,7 @@
         <w:jc w:val="left"/>
         <w:outlineLvl w:val="1"/>
       </w:pPr>
+      <w:bookmarkStart w:id="19" w:name="_Toc19730"/>
       <w:r>
         <w:rPr>
           <w:rFonts w:ascii="Arial" w:hAnsi="Arial" w:eastAsia="黑体" w:cs="Arial"/>
@@ -7033,6 +7764,7 @@
         </w:rPr>
         <w:t>5.3 命令行运行</w:t>
       </w:r>
+      <w:bookmarkEnd w:id="19"/>
     </w:p>
     <w:p>
       <w:pPr>
@@ -7054,7 +7786,7 @@
       <w:pPr>
         <w:shd w:val="clear" w:color="auto" w:fill="F3F5F8"/>
         <w:snapToGrid w:val="0"/>
-        <w:spacing w:before="80" w:after="80" w:lineRule="exact" w:line="260"/>
+        <w:spacing w:before="80" w:after="80" w:line="260" w:lineRule="exact"/>
         <w:ind w:left="240"/>
         <w:jc w:val="left"/>
       </w:pPr>
@@ -7079,188 +7811,153 @@
           <w:b w:val="0"/>
           <w:sz w:val="24"/>
         </w:rPr>
-        <w:t>--protect off</w:t>
-      </w:r>
+        <w:t>--protect off 表示只记录、不拦截。命令与 Git 类场景需设置环境变量 D2_HOST_EXEC=1（控制台启动脚本已自动设置）。每轮运行在 runs/&lt;run_id&gt;/ 下生成完整证据，包括运行清单、Pi 原生事件、证据库、安全链、裁决、网关摘要、接收端回执与判分结果。命令行运行默认不等待审批，被挂起的调用不会执行，本轮以“待审批”状态结束；需要审批后继续执行的运行应从安全控制台发起。配对对照批量评测与证据核验的完整流程见《测试样例及测试流程说明文档》第三章。</w:t>
+      </w:r>
+    </w:p>
+    <w:p>
+      <w:pPr>
+        <w:snapToGrid w:val="0"/>
+        <w:spacing w:before="0" w:after="0" w:line="360" w:lineRule="auto"/>
+        <w:ind w:firstLine="480"/>
+        <w:jc w:val="both"/>
+      </w:pPr>
+      <w:r>
+        <w:rPr>
+          <w:rFonts w:ascii="Times New Roman" w:hAnsi="Times New Roman" w:eastAsia="宋体" w:cs="Times New Roman"/>
+          <w:sz w:val="24"/>
+        </w:rPr>
+        <w:t>若上游模型采用 Responses 接口且支持显式思考控制，可在“模型设置”中勾选相应选项（对应 provider.json 中的 reasoning_capable: true）。Pi 以关闭思考的模式启动，勾选该选项后，Pi 会向上游显式发送 reasoning.effort=none，避免服务端沿用默认的思考设置而产生较长的推理时间；接口不支持该参数时不应勾选。运行清单记录该配置，</w:t>
+      </w:r>
+      <w:r>
+        <w:rPr>
+          <w:rFonts w:ascii="Times New Roman" w:hAnsi="Times New Roman" w:eastAsia="宋体" w:cs="Times New Roman"/>
+          <w:b/>
+          <w:sz w:val="24"/>
+        </w:rPr>
+        <w:t>思考配置不同的实验结果应分别统计</w:t>
+      </w:r>
+      <w:r>
+        <w:rPr>
+          <w:rFonts w:ascii="Times New Roman" w:hAnsi="Times New Roman" w:eastAsia="宋体" w:cs="Times New Roman"/>
+          <w:sz w:val="24"/>
+        </w:rPr>
+        <w:t>。</w:t>
+      </w:r>
+    </w:p>
+    <w:p>
+      <w:pPr>
+        <w:keepNext/>
+        <w:snapToGrid w:val="0"/>
+        <w:spacing w:before="200" w:after="120" w:line="360" w:lineRule="auto"/>
+        <w:jc w:val="left"/>
+        <w:outlineLvl w:val="1"/>
+      </w:pPr>
+      <w:bookmarkStart w:id="20" w:name="_Toc13717"/>
+      <w:r>
+        <w:rPr>
+          <w:rFonts w:ascii="Arial" w:hAnsi="Arial" w:eastAsia="黑体" w:cs="Arial"/>
+          <w:b w:val="0"/>
+          <w:sz w:val="28"/>
+        </w:rPr>
+        <w:t>5.4 安全边界与运维说明</w:t>
+      </w:r>
+      <w:bookmarkEnd w:id="20"/>
+    </w:p>
+    <w:p>
+      <w:pPr>
+        <w:snapToGrid w:val="0"/>
+        <w:spacing w:before="0" w:after="0" w:line="360" w:lineRule="auto"/>
+        <w:ind w:firstLine="480"/>
+        <w:jc w:val="both"/>
+      </w:pPr>
       <w:r>
         <w:rPr>
           <w:rFonts w:ascii="Times New Roman" w:hAnsi="Times New Roman" w:eastAsia="宋体" w:cs="Times New Roman"/>
           <w:b w:val="0"/>
           <w:sz w:val="24"/>
         </w:rPr>
-        <w:t xml:space="preserve"> 表示只记录、不拦截。命令与 Git 类场景需设置环境变量 </w:t>
-      </w:r>
+        <w:t>关于安全边界，需要说明以下几点：文件读写限定在本轮工作区；HTTP 只开放本地测试服务；命令与 Git 在宿主的本轮工作区中执行，使用最小环境变量并在结束时清理进程树，命令效果由语法树解析判定。</w:t>
+      </w:r>
+      <w:r>
+        <w:rPr>
+          <w:rFonts w:ascii="Times New Roman" w:hAnsi="Times New Roman" w:eastAsia="宋体" w:cs="Times New Roman"/>
+          <w:b/>
+          <w:sz w:val="24"/>
+        </w:rPr>
+        <w:t>上述限制属于应用层限制而非操作系统级沙箱，需要更强隔离时，可将整个防护主机置于虚拟机或容器中。</w:t>
+      </w:r>
+    </w:p>
+    <w:p>
+      <w:pPr>
+        <w:snapToGrid w:val="0"/>
+        <w:spacing w:before="0" w:after="0" w:line="360" w:lineRule="auto"/>
+        <w:ind w:firstLine="480"/>
+        <w:jc w:val="left"/>
+      </w:pPr>
       <w:r>
         <w:rPr>
           <w:rFonts w:ascii="Times New Roman" w:hAnsi="Times New Roman" w:eastAsia="宋体" w:cs="Times New Roman"/>
           <w:b w:val="0"/>
           <w:sz w:val="24"/>
         </w:rPr>
-        <w:t>D2_HOST_EXEC=1</w:t>
-      </w:r>
+        <w:t>每轮运行记录源码、场景与 Pi 程序的 SHA-256，便于复现与审计。运行证据保存在 runs/ 下，旧记录应移至 archive/ 下带日期的目录。执行 build-submission.bat（Windows）或 sh build-submission.sh（Linux）可重新生成程序包，打包内容为当前说明文档、源码、快镜权重、demo-runs.json 所列的演示证据，以及 supplemental-runs.json 所列的专项评测证据，不包含 .local/、虚拟环境与缓存。</w:t>
+      </w:r>
+    </w:p>
+    <w:p>
+      <w:pPr>
+        <w:keepNext/>
+        <w:snapToGrid w:val="0"/>
+        <w:spacing w:before="200" w:after="120" w:line="360" w:lineRule="auto"/>
+        <w:jc w:val="left"/>
+        <w:outlineLvl w:val="1"/>
+      </w:pPr>
+      <w:bookmarkStart w:id="21" w:name="_Toc9672"/>
+      <w:r>
+        <w:rPr>
+          <w:rFonts w:ascii="Arial" w:hAnsi="Arial" w:eastAsia="黑体" w:cs="Arial"/>
+          <w:b w:val="0"/>
+          <w:sz w:val="28"/>
+        </w:rPr>
+        <w:t>5.5 常见问题</w:t>
+      </w:r>
+      <w:bookmarkEnd w:id="21"/>
+    </w:p>
+    <w:p>
+      <w:pPr>
+        <w:snapToGrid w:val="0"/>
+        <w:spacing w:before="0" w:after="0" w:line="360" w:lineRule="auto"/>
+        <w:ind w:firstLine="480"/>
+        <w:jc w:val="both"/>
+      </w:pPr>
       <w:r>
         <w:rPr>
           <w:rFonts w:ascii="Times New Roman" w:hAnsi="Times New Roman" w:eastAsia="宋体" w:cs="Times New Roman"/>
           <w:b w:val="0"/>
           <w:sz w:val="24"/>
         </w:rPr>
-        <w:t xml:space="preserve">（控制台启动脚本已自动设置）。每轮运行在 </w:t>
-      </w:r>
-      <w:r>
-        <w:rPr>
-          <w:rFonts w:ascii="Times New Roman" w:hAnsi="Times New Roman" w:eastAsia="宋体" w:cs="Times New Roman"/>
-          <w:b w:val="0"/>
-          <w:sz w:val="24"/>
-        </w:rPr>
-        <w:t>runs/&lt;run_id&gt;/</w:t>
-      </w:r>
-      <w:r>
-        <w:rPr>
-          <w:rFonts w:ascii="Times New Roman" w:hAnsi="Times New Roman" w:eastAsia="宋体" w:cs="Times New Roman"/>
-          <w:b w:val="0"/>
-          <w:sz w:val="24"/>
-        </w:rPr>
-        <w:t xml:space="preserve"> 下生成完整证据，包括运行清单、Pi 原生事件、证据库、安全链、裁决、网关摘要、接收端回执与判分结果。命令行运行默认不等待审批，被挂起的调用不会执行，本轮以“待审批”状态结束；需要审批后继续执行的运行应从安全控制台发起。配对对照批量评测与证据核验的完整流程见《测试样例及测试流程说明文档》第三章。</w:t>
-      </w:r>
-    </w:p>
-    <w:p>
-      <w:pPr>
-        <w:snapToGrid w:val="0"/>
-        <w:spacing w:before="0" w:after="0" w:line="360" w:lineRule="auto"/>
-        <w:ind w:firstLine="480"/>
-        <w:jc w:val="both"/>
-      </w:pPr>
-      <w:r>
-        <w:rPr>
-          <w:rFonts w:ascii="Times New Roman" w:hAnsi="Times New Roman" w:eastAsia="宋体" w:cs="Times New Roman"/>
-          <w:sz w:val="24"/>
-        </w:rPr>
-        <w:t xml:space="preserve">若上游模型采用 Responses 接口且支持显式思考控制，可在“模型设置”中勾选相应选项（对应 provider.json 中的 reasoning_capable: true）。Pi 以关闭思考的模式启动，勾选该选项后，Pi 会向上游显式发送 reasoning.effort=none，避免服务端沿用默认的思考设置而产生较长的推理时间；接口不支持该参数时不应勾选。运行清单记录该配置，</w:t>
-      </w:r>
+        <w:t>部署与运行中的常见问题及处理方法如表 5-2 所示。</w:t>
+      </w:r>
+    </w:p>
+    <w:p>
+      <w:pPr>
+        <w:keepNext/>
+        <w:snapToGrid w:val="0"/>
+        <w:spacing w:before="60" w:after="60" w:line="360" w:lineRule="auto"/>
+        <w:jc w:val="center"/>
+      </w:pPr>
       <w:r>
         <w:rPr>
           <w:rFonts w:ascii="Times New Roman" w:hAnsi="Times New Roman" w:eastAsia="宋体" w:cs="Times New Roman"/>
           <w:b/>
           <w:sz w:val="24"/>
         </w:rPr>
-        <w:t xml:space="preserve">思考配置不同的实验结果应分别统计</w:t>
-      </w:r>
-      <w:r>
-        <w:rPr>
-          <w:rFonts w:ascii="Times New Roman" w:hAnsi="Times New Roman" w:eastAsia="宋体" w:cs="Times New Roman"/>
-          <w:sz w:val="24"/>
-        </w:rPr>
-        <w:t xml:space="preserve">。</w:t>
-      </w:r>
-    </w:p>
-    <w:p>
-      <w:pPr>
-        <w:keepNext/>
-        <w:snapToGrid w:val="0"/>
-        <w:spacing w:before="200" w:after="120" w:line="360" w:lineRule="auto"/>
-        <w:jc w:val="left"/>
-        <w:outlineLvl w:val="1"/>
-      </w:pPr>
-      <w:r>
-        <w:rPr>
-          <w:rFonts w:ascii="Arial" w:hAnsi="Arial" w:eastAsia="黑体" w:cs="Arial"/>
-          <w:b w:val="0"/>
-          <w:sz w:val="28"/>
-        </w:rPr>
-        <w:t>5.4 安全边界与运维说明</w:t>
-      </w:r>
-    </w:p>
-    <w:p>
-      <w:pPr>
-        <w:snapToGrid w:val="0"/>
-        <w:spacing w:before="0" w:after="0" w:line="360" w:lineRule="auto"/>
-        <w:ind w:firstLine="480"/>
-        <w:jc w:val="both"/>
-      </w:pPr>
-      <w:r>
-        <w:rPr>
-          <w:rFonts w:ascii="Times New Roman" w:hAnsi="Times New Roman" w:eastAsia="宋体" w:cs="Times New Roman"/>
-          <w:b w:val="0"/>
-          <w:sz w:val="24"/>
-        </w:rPr>
-        <w:t>关于安全边界，需要说明以下几点：文件读写限定在本轮工作区；HTTP 只开放本地测试服务；命令与 Git 在宿主的本轮工作区中执行，使用最小环境变量并在结束时清理进程树，命令效果由语法树解析判定。</w:t>
-      </w:r>
-      <w:r>
-        <w:rPr>
-          <w:rFonts w:ascii="Times New Roman" w:hAnsi="Times New Roman" w:eastAsia="宋体" w:cs="Times New Roman"/>
-          <w:b/>
-          <w:sz w:val="24"/>
-        </w:rPr>
-        <w:t>上述限制属于应用层限制而非操作系统级沙箱，需要更强隔离时，可将整个防护主机置于虚拟机或容器中。</w:t>
-      </w:r>
-    </w:p>
-    <w:p>
-      <w:pPr>
-        <w:snapToGrid w:val="0"/>
-        <w:spacing w:before="0" w:after="0" w:line="360" w:lineRule="auto"/>
-        <w:ind w:firstLine="480"/>
-        <w:jc w:val="left"/>
-      </w:pPr>
-      <w:r>
-        <w:rPr>
-          <w:rFonts w:ascii="Times New Roman" w:hAnsi="Times New Roman" w:eastAsia="宋体" w:cs="Times New Roman"/>
-          <w:b w:val="0"/>
-          <w:sz w:val="24"/>
-        </w:rPr>
-        <w:t>每轮运行记录源码、场景与 Pi 程序的 SHA-256，便于复现与审计。运行证据保存在 runs/ 下，旧记录应移至 archive/ 下带日期的目录。执行 build-submission.bat（Windows）或 sh build-submission.sh（Linux）可重新生成程序包，打包内容为当前说明文档、源码、快镜权重、demo-runs.json 所列的演示证据，以及 supplemental-runs.json 所列的专项评测证据，不包含 .local/、虚拟环境与缓存。</w:t>
-      </w:r>
-    </w:p>
-    <w:p>
-      <w:pPr>
-        <w:keepNext/>
-        <w:snapToGrid w:val="0"/>
-        <w:spacing w:before="200" w:after="120" w:line="360" w:lineRule="auto"/>
-        <w:jc w:val="left"/>
-        <w:outlineLvl w:val="1"/>
-      </w:pPr>
-      <w:r>
-        <w:rPr>
-          <w:rFonts w:ascii="Arial" w:hAnsi="Arial" w:eastAsia="黑体" w:cs="Arial"/>
-          <w:b w:val="0"/>
-          <w:sz w:val="28"/>
-        </w:rPr>
-        <w:t>5.5 常见问题</w:t>
-      </w:r>
-    </w:p>
-    <w:p>
-      <w:pPr>
-        <w:snapToGrid w:val="0"/>
-        <w:spacing w:before="0" w:after="0" w:line="360" w:lineRule="auto"/>
-        <w:ind w:firstLine="480"/>
-        <w:jc w:val="both"/>
-      </w:pPr>
-      <w:r>
-        <w:rPr>
-          <w:rFonts w:ascii="Times New Roman" w:hAnsi="Times New Roman" w:eastAsia="宋体" w:cs="Times New Roman"/>
-          <w:b w:val="0"/>
-          <w:sz w:val="24"/>
-        </w:rPr>
-        <w:t>部署与运行中的常见问题及处理方法如表 5-2 所示。</w:t>
-      </w:r>
-    </w:p>
-    <w:p>
-      <w:pPr>
-        <w:keepNext/>
-        <w:snapToGrid w:val="0"/>
-        <w:spacing w:before="60" w:after="60" w:line="360" w:lineRule="auto"/>
-        <w:jc w:val="center"/>
-      </w:pPr>
-      <w:r>
-        <w:rPr>
-          <w:rFonts w:ascii="Times New Roman" w:hAnsi="Times New Roman" w:eastAsia="宋体" w:cs="Times New Roman"/>
-          <w:b/>
-          <w:sz w:val="24"/>
-        </w:rPr>
         <w:t>表 5-2  常见问题与处理</w:t>
       </w:r>
     </w:p>
     <w:tbl>
       <w:tblPr>
-        <w:tblW w:type="auto" w:w="0"/>
+        <w:tblStyle w:val="9"/>
+        <w:tblW w:w="0" w:type="auto"/>
         <w:jc w:val="center"/>
         <w:tblLayout w:type="fixed"/>
         <w:tblCellMar>
@@ -7269,7 +7966,6 @@
           <w:bottom w:w="50" w:type="dxa"/>
           <w:right w:w="80" w:type="dxa"/>
         </w:tblCellMar>
-        <w:tblLook w:firstColumn="1" w:firstRow="1" w:lastColumn="0" w:lastRow="0" w:noHBand="0" w:noVBand="1" w:val="04A0"/>
       </w:tblPr>
       <w:tblGrid>
         <w:gridCol w:w="2577"/>
@@ -7277,17 +7973,26 @@
         <w:gridCol w:w="3076"/>
       </w:tblGrid>
       <w:tr>
+        <w:tblPrEx>
+          <w:tblCellMar>
+            <w:top w:w="50" w:type="dxa"/>
+            <w:left w:w="80" w:type="dxa"/>
+            <w:bottom w:w="50" w:type="dxa"/>
+            <w:right w:w="80" w:type="dxa"/>
+          </w:tblCellMar>
+        </w:tblPrEx>
         <w:trPr>
-          <w:tblHeader w:val="true"/>
           <w:cantSplit/>
+          <w:tblHeader/>
+          <w:jc w:val="center"/>
         </w:trPr>
         <w:tc>
           <w:tcPr>
-            <w:tcW w:type="dxa" w:w="2578"/>
-            <w:tcBorders>
-              <w:top w:val="single" w:sz="12" w:color="1B2A49" w:space="0"/>
-              <w:left w:val="nil"/>
-              <w:bottom w:val="single" w:sz="6" w:color="1B2A49" w:space="0"/>
+            <w:tcW w:w="2578" w:type="dxa"/>
+            <w:tcBorders>
+              <w:top w:val="single" w:color="1B2A49" w:sz="12" w:space="0"/>
+              <w:left w:val="nil"/>
+              <w:bottom w:val="single" w:color="1B2A49" w:sz="6" w:space="0"/>
               <w:right w:val="nil"/>
             </w:tcBorders>
             <w:shd w:val="clear" w:color="auto" w:fill="E8EEF6"/>
@@ -7311,11 +8016,11 @@
         </w:tc>
         <w:tc>
           <w:tcPr>
-            <w:tcW w:type="dxa" w:w="3077"/>
-            <w:tcBorders>
-              <w:top w:val="single" w:sz="12" w:color="1B2A49" w:space="0"/>
-              <w:left w:val="nil"/>
-              <w:bottom w:val="single" w:sz="6" w:color="1B2A49" w:space="0"/>
+            <w:tcW w:w="3077" w:type="dxa"/>
+            <w:tcBorders>
+              <w:top w:val="single" w:color="1B2A49" w:sz="12" w:space="0"/>
+              <w:left w:val="nil"/>
+              <w:bottom w:val="single" w:color="1B2A49" w:sz="6" w:space="0"/>
               <w:right w:val="nil"/>
             </w:tcBorders>
             <w:shd w:val="clear" w:color="auto" w:fill="E8EEF6"/>
@@ -7339,11 +8044,11 @@
         </w:tc>
         <w:tc>
           <w:tcPr>
-            <w:tcW w:type="dxa" w:w="3077"/>
-            <w:tcBorders>
-              <w:top w:val="single" w:sz="12" w:color="1B2A49" w:space="0"/>
-              <w:left w:val="nil"/>
-              <w:bottom w:val="single" w:sz="6" w:color="1B2A49" w:space="0"/>
+            <w:tcW w:w="3077" w:type="dxa"/>
+            <w:tcBorders>
+              <w:top w:val="single" w:color="1B2A49" w:sz="12" w:space="0"/>
+              <w:left w:val="nil"/>
+              <w:bottom w:val="single" w:color="1B2A49" w:sz="6" w:space="0"/>
               <w:right w:val="nil"/>
             </w:tcBorders>
             <w:shd w:val="clear" w:color="auto" w:fill="E8EEF6"/>
@@ -7367,16 +8072,25 @@
         </w:tc>
       </w:tr>
       <w:tr>
+        <w:tblPrEx>
+          <w:tblCellMar>
+            <w:top w:w="50" w:type="dxa"/>
+            <w:left w:w="80" w:type="dxa"/>
+            <w:bottom w:w="50" w:type="dxa"/>
+            <w:right w:w="80" w:type="dxa"/>
+          </w:tblCellMar>
+        </w:tblPrEx>
         <w:trPr>
           <w:cantSplit/>
+          <w:jc w:val="center"/>
         </w:trPr>
         <w:tc>
           <w:tcPr>
-            <w:tcW w:type="dxa" w:w="2578"/>
-            <w:tcBorders>
-              <w:top w:val="single" w:sz="4" w:color="C9D1DD" w:space="0"/>
-              <w:left w:val="nil"/>
-              <w:bottom w:val="single" w:sz="4" w:color="C9D1DD" w:space="0"/>
+            <w:tcW w:w="2578" w:type="dxa"/>
+            <w:tcBorders>
+              <w:top w:val="single" w:color="C9D1DD" w:sz="4" w:space="0"/>
+              <w:left w:val="nil"/>
+              <w:bottom w:val="single" w:color="C9D1DD" w:sz="4" w:space="0"/>
               <w:right w:val="nil"/>
             </w:tcBorders>
             <w:vAlign w:val="center"/>
@@ -7399,102 +8113,79 @@
         </w:tc>
         <w:tc>
           <w:tcPr>
-            <w:tcW w:type="dxa" w:w="3077"/>
-            <w:tcBorders>
-              <w:top w:val="single" w:sz="4" w:color="C9D1DD" w:space="0"/>
-              <w:left w:val="nil"/>
-              <w:bottom w:val="single" w:sz="4" w:color="C9D1DD" w:space="0"/>
-              <w:right w:val="nil"/>
-            </w:tcBorders>
-            <w:vAlign w:val="center"/>
-          </w:tcPr>
-          <w:p>
-            <w:pPr>
-              <w:snapToGrid w:val="0"/>
-              <w:spacing w:before="0" w:after="0" w:line="360" w:lineRule="auto"/>
-              <w:jc w:val="left"/>
-            </w:pPr>
-            <w:r>
-              <w:rPr>
-                <w:rFonts w:ascii="Times New Roman" w:hAnsi="Times New Roman" w:eastAsia="宋体" w:cs="Times New Roman"/>
-                <w:b w:val="0"/>
-                <w:sz w:val="24"/>
-              </w:rPr>
-              <w:t xml:space="preserve">未执行完整安装，或未生成 </w:t>
-            </w:r>
-            <w:r>
-              <w:rPr>
-                <w:rFonts w:ascii="Times New Roman" w:hAnsi="Times New Roman" w:eastAsia="宋体" w:cs="Times New Roman"/>
-                <w:b w:val="0"/>
-                <w:sz w:val="24"/>
-              </w:rPr>
-              <w:t>.local/s1.json</w:t>
-            </w:r>
-          </w:p>
-        </w:tc>
-        <w:tc>
-          <w:tcPr>
-            <w:tcW w:type="dxa" w:w="3077"/>
-            <w:tcBorders>
-              <w:top w:val="single" w:sz="4" w:color="C9D1DD" w:space="0"/>
-              <w:left w:val="nil"/>
-              <w:bottom w:val="single" w:sz="4" w:color="C9D1DD" w:space="0"/>
-              <w:right w:val="nil"/>
-            </w:tcBorders>
-            <w:vAlign w:val="center"/>
-          </w:tcPr>
-          <w:p>
-            <w:pPr>
-              <w:snapToGrid w:val="0"/>
-              <w:spacing w:before="0" w:after="0" w:line="360" w:lineRule="auto"/>
-              <w:jc w:val="left"/>
-            </w:pPr>
-            <w:r>
-              <w:rPr>
-                <w:rFonts w:ascii="Times New Roman" w:hAnsi="Times New Roman" w:eastAsia="宋体" w:cs="Times New Roman"/>
-                <w:b w:val="0"/>
-                <w:sz w:val="24"/>
-              </w:rPr>
-              <w:t xml:space="preserve">运行 </w:t>
-            </w:r>
-            <w:r>
-              <w:rPr>
-                <w:rFonts w:ascii="Times New Roman" w:hAnsi="Times New Roman" w:eastAsia="宋体" w:cs="Times New Roman"/>
-                <w:b w:val="0"/>
-                <w:sz w:val="24"/>
-              </w:rPr>
-              <w:t>setup-windows.bat</w:t>
-            </w:r>
-            <w:r>
-              <w:rPr>
-                <w:rFonts w:ascii="Times New Roman" w:hAnsi="Times New Roman" w:eastAsia="宋体" w:cs="Times New Roman"/>
-                <w:b w:val="0"/>
-                <w:sz w:val="24"/>
-              </w:rPr>
-              <w:t xml:space="preserve"> 或 </w:t>
-            </w:r>
-            <w:r>
-              <w:rPr>
-                <w:rFonts w:ascii="Times New Roman" w:hAnsi="Times New Roman" w:eastAsia="宋体" w:cs="Times New Roman"/>
-                <w:b w:val="0"/>
-                <w:sz w:val="24"/>
-              </w:rPr>
-              <w:t>setup-linux.sh</w:t>
+            <w:tcW w:w="3077" w:type="dxa"/>
+            <w:tcBorders>
+              <w:top w:val="single" w:color="C9D1DD" w:sz="4" w:space="0"/>
+              <w:left w:val="nil"/>
+              <w:bottom w:val="single" w:color="C9D1DD" w:sz="4" w:space="0"/>
+              <w:right w:val="nil"/>
+            </w:tcBorders>
+            <w:vAlign w:val="center"/>
+          </w:tcPr>
+          <w:p>
+            <w:pPr>
+              <w:snapToGrid w:val="0"/>
+              <w:spacing w:before="0" w:after="0" w:line="360" w:lineRule="auto"/>
+              <w:jc w:val="left"/>
+            </w:pPr>
+            <w:r>
+              <w:rPr>
+                <w:rFonts w:ascii="Times New Roman" w:hAnsi="Times New Roman" w:eastAsia="宋体" w:cs="Times New Roman"/>
+                <w:b w:val="0"/>
+                <w:sz w:val="24"/>
+              </w:rPr>
+              <w:t>未执行完整安装，或未生成 .local/s1.json</w:t>
+            </w:r>
+          </w:p>
+        </w:tc>
+        <w:tc>
+          <w:tcPr>
+            <w:tcW w:w="3077" w:type="dxa"/>
+            <w:tcBorders>
+              <w:top w:val="single" w:color="C9D1DD" w:sz="4" w:space="0"/>
+              <w:left w:val="nil"/>
+              <w:bottom w:val="single" w:color="C9D1DD" w:sz="4" w:space="0"/>
+              <w:right w:val="nil"/>
+            </w:tcBorders>
+            <w:vAlign w:val="center"/>
+          </w:tcPr>
+          <w:p>
+            <w:pPr>
+              <w:snapToGrid w:val="0"/>
+              <w:spacing w:before="0" w:after="0" w:line="360" w:lineRule="auto"/>
+              <w:jc w:val="left"/>
+            </w:pPr>
+            <w:r>
+              <w:rPr>
+                <w:rFonts w:ascii="Times New Roman" w:hAnsi="Times New Roman" w:eastAsia="宋体" w:cs="Times New Roman"/>
+                <w:b w:val="0"/>
+                <w:sz w:val="24"/>
+              </w:rPr>
+              <w:t>运行 setup-windows.bat 或 setup-linux.sh</w:t>
             </w:r>
           </w:p>
         </w:tc>
       </w:tr>
       <w:tr>
+        <w:tblPrEx>
+          <w:tblCellMar>
+            <w:top w:w="50" w:type="dxa"/>
+            <w:left w:w="80" w:type="dxa"/>
+            <w:bottom w:w="50" w:type="dxa"/>
+            <w:right w:w="80" w:type="dxa"/>
+          </w:tblCellMar>
+        </w:tblPrEx>
         <w:trPr>
           <w:cantSplit/>
+          <w:jc w:val="center"/>
         </w:trPr>
         <w:tc>
           <w:tcPr>
-            <w:tcW w:type="dxa" w:w="2578"/>
-            <w:tcBorders>
-              <w:top w:val="single" w:sz="4" w:color="C9D1DD" w:space="0"/>
-              <w:left w:val="nil"/>
-              <w:bottom w:val="single" w:sz="4" w:color="C9D1DD" w:space="0"/>
+            <w:tcW w:w="2578" w:type="dxa"/>
+            <w:tcBorders>
+              <w:top w:val="single" w:color="C9D1DD" w:sz="4" w:space="0"/>
+              <w:left w:val="nil"/>
+              <w:bottom w:val="single" w:color="C9D1DD" w:sz="4" w:space="0"/>
               <w:right w:val="nil"/>
             </w:tcBorders>
             <w:vAlign w:val="center"/>
@@ -7517,11 +8208,11 @@
         </w:tc>
         <w:tc>
           <w:tcPr>
-            <w:tcW w:type="dxa" w:w="3077"/>
-            <w:tcBorders>
-              <w:top w:val="single" w:sz="4" w:color="C9D1DD" w:space="0"/>
-              <w:left w:val="nil"/>
-              <w:bottom w:val="single" w:sz="4" w:color="C9D1DD" w:space="0"/>
+            <w:tcW w:w="3077" w:type="dxa"/>
+            <w:tcBorders>
+              <w:top w:val="single" w:color="C9D1DD" w:sz="4" w:space="0"/>
+              <w:left w:val="nil"/>
+              <w:bottom w:val="single" w:color="C9D1DD" w:sz="4" w:space="0"/>
               <w:right w:val="nil"/>
             </w:tcBorders>
             <w:vAlign w:val="center"/>
@@ -7544,59 +8235,52 @@
         </w:tc>
         <w:tc>
           <w:tcPr>
-            <w:tcW w:type="dxa" w:w="3077"/>
-            <w:tcBorders>
-              <w:top w:val="single" w:sz="4" w:color="C9D1DD" w:space="0"/>
-              <w:left w:val="nil"/>
-              <w:bottom w:val="single" w:sz="4" w:color="C9D1DD" w:space="0"/>
-              <w:right w:val="nil"/>
-            </w:tcBorders>
-            <w:vAlign w:val="center"/>
-          </w:tcPr>
-          <w:p>
-            <w:pPr>
-              <w:snapToGrid w:val="0"/>
-              <w:spacing w:before="0" w:after="0" w:line="360" w:lineRule="auto"/>
-              <w:jc w:val="left"/>
-            </w:pPr>
-            <w:r>
-              <w:rPr>
-                <w:rFonts w:ascii="Times New Roman" w:hAnsi="Times New Roman" w:eastAsia="宋体" w:cs="Times New Roman"/>
-                <w:b w:val="0"/>
-                <w:sz w:val="24"/>
-              </w:rPr>
-              <w:t xml:space="preserve">重新解压程序包中的 </w:t>
-            </w:r>
-            <w:r>
-              <w:rPr>
-                <w:rFonts w:ascii="Times New Roman" w:hAnsi="Times New Roman" w:eastAsia="宋体" w:cs="Times New Roman"/>
-                <w:b w:val="0"/>
-                <w:sz w:val="24"/>
-              </w:rPr>
-              <w:t>weights/</w:t>
-            </w:r>
-            <w:r>
-              <w:rPr>
-                <w:rFonts w:ascii="Times New Roman" w:hAnsi="Times New Roman" w:eastAsia="宋体" w:cs="Times New Roman"/>
-                <w:b w:val="0"/>
-                <w:sz w:val="24"/>
-              </w:rPr>
-              <w:t xml:space="preserve"> 目录</w:t>
+            <w:tcW w:w="3077" w:type="dxa"/>
+            <w:tcBorders>
+              <w:top w:val="single" w:color="C9D1DD" w:sz="4" w:space="0"/>
+              <w:left w:val="nil"/>
+              <w:bottom w:val="single" w:color="C9D1DD" w:sz="4" w:space="0"/>
+              <w:right w:val="nil"/>
+            </w:tcBorders>
+            <w:vAlign w:val="center"/>
+          </w:tcPr>
+          <w:p>
+            <w:pPr>
+              <w:snapToGrid w:val="0"/>
+              <w:spacing w:before="0" w:after="0" w:line="360" w:lineRule="auto"/>
+              <w:jc w:val="left"/>
+            </w:pPr>
+            <w:r>
+              <w:rPr>
+                <w:rFonts w:ascii="Times New Roman" w:hAnsi="Times New Roman" w:eastAsia="宋体" w:cs="Times New Roman"/>
+                <w:b w:val="0"/>
+                <w:sz w:val="24"/>
+              </w:rPr>
+              <w:t>重新解压程序包中的 weights/ 目录</w:t>
             </w:r>
           </w:p>
         </w:tc>
       </w:tr>
       <w:tr>
+        <w:tblPrEx>
+          <w:tblCellMar>
+            <w:top w:w="50" w:type="dxa"/>
+            <w:left w:w="80" w:type="dxa"/>
+            <w:bottom w:w="50" w:type="dxa"/>
+            <w:right w:w="80" w:type="dxa"/>
+          </w:tblCellMar>
+        </w:tblPrEx>
         <w:trPr>
           <w:cantSplit/>
+          <w:jc w:val="center"/>
         </w:trPr>
         <w:tc>
           <w:tcPr>
-            <w:tcW w:type="dxa" w:w="2578"/>
-            <w:tcBorders>
-              <w:top w:val="single" w:sz="4" w:color="C9D1DD" w:space="0"/>
-              <w:left w:val="nil"/>
-              <w:bottom w:val="single" w:sz="4" w:color="C9D1DD" w:space="0"/>
+            <w:tcW w:w="2578" w:type="dxa"/>
+            <w:tcBorders>
+              <w:top w:val="single" w:color="C9D1DD" w:sz="4" w:space="0"/>
+              <w:left w:val="nil"/>
+              <w:bottom w:val="single" w:color="C9D1DD" w:sz="4" w:space="0"/>
               <w:right w:val="nil"/>
             </w:tcBorders>
             <w:vAlign w:val="center"/>
@@ -7619,102 +8303,79 @@
         </w:tc>
         <w:tc>
           <w:tcPr>
-            <w:tcW w:type="dxa" w:w="3077"/>
-            <w:tcBorders>
-              <w:top w:val="single" w:sz="4" w:color="C9D1DD" w:space="0"/>
-              <w:left w:val="nil"/>
-              <w:bottom w:val="single" w:sz="4" w:color="C9D1DD" w:space="0"/>
-              <w:right w:val="nil"/>
-            </w:tcBorders>
-            <w:vAlign w:val="center"/>
-          </w:tcPr>
-          <w:p>
-            <w:pPr>
-              <w:snapToGrid w:val="0"/>
-              <w:spacing w:before="0" w:after="0" w:line="360" w:lineRule="auto"/>
-              <w:jc w:val="left"/>
-            </w:pPr>
-            <w:r>
-              <w:rPr>
-                <w:rFonts w:ascii="Times New Roman" w:hAnsi="Times New Roman" w:eastAsia="宋体" w:cs="Times New Roman"/>
-                <w:b w:val="0"/>
-                <w:sz w:val="24"/>
-              </w:rPr>
-              <w:t xml:space="preserve">配置为 </w:t>
-            </w:r>
-            <w:r>
-              <w:rPr>
-                <w:rFonts w:ascii="Times New Roman" w:hAnsi="Times New Roman" w:eastAsia="宋体" w:cs="Times New Roman"/>
-                <w:b w:val="0"/>
-                <w:sz w:val="24"/>
-              </w:rPr>
-              <w:t>cuda:0</w:t>
-            </w:r>
-            <w:r>
-              <w:rPr>
-                <w:rFonts w:ascii="Times New Roman" w:hAnsi="Times New Roman" w:eastAsia="宋体" w:cs="Times New Roman"/>
-                <w:b w:val="0"/>
-                <w:sz w:val="24"/>
-              </w:rPr>
-              <w:t>，但本机无可用 GPU 或驱动</w:t>
-            </w:r>
-          </w:p>
-        </w:tc>
-        <w:tc>
-          <w:tcPr>
-            <w:tcW w:type="dxa" w:w="3077"/>
-            <w:tcBorders>
-              <w:top w:val="single" w:sz="4" w:color="C9D1DD" w:space="0"/>
-              <w:left w:val="nil"/>
-              <w:bottom w:val="single" w:sz="4" w:color="C9D1DD" w:space="0"/>
-              <w:right w:val="nil"/>
-            </w:tcBorders>
-            <w:vAlign w:val="center"/>
-          </w:tcPr>
-          <w:p>
-            <w:pPr>
-              <w:snapToGrid w:val="0"/>
-              <w:spacing w:before="0" w:after="0" w:line="360" w:lineRule="auto"/>
-              <w:jc w:val="left"/>
-            </w:pPr>
-            <w:r>
-              <w:rPr>
-                <w:rFonts w:ascii="Times New Roman" w:hAnsi="Times New Roman" w:eastAsia="宋体" w:cs="Times New Roman"/>
-                <w:b w:val="0"/>
-                <w:sz w:val="24"/>
-              </w:rPr>
-              <w:t xml:space="preserve">以 </w:t>
-            </w:r>
-            <w:r>
-              <w:rPr>
-                <w:rFonts w:ascii="Times New Roman" w:hAnsi="Times New Roman" w:eastAsia="宋体" w:cs="Times New Roman"/>
-                <w:b w:val="0"/>
-                <w:sz w:val="24"/>
-              </w:rPr>
-              <w:t>--device cpu</w:t>
-            </w:r>
-            <w:r>
-              <w:rPr>
-                <w:rFonts w:ascii="Times New Roman" w:hAnsi="Times New Roman" w:eastAsia="宋体" w:cs="Times New Roman"/>
-                <w:b w:val="0"/>
-                <w:sz w:val="24"/>
-              </w:rPr>
-              <w:t xml:space="preserve"> 重新运行配置工具</w:t>
+            <w:tcW w:w="3077" w:type="dxa"/>
+            <w:tcBorders>
+              <w:top w:val="single" w:color="C9D1DD" w:sz="4" w:space="0"/>
+              <w:left w:val="nil"/>
+              <w:bottom w:val="single" w:color="C9D1DD" w:sz="4" w:space="0"/>
+              <w:right w:val="nil"/>
+            </w:tcBorders>
+            <w:vAlign w:val="center"/>
+          </w:tcPr>
+          <w:p>
+            <w:pPr>
+              <w:snapToGrid w:val="0"/>
+              <w:spacing w:before="0" w:after="0" w:line="360" w:lineRule="auto"/>
+              <w:jc w:val="left"/>
+            </w:pPr>
+            <w:r>
+              <w:rPr>
+                <w:rFonts w:ascii="Times New Roman" w:hAnsi="Times New Roman" w:eastAsia="宋体" w:cs="Times New Roman"/>
+                <w:b w:val="0"/>
+                <w:sz w:val="24"/>
+              </w:rPr>
+              <w:t>配置为 cuda:0，但本机无可用 GPU 或驱动</w:t>
+            </w:r>
+          </w:p>
+        </w:tc>
+        <w:tc>
+          <w:tcPr>
+            <w:tcW w:w="3077" w:type="dxa"/>
+            <w:tcBorders>
+              <w:top w:val="single" w:color="C9D1DD" w:sz="4" w:space="0"/>
+              <w:left w:val="nil"/>
+              <w:bottom w:val="single" w:color="C9D1DD" w:sz="4" w:space="0"/>
+              <w:right w:val="nil"/>
+            </w:tcBorders>
+            <w:vAlign w:val="center"/>
+          </w:tcPr>
+          <w:p>
+            <w:pPr>
+              <w:snapToGrid w:val="0"/>
+              <w:spacing w:before="0" w:after="0" w:line="360" w:lineRule="auto"/>
+              <w:jc w:val="left"/>
+            </w:pPr>
+            <w:r>
+              <w:rPr>
+                <w:rFonts w:ascii="Times New Roman" w:hAnsi="Times New Roman" w:eastAsia="宋体" w:cs="Times New Roman"/>
+                <w:b w:val="0"/>
+                <w:sz w:val="24"/>
+              </w:rPr>
+              <w:t>以 --device cpu 重新运行配置工具</w:t>
             </w:r>
           </w:p>
         </w:tc>
       </w:tr>
       <w:tr>
+        <w:tblPrEx>
+          <w:tblCellMar>
+            <w:top w:w="50" w:type="dxa"/>
+            <w:left w:w="80" w:type="dxa"/>
+            <w:bottom w:w="50" w:type="dxa"/>
+            <w:right w:w="80" w:type="dxa"/>
+          </w:tblCellMar>
+        </w:tblPrEx>
         <w:trPr>
           <w:cantSplit/>
+          <w:jc w:val="center"/>
         </w:trPr>
         <w:tc>
           <w:tcPr>
-            <w:tcW w:type="dxa" w:w="2578"/>
-            <w:tcBorders>
-              <w:top w:val="single" w:sz="4" w:color="C9D1DD" w:space="0"/>
-              <w:left w:val="nil"/>
-              <w:bottom w:val="single" w:sz="4" w:color="C9D1DD" w:space="0"/>
+            <w:tcW w:w="2578" w:type="dxa"/>
+            <w:tcBorders>
+              <w:top w:val="single" w:color="C9D1DD" w:sz="4" w:space="0"/>
+              <w:left w:val="nil"/>
+              <w:bottom w:val="single" w:color="C9D1DD" w:sz="4" w:space="0"/>
               <w:right w:val="nil"/>
             </w:tcBorders>
             <w:vAlign w:val="center"/>
@@ -7737,11 +8398,11 @@
         </w:tc>
         <w:tc>
           <w:tcPr>
-            <w:tcW w:type="dxa" w:w="3077"/>
-            <w:tcBorders>
-              <w:top w:val="single" w:sz="4" w:color="C9D1DD" w:space="0"/>
-              <w:left w:val="nil"/>
-              <w:bottom w:val="single" w:sz="4" w:color="C9D1DD" w:space="0"/>
+            <w:tcW w:w="3077" w:type="dxa"/>
+            <w:tcBorders>
+              <w:top w:val="single" w:color="C9D1DD" w:sz="4" w:space="0"/>
+              <w:left w:val="nil"/>
+              <w:bottom w:val="single" w:color="C9D1DD" w:sz="4" w:space="0"/>
               <w:right w:val="nil"/>
             </w:tcBorders>
             <w:vAlign w:val="center"/>
@@ -7764,11 +8425,11 @@
         </w:tc>
         <w:tc>
           <w:tcPr>
-            <w:tcW w:type="dxa" w:w="3077"/>
-            <w:tcBorders>
-              <w:top w:val="single" w:sz="4" w:color="C9D1DD" w:space="0"/>
-              <w:left w:val="nil"/>
-              <w:bottom w:val="single" w:sz="4" w:color="C9D1DD" w:space="0"/>
+            <w:tcW w:w="3077" w:type="dxa"/>
+            <w:tcBorders>
+              <w:top w:val="single" w:color="C9D1DD" w:sz="4" w:space="0"/>
+              <w:left w:val="nil"/>
+              <w:bottom w:val="single" w:color="C9D1DD" w:sz="4" w:space="0"/>
               <w:right w:val="nil"/>
             </w:tcBorders>
             <w:vAlign w:val="center"/>
@@ -7791,16 +8452,25 @@
         </w:tc>
       </w:tr>
       <w:tr>
+        <w:tblPrEx>
+          <w:tblCellMar>
+            <w:top w:w="50" w:type="dxa"/>
+            <w:left w:w="80" w:type="dxa"/>
+            <w:bottom w:w="50" w:type="dxa"/>
+            <w:right w:w="80" w:type="dxa"/>
+          </w:tblCellMar>
+        </w:tblPrEx>
         <w:trPr>
           <w:cantSplit/>
+          <w:jc w:val="center"/>
         </w:trPr>
         <w:tc>
           <w:tcPr>
-            <w:tcW w:type="dxa" w:w="2578"/>
-            <w:tcBorders>
-              <w:top w:val="single" w:sz="4" w:color="C9D1DD" w:space="0"/>
-              <w:left w:val="nil"/>
-              <w:bottom w:val="single" w:sz="12" w:color="1B2A49" w:space="0"/>
+            <w:tcW w:w="2578" w:type="dxa"/>
+            <w:tcBorders>
+              <w:top w:val="single" w:color="C9D1DD" w:sz="4" w:space="0"/>
+              <w:left w:val="nil"/>
+              <w:bottom w:val="single" w:color="1B2A49" w:sz="12" w:space="0"/>
               <w:right w:val="nil"/>
             </w:tcBorders>
             <w:vAlign w:val="center"/>
@@ -7823,11 +8493,11 @@
         </w:tc>
         <w:tc>
           <w:tcPr>
-            <w:tcW w:type="dxa" w:w="3077"/>
-            <w:tcBorders>
-              <w:top w:val="single" w:sz="4" w:color="C9D1DD" w:space="0"/>
-              <w:left w:val="nil"/>
-              <w:bottom w:val="single" w:sz="12" w:color="1B2A49" w:space="0"/>
+            <w:tcW w:w="3077" w:type="dxa"/>
+            <w:tcBorders>
+              <w:top w:val="single" w:color="C9D1DD" w:sz="4" w:space="0"/>
+              <w:left w:val="nil"/>
+              <w:bottom w:val="single" w:color="1B2A49" w:sz="12" w:space="0"/>
               <w:right w:val="nil"/>
             </w:tcBorders>
             <w:vAlign w:val="center"/>
@@ -7850,52 +8520,28 @@
         </w:tc>
         <w:tc>
           <w:tcPr>
-            <w:tcW w:type="dxa" w:w="3077"/>
-            <w:tcBorders>
-              <w:top w:val="single" w:sz="4" w:color="C9D1DD" w:space="0"/>
-              <w:left w:val="nil"/>
-              <w:bottom w:val="single" w:sz="12" w:color="1B2A49" w:space="0"/>
-              <w:right w:val="nil"/>
-            </w:tcBorders>
-            <w:vAlign w:val="center"/>
-          </w:tcPr>
-          <w:p>
-            <w:pPr>
-              <w:snapToGrid w:val="0"/>
-              <w:spacing w:before="0" w:after="0" w:line="360" w:lineRule="auto"/>
-              <w:jc w:val="left"/>
-            </w:pPr>
-            <w:r>
-              <w:rPr>
-                <w:rFonts w:ascii="Times New Roman" w:hAnsi="Times New Roman" w:eastAsia="宋体" w:cs="Times New Roman"/>
-                <w:b w:val="0"/>
-                <w:sz w:val="24"/>
-              </w:rPr>
-              <w:t xml:space="preserve">Linux 下设置环境变量 </w:t>
-            </w:r>
-            <w:r>
-              <w:rPr>
-                <w:rFonts w:ascii="Times New Roman" w:hAnsi="Times New Roman" w:eastAsia="宋体" w:cs="Times New Roman"/>
-                <w:b w:val="0"/>
-                <w:sz w:val="24"/>
-              </w:rPr>
-              <w:t>PORT</w:t>
-            </w:r>
-            <w:r>
-              <w:rPr>
-                <w:rFonts w:ascii="Times New Roman" w:hAnsi="Times New Roman" w:eastAsia="宋体" w:cs="Times New Roman"/>
-                <w:b w:val="0"/>
-                <w:sz w:val="24"/>
-              </w:rPr>
-              <w:t xml:space="preserve">，Windows 下使用 </w:t>
-            </w:r>
-            <w:r>
-              <w:rPr>
-                <w:rFonts w:ascii="Times New Roman" w:hAnsi="Times New Roman" w:eastAsia="宋体" w:cs="Times New Roman"/>
-                <w:b w:val="0"/>
-                <w:sz w:val="24"/>
-              </w:rPr>
-              <w:t>start-console.bat --port &lt;端口&gt;</w:t>
+            <w:tcW w:w="3077" w:type="dxa"/>
+            <w:tcBorders>
+              <w:top w:val="single" w:color="C9D1DD" w:sz="4" w:space="0"/>
+              <w:left w:val="nil"/>
+              <w:bottom w:val="single" w:color="1B2A49" w:sz="12" w:space="0"/>
+              <w:right w:val="nil"/>
+            </w:tcBorders>
+            <w:vAlign w:val="center"/>
+          </w:tcPr>
+          <w:p>
+            <w:pPr>
+              <w:snapToGrid w:val="0"/>
+              <w:spacing w:before="0" w:after="0" w:line="360" w:lineRule="auto"/>
+              <w:jc w:val="left"/>
+            </w:pPr>
+            <w:r>
+              <w:rPr>
+                <w:rFonts w:ascii="Times New Roman" w:hAnsi="Times New Roman" w:eastAsia="宋体" w:cs="Times New Roman"/>
+                <w:b w:val="0"/>
+                <w:sz w:val="24"/>
+              </w:rPr>
+              <w:t>Linux 下设置环境变量 PORT，Windows 下使用 start-console.bat --port &lt;端口&gt;</w:t>
             </w:r>
           </w:p>
         </w:tc>
@@ -7910,6 +8556,7 @@
         <w:jc w:val="left"/>
         <w:outlineLvl w:val="1"/>
       </w:pPr>
+      <w:bookmarkStart w:id="22" w:name="_Toc19114"/>
       <w:r>
         <w:rPr>
           <w:rFonts w:ascii="Arial" w:hAnsi="Arial" w:eastAsia="黑体" w:cs="Arial"/>
@@ -7918,6 +8565,7 @@
         </w:rPr>
         <w:t>5.6 自由对话与双路对决</w:t>
       </w:r>
+      <w:bookmarkEnd w:id="22"/>
     </w:p>
     <w:p>
       <w:pPr>
@@ -7931,7 +8579,7 @@
           <w:rFonts w:ascii="Times New Roman" w:hAnsi="Times New Roman" w:eastAsia="宋体" w:cs="Times New Roman"/>
           <w:sz w:val="24"/>
         </w:rPr>
-        <w:t xml:space="preserve">自由对话页面的地址为 http://127.0.0.1:8768/#/chat。在“自由对话”中输入任务，可附带文本资料；收到回复后继续输入追问，</w:t>
+        <w:t>自由对话页面的地址为 http://127.0.0.1:8768/#/chat。在“自由对话”中输入任务，可附带文本资料；收到回复后继续输入追问，</w:t>
       </w:r>
       <w:r>
         <w:rPr>
@@ -7939,14 +8587,14 @@
           <w:b/>
           <w:sz w:val="24"/>
         </w:rPr>
-        <w:t xml:space="preserve">同一 Pi 会话保留上下文</w:t>
+        <w:t>同一 Pi 会话保留上下文</w:t>
       </w:r>
       <w:r>
         <w:rPr>
           <w:rFonts w:ascii="Times New Roman" w:hAnsi="Times New Roman" w:eastAsia="宋体" w:cs="Times New Roman"/>
           <w:sz w:val="24"/>
         </w:rPr>
-        <w:t xml:space="preserve">。默认开启防护，对照测试可在新会话开始前关闭。停止生成会取消当前操作，结束会话会关闭 Pi 并归档证据。网页刷新后可恢复当前会话，闲置 30 分钟后自动关闭；服务重启不自动恢复已关闭会话。</w:t>
+        <w:t>。默认开启防护，对照测试可在新会话开始前关闭。停止生成会取消当前操作，结束会话会关闭 Pi 并归档证据。网页刷新后可恢复当前会话，闲置 30 分钟后自动关闭；服务重启不自动恢复已关闭会话。</w:t>
       </w:r>
     </w:p>
     <w:p>
@@ -7962,7 +8610,7 @@
           <w:b w:val="0"/>
           <w:sz w:val="24"/>
         </w:rPr>
-        <w:t>进入“攻防竞技场”，选择场景与环境后点击“开始双路对决”，即可对同一任务同时运行防护关闭和开启两路。新增直接输入样例以 di- 开头，其中 di-context、di-role、di-privilege 分别对应上下文劫持、角色伪装和越权声明；di-benign 为相近正常输入。</w:t>
+        <w:t>进入“攻防竞技场”，选择场景与环境后点击“开始双路对决”，即可对同一任务同时运行防护关闭和开启两路。直接输入样例以 di- 开头，其中 di-context、di-role、di-privilege 分别对应上下文劫持、角色伪装和越权声明；di-benign 为相近正常输入。</w:t>
       </w:r>
       <w:r>
         <w:rPr>
@@ -7993,7 +8641,7 @@
           <w:rFonts w:ascii="Times New Roman" w:hAnsi="Times New Roman" w:eastAsia="宋体" w:cs="Times New Roman"/>
           <w:sz w:val="24"/>
         </w:rPr>
-        <w:t xml:space="preserve">遇到 ASK 时，按任务授权选择“批准本次并继续”或“拒绝本次并继续”，</w:t>
+        <w:t>遇到 ASK 时，按任务授权选择“批准本次并继续”或“拒绝本次并继续”，</w:t>
       </w:r>
       <w:r>
         <w:rPr>
@@ -8001,14 +8649,14 @@
           <w:b/>
           <w:sz w:val="24"/>
         </w:rPr>
-        <w:t xml:space="preserve">原会话随后继续</w:t>
+        <w:t>原会话随后继续</w:t>
       </w:r>
       <w:r>
         <w:rPr>
           <w:rFonts w:ascii="Times New Roman" w:hAnsi="Times New Roman" w:eastAsia="宋体" w:cs="Times New Roman"/>
           <w:sz w:val="24"/>
         </w:rPr>
-        <w:t xml:space="preserve">；也可选择“拒绝并结束任务”直接结束本次任务；审批超时也会结束该次等待。测试直接注入时应拒绝与原任务无关的敏感操作，再观察会话后续行为。运行结束后，从“溯源分析”与“运行记录”查看证据。共享控制台同时接收一个测试任务，忙碌时需等待当前任务结束后再发起；对照任务内部的两路可并行执行。</w:t>
+        <w:t>；也可选择“拒绝并结束任务”直接结束本次任务；审批超时也会结束该次等待。测试直接注入时应拒绝与原任务无关的敏感操作，再观察会话后续行为。运行结束后，从“溯源分析”与“运行记录”查看证据。共享控制台同时接收一个测试任务，忙碌时需等待当前任务结束后再发起；对照任务内部的两路可并行执行。</w:t>
       </w:r>
     </w:p>
     <w:p>
@@ -8023,7 +8671,7 @@
           <w:rFonts w:ascii="Times New Roman" w:hAnsi="Times New Roman" w:eastAsia="宋体" w:cs="Times New Roman"/>
           <w:sz w:val="24"/>
         </w:rPr>
-        <w:t xml:space="preserve">自由对话与场景测试使用相同的工具边界，均受第 5.4 节所述应用层约束。浏览器断开不代表任务已结束，再次打开页面可恢复当前任务与待审批状态。</w:t>
+        <w:t>自由对话与场景测试使用相同的工具边界，均受第 5.4 节所述应用层约束。浏览器断开不代表任务已结束，再次打开页面可恢复当前任务与待审批状态。</w:t>
       </w:r>
     </w:p>
     <w:p>
@@ -8038,7 +8686,7 @@
           <w:rFonts w:ascii="Times New Roman" w:hAnsi="Times New Roman" w:eastAsia="宋体" w:cs="Times New Roman"/>
           <w:sz w:val="24"/>
         </w:rPr>
-        <w:t xml:space="preserve">控制台首次启动时加载并预热快镜，页面显示就绪后，新任务复用已加载的模型，各会话的安全状态、工作区与审批仍独立创建；修改快镜配置或推理源码后须重启控制台。结束会话后，慢镜研判与证据归档在后台继续，页面显示归档状态，并允许开始新会话。</w:t>
+        <w:t>控制台首次启动时加载并预热快镜，页面显示就绪后，新任务复用已加载的模型，各会话的安全状态、工作区与审批仍独立创建；修改快镜配置或推理源码后须重启控制台。结束会话后，慢镜研判与证据归档在后台继续，页面显示归档状态，并允许开始新会话。</w:t>
       </w:r>
     </w:p>
     <w:p>
@@ -8049,7 +8697,7 @@
       </w:pPr>
     </w:p>
     <w:sectPr>
-      <w:footerReference r:id="rId3" w:type="default"/>
+      <w:footerReference r:id="rId4" w:type="default"/>
       <w:pgSz w:w="11906" w:h="16838"/>
       <w:pgMar w:top="1440" w:right="1466" w:bottom="1440" w:left="1620" w:header="0" w:footer="850" w:gutter="0"/>
       <w:pgBorders>
@@ -8068,6 +8716,12 @@
 </file>
 
 <file path=word/footer1.xml><?xml version="1.0" encoding="utf-8"?>
+<w:ftr xmlns:wpc="http://schemas.microsoft.com/office/word/2010/wordprocessingCanvas" xmlns:mc="http://schemas.openxmlformats.org/markup-compatibility/2006" xmlns:o="urn:schemas-microsoft-com:office:office" xmlns:r="http://schemas.openxmlformats.org/officeDocument/2006/relationships" xmlns:m="http://schemas.openxmlformats.org/officeDocument/2006/math" xmlns:v="urn:schemas-microsoft-com:vml" xmlns:wp14="http://schemas.microsoft.com/office/word/2010/wordprocessingDrawing" xmlns:wp="http://schemas.openxmlformats.org/drawingml/2006/wordprocessingDrawing" xmlns:w10="urn:schemas-microsoft-com:office:word" xmlns:w="http://schemas.openxmlformats.org/wordprocessingml/2006/main" xmlns:w14="http://schemas.microsoft.com/office/word/2010/wordml" xmlns:w15="http://schemas.microsoft.com/office/word/2012/wordml" xmlns:wpg="http://schemas.microsoft.com/office/word/2010/wordprocessingGroup" xmlns:wpi="http://schemas.microsoft.com/office/word/2010/wordprocessingInk" xmlns:wne="http://schemas.microsoft.com/office/word/2006/wordml" xmlns:wps="http://schemas.microsoft.com/office/word/2010/wordprocessingShape" xmlns:wpsCustomData="http://www.wps.cn/officeDocument/2013/wpsCustomData" mc:Ignorable="w14 w15 wp14">
+  <w:p/>
+</w:ftr>
+</file>
+
+<file path=word/footer2.xml><?xml version="1.0" encoding="utf-8"?>
 <w:ftr xmlns:wpc="http://schemas.microsoft.com/office/word/2010/wordprocessingCanvas" xmlns:mc="http://schemas.openxmlformats.org/markup-compatibility/2006" xmlns:o="urn:schemas-microsoft-com:office:office" xmlns:r="http://schemas.openxmlformats.org/officeDocument/2006/relationships" xmlns:m="http://schemas.openxmlformats.org/officeDocument/2006/math" xmlns:v="urn:schemas-microsoft-com:vml" xmlns:wp14="http://schemas.microsoft.com/office/word/2010/wordprocessingDrawing" xmlns:wp="http://schemas.openxmlformats.org/drawingml/2006/wordprocessingDrawing" xmlns:w10="urn:schemas-microsoft-com:office:word" xmlns:w="http://schemas.openxmlformats.org/wordprocessingml/2006/main" xmlns:w14="http://schemas.microsoft.com/office/word/2010/wordml" xmlns:w15="http://schemas.microsoft.com/office/word/2012/wordml" xmlns:wpg="http://schemas.microsoft.com/office/word/2010/wordprocessingGroup" xmlns:wpi="http://schemas.microsoft.com/office/word/2010/wordprocessingInk" xmlns:wne="http://schemas.microsoft.com/office/word/2006/wordml" xmlns:wps="http://schemas.microsoft.com/office/word/2010/wordprocessingShape" xmlns:wpsCustomData="http://www.wps.cn/officeDocument/2013/wpsCustomData" mc:Ignorable="w14 w15 wp14">
   <w:p>
     <w:pPr>
@@ -8169,26 +8823,6 @@
 </w:ftr>
 </file>
 
-<file path=word/footer2.xml><?xml version="1.0" encoding="utf-8"?>
-<w:ftr xmlns:wpc="http://schemas.microsoft.com/office/word/2010/wordprocessingCanvas" xmlns:mc="http://schemas.openxmlformats.org/markup-compatibility/2006" xmlns:o="urn:schemas-microsoft-com:office:office" xmlns:r="http://schemas.openxmlformats.org/officeDocument/2006/relationships" xmlns:m="http://schemas.openxmlformats.org/officeDocument/2006/math" xmlns:v="urn:schemas-microsoft-com:vml" xmlns:wp14="http://schemas.microsoft.com/office/word/2010/wordprocessingDrawing" xmlns:wp="http://schemas.openxmlformats.org/drawingml/2006/wordprocessingDrawing" xmlns:w10="urn:schemas-microsoft-com:office:word" xmlns:w="http://schemas.openxmlformats.org/wordprocessingml/2006/main" xmlns:w14="http://schemas.microsoft.com/office/word/2010/wordml" xmlns:w15="http://schemas.microsoft.com/office/word/2012/wordml" xmlns:wpg="http://schemas.microsoft.com/office/word/2010/wordprocessingGroup" xmlns:wpi="http://schemas.microsoft.com/office/word/2010/wordprocessingInk" xmlns:wne="http://schemas.microsoft.com/office/word/2006/wordml" xmlns:wps="http://schemas.microsoft.com/office/word/2010/wordprocessingShape" xmlns:wpsCustomData="http://www.wps.cn/officeDocument/2013/wpsCustomData" mc:Ignorable="w14 w15 wp14">
-  <w:p>
-    <w:pPr>
-      <w:pStyle w:val="5"/>
-    </w:pPr>
-  </w:p>
-</w:ftr>
-</file>
-
-<file path=word/footer3.xml><?xml version="1.0" encoding="utf-8"?>
-<w:ftr xmlns:m="http://schemas.openxmlformats.org/officeDocument/2006/math" xmlns:mc="http://schemas.openxmlformats.org/markup-compatibility/2006" xmlns:mo="http://schemas.microsoft.com/office/mac/office/2008/main" xmlns:mv="urn:schemas-microsoft-com:mac:vml" xmlns:o="urn:schemas-microsoft-com:office:office" xmlns:r="http://schemas.openxmlformats.org/officeDocument/2006/relationships" xmlns:v="urn:schemas-microsoft-com:vml" xmlns:w10="urn:schemas-microsoft-com:office:word" xmlns:w14="http://schemas.microsoft.com/office/word/2010/wordml" xmlns:w="http://schemas.openxmlformats.org/wordprocessingml/2006/main" xmlns:wne="http://schemas.microsoft.com/office/word/2006/wordml" xmlns:wp14="http://schemas.microsoft.com/office/word/2010/wordprocessingDrawing" xmlns:wp="http://schemas.openxmlformats.org/drawingml/2006/wordprocessingDrawing" xmlns:wpc="http://schemas.microsoft.com/office/word/2010/wordprocessingCanvas" xmlns:wpg="http://schemas.microsoft.com/office/word/2010/wordprocessingGroup" xmlns:wpi="http://schemas.microsoft.com/office/word/2010/wordprocessingInk" xmlns:wps="http://schemas.microsoft.com/office/word/2010/wordprocessingShape" mc:Ignorable="w14 wp14">
-  <w:p>
-    <w:pPr>
-      <w:pStyle w:val="Footer"/>
-    </w:pPr>
-  </w:p>
-</w:ftr>
-</file>
-
 <file path=word/numbering.xml><?xml version="1.0" encoding="utf-8"?>
 <w:numbering xmlns:wpc="http://schemas.microsoft.com/office/word/2010/wordprocessingCanvas" xmlns:mc="http://schemas.openxmlformats.org/markup-compatibility/2006" xmlns:o="urn:schemas-microsoft-com:office:office" xmlns:r="http://schemas.openxmlformats.org/officeDocument/2006/relationships" xmlns:m="http://schemas.openxmlformats.org/officeDocument/2006/math" xmlns:v="urn:schemas-microsoft-com:vml" xmlns:wp14="http://schemas.microsoft.com/office/word/2010/wordprocessingDrawing" xmlns:wp="http://schemas.openxmlformats.org/drawingml/2006/wordprocessingDrawing" xmlns:w10="urn:schemas-microsoft-com:office:word" xmlns:w="http://schemas.openxmlformats.org/wordprocessingml/2006/main" xmlns:w14="http://schemas.microsoft.com/office/word/2010/wordml" xmlns:wpg="http://schemas.microsoft.com/office/word/2010/wordprocessingGroup" xmlns:wpi="http://schemas.microsoft.com/office/word/2010/wordprocessingInk" xmlns:wne="http://schemas.microsoft.com/office/word/2006/wordml" xmlns:wps="http://schemas.microsoft.com/office/word/2010/wordprocessingShape" xmlns:wpsCustomData="http://www.wps.cn/officeDocument/2013/wpsCustomData" mc:Ignorable="w14 wp14">
   <w:abstractNum w:abstractNumId="0">
@@ -8350,8 +8984,8 @@
     <w:lsdException w:unhideWhenUsed="0" w:uiPriority="0" w:semiHidden="0" w:name="index 7"/>
     <w:lsdException w:unhideWhenUsed="0" w:uiPriority="0" w:semiHidden="0" w:name="index 8"/>
     <w:lsdException w:unhideWhenUsed="0" w:uiPriority="0" w:semiHidden="0" w:name="index 9"/>
-    <w:lsdException w:unhideWhenUsed="0" w:uiPriority="0" w:semiHidden="0" w:name="toc 1"/>
-    <w:lsdException w:unhideWhenUsed="0" w:uiPriority="0" w:semiHidden="0" w:name="toc 2"/>
+    <w:lsdException w:qFormat="1" w:unhideWhenUsed="0" w:uiPriority="0" w:semiHidden="0" w:name="toc 1"/>
+    <w:lsdException w:qFormat="1" w:unhideWhenUsed="0" w:uiPriority="0" w:semiHidden="0" w:name="toc 2"/>
     <w:lsdException w:unhideWhenUsed="0" w:uiPriority="0" w:semiHidden="0" w:name="toc 3"/>
     <w:lsdException w:unhideWhenUsed="0" w:uiPriority="0" w:semiHidden="0" w:name="toc 4"/>
     <w:lsdException w:unhideWhenUsed="0" w:uiPriority="0" w:semiHidden="0" w:name="toc 5"/>
@@ -8363,7 +8997,7 @@
     <w:lsdException w:unhideWhenUsed="0" w:uiPriority="0" w:semiHidden="0" w:name="footnote text"/>
     <w:lsdException w:unhideWhenUsed="0" w:uiPriority="0" w:semiHidden="0" w:name="annotation text"/>
     <w:lsdException w:unhideWhenUsed="0" w:uiPriority="0" w:semiHidden="0" w:name="header"/>
-    <w:lsdException w:unhideWhenUsed="0" w:uiPriority="0" w:semiHidden="0" w:name="footer"/>
+    <w:lsdException w:qFormat="1" w:unhideWhenUsed="0" w:uiPriority="0" w:semiHidden="0" w:name="footer"/>
     <w:lsdException w:unhideWhenUsed="0" w:uiPriority="0" w:semiHidden="0" w:name="index heading"/>
     <w:lsdException w:qFormat="1" w:unhideWhenUsed="0" w:uiPriority="0" w:semiHidden="0" w:name="caption"/>
     <w:lsdException w:unhideWhenUsed="0" w:uiPriority="0" w:semiHidden="0" w:name="table of figures"/>
@@ -8372,13 +9006,13 @@
     <w:lsdException w:unhideWhenUsed="0" w:uiPriority="0" w:semiHidden="0" w:name="footnote reference"/>
     <w:lsdException w:unhideWhenUsed="0" w:uiPriority="0" w:semiHidden="0" w:name="annotation reference"/>
     <w:lsdException w:unhideWhenUsed="0" w:uiPriority="0" w:semiHidden="0" w:name="line number"/>
-    <w:lsdException w:unhideWhenUsed="0" w:uiPriority="0" w:semiHidden="0" w:name="page number"/>
+    <w:lsdException w:qFormat="1" w:unhideWhenUsed="0" w:uiPriority="0" w:semiHidden="0" w:name="page number"/>
     <w:lsdException w:unhideWhenUsed="0" w:uiPriority="0" w:semiHidden="0" w:name="endnote reference"/>
     <w:lsdException w:unhideWhenUsed="0" w:uiPriority="0" w:semiHidden="0" w:name="endnote text"/>
     <w:lsdException w:unhideWhenUsed="0" w:uiPriority="0" w:semiHidden="0" w:name="table of authorities"/>
     <w:lsdException w:unhideWhenUsed="0" w:uiPriority="0" w:semiHidden="0" w:name="macro"/>
     <w:lsdException w:unhideWhenUsed="0" w:uiPriority="0" w:semiHidden="0" w:name="toa heading"/>
-    <w:lsdException w:unhideWhenUsed="0" w:uiPriority="0" w:semiHidden="0" w:name="List"/>
+    <w:lsdException w:qFormat="1" w:unhideWhenUsed="0" w:uiPriority="0" w:semiHidden="0" w:name="List"/>
     <w:lsdException w:unhideWhenUsed="0" w:uiPriority="0" w:semiHidden="0" w:name="List Bullet"/>
     <w:lsdException w:unhideWhenUsed="0" w:uiPriority="0" w:semiHidden="0" w:name="List Number"/>
     <w:lsdException w:unhideWhenUsed="0" w:uiPriority="0" w:semiHidden="0" w:name="List 2"/>
@@ -8416,7 +9050,7 @@
     <w:lsdException w:unhideWhenUsed="0" w:uiPriority="0" w:semiHidden="0" w:name="Body Text Indent 2"/>
     <w:lsdException w:unhideWhenUsed="0" w:uiPriority="0" w:semiHidden="0" w:name="Body Text Indent 3"/>
     <w:lsdException w:unhideWhenUsed="0" w:uiPriority="0" w:semiHidden="0" w:name="Block Text"/>
-    <w:lsdException w:unhideWhenUsed="0" w:uiPriority="0" w:semiHidden="0" w:name="Hyperlink"/>
+    <w:lsdException w:qFormat="1" w:unhideWhenUsed="0" w:uiPriority="0" w:semiHidden="0" w:name="Hyperlink"/>
     <w:lsdException w:unhideWhenUsed="0" w:uiPriority="0" w:semiHidden="0" w:name="FollowedHyperlink"/>
     <w:lsdException w:qFormat="1" w:unhideWhenUsed="0" w:uiPriority="0" w:semiHidden="0" w:name="Strong"/>
     <w:lsdException w:qFormat="1" w:unhideWhenUsed="0" w:uiPriority="0" w:semiHidden="0" w:name="Emphasis"/>
@@ -8479,7 +9113,7 @@
     <w:lsdException w:unhideWhenUsed="0" w:uiPriority="0" w:semiHidden="0" w:name="Table Web 2"/>
     <w:lsdException w:unhideWhenUsed="0" w:uiPriority="0" w:semiHidden="0" w:name="Table Web 3"/>
     <w:lsdException w:unhideWhenUsed="0" w:uiPriority="0" w:semiHidden="0" w:name="Balloon Text"/>
-    <w:lsdException w:unhideWhenUsed="0" w:uiPriority="0" w:semiHidden="0" w:name="Table Grid"/>
+    <w:lsdException w:qFormat="1" w:unhideWhenUsed="0" w:uiPriority="0" w:semiHidden="0" w:name="Table Grid"/>
     <w:lsdException w:unhideWhenUsed="0" w:uiPriority="0" w:semiHidden="0" w:name="Table Theme"/>
     <w:lsdException w:unhideWhenUsed="0" w:uiPriority="60" w:semiHidden="0" w:name="Light Shading"/>
     <w:lsdException w:unhideWhenUsed="0" w:uiPriority="61" w:semiHidden="0" w:name="Light List"/>
@@ -8671,6 +9305,7 @@
   <w:style w:type="paragraph" w:styleId="5">
     <w:name w:val="footer"/>
     <w:basedOn w:val="1"/>
+    <w:qFormat/>
     <w:uiPriority w:val="0"/>
     <w:pPr>
       <w:tabs>
@@ -8690,6 +9325,7 @@
     <w:name w:val="toc 1"/>
     <w:basedOn w:val="1"/>
     <w:next w:val="1"/>
+    <w:qFormat/>
     <w:uiPriority w:val="0"/>
     <w:pPr>
       <w:tabs>
@@ -8707,6 +9343,7 @@
   <w:style w:type="paragraph" w:styleId="7">
     <w:name w:val="List"/>
     <w:basedOn w:val="4"/>
+    <w:qFormat/>
     <w:uiPriority w:val="0"/>
     <w:rPr>
       <w:rFonts w:cs="FreeSans"/>
@@ -8716,6 +9353,7 @@
     <w:name w:val="toc 2"/>
     <w:basedOn w:val="1"/>
     <w:next w:val="1"/>
+    <w:qFormat/>
     <w:uiPriority w:val="0"/>
     <w:pPr>
       <w:ind w:left="420" w:leftChars="200"/>
@@ -8727,6 +9365,7 @@
   <w:style w:type="table" w:styleId="10">
     <w:name w:val="Table Grid"/>
     <w:basedOn w:val="9"/>
+    <w:qFormat/>
     <w:uiPriority w:val="0"/>
     <w:pPr>
       <w:widowControl w:val="0"/>
@@ -8746,6 +9385,7 @@
   <w:style w:type="character" w:styleId="12">
     <w:name w:val="page number"/>
     <w:basedOn w:val="13"/>
+    <w:qFormat/>
     <w:uiPriority w:val="0"/>
   </w:style>
   <w:style w:type="character" w:customStyle="1" w:styleId="13">
@@ -8755,6 +9395,7 @@
   </w:style>
   <w:style w:type="character" w:styleId="14">
     <w:name w:val="Hyperlink"/>
+    <w:qFormat/>
     <w:uiPriority w:val="0"/>
     <w:rPr>
       <w:color w:val="000066"/>
@@ -8810,6 +9451,7 @@
   <w:style w:type="paragraph" w:customStyle="1" w:styleId="19">
     <w:name w:val="TOC 2"/>
     <w:basedOn w:val="1"/>
+    <w:qFormat/>
     <w:uiPriority w:val="0"/>
     <w:pPr>
       <w:tabs>

--- a/submission/周兴富-双镜D²Guard-部署说明文档.docx
+++ b/submission/周兴富-双镜D²Guard-部署说明文档.docx
@@ -91,7 +91,7 @@
       <w:r>
         <w:drawing>
           <wp:inline distT="0" distB="0" distL="114300" distR="114300">
-            <wp:extent cx="878992" cy="1079500"/>
+            <wp:extent cx="878840" cy="1079500"/>
             <wp:effectExtent l="0" t="0" r="11430" b="2540"/>
             <wp:docPr id="2" name="Picture 2"/>
             <wp:cNvGraphicFramePr>
@@ -617,8 +617,6 @@
         </w:rPr>
         <w:t>目     录</w:t>
       </w:r>
-      <w:bookmarkStart w:id="23" w:name="_GoBack"/>
-      <w:bookmarkEnd w:id="23"/>
     </w:p>
     <w:p>
       <w:pPr>
@@ -975,7 +973,7 @@
         <w:fldChar w:fldCharType="separate"/>
       </w:r>
       <w:r>
-        <w:t>5</w:t>
+        <w:t>6</w:t>
       </w:r>
       <w:r>
         <w:fldChar w:fldCharType="end"/>
@@ -1020,7 +1018,7 @@
         <w:fldChar w:fldCharType="separate"/>
       </w:r>
       <w:r>
-        <w:t>6</w:t>
+        <w:t>7</w:t>
       </w:r>
       <w:r>
         <w:fldChar w:fldCharType="end"/>
@@ -1064,7 +1062,7 @@
         <w:fldChar w:fldCharType="separate"/>
       </w:r>
       <w:r>
-        <w:t>6</w:t>
+        <w:t>7</w:t>
       </w:r>
       <w:r>
         <w:fldChar w:fldCharType="end"/>
@@ -1108,7 +1106,7 @@
         <w:fldChar w:fldCharType="separate"/>
       </w:r>
       <w:r>
-        <w:t>6</w:t>
+        <w:t>7</w:t>
       </w:r>
       <w:r>
         <w:fldChar w:fldCharType="end"/>
@@ -1152,7 +1150,7 @@
         <w:fldChar w:fldCharType="separate"/>
       </w:r>
       <w:r>
-        <w:t>6</w:t>
+        <w:t>7</w:t>
       </w:r>
       <w:r>
         <w:fldChar w:fldCharType="end"/>
@@ -1196,7 +1194,7 @@
         <w:fldChar w:fldCharType="separate"/>
       </w:r>
       <w:r>
-        <w:t>7</w:t>
+        <w:t>8</w:t>
       </w:r>
       <w:r>
         <w:fldChar w:fldCharType="end"/>
@@ -1240,7 +1238,7 @@
         <w:fldChar w:fldCharType="separate"/>
       </w:r>
       <w:r>
-        <w:t>7</w:t>
+        <w:t>8</w:t>
       </w:r>
       <w:r>
         <w:fldChar w:fldCharType="end"/>
@@ -1284,7 +1282,7 @@
         <w:fldChar w:fldCharType="separate"/>
       </w:r>
       <w:r>
-        <w:t>8</w:t>
+        <w:t>9</w:t>
       </w:r>
       <w:r>
         <w:fldChar w:fldCharType="end"/>
@@ -1328,7 +1326,7 @@
         <w:fldChar w:fldCharType="separate"/>
       </w:r>
       <w:r>
-        <w:t>9</w:t>
+        <w:t>10</w:t>
       </w:r>
       <w:r>
         <w:fldChar w:fldCharType="end"/>
@@ -1373,7 +1371,7 @@
         <w:fldChar w:fldCharType="separate"/>
       </w:r>
       <w:r>
-        <w:t>10</w:t>
+        <w:t>11</w:t>
       </w:r>
       <w:r>
         <w:fldChar w:fldCharType="end"/>
@@ -1417,7 +1415,7 @@
         <w:fldChar w:fldCharType="separate"/>
       </w:r>
       <w:r>
-        <w:t>10</w:t>
+        <w:t>11</w:t>
       </w:r>
       <w:r>
         <w:fldChar w:fldCharType="end"/>
@@ -1461,7 +1459,7 @@
         <w:fldChar w:fldCharType="separate"/>
       </w:r>
       <w:r>
-        <w:t>10</w:t>
+        <w:t>11</w:t>
       </w:r>
       <w:r>
         <w:fldChar w:fldCharType="end"/>
@@ -1505,7 +1503,7 @@
         <w:fldChar w:fldCharType="separate"/>
       </w:r>
       <w:r>
-        <w:t>11</w:t>
+        <w:t>12</w:t>
       </w:r>
       <w:r>
         <w:fldChar w:fldCharType="end"/>
@@ -1549,7 +1547,7 @@
         <w:fldChar w:fldCharType="separate"/>
       </w:r>
       <w:r>
-        <w:t>11</w:t>
+        <w:t>12</w:t>
       </w:r>
       <w:r>
         <w:fldChar w:fldCharType="end"/>
@@ -1593,7 +1591,7 @@
         <w:fldChar w:fldCharType="separate"/>
       </w:r>
       <w:r>
-        <w:t>12</w:t>
+        <w:t>13</w:t>
       </w:r>
       <w:r>
         <w:fldChar w:fldCharType="end"/>
@@ -1637,7 +1635,7 @@
         <w:fldChar w:fldCharType="separate"/>
       </w:r>
       <w:r>
-        <w:t>13</w:t>
+        <w:t>14</w:t>
       </w:r>
       <w:r>
         <w:fldChar w:fldCharType="end"/>
@@ -1663,39 +1661,14 @@
     </w:p>
     <w:p>
       <w:pPr>
-        <w:pStyle w:val="8"/>
-        <w:tabs>
-          <w:tab w:val="right" w:leader="dot" w:pos="8820"/>
-        </w:tabs>
-        <w:snapToGrid w:val="0"/>
-        <w:spacing w:before="0" w:after="0" w:line="360" w:lineRule="auto"/>
-        <w:ind w:left="480"/>
-        <w:jc w:val="left"/>
-      </w:pPr>
-      <w:r>
-        <w:rPr>
-          <w:rFonts w:ascii="Arial" w:hAnsi="Arial" w:eastAsia="黑体" w:cs="Arial"/>
-          <w:b w:val="0"/>
+        <w:autoSpaceDE w:val="0"/>
+        <w:spacing w:line="360" w:lineRule="auto"/>
+        <w:rPr>
+          <w:rFonts w:ascii="宋体" w:hAnsi="宋体" w:cs="DFKai-SB;Microsoft JhengHei Lig"/>
+          <w:bCs/>
           <w:sz w:val="24"/>
         </w:rPr>
-        <w:t>5.6 自由对话与双路对决</w:t>
-      </w:r>
-      <w:r>
-        <w:rPr>
-          <w:rFonts w:ascii="Arial" w:hAnsi="Arial" w:eastAsia="黑体" w:cs="Arial"/>
-          <w:b w:val="0"/>
-          <w:sz w:val="24"/>
-        </w:rPr>
-        <w:tab/>
-      </w:r>
-      <w:r>
-        <w:rPr>
-          <w:rFonts w:ascii="Arial" w:hAnsi="Arial" w:eastAsia="黑体" w:cs="Arial"/>
-          <w:b w:val="0"/>
-          <w:sz w:val="24"/>
-        </w:rPr>
-        <w:t>13</w:t>
-      </w:r>
+      </w:pPr>
     </w:p>
     <w:p>
       <w:pPr>
@@ -1856,6 +1829,23 @@
     </w:p>
     <w:p>
       <w:pPr>
+        <w:rPr>
+          <w:rFonts w:ascii="Times New Roman" w:hAnsi="Times New Roman" w:eastAsia="宋体" w:cs="Times New Roman"/>
+          <w:b/>
+          <w:sz w:val="24"/>
+        </w:rPr>
+      </w:pPr>
+      <w:r>
+        <w:rPr>
+          <w:rFonts w:ascii="Times New Roman" w:hAnsi="Times New Roman" w:eastAsia="宋体" w:cs="Times New Roman"/>
+          <w:b/>
+          <w:sz w:val="24"/>
+        </w:rPr>
+        <w:br w:type="page"/>
+      </w:r>
+    </w:p>
+    <w:p>
+      <w:pPr>
         <w:keepNext/>
         <w:snapToGrid w:val="0"/>
         <w:spacing w:before="60" w:after="60" w:line="360" w:lineRule="auto"/>
@@ -2015,7 +2005,7 @@
             <w:pPr>
               <w:snapToGrid w:val="0"/>
               <w:spacing w:before="0" w:after="0" w:line="360" w:lineRule="auto"/>
-              <w:jc w:val="left"/>
+              <w:jc w:val="center"/>
             </w:pPr>
             <w:r>
               <w:rPr>
@@ -2205,7 +2195,7 @@
             <w:pPr>
               <w:snapToGrid w:val="0"/>
               <w:spacing w:before="0" w:after="0" w:line="360" w:lineRule="auto"/>
-              <w:jc w:val="left"/>
+              <w:jc w:val="center"/>
             </w:pPr>
             <w:r>
               <w:rPr>
@@ -2300,7 +2290,7 @@
             <w:pPr>
               <w:snapToGrid w:val="0"/>
               <w:spacing w:before="0" w:after="0" w:line="360" w:lineRule="auto"/>
-              <w:jc w:val="left"/>
+              <w:jc w:val="center"/>
             </w:pPr>
             <w:r>
               <w:rPr>
@@ -2490,7 +2480,7 @@
             <w:pPr>
               <w:snapToGrid w:val="0"/>
               <w:spacing w:before="0" w:after="0" w:line="360" w:lineRule="auto"/>
-              <w:jc w:val="left"/>
+              <w:jc w:val="center"/>
             </w:pPr>
             <w:r>
               <w:rPr>
@@ -2873,7 +2863,7 @@
           <w:rFonts w:ascii="Times New Roman" w:hAnsi="Times New Roman" w:eastAsia="宋体" w:cs="Times New Roman"/>
           <w:sz w:val="24"/>
         </w:rPr>
-        <w:t xml:space="preserve">系统不在本地运行大语言模型，上游模型与慢镜均通过接口调用；本地同步路径上仅有约 3.2 亿参数的快镜编码器，且只在外部内容进入时运行。</w:t>
+        <w:t>系统不在本地运行大语言模型，上游模型与慢镜均通过接口调用；本地同步路径上仅有约 3.2 亿参数的快镜编码器，且只在外部内容进入时运行。</w:t>
       </w:r>
       <w:r>
         <w:rPr>
@@ -2881,14 +2871,14 @@
           <w:b/>
           <w:sz w:val="24"/>
         </w:rPr>
-        <w:t xml:space="preserve">普通笔记本或台式机即可运行全部功能，无需独立显卡</w:t>
+        <w:t>普通笔记本或台式机即可运行全部功能，无需独立显卡</w:t>
       </w:r>
       <w:r>
         <w:rPr>
           <w:rFonts w:ascii="Times New Roman" w:hAnsi="Times New Roman" w:eastAsia="宋体" w:cs="Times New Roman"/>
           <w:sz w:val="24"/>
         </w:rPr>
-        <w:t xml:space="preserve">，仅有集成显卡的设备使用 CPU 推理，具备 NVIDIA 显卡时可选用 GPU 加速；开发与批量评测所用的数据中心 GPU 服务器并非部署要求。各角色的硬件要求如表 2-1 所示。</w:t>
+        <w:t>，仅有集成显卡的设备使用 CPU 推理，具备 NVIDIA 显卡时可选用 GPU 加速；开发与批量评测所用的数据中心 GPU 服务器并非部署要求。各角色的硬件要求如表 2-1 所示。</w:t>
       </w:r>
     </w:p>
     <w:p>
@@ -3586,6 +3576,23 @@
     </w:p>
     <w:p>
       <w:pPr>
+        <w:rPr>
+          <w:rFonts w:ascii="Times New Roman" w:hAnsi="Times New Roman" w:eastAsia="宋体" w:cs="Times New Roman"/>
+          <w:b/>
+          <w:sz w:val="24"/>
+        </w:rPr>
+      </w:pPr>
+      <w:r>
+        <w:rPr>
+          <w:rFonts w:ascii="Times New Roman" w:hAnsi="Times New Roman" w:eastAsia="宋体" w:cs="Times New Roman"/>
+          <w:b/>
+          <w:sz w:val="24"/>
+        </w:rPr>
+        <w:br w:type="page"/>
+      </w:r>
+    </w:p>
+    <w:p>
+      <w:pPr>
         <w:keepNext/>
         <w:snapToGrid w:val="0"/>
         <w:spacing w:before="60" w:after="60" w:line="360" w:lineRule="auto"/>
@@ -3852,7 +3859,7 @@
             <w:pPr>
               <w:snapToGrid w:val="0"/>
               <w:spacing w:before="0" w:after="0" w:line="360" w:lineRule="auto"/>
-              <w:jc w:val="left"/>
+              <w:jc w:val="center"/>
             </w:pPr>
             <w:r>
               <w:rPr>
@@ -5050,6 +5057,14 @@
         </w:tc>
       </w:tr>
       <w:tr>
+        <w:tblPrEx>
+          <w:tblCellMar>
+            <w:top w:w="50" w:type="dxa"/>
+            <w:left w:w="80" w:type="dxa"/>
+            <w:bottom w:w="50" w:type="dxa"/>
+            <w:right w:w="80" w:type="dxa"/>
+          </w:tblCellMar>
+        </w:tblPrEx>
         <w:trPr>
           <w:cantSplit/>
           <w:jc w:val="center"/>
@@ -6140,7 +6155,7 @@
             <w:pPr>
               <w:snapToGrid w:val="0"/>
               <w:spacing w:before="0" w:after="0" w:line="360" w:lineRule="auto"/>
-              <w:jc w:val="left"/>
+              <w:jc w:val="center"/>
             </w:pPr>
             <w:r>
               <w:rPr>
@@ -6705,7 +6720,7 @@
           <w:rFonts w:ascii="Times New Roman" w:hAnsi="Times New Roman" w:eastAsia="宋体" w:cs="Times New Roman"/>
           <w:sz w:val="24"/>
         </w:rPr>
-        <w:t>在“攻防竞技场”中选择一个间接注入场景，例如 c-indirect-readme，同时发起防护关闭与防护开启两路真实运行。检查防护关闭时是否产生实际攻击尝试，以及防护开启时对应风险动作是否在执行前挂起或阻断；模型也可能自行拒绝攻击，应按实际轨迹记录，“溯源分析”页可查看对应的来源、裁决与溯源图。</w:t>
+        <w:t>在“三步演示”中选择一个间接注入场景，例如 c-indirect-readme，同时发起防护关闭与防护开启两路真实运行。检查防护关闭时是否产生实际攻击尝试，以及防护开启时对应风险动作是否在执行前挂起或阻断；模型也可能自行拒绝攻击，应按实际轨迹记录，“溯源分析”页可查看对应的来源、裁决与溯源图。</w:t>
       </w:r>
     </w:p>
     <w:p>
@@ -7114,7 +7129,7 @@
                 <w:b w:val="0"/>
                 <w:sz w:val="24"/>
               </w:rPr>
-              <w:t>攻防大屏</w:t>
+              <w:t>作品概览</w:t>
             </w:r>
           </w:p>
         </w:tc>
@@ -7141,7 +7156,7 @@
                 <w:b w:val="0"/>
                 <w:sz w:val="24"/>
               </w:rPr>
-              <w:t>全部评测汇总、防护关闭与开启的对照回放、检测—研判—阻断—溯源各环节的实时状态</w:t>
+              <w:t>作品定位、总体评测结果、“正常运行—遭受攻击—防护拦截”三步说明、系统架构与核心特色</w:t>
             </w:r>
           </w:p>
         </w:tc>
@@ -7182,7 +7197,7 @@
                 <w:b w:val="0"/>
                 <w:sz w:val="24"/>
               </w:rPr>
-              <w:t>态势总览</w:t>
+              <w:t>核心亮点</w:t>
             </w:r>
           </w:p>
         </w:tc>
@@ -7209,7 +7224,7 @@
                 <w:b w:val="0"/>
                 <w:sz w:val="24"/>
               </w:rPr>
-              <w:t>全部运行的统计，包括攻击成功率、拦截与误报、各攻击类型与规则命中</w:t>
+              <w:t>以真实运行逐步展示增量安全链、意图—计划—工具语义对齐与快慢双镜</w:t>
             </w:r>
           </w:p>
         </w:tc>
@@ -7250,7 +7265,7 @@
                 <w:b w:val="0"/>
                 <w:sz w:val="24"/>
               </w:rPr>
-              <w:t>攻防场景库</w:t>
+              <w:t>五种能力</w:t>
             </w:r>
           </w:p>
         </w:tc>
@@ -7277,7 +7292,7 @@
                 <w:b w:val="0"/>
                 <w:sz w:val="24"/>
               </w:rPr>
-              <w:t>浏览、复制、新建与导入攻防场景（任务、攻击载荷、注入渠道）</w:t>
+              <w:t>赛题五种能力的实现方法、实测结果与证据链接</w:t>
             </w:r>
           </w:p>
         </w:tc>
@@ -7318,7 +7333,7 @@
                 <w:b w:val="0"/>
                 <w:sz w:val="24"/>
               </w:rPr>
-              <w:t>防御策略</w:t>
+              <w:t>攻防大屏</w:t>
             </w:r>
           </w:p>
         </w:tc>
@@ -7345,7 +7360,7 @@
                 <w:b w:val="0"/>
                 <w:sz w:val="24"/>
               </w:rPr>
-              <w:t>规则清单、各规则命中次数与当前决策模式</w:t>
+              <w:t>全部评测汇总、防护关闭与开启的对照回放、检测—研判—阻断—溯源各环节的实时状态</w:t>
             </w:r>
           </w:p>
         </w:tc>
@@ -7386,7 +7401,7 @@
                 <w:b w:val="0"/>
                 <w:sz w:val="24"/>
               </w:rPr>
-              <w:t>模型设置</w:t>
+              <w:t>三步演示</w:t>
             </w:r>
           </w:p>
         </w:tc>
@@ -7413,7 +7428,7 @@
                 <w:b w:val="0"/>
                 <w:sz w:val="24"/>
               </w:rPr>
-              <w:t>分别指定智能体与慢镜所用的大模型，可测试连接</w:t>
+              <w:t>选择场景与环境，防护关闭与防护开启两路真实智能体同时运行，左右对比结果；场景列表首组为推荐演示场景</w:t>
             </w:r>
           </w:p>
         </w:tc>
@@ -7454,7 +7469,7 @@
                 <w:b w:val="0"/>
                 <w:sz w:val="24"/>
               </w:rPr>
-              <w:t>攻防竞技场</w:t>
+              <w:t>自由对话</w:t>
             </w:r>
           </w:p>
         </w:tc>
@@ -7481,7 +7496,7 @@
                 <w:b w:val="0"/>
                 <w:sz w:val="24"/>
               </w:rPr>
-              <w:t>选择场景，防护关闭与防护开启两路真实智能体同时运行，左右对比结果</w:t>
+              <w:t>直接输入任务与追问，可选择开启或关闭防护</w:t>
             </w:r>
           </w:p>
         </w:tc>
@@ -7522,7 +7537,7 @@
                 <w:b w:val="0"/>
                 <w:sz w:val="24"/>
               </w:rPr>
-              <w:t>护航模式</w:t>
+              <w:t>溯源分析</w:t>
             </w:r>
           </w:p>
         </w:tc>
@@ -7549,7 +7564,7 @@
                 <w:b w:val="0"/>
                 <w:sz w:val="24"/>
               </w:rPr>
-              <w:t>在防护开启下运行单个任务，逐步展示计划、裁决与执行是否一致</w:t>
+              <w:t>查看来源、调用、裁决、溯源图与研判报告</w:t>
             </w:r>
           </w:p>
         </w:tc>
@@ -7590,7 +7605,7 @@
                 <w:b w:val="0"/>
                 <w:sz w:val="24"/>
               </w:rPr>
-              <w:t>溯源分析</w:t>
+              <w:t>运行记录</w:t>
             </w:r>
           </w:p>
         </w:tc>
@@ -7617,7 +7632,7 @@
                 <w:b w:val="0"/>
                 <w:sz w:val="24"/>
               </w:rPr>
-              <w:t>查看来源、调用、裁决、溯源图与研判报告</w:t>
+              <w:t>浏览 runs/ 下的全部运行证据</w:t>
             </w:r>
           </w:p>
         </w:tc>
@@ -7658,7 +7673,7 @@
                 <w:b w:val="0"/>
                 <w:sz w:val="24"/>
               </w:rPr>
-              <w:t>运行记录</w:t>
+              <w:t>模型设置</w:t>
             </w:r>
           </w:p>
         </w:tc>
@@ -7685,7 +7700,143 @@
                 <w:b w:val="0"/>
                 <w:sz w:val="24"/>
               </w:rPr>
-              <w:t>浏览 runs/ 下的全部运行证据</w:t>
+              <w:t>分别指定智能体与慢镜所用的大模型，可测试连接</w:t>
+            </w:r>
+          </w:p>
+        </w:tc>
+      </w:tr>
+      <w:tr>
+        <w:tblPrEx>
+          <w:tblCellMar>
+            <w:top w:w="50" w:type="dxa"/>
+            <w:left w:w="80" w:type="dxa"/>
+            <w:bottom w:w="50" w:type="dxa"/>
+            <w:right w:w="80" w:type="dxa"/>
+          </w:tblCellMar>
+        </w:tblPrEx>
+        <w:trPr>
+          <w:cantSplit/>
+          <w:jc w:val="center"/>
+        </w:trPr>
+        <w:tc>
+          <w:tcPr>
+            <w:tcW w:w="2070" w:type="dxa"/>
+            <w:tcBorders>
+              <w:top w:val="single" w:color="C9D1DD" w:sz="4" w:space="0"/>
+              <w:left w:val="nil"/>
+              <w:bottom w:val="single" w:color="1B2A49" w:sz="12" w:space="0"/>
+              <w:right w:val="nil"/>
+            </w:tcBorders>
+            <w:vAlign w:val="center"/>
+          </w:tcPr>
+          <w:p>
+            <w:pPr>
+              <w:snapToGrid w:val="0"/>
+              <w:spacing w:before="0" w:after="0" w:line="360" w:lineRule="auto"/>
+              <w:jc w:val="center"/>
+            </w:pPr>
+            <w:r>
+              <w:rPr>
+                <w:rFonts w:ascii="Times New Roman" w:hAnsi="Times New Roman" w:eastAsia="宋体" w:cs="Times New Roman"/>
+                <w:b w:val="0"/>
+                <w:sz w:val="24"/>
+              </w:rPr>
+              <w:t>攻防场景库</w:t>
+            </w:r>
+          </w:p>
+        </w:tc>
+        <w:tc>
+          <w:tcPr>
+            <w:tcW w:w="6661" w:type="dxa"/>
+            <w:tcBorders>
+              <w:top w:val="single" w:color="C9D1DD" w:sz="4" w:space="0"/>
+              <w:left w:val="nil"/>
+              <w:bottom w:val="single" w:color="1B2A49" w:sz="12" w:space="0"/>
+              <w:right w:val="nil"/>
+            </w:tcBorders>
+            <w:vAlign w:val="center"/>
+          </w:tcPr>
+          <w:p>
+            <w:pPr>
+              <w:snapToGrid w:val="0"/>
+              <w:spacing w:before="0" w:after="0" w:line="360" w:lineRule="auto"/>
+              <w:jc w:val="left"/>
+            </w:pPr>
+            <w:r>
+              <w:rPr>
+                <w:rFonts w:ascii="Times New Roman" w:hAnsi="Times New Roman" w:eastAsia="宋体" w:cs="Times New Roman"/>
+                <w:b w:val="0"/>
+                <w:sz w:val="24"/>
+              </w:rPr>
+              <w:t>浏览、复制、新建与导入攻防场景（任务、攻击载荷、注入渠道）</w:t>
+            </w:r>
+          </w:p>
+        </w:tc>
+      </w:tr>
+      <w:tr>
+        <w:tblPrEx>
+          <w:tblCellMar>
+            <w:top w:w="50" w:type="dxa"/>
+            <w:left w:w="80" w:type="dxa"/>
+            <w:bottom w:w="50" w:type="dxa"/>
+            <w:right w:w="80" w:type="dxa"/>
+          </w:tblCellMar>
+        </w:tblPrEx>
+        <w:trPr>
+          <w:cantSplit/>
+          <w:jc w:val="center"/>
+        </w:trPr>
+        <w:tc>
+          <w:tcPr>
+            <w:tcW w:w="2070" w:type="dxa"/>
+            <w:tcBorders>
+              <w:top w:val="single" w:color="C9D1DD" w:sz="4" w:space="0"/>
+              <w:left w:val="nil"/>
+              <w:bottom w:val="single" w:color="1B2A49" w:sz="12" w:space="0"/>
+              <w:right w:val="nil"/>
+            </w:tcBorders>
+            <w:vAlign w:val="center"/>
+          </w:tcPr>
+          <w:p>
+            <w:pPr>
+              <w:snapToGrid w:val="0"/>
+              <w:spacing w:before="0" w:after="0" w:line="360" w:lineRule="auto"/>
+              <w:jc w:val="center"/>
+            </w:pPr>
+            <w:r>
+              <w:rPr>
+                <w:rFonts w:ascii="Times New Roman" w:hAnsi="Times New Roman" w:eastAsia="宋体" w:cs="Times New Roman"/>
+                <w:b w:val="0"/>
+                <w:sz w:val="24"/>
+              </w:rPr>
+              <w:t>防御策略</w:t>
+            </w:r>
+          </w:p>
+        </w:tc>
+        <w:tc>
+          <w:tcPr>
+            <w:tcW w:w="6661" w:type="dxa"/>
+            <w:tcBorders>
+              <w:top w:val="single" w:color="C9D1DD" w:sz="4" w:space="0"/>
+              <w:left w:val="nil"/>
+              <w:bottom w:val="single" w:color="1B2A49" w:sz="12" w:space="0"/>
+              <w:right w:val="nil"/>
+            </w:tcBorders>
+            <w:vAlign w:val="center"/>
+          </w:tcPr>
+          <w:p>
+            <w:pPr>
+              <w:snapToGrid w:val="0"/>
+              <w:spacing w:before="0" w:after="0" w:line="360" w:lineRule="auto"/>
+              <w:jc w:val="left"/>
+            </w:pPr>
+            <w:r>
+              <w:rPr>
+                <w:rFonts w:ascii="Times New Roman" w:hAnsi="Times New Roman" w:eastAsia="宋体" w:cs="Times New Roman"/>
+                <w:b w:val="0"/>
+                <w:sz w:val="24"/>
+              </w:rPr>
+              <w:t>规则清单、各规则命中次数与当前决策模式</w:t>
             </w:r>
           </w:p>
         </w:tc>
@@ -7729,7 +7880,7 @@
           <w:rFonts w:ascii="Times New Roman" w:hAnsi="Times New Roman" w:eastAsia="宋体" w:cs="Times New Roman"/>
           <w:sz w:val="24"/>
         </w:rPr>
-        <w:t>裁决分为 ALLOW（放行）、ASK（挂起，等待人工审批）与 BLOCK（阻断）三类。某一步被挂起时，攻防竞技场与护航模式在该步骤旁显示批准与拒绝按钮，其他页面以审批卡片提示。</w:t>
+        <w:t>裁决分为 ALLOW（放行）、ASK（挂起，等待人工审批）与 BLOCK（阻断）三类。某一步被挂起时，“三步演示”页面在该步骤旁显示批准与拒绝按钮，其他页面以审批卡片提示。</w:t>
       </w:r>
       <w:r>
         <w:rPr>
@@ -7826,22 +7977,7 @@
           <w:rFonts w:ascii="Times New Roman" w:hAnsi="Times New Roman" w:eastAsia="宋体" w:cs="Times New Roman"/>
           <w:sz w:val="24"/>
         </w:rPr>
-        <w:t>若上游模型采用 Responses 接口且支持显式思考控制，可在“模型设置”中勾选相应选项（对应 provider.json 中的 reasoning_capable: true）。Pi 以关闭思考的模式启动，勾选该选项后，Pi 会向上游显式发送 reasoning.effort=none，避免服务端沿用默认的思考设置而产生较长的推理时间；接口不支持该参数时不应勾选。运行清单记录该配置，</w:t>
-      </w:r>
-      <w:r>
-        <w:rPr>
-          <w:rFonts w:ascii="Times New Roman" w:hAnsi="Times New Roman" w:eastAsia="宋体" w:cs="Times New Roman"/>
-          <w:b/>
-          <w:sz w:val="24"/>
-        </w:rPr>
-        <w:t>思考配置不同的实验结果应分别统计</w:t>
-      </w:r>
-      <w:r>
-        <w:rPr>
-          <w:rFonts w:ascii="Times New Roman" w:hAnsi="Times New Roman" w:eastAsia="宋体" w:cs="Times New Roman"/>
-          <w:sz w:val="24"/>
-        </w:rPr>
-        <w:t>。</w:t>
+        <w:t>若上游模型采用 Responses 接口且支持显式思考控制，“模型设置”中提供相应选项（对应 provider.json 中的 reasoning_capable）。勾选后，Pi 会向上游显式发送 reasoning.effort=none，可以缩短推理时间，但同时改变被测智能体的行为，使其对外部内容中指令的响应明显减少。复现评测结果或进行攻防演示时应保持不勾选，使智能体沿用服务端默认的思考设置；接口不支持该参数时亦不应勾选。运行清单记录该配置。</w:t>
       </w:r>
     </w:p>
     <w:p>
@@ -8099,8 +8235,9 @@
             <w:pPr>
               <w:snapToGrid w:val="0"/>
               <w:spacing w:before="0" w:after="0" w:line="360" w:lineRule="auto"/>
-              <w:jc w:val="left"/>
-            </w:pPr>
+              <w:jc w:val="center"/>
+            </w:pPr>
+            <w:bookmarkStart w:id="23" w:name="_GoBack" w:colFirst="0" w:colLast="0"/>
             <w:r>
               <w:rPr>
                 <w:rFonts w:ascii="Times New Roman" w:hAnsi="Times New Roman" w:eastAsia="宋体" w:cs="Times New Roman"/>
@@ -8194,7 +8331,7 @@
             <w:pPr>
               <w:snapToGrid w:val="0"/>
               <w:spacing w:before="0" w:after="0" w:line="360" w:lineRule="auto"/>
-              <w:jc w:val="left"/>
+              <w:jc w:val="center"/>
             </w:pPr>
             <w:r>
               <w:rPr>
@@ -8289,7 +8426,7 @@
             <w:pPr>
               <w:snapToGrid w:val="0"/>
               <w:spacing w:before="0" w:after="0" w:line="360" w:lineRule="auto"/>
-              <w:jc w:val="left"/>
+              <w:jc w:val="center"/>
             </w:pPr>
             <w:r>
               <w:rPr>
@@ -8479,6 +8616,33 @@
             <w:pPr>
               <w:snapToGrid w:val="0"/>
               <w:spacing w:before="0" w:after="0" w:line="360" w:lineRule="auto"/>
+              <w:jc w:val="center"/>
+            </w:pPr>
+            <w:r>
+              <w:rPr>
+                <w:rFonts w:ascii="Times New Roman" w:hAnsi="Times New Roman" w:eastAsia="宋体" w:cs="Times New Roman"/>
+                <w:b w:val="0"/>
+                <w:sz w:val="24"/>
+              </w:rPr>
+              <w:t>端口 8768 被占用</w:t>
+            </w:r>
+          </w:p>
+        </w:tc>
+        <w:tc>
+          <w:tcPr>
+            <w:tcW w:w="3077" w:type="dxa"/>
+            <w:tcBorders>
+              <w:top w:val="single" w:color="C9D1DD" w:sz="4" w:space="0"/>
+              <w:left w:val="nil"/>
+              <w:bottom w:val="single" w:color="1B2A49" w:sz="12" w:space="0"/>
+              <w:right w:val="nil"/>
+            </w:tcBorders>
+            <w:vAlign w:val="center"/>
+          </w:tcPr>
+          <w:p>
+            <w:pPr>
+              <w:snapToGrid w:val="0"/>
+              <w:spacing w:before="0" w:after="0" w:line="360" w:lineRule="auto"/>
               <w:jc w:val="left"/>
             </w:pPr>
             <w:r>
@@ -8487,7 +8651,7 @@
                 <w:b w:val="0"/>
                 <w:sz w:val="24"/>
               </w:rPr>
-              <w:t>端口 8768 被占用</w:t>
+              <w:t>其他程序占用该端口</w:t>
             </w:r>
           </w:p>
         </w:tc>
@@ -8514,38 +8678,12 @@
                 <w:b w:val="0"/>
                 <w:sz w:val="24"/>
               </w:rPr>
-              <w:t>其他程序占用该端口</w:t>
-            </w:r>
-          </w:p>
-        </w:tc>
-        <w:tc>
-          <w:tcPr>
-            <w:tcW w:w="3077" w:type="dxa"/>
-            <w:tcBorders>
-              <w:top w:val="single" w:color="C9D1DD" w:sz="4" w:space="0"/>
-              <w:left w:val="nil"/>
-              <w:bottom w:val="single" w:color="1B2A49" w:sz="12" w:space="0"/>
-              <w:right w:val="nil"/>
-            </w:tcBorders>
-            <w:vAlign w:val="center"/>
-          </w:tcPr>
-          <w:p>
-            <w:pPr>
-              <w:snapToGrid w:val="0"/>
-              <w:spacing w:before="0" w:after="0" w:line="360" w:lineRule="auto"/>
-              <w:jc w:val="left"/>
-            </w:pPr>
-            <w:r>
-              <w:rPr>
-                <w:rFonts w:ascii="Times New Roman" w:hAnsi="Times New Roman" w:eastAsia="宋体" w:cs="Times New Roman"/>
-                <w:b w:val="0"/>
-                <w:sz w:val="24"/>
-              </w:rPr>
               <w:t>Linux 下设置环境变量 PORT，Windows 下使用 start-console.bat --port &lt;端口&gt;</w:t>
             </w:r>
           </w:p>
         </w:tc>
       </w:tr>
+      <w:bookmarkEnd w:id="23"/>
     </w:tbl>
     <w:p>
       <w:pPr>
@@ -8610,7 +8748,7 @@
           <w:b w:val="0"/>
           <w:sz w:val="24"/>
         </w:rPr>
-        <w:t>进入“攻防竞技场”，选择场景与环境后点击“开始双路对决”，即可对同一任务同时运行防护关闭和开启两路。直接输入样例以 di- 开头，其中 di-context、di-role、di-privilege 分别对应上下文劫持、角色伪装和越权声明；di-benign 为相近正常输入。</w:t>
+        <w:t>进入“三步演示”，选择场景与环境后点击“开始双路对决”，即可对同一任务同时运行防护关闭和开启两路。直接输入样例以 di- 开头，其中 di-context、di-role、di-privilege 分别对应上下文劫持、角色伪装和越权声明；di-benign 为相近正常输入。</w:t>
       </w:r>
       <w:r>
         <w:rPr>
@@ -9030,7 +9168,7 @@
     <w:lsdException w:qFormat="1" w:unhideWhenUsed="0" w:uiPriority="0" w:semiHidden="0" w:name="Title"/>
     <w:lsdException w:unhideWhenUsed="0" w:uiPriority="0" w:semiHidden="0" w:name="Closing"/>
     <w:lsdException w:unhideWhenUsed="0" w:uiPriority="0" w:semiHidden="0" w:name="Signature"/>
-    <w:lsdException w:unhideWhenUsed="0" w:uiPriority="0" w:name="Default Paragraph Font"/>
+    <w:lsdException w:qFormat="1" w:unhideWhenUsed="0" w:uiPriority="0" w:name="Default Paragraph Font"/>
     <w:lsdException w:unhideWhenUsed="0" w:uiPriority="0" w:semiHidden="0" w:name="Body Text"/>
     <w:lsdException w:unhideWhenUsed="0" w:uiPriority="0" w:semiHidden="0" w:name="Body Text Indent"/>
     <w:lsdException w:unhideWhenUsed="0" w:uiPriority="0" w:semiHidden="0" w:name="List Continue"/>
@@ -9261,6 +9399,7 @@
   <w:style w:type="character" w:default="1" w:styleId="11">
     <w:name w:val="Default Paragraph Font"/>
     <w:semiHidden/>
+    <w:qFormat/>
     <w:uiPriority w:val="0"/>
   </w:style>
   <w:style w:type="table" w:default="1" w:styleId="9">
